--- a/Web_Development Notes Scratch to pro.docx
+++ b/Web_Development Notes Scratch to pro.docx
@@ -366,7 +366,7 @@
           <w:color w:val="434343"/>
         </w:rPr>
         <w:sectPr>
-          <w:headerReference w:type="default" r:id="rId7"/>
+          <w:headerReference w:type="default" r:id="rId8"/>
           <w:pgSz w:w="11909" w:h="16834"/>
           <w:pgMar w:top="1440" w:right="1440" w:bottom="1440" w:left="1559" w:header="720" w:footer="720" w:gutter="0"/>
           <w:pgNumType w:start="1"/>
@@ -4340,7 +4340,7 @@
       <w:r>
         <w:t xml:space="preserve"> links and whatever in that </w:t>
       </w:r>
-      <w:hyperlink r:id="rId8">
+      <w:hyperlink r:id="rId9">
         <w:r>
           <w:rPr>
             <w:color w:val="1155CC"/>
@@ -6666,7 +6666,7 @@
         </w:rPr>
         <w:t xml:space="preserve"> in HTML stands for Scalable Vector Graphics. It acts as a dedicated container used to draw two-dimensional, vector-based graphics directly inside a webpage. [</w:t>
       </w:r>
-      <w:hyperlink r:id="rId9" w:history="1">
+      <w:hyperlink r:id="rId10" w:history="1">
         <w:r>
           <w:rPr>
             <w:rFonts w:eastAsia="Times New Roman"/>
@@ -6686,7 +6686,7 @@
         </w:rPr>
         <w:t xml:space="preserve">, </w:t>
       </w:r>
-      <w:hyperlink r:id="rId10" w:history="1">
+      <w:hyperlink r:id="rId11" w:history="1">
         <w:r>
           <w:rPr>
             <w:rFonts w:eastAsia="Times New Roman"/>
@@ -6706,7 +6706,7 @@
         </w:rPr>
         <w:t xml:space="preserve">, </w:t>
       </w:r>
-      <w:hyperlink r:id="rId11" w:history="1">
+      <w:hyperlink r:id="rId12" w:history="1">
         <w:r>
           <w:rPr>
             <w:rFonts w:eastAsia="Times New Roman"/>
@@ -6726,7 +6726,7 @@
         </w:rPr>
         <w:t xml:space="preserve">, </w:t>
       </w:r>
-      <w:hyperlink r:id="rId12" w:history="1">
+      <w:hyperlink r:id="rId13" w:history="1">
         <w:r>
           <w:rPr>
             <w:rFonts w:eastAsia="Times New Roman"/>
@@ -6800,7 +6800,7 @@
         </w:rPr>
         <w:t>. [</w:t>
       </w:r>
-      <w:hyperlink r:id="rId13" w:history="1">
+      <w:hyperlink r:id="rId14" w:history="1">
         <w:r>
           <w:rPr>
             <w:rFonts w:eastAsia="Times New Roman"/>
@@ -6820,7 +6820,7 @@
         </w:rPr>
         <w:t xml:space="preserve">, </w:t>
       </w:r>
-      <w:hyperlink r:id="rId14" w:history="1">
+      <w:hyperlink r:id="rId15" w:history="1">
         <w:r>
           <w:rPr>
             <w:rFonts w:eastAsia="Times New Roman"/>
@@ -6840,7 +6840,7 @@
         </w:rPr>
         <w:t xml:space="preserve">, </w:t>
       </w:r>
-      <w:hyperlink r:id="rId15" w:history="1">
+      <w:hyperlink r:id="rId16" w:history="1">
         <w:r>
           <w:rPr>
             <w:rFonts w:eastAsia="Times New Roman"/>
@@ -6860,7 +6860,7 @@
         </w:rPr>
         <w:t xml:space="preserve">, </w:t>
       </w:r>
-      <w:hyperlink r:id="rId16" w:history="1">
+      <w:hyperlink r:id="rId17" w:history="1">
         <w:r>
           <w:rPr>
             <w:rFonts w:eastAsia="Times New Roman"/>
@@ -6880,7 +6880,7 @@
         </w:rPr>
         <w:t xml:space="preserve">, </w:t>
       </w:r>
-      <w:hyperlink r:id="rId17" w:history="1">
+      <w:hyperlink r:id="rId18" w:history="1">
         <w:r>
           <w:rPr>
             <w:rFonts w:eastAsia="Times New Roman"/>
@@ -6900,7 +6900,7 @@
         </w:rPr>
         <w:t xml:space="preserve">, </w:t>
       </w:r>
-      <w:hyperlink r:id="rId18" w:history="1">
+      <w:hyperlink r:id="rId19" w:history="1">
         <w:r>
           <w:rPr>
             <w:rFonts w:eastAsia="Times New Roman"/>
@@ -9121,6 +9121,3221 @@
           <w:sz w:val="24"/>
           <w:szCs w:val="24"/>
         </w:rPr>
+      </w:pPr>
+    </w:p>
+    <w:p>
+      <w:pPr>
+        <w:rPr>
+          <w:sz w:val="24"/>
+          <w:szCs w:val="24"/>
+        </w:rPr>
+      </w:pPr>
+    </w:p>
+    <w:p>
+      <w:pPr>
+        <w:pStyle w:val="NoSpacing"/>
+        <w:rPr>
+          <w:b/>
+        </w:rPr>
+      </w:pPr>
+      <w:r>
+        <w:rPr>
+          <w:b/>
+        </w:rPr>
+        <w:lastRenderedPageBreak/>
+        <w:t>Date</w:t>
+      </w:r>
+      <w:proofErr w:type="gramStart"/>
+      <w:r>
+        <w:rPr>
+          <w:b/>
+        </w:rPr>
+        <w:t>:28</w:t>
+      </w:r>
+      <w:proofErr w:type="gramEnd"/>
+      <w:r>
+        <w:rPr>
+          <w:b/>
+        </w:rPr>
+        <w:t xml:space="preserve"> sep,2026</w:t>
+      </w:r>
+    </w:p>
+    <w:p>
+      <w:pPr>
+        <w:pStyle w:val="NoSpacing"/>
+        <w:rPr>
+          <w:b/>
+        </w:rPr>
+      </w:pPr>
+    </w:p>
+    <w:p>
+      <w:pPr>
+        <w:rPr>
+          <w:rFonts w:ascii="Bodoni MT Black" w:hAnsi="Bodoni MT Black"/>
+          <w:b/>
+          <w:sz w:val="36"/>
+          <w:szCs w:val="36"/>
+        </w:rPr>
+      </w:pPr>
+      <w:proofErr w:type="spellStart"/>
+      <w:r>
+        <w:rPr>
+          <w:rFonts w:ascii="Bodoni MT Black" w:hAnsi="Bodoni MT Black"/>
+          <w:b/>
+          <w:sz w:val="36"/>
+          <w:szCs w:val="36"/>
+        </w:rPr>
+        <w:t>Css</w:t>
+      </w:r>
+      <w:proofErr w:type="spellEnd"/>
+      <w:r>
+        <w:rPr>
+          <w:rFonts w:ascii="Bodoni MT Black" w:hAnsi="Bodoni MT Black"/>
+          <w:b/>
+          <w:sz w:val="36"/>
+          <w:szCs w:val="36"/>
+        </w:rPr>
+        <w:t xml:space="preserve"> selectors</w:t>
+      </w:r>
+      <w:r>
+        <w:rPr>
+          <w:rFonts w:ascii="Bodoni MT Black" w:hAnsi="Bodoni MT Black"/>
+          <w:b/>
+          <w:sz w:val="36"/>
+          <w:szCs w:val="36"/>
+        </w:rPr>
+        <w:t>:</w:t>
+      </w:r>
+    </w:p>
+    <w:p>
+      <w:pPr>
+        <w:pStyle w:val="NoSpacing"/>
+      </w:pPr>
+      <w:r>
+        <w:t xml:space="preserve">    </w:t>
+      </w:r>
+      <w:proofErr w:type="spellStart"/>
+      <w:r>
+        <w:t>Selecters</w:t>
+      </w:r>
+      <w:proofErr w:type="spellEnd"/>
+      <w:r>
+        <w:t xml:space="preserve"> are those </w:t>
+      </w:r>
+      <w:proofErr w:type="gramStart"/>
+      <w:r>
+        <w:t>that  are</w:t>
+      </w:r>
+      <w:proofErr w:type="gramEnd"/>
+      <w:r>
+        <w:t xml:space="preserve"> select to apply the style by using the </w:t>
+      </w:r>
+      <w:proofErr w:type="spellStart"/>
+      <w:r>
+        <w:t>css</w:t>
+      </w:r>
+      <w:proofErr w:type="spellEnd"/>
+      <w:r>
+        <w:t>.</w:t>
+      </w:r>
+    </w:p>
+    <w:p>
+      <w:pPr>
+        <w:pStyle w:val="NoSpacing"/>
+      </w:pPr>
+      <w:r>
+        <w:t xml:space="preserve">There are many </w:t>
+      </w:r>
+      <w:proofErr w:type="spellStart"/>
+      <w:r>
+        <w:t>selecters</w:t>
+      </w:r>
+      <w:proofErr w:type="spellEnd"/>
+      <w:r>
+        <w:t xml:space="preserve"> </w:t>
+      </w:r>
+      <w:r>
+        <w:t xml:space="preserve">in the </w:t>
+      </w:r>
+      <w:proofErr w:type="spellStart"/>
+      <w:r>
+        <w:t>css</w:t>
+      </w:r>
+      <w:proofErr w:type="spellEnd"/>
+    </w:p>
+    <w:p>
+      <w:pPr>
+        <w:pStyle w:val="NoSpacing"/>
+      </w:pPr>
+      <w:r>
+        <w:t xml:space="preserve"> </w:t>
+      </w:r>
+      <w:proofErr w:type="spellStart"/>
+      <w:r>
+        <w:t>Selecters</w:t>
+      </w:r>
+      <w:proofErr w:type="spellEnd"/>
+      <w:r>
+        <w:t xml:space="preserve"> are used to design are apply changes to the specific </w:t>
+      </w:r>
+      <w:proofErr w:type="gramStart"/>
+      <w:r>
+        <w:t>point .</w:t>
+      </w:r>
+      <w:proofErr w:type="gramEnd"/>
+      <w:r>
+        <w:t xml:space="preserve"> </w:t>
+      </w:r>
+    </w:p>
+    <w:p>
+      <w:pPr>
+        <w:shd w:val="clear" w:color="auto" w:fill="00002C"/>
+        <w:spacing w:line="285" w:lineRule="atLeast"/>
+        <w:rPr>
+          <w:rFonts w:ascii="Consolas" w:eastAsia="Times New Roman" w:hAnsi="Consolas" w:cs="Times New Roman"/>
+          <w:color w:val="FFFFFF"/>
+          <w:sz w:val="21"/>
+          <w:szCs w:val="21"/>
+        </w:rPr>
+      </w:pPr>
+      <w:r>
+        <w:rPr>
+          <w:rFonts w:ascii="Consolas" w:eastAsia="Times New Roman" w:hAnsi="Consolas" w:cs="Times New Roman"/>
+          <w:color w:val="FFFFFF"/>
+          <w:sz w:val="21"/>
+          <w:szCs w:val="21"/>
+        </w:rPr>
+        <w:t> &lt;</w:t>
+      </w:r>
+      <w:proofErr w:type="gramStart"/>
+      <w:r>
+        <w:rPr>
+          <w:rFonts w:ascii="Consolas" w:eastAsia="Times New Roman" w:hAnsi="Consolas" w:cs="Times New Roman"/>
+          <w:color w:val="FF0077"/>
+          <w:sz w:val="21"/>
+          <w:szCs w:val="21"/>
+        </w:rPr>
+        <w:t>style</w:t>
+      </w:r>
+      <w:proofErr w:type="gramEnd"/>
+      <w:r>
+        <w:rPr>
+          <w:rFonts w:ascii="Consolas" w:eastAsia="Times New Roman" w:hAnsi="Consolas" w:cs="Times New Roman"/>
+          <w:color w:val="FFFFFF"/>
+          <w:sz w:val="21"/>
+          <w:szCs w:val="21"/>
+        </w:rPr>
+        <w:t>&gt;</w:t>
+      </w:r>
+    </w:p>
+    <w:p>
+      <w:pPr>
+        <w:shd w:val="clear" w:color="auto" w:fill="00002C"/>
+        <w:spacing w:line="285" w:lineRule="atLeast"/>
+        <w:rPr>
+          <w:rFonts w:ascii="Consolas" w:eastAsia="Times New Roman" w:hAnsi="Consolas" w:cs="Times New Roman"/>
+          <w:color w:val="FFFFFF"/>
+          <w:sz w:val="21"/>
+          <w:szCs w:val="21"/>
+        </w:rPr>
+      </w:pPr>
+      <w:r>
+        <w:rPr>
+          <w:rFonts w:ascii="Consolas" w:eastAsia="Times New Roman" w:hAnsi="Consolas" w:cs="Times New Roman"/>
+          <w:color w:val="FFFFFF"/>
+          <w:sz w:val="21"/>
+          <w:szCs w:val="21"/>
+        </w:rPr>
+        <w:t xml:space="preserve">        </w:t>
+      </w:r>
+      <w:proofErr w:type="gramStart"/>
+      <w:r>
+        <w:rPr>
+          <w:rFonts w:ascii="Consolas" w:eastAsia="Times New Roman" w:hAnsi="Consolas" w:cs="Times New Roman"/>
+          <w:color w:val="FF0077"/>
+          <w:sz w:val="21"/>
+          <w:szCs w:val="21"/>
+        </w:rPr>
+        <w:t>div</w:t>
+      </w:r>
+      <w:r>
+        <w:rPr>
+          <w:rFonts w:ascii="Consolas" w:eastAsia="Times New Roman" w:hAnsi="Consolas" w:cs="Times New Roman"/>
+          <w:color w:val="FFFFFF"/>
+          <w:sz w:val="21"/>
+          <w:szCs w:val="21"/>
+        </w:rPr>
+        <w:t>{</w:t>
+      </w:r>
+      <w:proofErr w:type="gramEnd"/>
+    </w:p>
+    <w:p>
+      <w:pPr>
+        <w:shd w:val="clear" w:color="auto" w:fill="00002C"/>
+        <w:spacing w:line="285" w:lineRule="atLeast"/>
+        <w:rPr>
+          <w:rFonts w:ascii="Consolas" w:eastAsia="Times New Roman" w:hAnsi="Consolas" w:cs="Times New Roman"/>
+          <w:color w:val="FFFFFF"/>
+          <w:sz w:val="21"/>
+          <w:szCs w:val="21"/>
+        </w:rPr>
+      </w:pPr>
+      <w:r>
+        <w:rPr>
+          <w:rFonts w:ascii="Consolas" w:eastAsia="Times New Roman" w:hAnsi="Consolas" w:cs="Times New Roman"/>
+          <w:color w:val="FFFFFF"/>
+          <w:sz w:val="21"/>
+          <w:szCs w:val="21"/>
+        </w:rPr>
+        <w:t xml:space="preserve">            </w:t>
+      </w:r>
+      <w:proofErr w:type="gramStart"/>
+      <w:r>
+        <w:rPr>
+          <w:rFonts w:ascii="Consolas" w:eastAsia="Times New Roman" w:hAnsi="Consolas" w:cs="Times New Roman"/>
+          <w:color w:val="FFFFFF"/>
+          <w:sz w:val="21"/>
+          <w:szCs w:val="21"/>
+        </w:rPr>
+        <w:t>color</w:t>
+      </w:r>
+      <w:proofErr w:type="gramEnd"/>
+      <w:r>
+        <w:rPr>
+          <w:rFonts w:ascii="Consolas" w:eastAsia="Times New Roman" w:hAnsi="Consolas" w:cs="Times New Roman"/>
+          <w:color w:val="FFFFFF"/>
+          <w:sz w:val="21"/>
+          <w:szCs w:val="21"/>
+        </w:rPr>
+        <w:t xml:space="preserve">: </w:t>
+      </w:r>
+      <w:r>
+        <w:rPr>
+          <w:rFonts w:ascii="Consolas" w:eastAsia="Times New Roman" w:hAnsi="Consolas" w:cs="Times New Roman"/>
+          <w:color w:val="FF7E34"/>
+          <w:sz w:val="21"/>
+          <w:szCs w:val="21"/>
+        </w:rPr>
+        <w:t>aqua</w:t>
+      </w:r>
+      <w:r>
+        <w:rPr>
+          <w:rFonts w:ascii="Consolas" w:eastAsia="Times New Roman" w:hAnsi="Consolas" w:cs="Times New Roman"/>
+          <w:color w:val="FFFFFF"/>
+          <w:sz w:val="21"/>
+          <w:szCs w:val="21"/>
+        </w:rPr>
+        <w:t>;</w:t>
+      </w:r>
+    </w:p>
+    <w:p>
+      <w:pPr>
+        <w:shd w:val="clear" w:color="auto" w:fill="00002C"/>
+        <w:spacing w:line="285" w:lineRule="atLeast"/>
+        <w:rPr>
+          <w:rFonts w:ascii="Consolas" w:eastAsia="Times New Roman" w:hAnsi="Consolas" w:cs="Times New Roman"/>
+          <w:color w:val="FFFFFF"/>
+          <w:sz w:val="21"/>
+          <w:szCs w:val="21"/>
+        </w:rPr>
+      </w:pPr>
+      <w:r>
+        <w:rPr>
+          <w:rFonts w:ascii="Consolas" w:eastAsia="Times New Roman" w:hAnsi="Consolas" w:cs="Times New Roman"/>
+          <w:color w:val="FFFFFF"/>
+          <w:sz w:val="21"/>
+          <w:szCs w:val="21"/>
+        </w:rPr>
+        <w:t>        }</w:t>
+      </w:r>
+    </w:p>
+    <w:p>
+      <w:pPr>
+        <w:pStyle w:val="NoSpacing"/>
+      </w:pPr>
+      <w:r>
+        <w:t xml:space="preserve">See this example here we use the style to give </w:t>
+      </w:r>
+      <w:proofErr w:type="spellStart"/>
+      <w:r>
+        <w:t>colour</w:t>
+      </w:r>
+      <w:proofErr w:type="spellEnd"/>
+      <w:r>
+        <w:t xml:space="preserve"> and  mentioned that which is in the div give the color aqua but the drawback of this is the if we made the another div is automatically got this color . </w:t>
+      </w:r>
+      <w:proofErr w:type="gramStart"/>
+      <w:r>
+        <w:t>which</w:t>
+      </w:r>
+      <w:proofErr w:type="gramEnd"/>
+      <w:r>
+        <w:t xml:space="preserve"> maybe we don’t want so at this condition we use the selectors to assign the specific thing to specific type.</w:t>
+      </w:r>
+    </w:p>
+    <w:p>
+      <w:pPr>
+        <w:shd w:val="clear" w:color="auto" w:fill="00002C"/>
+        <w:spacing w:line="285" w:lineRule="atLeast"/>
+        <w:rPr>
+          <w:rFonts w:ascii="Consolas" w:eastAsia="Times New Roman" w:hAnsi="Consolas" w:cs="Times New Roman"/>
+          <w:color w:val="FFFFFF"/>
+          <w:sz w:val="21"/>
+          <w:szCs w:val="21"/>
+        </w:rPr>
+      </w:pPr>
+      <w:r>
+        <w:rPr>
+          <w:rFonts w:ascii="Consolas" w:eastAsia="Times New Roman" w:hAnsi="Consolas" w:cs="Times New Roman"/>
+          <w:color w:val="FFFFFF"/>
+          <w:sz w:val="21"/>
+          <w:szCs w:val="21"/>
+        </w:rPr>
+        <w:t> &lt;</w:t>
+      </w:r>
+      <w:r>
+        <w:rPr>
+          <w:rFonts w:ascii="Consolas" w:eastAsia="Times New Roman" w:hAnsi="Consolas" w:cs="Times New Roman"/>
+          <w:color w:val="FF0077"/>
+          <w:sz w:val="21"/>
+          <w:szCs w:val="21"/>
+        </w:rPr>
+        <w:t>div</w:t>
+      </w:r>
+      <w:r>
+        <w:rPr>
+          <w:rFonts w:ascii="Consolas" w:eastAsia="Times New Roman" w:hAnsi="Consolas" w:cs="Times New Roman"/>
+          <w:color w:val="FFFFFF"/>
+          <w:sz w:val="21"/>
+          <w:szCs w:val="21"/>
+        </w:rPr>
+        <w:t xml:space="preserve"> </w:t>
+      </w:r>
+      <w:r>
+        <w:rPr>
+          <w:rFonts w:ascii="Consolas" w:eastAsia="Times New Roman" w:hAnsi="Consolas" w:cs="Times New Roman"/>
+          <w:color w:val="00FFF2"/>
+          <w:sz w:val="21"/>
+          <w:szCs w:val="21"/>
+        </w:rPr>
+        <w:t>class</w:t>
+      </w:r>
+      <w:r>
+        <w:rPr>
+          <w:rFonts w:ascii="Consolas" w:eastAsia="Times New Roman" w:hAnsi="Consolas" w:cs="Times New Roman"/>
+          <w:color w:val="FFFFFF"/>
+          <w:sz w:val="21"/>
+          <w:szCs w:val="21"/>
+        </w:rPr>
+        <w:t xml:space="preserve"> = "</w:t>
+      </w:r>
+      <w:r>
+        <w:rPr>
+          <w:rFonts w:ascii="Consolas" w:eastAsia="Times New Roman" w:hAnsi="Consolas" w:cs="Times New Roman"/>
+          <w:color w:val="EEFF00"/>
+          <w:sz w:val="21"/>
+          <w:szCs w:val="21"/>
+        </w:rPr>
+        <w:t>red</w:t>
+      </w:r>
+      <w:r>
+        <w:rPr>
+          <w:rFonts w:ascii="Consolas" w:eastAsia="Times New Roman" w:hAnsi="Consolas" w:cs="Times New Roman"/>
+          <w:color w:val="FFFFFF"/>
+          <w:sz w:val="21"/>
+          <w:szCs w:val="21"/>
+        </w:rPr>
+        <w:t>"&gt;</w:t>
+      </w:r>
+    </w:p>
+    <w:p>
+      <w:pPr>
+        <w:shd w:val="clear" w:color="auto" w:fill="00002C"/>
+        <w:spacing w:line="285" w:lineRule="atLeast"/>
+        <w:rPr>
+          <w:rFonts w:ascii="Consolas" w:eastAsia="Times New Roman" w:hAnsi="Consolas" w:cs="Times New Roman"/>
+          <w:color w:val="FFFFFF"/>
+          <w:sz w:val="21"/>
+          <w:szCs w:val="21"/>
+        </w:rPr>
+      </w:pPr>
+      <w:r>
+        <w:rPr>
+          <w:rFonts w:ascii="Consolas" w:eastAsia="Times New Roman" w:hAnsi="Consolas" w:cs="Times New Roman"/>
+          <w:color w:val="FFFFFF"/>
+          <w:sz w:val="21"/>
+          <w:szCs w:val="21"/>
+        </w:rPr>
+        <w:t>    I am a div &lt;/</w:t>
+      </w:r>
+      <w:r>
+        <w:rPr>
+          <w:rFonts w:ascii="Consolas" w:eastAsia="Times New Roman" w:hAnsi="Consolas" w:cs="Times New Roman"/>
+          <w:color w:val="FF0077"/>
+          <w:sz w:val="21"/>
+          <w:szCs w:val="21"/>
+        </w:rPr>
+        <w:t>div</w:t>
+      </w:r>
+      <w:r>
+        <w:rPr>
+          <w:rFonts w:ascii="Consolas" w:eastAsia="Times New Roman" w:hAnsi="Consolas" w:cs="Times New Roman"/>
+          <w:color w:val="FFFFFF"/>
+          <w:sz w:val="21"/>
+          <w:szCs w:val="21"/>
+        </w:rPr>
+        <w:t>&gt;</w:t>
+      </w:r>
+    </w:p>
+    <w:p>
+      <w:pPr>
+        <w:pStyle w:val="NoSpacing"/>
+      </w:pPr>
+    </w:p>
+    <w:p>
+      <w:pPr>
+        <w:shd w:val="clear" w:color="auto" w:fill="00002C"/>
+        <w:spacing w:line="285" w:lineRule="atLeast"/>
+        <w:rPr>
+          <w:rFonts w:ascii="Consolas" w:eastAsia="Times New Roman" w:hAnsi="Consolas" w:cs="Times New Roman"/>
+          <w:color w:val="FFFFFF"/>
+          <w:sz w:val="21"/>
+          <w:szCs w:val="21"/>
+        </w:rPr>
+      </w:pPr>
+      <w:r>
+        <w:rPr>
+          <w:rFonts w:ascii="Consolas" w:eastAsia="Times New Roman" w:hAnsi="Consolas" w:cs="Times New Roman"/>
+          <w:color w:val="FFFFFF"/>
+          <w:sz w:val="21"/>
+          <w:szCs w:val="21"/>
+        </w:rPr>
+        <w:t>  &lt;</w:t>
+      </w:r>
+      <w:proofErr w:type="gramStart"/>
+      <w:r>
+        <w:rPr>
+          <w:rFonts w:ascii="Consolas" w:eastAsia="Times New Roman" w:hAnsi="Consolas" w:cs="Times New Roman"/>
+          <w:color w:val="FF0077"/>
+          <w:sz w:val="21"/>
+          <w:szCs w:val="21"/>
+        </w:rPr>
+        <w:t>style</w:t>
+      </w:r>
+      <w:proofErr w:type="gramEnd"/>
+      <w:r>
+        <w:rPr>
+          <w:rFonts w:ascii="Consolas" w:eastAsia="Times New Roman" w:hAnsi="Consolas" w:cs="Times New Roman"/>
+          <w:color w:val="FFFFFF"/>
+          <w:sz w:val="21"/>
+          <w:szCs w:val="21"/>
+        </w:rPr>
+        <w:t>&gt;</w:t>
+      </w:r>
+    </w:p>
+    <w:p>
+      <w:pPr>
+        <w:shd w:val="clear" w:color="auto" w:fill="00002C"/>
+        <w:spacing w:line="285" w:lineRule="atLeast"/>
+        <w:rPr>
+          <w:rFonts w:ascii="Consolas" w:eastAsia="Times New Roman" w:hAnsi="Consolas" w:cs="Times New Roman"/>
+          <w:color w:val="FFFFFF"/>
+          <w:sz w:val="21"/>
+          <w:szCs w:val="21"/>
+        </w:rPr>
+      </w:pPr>
+      <w:r>
+        <w:rPr>
+          <w:rFonts w:ascii="Consolas" w:eastAsia="Times New Roman" w:hAnsi="Consolas" w:cs="Times New Roman"/>
+          <w:color w:val="FFFFFF"/>
+          <w:sz w:val="21"/>
+          <w:szCs w:val="21"/>
+        </w:rPr>
+        <w:t xml:space="preserve">        </w:t>
+      </w:r>
+      <w:r>
+        <w:rPr>
+          <w:rFonts w:ascii="Consolas" w:eastAsia="Times New Roman" w:hAnsi="Consolas" w:cs="Times New Roman"/>
+          <w:i/>
+          <w:iCs/>
+          <w:color w:val="838383"/>
+          <w:sz w:val="21"/>
+          <w:szCs w:val="21"/>
+        </w:rPr>
+        <w:t xml:space="preserve">/* </w:t>
+      </w:r>
+      <w:proofErr w:type="gramStart"/>
+      <w:r>
+        <w:rPr>
+          <w:rFonts w:ascii="Consolas" w:eastAsia="Times New Roman" w:hAnsi="Consolas" w:cs="Times New Roman"/>
+          <w:i/>
+          <w:iCs/>
+          <w:color w:val="838383"/>
+          <w:sz w:val="21"/>
+          <w:szCs w:val="21"/>
+        </w:rPr>
+        <w:t>div{</w:t>
+      </w:r>
+      <w:proofErr w:type="gramEnd"/>
+    </w:p>
+    <w:p>
+      <w:pPr>
+        <w:shd w:val="clear" w:color="auto" w:fill="00002C"/>
+        <w:spacing w:line="285" w:lineRule="atLeast"/>
+        <w:rPr>
+          <w:rFonts w:ascii="Consolas" w:eastAsia="Times New Roman" w:hAnsi="Consolas" w:cs="Times New Roman"/>
+          <w:color w:val="FFFFFF"/>
+          <w:sz w:val="21"/>
+          <w:szCs w:val="21"/>
+        </w:rPr>
+      </w:pPr>
+      <w:r>
+        <w:rPr>
+          <w:rFonts w:ascii="Consolas" w:eastAsia="Times New Roman" w:hAnsi="Consolas" w:cs="Times New Roman"/>
+          <w:i/>
+          <w:iCs/>
+          <w:color w:val="838383"/>
+          <w:sz w:val="21"/>
+          <w:szCs w:val="21"/>
+        </w:rPr>
+        <w:t xml:space="preserve">            </w:t>
+      </w:r>
+      <w:proofErr w:type="gramStart"/>
+      <w:r>
+        <w:rPr>
+          <w:rFonts w:ascii="Consolas" w:eastAsia="Times New Roman" w:hAnsi="Consolas" w:cs="Times New Roman"/>
+          <w:i/>
+          <w:iCs/>
+          <w:color w:val="838383"/>
+          <w:sz w:val="21"/>
+          <w:szCs w:val="21"/>
+        </w:rPr>
+        <w:t>color</w:t>
+      </w:r>
+      <w:proofErr w:type="gramEnd"/>
+      <w:r>
+        <w:rPr>
+          <w:rFonts w:ascii="Consolas" w:eastAsia="Times New Roman" w:hAnsi="Consolas" w:cs="Times New Roman"/>
+          <w:i/>
+          <w:iCs/>
+          <w:color w:val="838383"/>
+          <w:sz w:val="21"/>
+          <w:szCs w:val="21"/>
+        </w:rPr>
+        <w:t>: aqua;</w:t>
+      </w:r>
+    </w:p>
+    <w:p>
+      <w:pPr>
+        <w:shd w:val="clear" w:color="auto" w:fill="00002C"/>
+        <w:spacing w:line="285" w:lineRule="atLeast"/>
+        <w:rPr>
+          <w:rFonts w:ascii="Consolas" w:eastAsia="Times New Roman" w:hAnsi="Consolas" w:cs="Times New Roman"/>
+          <w:color w:val="FFFFFF"/>
+          <w:sz w:val="21"/>
+          <w:szCs w:val="21"/>
+        </w:rPr>
+      </w:pPr>
+      <w:r>
+        <w:rPr>
+          <w:rFonts w:ascii="Consolas" w:eastAsia="Times New Roman" w:hAnsi="Consolas" w:cs="Times New Roman"/>
+          <w:i/>
+          <w:iCs/>
+          <w:color w:val="838383"/>
+          <w:sz w:val="21"/>
+          <w:szCs w:val="21"/>
+        </w:rPr>
+        <w:t>        } */</w:t>
+      </w:r>
+    </w:p>
+    <w:p>
+      <w:pPr>
+        <w:shd w:val="clear" w:color="auto" w:fill="00002C"/>
+        <w:spacing w:line="285" w:lineRule="atLeast"/>
+        <w:rPr>
+          <w:rFonts w:ascii="Consolas" w:eastAsia="Times New Roman" w:hAnsi="Consolas" w:cs="Times New Roman"/>
+          <w:color w:val="FFFFFF"/>
+          <w:sz w:val="21"/>
+          <w:szCs w:val="21"/>
+        </w:rPr>
+      </w:pPr>
+      <w:r>
+        <w:rPr>
+          <w:rFonts w:ascii="Consolas" w:eastAsia="Times New Roman" w:hAnsi="Consolas" w:cs="Times New Roman"/>
+          <w:i/>
+          <w:iCs/>
+          <w:color w:val="838383"/>
+          <w:sz w:val="21"/>
+          <w:szCs w:val="21"/>
+        </w:rPr>
+        <w:t xml:space="preserve">/*class </w:t>
+      </w:r>
+      <w:proofErr w:type="spellStart"/>
+      <w:r>
+        <w:rPr>
+          <w:rFonts w:ascii="Consolas" w:eastAsia="Times New Roman" w:hAnsi="Consolas" w:cs="Times New Roman"/>
+          <w:i/>
+          <w:iCs/>
+          <w:color w:val="838383"/>
+          <w:sz w:val="21"/>
+          <w:szCs w:val="21"/>
+        </w:rPr>
+        <w:t>selecter</w:t>
+      </w:r>
+      <w:proofErr w:type="spellEnd"/>
+      <w:r>
+        <w:rPr>
+          <w:rFonts w:ascii="Consolas" w:eastAsia="Times New Roman" w:hAnsi="Consolas" w:cs="Times New Roman"/>
+          <w:i/>
+          <w:iCs/>
+          <w:color w:val="838383"/>
+          <w:sz w:val="21"/>
+          <w:szCs w:val="21"/>
+        </w:rPr>
+        <w:t>*/</w:t>
+      </w:r>
+    </w:p>
+    <w:p>
+      <w:pPr>
+        <w:shd w:val="clear" w:color="auto" w:fill="00002C"/>
+        <w:spacing w:line="285" w:lineRule="atLeast"/>
+        <w:rPr>
+          <w:rFonts w:ascii="Consolas" w:eastAsia="Times New Roman" w:hAnsi="Consolas" w:cs="Times New Roman"/>
+          <w:color w:val="FFFFFF"/>
+          <w:sz w:val="21"/>
+          <w:szCs w:val="21"/>
+        </w:rPr>
+      </w:pPr>
+      <w:r>
+        <w:rPr>
+          <w:rFonts w:ascii="Consolas" w:eastAsia="Times New Roman" w:hAnsi="Consolas" w:cs="Times New Roman"/>
+          <w:color w:val="FFFFFF"/>
+          <w:sz w:val="21"/>
+          <w:szCs w:val="21"/>
+        </w:rPr>
+        <w:t>        .</w:t>
+      </w:r>
+      <w:proofErr w:type="gramStart"/>
+      <w:r>
+        <w:rPr>
+          <w:rFonts w:ascii="Consolas" w:eastAsia="Times New Roman" w:hAnsi="Consolas" w:cs="Times New Roman"/>
+          <w:color w:val="FFCB6B"/>
+          <w:sz w:val="21"/>
+          <w:szCs w:val="21"/>
+        </w:rPr>
+        <w:t>red</w:t>
+      </w:r>
+      <w:r>
+        <w:rPr>
+          <w:rFonts w:ascii="Consolas" w:eastAsia="Times New Roman" w:hAnsi="Consolas" w:cs="Times New Roman"/>
+          <w:color w:val="FFFFFF"/>
+          <w:sz w:val="21"/>
+          <w:szCs w:val="21"/>
+        </w:rPr>
+        <w:t>{</w:t>
+      </w:r>
+      <w:proofErr w:type="gramEnd"/>
+    </w:p>
+    <w:p>
+      <w:pPr>
+        <w:shd w:val="clear" w:color="auto" w:fill="00002C"/>
+        <w:spacing w:line="285" w:lineRule="atLeast"/>
+        <w:rPr>
+          <w:rFonts w:ascii="Consolas" w:eastAsia="Times New Roman" w:hAnsi="Consolas" w:cs="Times New Roman"/>
+          <w:color w:val="FFFFFF"/>
+          <w:sz w:val="21"/>
+          <w:szCs w:val="21"/>
+        </w:rPr>
+      </w:pPr>
+      <w:r>
+        <w:rPr>
+          <w:rFonts w:ascii="Consolas" w:eastAsia="Times New Roman" w:hAnsi="Consolas" w:cs="Times New Roman"/>
+          <w:color w:val="FFFFFF"/>
+          <w:sz w:val="21"/>
+          <w:szCs w:val="21"/>
+        </w:rPr>
+        <w:t xml:space="preserve">            </w:t>
+      </w:r>
+      <w:proofErr w:type="gramStart"/>
+      <w:r>
+        <w:rPr>
+          <w:rFonts w:ascii="Consolas" w:eastAsia="Times New Roman" w:hAnsi="Consolas" w:cs="Times New Roman"/>
+          <w:color w:val="FFFFFF"/>
+          <w:sz w:val="21"/>
+          <w:szCs w:val="21"/>
+        </w:rPr>
+        <w:t>background-color</w:t>
+      </w:r>
+      <w:proofErr w:type="gramEnd"/>
+      <w:r>
+        <w:rPr>
+          <w:rFonts w:ascii="Consolas" w:eastAsia="Times New Roman" w:hAnsi="Consolas" w:cs="Times New Roman"/>
+          <w:color w:val="FFFFFF"/>
+          <w:sz w:val="21"/>
+          <w:szCs w:val="21"/>
+        </w:rPr>
+        <w:t xml:space="preserve">: </w:t>
+      </w:r>
+      <w:proofErr w:type="spellStart"/>
+      <w:r>
+        <w:rPr>
+          <w:rFonts w:ascii="Consolas" w:eastAsia="Times New Roman" w:hAnsi="Consolas" w:cs="Times New Roman"/>
+          <w:color w:val="FF7E34"/>
+          <w:sz w:val="21"/>
+          <w:szCs w:val="21"/>
+        </w:rPr>
+        <w:t>blueviolet</w:t>
+      </w:r>
+      <w:proofErr w:type="spellEnd"/>
+      <w:r>
+        <w:rPr>
+          <w:rFonts w:ascii="Consolas" w:eastAsia="Times New Roman" w:hAnsi="Consolas" w:cs="Times New Roman"/>
+          <w:color w:val="FFFFFF"/>
+          <w:sz w:val="21"/>
+          <w:szCs w:val="21"/>
+        </w:rPr>
+        <w:t>;</w:t>
+      </w:r>
+    </w:p>
+    <w:p>
+      <w:pPr>
+        <w:shd w:val="clear" w:color="auto" w:fill="00002C"/>
+        <w:spacing w:line="285" w:lineRule="atLeast"/>
+        <w:rPr>
+          <w:rFonts w:ascii="Consolas" w:eastAsia="Times New Roman" w:hAnsi="Consolas" w:cs="Times New Roman"/>
+          <w:color w:val="FFFFFF"/>
+          <w:sz w:val="21"/>
+          <w:szCs w:val="21"/>
+        </w:rPr>
+      </w:pPr>
+      <w:r>
+        <w:rPr>
+          <w:rFonts w:ascii="Consolas" w:eastAsia="Times New Roman" w:hAnsi="Consolas" w:cs="Times New Roman"/>
+          <w:color w:val="FFFFFF"/>
+          <w:sz w:val="21"/>
+          <w:szCs w:val="21"/>
+        </w:rPr>
+        <w:t>        }</w:t>
+      </w:r>
+    </w:p>
+    <w:p>
+      <w:pPr>
+        <w:shd w:val="clear" w:color="auto" w:fill="00002C"/>
+        <w:spacing w:line="285" w:lineRule="atLeast"/>
+        <w:rPr>
+          <w:rFonts w:ascii="Consolas" w:eastAsia="Times New Roman" w:hAnsi="Consolas" w:cs="Times New Roman"/>
+          <w:color w:val="FFFFFF"/>
+          <w:sz w:val="21"/>
+          <w:szCs w:val="21"/>
+        </w:rPr>
+      </w:pPr>
+      <w:r>
+        <w:rPr>
+          <w:rFonts w:ascii="Consolas" w:eastAsia="Times New Roman" w:hAnsi="Consolas" w:cs="Times New Roman"/>
+          <w:color w:val="FFFFFF"/>
+          <w:sz w:val="21"/>
+          <w:szCs w:val="21"/>
+        </w:rPr>
+        <w:t>    &lt;/</w:t>
+      </w:r>
+      <w:r>
+        <w:rPr>
+          <w:rFonts w:ascii="Consolas" w:eastAsia="Times New Roman" w:hAnsi="Consolas" w:cs="Times New Roman"/>
+          <w:color w:val="FF0077"/>
+          <w:sz w:val="21"/>
+          <w:szCs w:val="21"/>
+        </w:rPr>
+        <w:t>style</w:t>
+      </w:r>
+      <w:r>
+        <w:rPr>
+          <w:rFonts w:ascii="Consolas" w:eastAsia="Times New Roman" w:hAnsi="Consolas" w:cs="Times New Roman"/>
+          <w:color w:val="FFFFFF"/>
+          <w:sz w:val="21"/>
+          <w:szCs w:val="21"/>
+        </w:rPr>
+        <w:t>&gt;</w:t>
+      </w:r>
+    </w:p>
+    <w:p>
+      <w:pPr>
+        <w:pStyle w:val="NoSpacing"/>
+      </w:pPr>
+      <w:r>
+        <w:t xml:space="preserve"> Then here we use the class </w:t>
+      </w:r>
+      <w:proofErr w:type="spellStart"/>
+      <w:r>
+        <w:t>selecters</w:t>
+      </w:r>
+      <w:proofErr w:type="spellEnd"/>
+      <w:r>
+        <w:t xml:space="preserve"> to differ the one div from the another div one div ha class red so we that div by .</w:t>
+      </w:r>
+      <w:proofErr w:type="gramStart"/>
+      <w:r>
+        <w:t>red .</w:t>
+      </w:r>
+      <w:proofErr w:type="gramEnd"/>
+      <w:r>
+        <w:t xml:space="preserve"> </w:t>
+      </w:r>
+    </w:p>
+    <w:p>
+      <w:pPr>
+        <w:pStyle w:val="NoSpacing"/>
+      </w:pPr>
+      <w:r>
+        <w:t xml:space="preserve"> And another div by the simple div.</w:t>
+      </w:r>
+    </w:p>
+    <w:p>
+      <w:pPr>
+        <w:shd w:val="clear" w:color="auto" w:fill="00002C"/>
+        <w:spacing w:line="285" w:lineRule="atLeast"/>
+        <w:rPr>
+          <w:rFonts w:ascii="Consolas" w:eastAsia="Times New Roman" w:hAnsi="Consolas" w:cs="Times New Roman"/>
+          <w:color w:val="FFFFFF"/>
+          <w:sz w:val="21"/>
+          <w:szCs w:val="21"/>
+        </w:rPr>
+      </w:pPr>
+      <w:r>
+        <w:rPr>
+          <w:rFonts w:ascii="Consolas" w:eastAsia="Times New Roman" w:hAnsi="Consolas" w:cs="Times New Roman"/>
+          <w:color w:val="FFFFFF"/>
+          <w:sz w:val="21"/>
+          <w:szCs w:val="21"/>
+        </w:rPr>
+        <w:t>  &lt;</w:t>
+      </w:r>
+      <w:r>
+        <w:rPr>
+          <w:rFonts w:ascii="Consolas" w:eastAsia="Times New Roman" w:hAnsi="Consolas" w:cs="Times New Roman"/>
+          <w:color w:val="FF0077"/>
+          <w:sz w:val="21"/>
+          <w:szCs w:val="21"/>
+        </w:rPr>
+        <w:t>div</w:t>
+      </w:r>
+      <w:r>
+        <w:rPr>
+          <w:rFonts w:ascii="Consolas" w:eastAsia="Times New Roman" w:hAnsi="Consolas" w:cs="Times New Roman"/>
+          <w:color w:val="FFFFFF"/>
+          <w:sz w:val="21"/>
+          <w:szCs w:val="21"/>
+        </w:rPr>
+        <w:t xml:space="preserve"> </w:t>
+      </w:r>
+      <w:r>
+        <w:rPr>
+          <w:rFonts w:ascii="Consolas" w:eastAsia="Times New Roman" w:hAnsi="Consolas" w:cs="Times New Roman"/>
+          <w:color w:val="00FFF2"/>
+          <w:sz w:val="21"/>
+          <w:szCs w:val="21"/>
+        </w:rPr>
+        <w:t>class</w:t>
+      </w:r>
+      <w:r>
+        <w:rPr>
+          <w:rFonts w:ascii="Consolas" w:eastAsia="Times New Roman" w:hAnsi="Consolas" w:cs="Times New Roman"/>
+          <w:color w:val="FFFFFF"/>
+          <w:sz w:val="21"/>
+          <w:szCs w:val="21"/>
+        </w:rPr>
+        <w:t xml:space="preserve"> = "</w:t>
+      </w:r>
+      <w:r>
+        <w:rPr>
+          <w:rFonts w:ascii="Consolas" w:eastAsia="Times New Roman" w:hAnsi="Consolas" w:cs="Times New Roman"/>
+          <w:color w:val="EEFF00"/>
+          <w:sz w:val="21"/>
+          <w:szCs w:val="21"/>
+        </w:rPr>
+        <w:t>red</w:t>
+      </w:r>
+      <w:r>
+        <w:rPr>
+          <w:rFonts w:ascii="Consolas" w:eastAsia="Times New Roman" w:hAnsi="Consolas" w:cs="Times New Roman"/>
+          <w:color w:val="FFFFFF"/>
+          <w:sz w:val="21"/>
+          <w:szCs w:val="21"/>
+        </w:rPr>
+        <w:t>"&gt;</w:t>
+      </w:r>
+    </w:p>
+    <w:p>
+      <w:pPr>
+        <w:shd w:val="clear" w:color="auto" w:fill="00002C"/>
+        <w:spacing w:line="285" w:lineRule="atLeast"/>
+        <w:rPr>
+          <w:rFonts w:ascii="Consolas" w:eastAsia="Times New Roman" w:hAnsi="Consolas" w:cs="Times New Roman"/>
+          <w:color w:val="FFFFFF"/>
+          <w:sz w:val="21"/>
+          <w:szCs w:val="21"/>
+        </w:rPr>
+      </w:pPr>
+      <w:r>
+        <w:rPr>
+          <w:rFonts w:ascii="Consolas" w:eastAsia="Times New Roman" w:hAnsi="Consolas" w:cs="Times New Roman"/>
+          <w:color w:val="FFFFFF"/>
+          <w:sz w:val="21"/>
+          <w:szCs w:val="21"/>
+        </w:rPr>
+        <w:t>    I am a div &lt;/</w:t>
+      </w:r>
+      <w:r>
+        <w:rPr>
+          <w:rFonts w:ascii="Consolas" w:eastAsia="Times New Roman" w:hAnsi="Consolas" w:cs="Times New Roman"/>
+          <w:color w:val="FF0077"/>
+          <w:sz w:val="21"/>
+          <w:szCs w:val="21"/>
+        </w:rPr>
+        <w:t>div</w:t>
+      </w:r>
+      <w:r>
+        <w:rPr>
+          <w:rFonts w:ascii="Consolas" w:eastAsia="Times New Roman" w:hAnsi="Consolas" w:cs="Times New Roman"/>
+          <w:color w:val="FFFFFF"/>
+          <w:sz w:val="21"/>
+          <w:szCs w:val="21"/>
+        </w:rPr>
+        <w:t>&gt;</w:t>
+      </w:r>
+    </w:p>
+    <w:p>
+      <w:pPr>
+        <w:shd w:val="clear" w:color="auto" w:fill="00002C"/>
+        <w:spacing w:line="285" w:lineRule="atLeast"/>
+        <w:rPr>
+          <w:rFonts w:ascii="Consolas" w:eastAsia="Times New Roman" w:hAnsi="Consolas" w:cs="Times New Roman"/>
+          <w:color w:val="FFFFFF"/>
+          <w:sz w:val="21"/>
+          <w:szCs w:val="21"/>
+        </w:rPr>
+      </w:pPr>
+      <w:r>
+        <w:rPr>
+          <w:rFonts w:ascii="Consolas" w:eastAsia="Times New Roman" w:hAnsi="Consolas" w:cs="Times New Roman"/>
+          <w:color w:val="FFFFFF"/>
+          <w:sz w:val="21"/>
+          <w:szCs w:val="21"/>
+        </w:rPr>
+        <w:t>    &lt;</w:t>
+      </w:r>
+      <w:proofErr w:type="gramStart"/>
+      <w:r>
+        <w:rPr>
+          <w:rFonts w:ascii="Consolas" w:eastAsia="Times New Roman" w:hAnsi="Consolas" w:cs="Times New Roman"/>
+          <w:color w:val="FF0077"/>
+          <w:sz w:val="21"/>
+          <w:szCs w:val="21"/>
+        </w:rPr>
+        <w:t>div</w:t>
+      </w:r>
+      <w:proofErr w:type="gramEnd"/>
+      <w:r>
+        <w:rPr>
+          <w:rFonts w:ascii="Consolas" w:eastAsia="Times New Roman" w:hAnsi="Consolas" w:cs="Times New Roman"/>
+          <w:color w:val="FFFFFF"/>
+          <w:sz w:val="21"/>
+          <w:szCs w:val="21"/>
+        </w:rPr>
+        <w:t xml:space="preserve">&gt; </w:t>
+      </w:r>
+      <w:proofErr w:type="spellStart"/>
+      <w:r>
+        <w:rPr>
+          <w:rFonts w:ascii="Consolas" w:eastAsia="Times New Roman" w:hAnsi="Consolas" w:cs="Times New Roman"/>
+          <w:color w:val="FFFFFF"/>
+          <w:sz w:val="21"/>
+          <w:szCs w:val="21"/>
+        </w:rPr>
+        <w:t>im</w:t>
+      </w:r>
+      <w:proofErr w:type="spellEnd"/>
+      <w:r>
+        <w:rPr>
+          <w:rFonts w:ascii="Consolas" w:eastAsia="Times New Roman" w:hAnsi="Consolas" w:cs="Times New Roman"/>
+          <w:color w:val="FFFFFF"/>
+          <w:sz w:val="21"/>
+          <w:szCs w:val="21"/>
+        </w:rPr>
+        <w:t xml:space="preserve"> not a div&lt;/</w:t>
+      </w:r>
+      <w:r>
+        <w:rPr>
+          <w:rFonts w:ascii="Consolas" w:eastAsia="Times New Roman" w:hAnsi="Consolas" w:cs="Times New Roman"/>
+          <w:color w:val="FF0077"/>
+          <w:sz w:val="21"/>
+          <w:szCs w:val="21"/>
+        </w:rPr>
+        <w:t>div</w:t>
+      </w:r>
+      <w:r>
+        <w:rPr>
+          <w:rFonts w:ascii="Consolas" w:eastAsia="Times New Roman" w:hAnsi="Consolas" w:cs="Times New Roman"/>
+          <w:color w:val="FFFFFF"/>
+          <w:sz w:val="21"/>
+          <w:szCs w:val="21"/>
+        </w:rPr>
+        <w:t>&gt;</w:t>
+      </w:r>
+    </w:p>
+    <w:p>
+      <w:pPr>
+        <w:pStyle w:val="NoSpacing"/>
+      </w:pPr>
+      <w:r>
+        <w:t xml:space="preserve">Here </w:t>
+      </w:r>
+      <w:proofErr w:type="gramStart"/>
+      <w:r>
+        <w:t>above  see</w:t>
+      </w:r>
+      <w:proofErr w:type="gramEnd"/>
+      <w:r>
+        <w:t xml:space="preserve"> that one div is with the class red and the another div is with simple type.</w:t>
+      </w:r>
+    </w:p>
+    <w:p>
+      <w:pPr>
+        <w:pStyle w:val="NoSpacing"/>
+      </w:pPr>
+      <w:r>
+        <w:t xml:space="preserve">We use these </w:t>
+      </w:r>
+      <w:proofErr w:type="spellStart"/>
+      <w:r>
+        <w:t>selecter</w:t>
+      </w:r>
+      <w:proofErr w:type="spellEnd"/>
+      <w:r>
+        <w:t xml:space="preserve"> to assign </w:t>
+      </w:r>
+      <w:proofErr w:type="gramStart"/>
+      <w:r>
+        <w:t>the our</w:t>
+      </w:r>
+      <w:proofErr w:type="gramEnd"/>
+      <w:r>
+        <w:t xml:space="preserve"> wanted properties to the </w:t>
+      </w:r>
+      <w:r>
+        <w:t>specific div or class.</w:t>
+      </w:r>
+    </w:p>
+    <w:p>
+      <w:pPr>
+        <w:pStyle w:val="NoSpacing"/>
+      </w:pPr>
+      <w:r>
+        <w:t xml:space="preserve">We can also use another type of the </w:t>
+      </w:r>
+      <w:proofErr w:type="spellStart"/>
+      <w:r>
+        <w:t>selecter</w:t>
+      </w:r>
+      <w:proofErr w:type="spellEnd"/>
+      <w:r>
+        <w:t xml:space="preserve"> see below</w:t>
+      </w:r>
+    </w:p>
+    <w:p>
+      <w:pPr>
+        <w:shd w:val="clear" w:color="auto" w:fill="00002C"/>
+        <w:spacing w:line="285" w:lineRule="atLeast"/>
+        <w:rPr>
+          <w:rFonts w:ascii="Consolas" w:eastAsia="Times New Roman" w:hAnsi="Consolas" w:cs="Times New Roman"/>
+          <w:color w:val="FFFFFF"/>
+          <w:sz w:val="21"/>
+          <w:szCs w:val="21"/>
+        </w:rPr>
+      </w:pPr>
+      <w:proofErr w:type="gramStart"/>
+      <w:r>
+        <w:rPr>
+          <w:rFonts w:ascii="Consolas" w:eastAsia="Times New Roman" w:hAnsi="Consolas" w:cs="Times New Roman"/>
+          <w:i/>
+          <w:iCs/>
+          <w:color w:val="838383"/>
+          <w:sz w:val="21"/>
+          <w:szCs w:val="21"/>
+        </w:rPr>
+        <w:t>s</w:t>
+      </w:r>
+      <w:proofErr w:type="gramEnd"/>
+      <w:r>
+        <w:rPr>
+          <w:rFonts w:ascii="Consolas" w:eastAsia="Times New Roman" w:hAnsi="Consolas" w:cs="Times New Roman"/>
+          <w:i/>
+          <w:iCs/>
+          <w:color w:val="838383"/>
+          <w:sz w:val="21"/>
+          <w:szCs w:val="21"/>
+        </w:rPr>
+        <w:t xml:space="preserve"> </w:t>
+      </w:r>
+      <w:proofErr w:type="spellStart"/>
+      <w:r>
+        <w:rPr>
+          <w:rFonts w:ascii="Consolas" w:eastAsia="Times New Roman" w:hAnsi="Consolas" w:cs="Times New Roman"/>
+          <w:i/>
+          <w:iCs/>
+          <w:color w:val="838383"/>
+          <w:sz w:val="21"/>
+          <w:szCs w:val="21"/>
+        </w:rPr>
+        <w:t>selecter</w:t>
+      </w:r>
+      <w:proofErr w:type="spellEnd"/>
+      <w:r>
+        <w:rPr>
+          <w:rFonts w:ascii="Consolas" w:eastAsia="Times New Roman" w:hAnsi="Consolas" w:cs="Times New Roman"/>
+          <w:i/>
+          <w:iCs/>
+          <w:color w:val="838383"/>
+          <w:sz w:val="21"/>
+          <w:szCs w:val="21"/>
+        </w:rPr>
+        <w:t>*/</w:t>
+      </w:r>
+    </w:p>
+    <w:p>
+      <w:pPr>
+        <w:shd w:val="clear" w:color="auto" w:fill="00002C"/>
+        <w:spacing w:line="285" w:lineRule="atLeast"/>
+        <w:rPr>
+          <w:rFonts w:ascii="Consolas" w:eastAsia="Times New Roman" w:hAnsi="Consolas" w:cs="Times New Roman"/>
+          <w:color w:val="FFFFFF"/>
+          <w:sz w:val="21"/>
+          <w:szCs w:val="21"/>
+        </w:rPr>
+      </w:pPr>
+      <w:r>
+        <w:rPr>
+          <w:rFonts w:ascii="Consolas" w:eastAsia="Times New Roman" w:hAnsi="Consolas" w:cs="Times New Roman"/>
+          <w:color w:val="FFFFFF"/>
+          <w:sz w:val="21"/>
+          <w:szCs w:val="21"/>
+        </w:rPr>
+        <w:t>        .</w:t>
+      </w:r>
+      <w:proofErr w:type="gramStart"/>
+      <w:r>
+        <w:rPr>
+          <w:rFonts w:ascii="Consolas" w:eastAsia="Times New Roman" w:hAnsi="Consolas" w:cs="Times New Roman"/>
+          <w:color w:val="FFCB6B"/>
+          <w:sz w:val="21"/>
+          <w:szCs w:val="21"/>
+        </w:rPr>
+        <w:t>red</w:t>
+      </w:r>
+      <w:r>
+        <w:rPr>
+          <w:rFonts w:ascii="Consolas" w:eastAsia="Times New Roman" w:hAnsi="Consolas" w:cs="Times New Roman"/>
+          <w:color w:val="FFFFFF"/>
+          <w:sz w:val="21"/>
+          <w:szCs w:val="21"/>
+        </w:rPr>
+        <w:t>{</w:t>
+      </w:r>
+      <w:proofErr w:type="gramEnd"/>
+    </w:p>
+    <w:p>
+      <w:pPr>
+        <w:shd w:val="clear" w:color="auto" w:fill="00002C"/>
+        <w:spacing w:line="285" w:lineRule="atLeast"/>
+        <w:rPr>
+          <w:rFonts w:ascii="Consolas" w:eastAsia="Times New Roman" w:hAnsi="Consolas" w:cs="Times New Roman"/>
+          <w:color w:val="FFFFFF"/>
+          <w:sz w:val="21"/>
+          <w:szCs w:val="21"/>
+        </w:rPr>
+      </w:pPr>
+      <w:r>
+        <w:rPr>
+          <w:rFonts w:ascii="Consolas" w:eastAsia="Times New Roman" w:hAnsi="Consolas" w:cs="Times New Roman"/>
+          <w:color w:val="FFFFFF"/>
+          <w:sz w:val="21"/>
+          <w:szCs w:val="21"/>
+        </w:rPr>
+        <w:t xml:space="preserve">            </w:t>
+      </w:r>
+      <w:proofErr w:type="gramStart"/>
+      <w:r>
+        <w:rPr>
+          <w:rFonts w:ascii="Consolas" w:eastAsia="Times New Roman" w:hAnsi="Consolas" w:cs="Times New Roman"/>
+          <w:color w:val="FFFFFF"/>
+          <w:sz w:val="21"/>
+          <w:szCs w:val="21"/>
+        </w:rPr>
+        <w:t>background-color</w:t>
+      </w:r>
+      <w:proofErr w:type="gramEnd"/>
+      <w:r>
+        <w:rPr>
+          <w:rFonts w:ascii="Consolas" w:eastAsia="Times New Roman" w:hAnsi="Consolas" w:cs="Times New Roman"/>
+          <w:color w:val="FFFFFF"/>
+          <w:sz w:val="21"/>
+          <w:szCs w:val="21"/>
+        </w:rPr>
+        <w:t xml:space="preserve">: </w:t>
+      </w:r>
+      <w:proofErr w:type="spellStart"/>
+      <w:r>
+        <w:rPr>
+          <w:rFonts w:ascii="Consolas" w:eastAsia="Times New Roman" w:hAnsi="Consolas" w:cs="Times New Roman"/>
+          <w:color w:val="FF7E34"/>
+          <w:sz w:val="21"/>
+          <w:szCs w:val="21"/>
+        </w:rPr>
+        <w:t>blueviolet</w:t>
+      </w:r>
+      <w:proofErr w:type="spellEnd"/>
+      <w:r>
+        <w:rPr>
+          <w:rFonts w:ascii="Consolas" w:eastAsia="Times New Roman" w:hAnsi="Consolas" w:cs="Times New Roman"/>
+          <w:color w:val="FFFFFF"/>
+          <w:sz w:val="21"/>
+          <w:szCs w:val="21"/>
+        </w:rPr>
+        <w:t>;</w:t>
+      </w:r>
+    </w:p>
+    <w:p>
+      <w:pPr>
+        <w:shd w:val="clear" w:color="auto" w:fill="00002C"/>
+        <w:spacing w:line="285" w:lineRule="atLeast"/>
+        <w:rPr>
+          <w:rFonts w:ascii="Consolas" w:eastAsia="Times New Roman" w:hAnsi="Consolas" w:cs="Times New Roman"/>
+          <w:color w:val="FFFFFF"/>
+          <w:sz w:val="21"/>
+          <w:szCs w:val="21"/>
+        </w:rPr>
+      </w:pPr>
+      <w:r>
+        <w:rPr>
+          <w:rFonts w:ascii="Consolas" w:eastAsia="Times New Roman" w:hAnsi="Consolas" w:cs="Times New Roman"/>
+          <w:color w:val="FFFFFF"/>
+          <w:sz w:val="21"/>
+          <w:szCs w:val="21"/>
+        </w:rPr>
+        <w:t>        }</w:t>
+      </w:r>
+    </w:p>
+    <w:p>
+      <w:pPr>
+        <w:shd w:val="clear" w:color="auto" w:fill="00002C"/>
+        <w:spacing w:line="285" w:lineRule="atLeast"/>
+        <w:rPr>
+          <w:rFonts w:ascii="Consolas" w:eastAsia="Times New Roman" w:hAnsi="Consolas" w:cs="Times New Roman"/>
+          <w:color w:val="FFFFFF"/>
+          <w:sz w:val="21"/>
+          <w:szCs w:val="21"/>
+        </w:rPr>
+      </w:pPr>
+      <w:r>
+        <w:rPr>
+          <w:rFonts w:ascii="Consolas" w:eastAsia="Times New Roman" w:hAnsi="Consolas" w:cs="Times New Roman"/>
+          <w:color w:val="FFFFFF"/>
+          <w:sz w:val="21"/>
+          <w:szCs w:val="21"/>
+        </w:rPr>
+        <w:t>        #</w:t>
+      </w:r>
+      <w:proofErr w:type="gramStart"/>
+      <w:r>
+        <w:rPr>
+          <w:rFonts w:ascii="Consolas" w:eastAsia="Times New Roman" w:hAnsi="Consolas" w:cs="Times New Roman"/>
+          <w:color w:val="00FFF2"/>
+          <w:sz w:val="21"/>
+          <w:szCs w:val="21"/>
+        </w:rPr>
+        <w:t>green</w:t>
+      </w:r>
+      <w:r>
+        <w:rPr>
+          <w:rFonts w:ascii="Consolas" w:eastAsia="Times New Roman" w:hAnsi="Consolas" w:cs="Times New Roman"/>
+          <w:color w:val="FFFFFF"/>
+          <w:sz w:val="21"/>
+          <w:szCs w:val="21"/>
+        </w:rPr>
+        <w:t>{</w:t>
+      </w:r>
+      <w:proofErr w:type="gramEnd"/>
+    </w:p>
+    <w:p>
+      <w:pPr>
+        <w:shd w:val="clear" w:color="auto" w:fill="00002C"/>
+        <w:spacing w:line="285" w:lineRule="atLeast"/>
+        <w:rPr>
+          <w:rFonts w:ascii="Consolas" w:eastAsia="Times New Roman" w:hAnsi="Consolas" w:cs="Times New Roman"/>
+          <w:color w:val="FFFFFF"/>
+          <w:sz w:val="21"/>
+          <w:szCs w:val="21"/>
+        </w:rPr>
+      </w:pPr>
+      <w:r>
+        <w:rPr>
+          <w:rFonts w:ascii="Consolas" w:eastAsia="Times New Roman" w:hAnsi="Consolas" w:cs="Times New Roman"/>
+          <w:color w:val="FFFFFF"/>
+          <w:sz w:val="21"/>
+          <w:szCs w:val="21"/>
+        </w:rPr>
+        <w:t xml:space="preserve">            </w:t>
+      </w:r>
+      <w:proofErr w:type="gramStart"/>
+      <w:r>
+        <w:rPr>
+          <w:rFonts w:ascii="Consolas" w:eastAsia="Times New Roman" w:hAnsi="Consolas" w:cs="Times New Roman"/>
+          <w:color w:val="FFFFFF"/>
+          <w:sz w:val="21"/>
+          <w:szCs w:val="21"/>
+        </w:rPr>
+        <w:t>background-color</w:t>
+      </w:r>
+      <w:proofErr w:type="gramEnd"/>
+      <w:r>
+        <w:rPr>
+          <w:rFonts w:ascii="Consolas" w:eastAsia="Times New Roman" w:hAnsi="Consolas" w:cs="Times New Roman"/>
+          <w:color w:val="FFFFFF"/>
+          <w:sz w:val="21"/>
+          <w:szCs w:val="21"/>
+        </w:rPr>
+        <w:t xml:space="preserve">: </w:t>
+      </w:r>
+      <w:r>
+        <w:rPr>
+          <w:rFonts w:ascii="Consolas" w:eastAsia="Times New Roman" w:hAnsi="Consolas" w:cs="Times New Roman"/>
+          <w:color w:val="FF7E34"/>
+          <w:sz w:val="21"/>
+          <w:szCs w:val="21"/>
+        </w:rPr>
+        <w:t>aqua</w:t>
+      </w:r>
+      <w:r>
+        <w:rPr>
+          <w:rFonts w:ascii="Consolas" w:eastAsia="Times New Roman" w:hAnsi="Consolas" w:cs="Times New Roman"/>
+          <w:color w:val="FFFFFF"/>
+          <w:sz w:val="21"/>
+          <w:szCs w:val="21"/>
+        </w:rPr>
+        <w:t>;</w:t>
+      </w:r>
+    </w:p>
+    <w:p>
+      <w:pPr>
+        <w:shd w:val="clear" w:color="auto" w:fill="00002C"/>
+        <w:spacing w:line="285" w:lineRule="atLeast"/>
+        <w:rPr>
+          <w:rFonts w:ascii="Consolas" w:eastAsia="Times New Roman" w:hAnsi="Consolas" w:cs="Times New Roman"/>
+          <w:color w:val="FFFFFF"/>
+          <w:sz w:val="21"/>
+          <w:szCs w:val="21"/>
+        </w:rPr>
+      </w:pPr>
+      <w:r>
+        <w:rPr>
+          <w:rFonts w:ascii="Consolas" w:eastAsia="Times New Roman" w:hAnsi="Consolas" w:cs="Times New Roman"/>
+          <w:color w:val="FFFFFF"/>
+          <w:sz w:val="21"/>
+          <w:szCs w:val="21"/>
+        </w:rPr>
+        <w:t>        }</w:t>
+      </w:r>
+    </w:p>
+    <w:p>
+      <w:pPr>
+        <w:shd w:val="clear" w:color="auto" w:fill="00002C"/>
+        <w:spacing w:line="285" w:lineRule="atLeast"/>
+        <w:rPr>
+          <w:rFonts w:ascii="Consolas" w:eastAsia="Times New Roman" w:hAnsi="Consolas" w:cs="Times New Roman"/>
+          <w:color w:val="FFFFFF"/>
+          <w:sz w:val="21"/>
+          <w:szCs w:val="21"/>
+        </w:rPr>
+      </w:pPr>
+      <w:r>
+        <w:rPr>
+          <w:rFonts w:ascii="Consolas" w:eastAsia="Times New Roman" w:hAnsi="Consolas" w:cs="Times New Roman"/>
+          <w:color w:val="FFFFFF"/>
+          <w:sz w:val="21"/>
+          <w:szCs w:val="21"/>
+        </w:rPr>
+        <w:t>    &lt;/</w:t>
+      </w:r>
+      <w:r>
+        <w:rPr>
+          <w:rFonts w:ascii="Consolas" w:eastAsia="Times New Roman" w:hAnsi="Consolas" w:cs="Times New Roman"/>
+          <w:color w:val="FF0077"/>
+          <w:sz w:val="21"/>
+          <w:szCs w:val="21"/>
+        </w:rPr>
+        <w:t>style</w:t>
+      </w:r>
+      <w:r>
+        <w:rPr>
+          <w:rFonts w:ascii="Consolas" w:eastAsia="Times New Roman" w:hAnsi="Consolas" w:cs="Times New Roman"/>
+          <w:color w:val="FFFFFF"/>
+          <w:sz w:val="21"/>
+          <w:szCs w:val="21"/>
+        </w:rPr>
+        <w:t>&gt;</w:t>
+      </w:r>
+    </w:p>
+    <w:p>
+      <w:pPr>
+        <w:shd w:val="clear" w:color="auto" w:fill="00002C"/>
+        <w:spacing w:line="285" w:lineRule="atLeast"/>
+        <w:rPr>
+          <w:rFonts w:ascii="Consolas" w:eastAsia="Times New Roman" w:hAnsi="Consolas" w:cs="Times New Roman"/>
+          <w:color w:val="FFFFFF"/>
+          <w:sz w:val="21"/>
+          <w:szCs w:val="21"/>
+        </w:rPr>
+      </w:pPr>
+      <w:r>
+        <w:rPr>
+          <w:rFonts w:ascii="Consolas" w:eastAsia="Times New Roman" w:hAnsi="Consolas" w:cs="Times New Roman"/>
+          <w:color w:val="FFFFFF"/>
+          <w:sz w:val="21"/>
+          <w:szCs w:val="21"/>
+        </w:rPr>
+        <w:t>&lt;/</w:t>
+      </w:r>
+      <w:r>
+        <w:rPr>
+          <w:rFonts w:ascii="Consolas" w:eastAsia="Times New Roman" w:hAnsi="Consolas" w:cs="Times New Roman"/>
+          <w:color w:val="FF0077"/>
+          <w:sz w:val="21"/>
+          <w:szCs w:val="21"/>
+        </w:rPr>
+        <w:t>head</w:t>
+      </w:r>
+      <w:r>
+        <w:rPr>
+          <w:rFonts w:ascii="Consolas" w:eastAsia="Times New Roman" w:hAnsi="Consolas" w:cs="Times New Roman"/>
+          <w:color w:val="FFFFFF"/>
+          <w:sz w:val="21"/>
+          <w:szCs w:val="21"/>
+        </w:rPr>
+        <w:t>&gt;</w:t>
+      </w:r>
+    </w:p>
+    <w:p>
+      <w:pPr>
+        <w:shd w:val="clear" w:color="auto" w:fill="00002C"/>
+        <w:spacing w:line="285" w:lineRule="atLeast"/>
+        <w:rPr>
+          <w:rFonts w:ascii="Consolas" w:eastAsia="Times New Roman" w:hAnsi="Consolas" w:cs="Times New Roman"/>
+          <w:color w:val="FFFFFF"/>
+          <w:sz w:val="21"/>
+          <w:szCs w:val="21"/>
+        </w:rPr>
+      </w:pPr>
+      <w:r>
+        <w:rPr>
+          <w:rFonts w:ascii="Consolas" w:eastAsia="Times New Roman" w:hAnsi="Consolas" w:cs="Times New Roman"/>
+          <w:color w:val="FFFFFF"/>
+          <w:sz w:val="21"/>
+          <w:szCs w:val="21"/>
+        </w:rPr>
+        <w:t>&lt;</w:t>
+      </w:r>
+      <w:proofErr w:type="gramStart"/>
+      <w:r>
+        <w:rPr>
+          <w:rFonts w:ascii="Consolas" w:eastAsia="Times New Roman" w:hAnsi="Consolas" w:cs="Times New Roman"/>
+          <w:color w:val="FF0077"/>
+          <w:sz w:val="21"/>
+          <w:szCs w:val="21"/>
+        </w:rPr>
+        <w:t>body</w:t>
+      </w:r>
+      <w:proofErr w:type="gramEnd"/>
+      <w:r>
+        <w:rPr>
+          <w:rFonts w:ascii="Consolas" w:eastAsia="Times New Roman" w:hAnsi="Consolas" w:cs="Times New Roman"/>
+          <w:color w:val="FFFFFF"/>
+          <w:sz w:val="21"/>
+          <w:szCs w:val="21"/>
+        </w:rPr>
+        <w:t>&gt;</w:t>
+      </w:r>
+    </w:p>
+    <w:p>
+      <w:pPr>
+        <w:shd w:val="clear" w:color="auto" w:fill="00002C"/>
+        <w:spacing w:line="285" w:lineRule="atLeast"/>
+        <w:rPr>
+          <w:rFonts w:ascii="Consolas" w:eastAsia="Times New Roman" w:hAnsi="Consolas" w:cs="Times New Roman"/>
+          <w:color w:val="FFFFFF"/>
+          <w:sz w:val="21"/>
+          <w:szCs w:val="21"/>
+        </w:rPr>
+      </w:pPr>
+      <w:r>
+        <w:rPr>
+          <w:rFonts w:ascii="Consolas" w:eastAsia="Times New Roman" w:hAnsi="Consolas" w:cs="Times New Roman"/>
+          <w:color w:val="FFFFFF"/>
+          <w:sz w:val="21"/>
+          <w:szCs w:val="21"/>
+        </w:rPr>
+        <w:t>    &lt;</w:t>
+      </w:r>
+      <w:r>
+        <w:rPr>
+          <w:rFonts w:ascii="Consolas" w:eastAsia="Times New Roman" w:hAnsi="Consolas" w:cs="Times New Roman"/>
+          <w:color w:val="FF0077"/>
+          <w:sz w:val="21"/>
+          <w:szCs w:val="21"/>
+        </w:rPr>
+        <w:t>div</w:t>
+      </w:r>
+      <w:r>
+        <w:rPr>
+          <w:rFonts w:ascii="Consolas" w:eastAsia="Times New Roman" w:hAnsi="Consolas" w:cs="Times New Roman"/>
+          <w:color w:val="FFFFFF"/>
+          <w:sz w:val="21"/>
+          <w:szCs w:val="21"/>
+        </w:rPr>
+        <w:t xml:space="preserve"> </w:t>
+      </w:r>
+      <w:r>
+        <w:rPr>
+          <w:rFonts w:ascii="Consolas" w:eastAsia="Times New Roman" w:hAnsi="Consolas" w:cs="Times New Roman"/>
+          <w:color w:val="00FFF2"/>
+          <w:sz w:val="21"/>
+          <w:szCs w:val="21"/>
+        </w:rPr>
+        <w:t>class</w:t>
+      </w:r>
+      <w:r>
+        <w:rPr>
+          <w:rFonts w:ascii="Consolas" w:eastAsia="Times New Roman" w:hAnsi="Consolas" w:cs="Times New Roman"/>
+          <w:color w:val="FFFFFF"/>
+          <w:sz w:val="21"/>
+          <w:szCs w:val="21"/>
+        </w:rPr>
+        <w:t xml:space="preserve"> = "</w:t>
+      </w:r>
+      <w:r>
+        <w:rPr>
+          <w:rFonts w:ascii="Consolas" w:eastAsia="Times New Roman" w:hAnsi="Consolas" w:cs="Times New Roman"/>
+          <w:color w:val="EEFF00"/>
+          <w:sz w:val="21"/>
+          <w:szCs w:val="21"/>
+        </w:rPr>
+        <w:t>red</w:t>
+      </w:r>
+      <w:r>
+        <w:rPr>
+          <w:rFonts w:ascii="Consolas" w:eastAsia="Times New Roman" w:hAnsi="Consolas" w:cs="Times New Roman"/>
+          <w:color w:val="FFFFFF"/>
+          <w:sz w:val="21"/>
+          <w:szCs w:val="21"/>
+        </w:rPr>
+        <w:t>"&gt;</w:t>
+      </w:r>
+    </w:p>
+    <w:p>
+      <w:pPr>
+        <w:shd w:val="clear" w:color="auto" w:fill="00002C"/>
+        <w:spacing w:line="285" w:lineRule="atLeast"/>
+        <w:rPr>
+          <w:rFonts w:ascii="Consolas" w:eastAsia="Times New Roman" w:hAnsi="Consolas" w:cs="Times New Roman"/>
+          <w:color w:val="FFFFFF"/>
+          <w:sz w:val="21"/>
+          <w:szCs w:val="21"/>
+        </w:rPr>
+      </w:pPr>
+      <w:r>
+        <w:rPr>
+          <w:rFonts w:ascii="Consolas" w:eastAsia="Times New Roman" w:hAnsi="Consolas" w:cs="Times New Roman"/>
+          <w:color w:val="FFFFFF"/>
+          <w:sz w:val="21"/>
+          <w:szCs w:val="21"/>
+        </w:rPr>
+        <w:t>    I am a div &lt;/</w:t>
+      </w:r>
+      <w:r>
+        <w:rPr>
+          <w:rFonts w:ascii="Consolas" w:eastAsia="Times New Roman" w:hAnsi="Consolas" w:cs="Times New Roman"/>
+          <w:color w:val="FF0077"/>
+          <w:sz w:val="21"/>
+          <w:szCs w:val="21"/>
+        </w:rPr>
+        <w:t>div</w:t>
+      </w:r>
+      <w:r>
+        <w:rPr>
+          <w:rFonts w:ascii="Consolas" w:eastAsia="Times New Roman" w:hAnsi="Consolas" w:cs="Times New Roman"/>
+          <w:color w:val="FFFFFF"/>
+          <w:sz w:val="21"/>
+          <w:szCs w:val="21"/>
+        </w:rPr>
+        <w:t>&gt;</w:t>
+      </w:r>
+    </w:p>
+    <w:p>
+      <w:pPr>
+        <w:shd w:val="clear" w:color="auto" w:fill="00002C"/>
+        <w:spacing w:line="285" w:lineRule="atLeast"/>
+        <w:rPr>
+          <w:rFonts w:ascii="Consolas" w:eastAsia="Times New Roman" w:hAnsi="Consolas" w:cs="Times New Roman"/>
+          <w:color w:val="FFFFFF"/>
+          <w:sz w:val="21"/>
+          <w:szCs w:val="21"/>
+        </w:rPr>
+      </w:pPr>
+      <w:r>
+        <w:rPr>
+          <w:rFonts w:ascii="Consolas" w:eastAsia="Times New Roman" w:hAnsi="Consolas" w:cs="Times New Roman"/>
+          <w:color w:val="FFFFFF"/>
+          <w:sz w:val="21"/>
+          <w:szCs w:val="21"/>
+        </w:rPr>
+        <w:t>    &lt;</w:t>
+      </w:r>
+      <w:r>
+        <w:rPr>
+          <w:rFonts w:ascii="Consolas" w:eastAsia="Times New Roman" w:hAnsi="Consolas" w:cs="Times New Roman"/>
+          <w:color w:val="FF0077"/>
+          <w:sz w:val="21"/>
+          <w:szCs w:val="21"/>
+        </w:rPr>
+        <w:t>div</w:t>
+      </w:r>
+      <w:r>
+        <w:rPr>
+          <w:rFonts w:ascii="Consolas" w:eastAsia="Times New Roman" w:hAnsi="Consolas" w:cs="Times New Roman"/>
+          <w:color w:val="FFFFFF"/>
+          <w:sz w:val="21"/>
+          <w:szCs w:val="21"/>
+        </w:rPr>
+        <w:t xml:space="preserve"> </w:t>
+      </w:r>
+      <w:r>
+        <w:rPr>
+          <w:rFonts w:ascii="Consolas" w:eastAsia="Times New Roman" w:hAnsi="Consolas" w:cs="Times New Roman"/>
+          <w:color w:val="00FFF2"/>
+          <w:sz w:val="21"/>
+          <w:szCs w:val="21"/>
+        </w:rPr>
+        <w:t>id</w:t>
+      </w:r>
+      <w:r>
+        <w:rPr>
+          <w:rFonts w:ascii="Consolas" w:eastAsia="Times New Roman" w:hAnsi="Consolas" w:cs="Times New Roman"/>
+          <w:color w:val="FFFFFF"/>
+          <w:sz w:val="21"/>
+          <w:szCs w:val="21"/>
+        </w:rPr>
+        <w:t xml:space="preserve"> ="</w:t>
+      </w:r>
+      <w:r>
+        <w:rPr>
+          <w:rFonts w:ascii="Consolas" w:eastAsia="Times New Roman" w:hAnsi="Consolas" w:cs="Times New Roman"/>
+          <w:color w:val="EEFF00"/>
+          <w:sz w:val="21"/>
+          <w:szCs w:val="21"/>
+        </w:rPr>
+        <w:t>green</w:t>
+      </w:r>
+      <w:r>
+        <w:rPr>
+          <w:rFonts w:ascii="Consolas" w:eastAsia="Times New Roman" w:hAnsi="Consolas" w:cs="Times New Roman"/>
+          <w:color w:val="FFFFFF"/>
+          <w:sz w:val="21"/>
+          <w:szCs w:val="21"/>
+        </w:rPr>
+        <w:t xml:space="preserve">"&gt; </w:t>
+      </w:r>
+      <w:proofErr w:type="spellStart"/>
+      <w:r>
+        <w:rPr>
+          <w:rFonts w:ascii="Consolas" w:eastAsia="Times New Roman" w:hAnsi="Consolas" w:cs="Times New Roman"/>
+          <w:color w:val="FFFFFF"/>
+          <w:sz w:val="21"/>
+          <w:szCs w:val="21"/>
+        </w:rPr>
+        <w:t>im</w:t>
+      </w:r>
+      <w:proofErr w:type="spellEnd"/>
+      <w:r>
+        <w:rPr>
+          <w:rFonts w:ascii="Consolas" w:eastAsia="Times New Roman" w:hAnsi="Consolas" w:cs="Times New Roman"/>
+          <w:color w:val="FFFFFF"/>
+          <w:sz w:val="21"/>
+          <w:szCs w:val="21"/>
+        </w:rPr>
+        <w:t xml:space="preserve"> not a div&lt;/</w:t>
+      </w:r>
+      <w:r>
+        <w:rPr>
+          <w:rFonts w:ascii="Consolas" w:eastAsia="Times New Roman" w:hAnsi="Consolas" w:cs="Times New Roman"/>
+          <w:color w:val="FF0077"/>
+          <w:sz w:val="21"/>
+          <w:szCs w:val="21"/>
+        </w:rPr>
+        <w:t>div</w:t>
+      </w:r>
+      <w:r>
+        <w:rPr>
+          <w:rFonts w:ascii="Consolas" w:eastAsia="Times New Roman" w:hAnsi="Consolas" w:cs="Times New Roman"/>
+          <w:color w:val="FFFFFF"/>
+          <w:sz w:val="21"/>
+          <w:szCs w:val="21"/>
+        </w:rPr>
+        <w:t>&gt;</w:t>
+      </w:r>
+    </w:p>
+    <w:p>
+      <w:pPr>
+        <w:pStyle w:val="NoSpacing"/>
+      </w:pPr>
+      <w:r>
+        <w:t xml:space="preserve">Here in the last give the id green to the second div and above by using the </w:t>
+      </w:r>
+      <w:proofErr w:type="spellStart"/>
+      <w:r>
+        <w:t>css</w:t>
+      </w:r>
+      <w:proofErr w:type="spellEnd"/>
+      <w:r>
+        <w:t xml:space="preserve"> we call it by #green so its background goes green.</w:t>
+      </w:r>
+    </w:p>
+    <w:p>
+      <w:pPr>
+        <w:shd w:val="clear" w:color="auto" w:fill="00002C"/>
+        <w:spacing w:line="285" w:lineRule="atLeast"/>
+        <w:rPr>
+          <w:rFonts w:ascii="Consolas" w:eastAsia="Times New Roman" w:hAnsi="Consolas" w:cs="Times New Roman"/>
+          <w:color w:val="FFFFFF"/>
+          <w:sz w:val="21"/>
+          <w:szCs w:val="21"/>
+        </w:rPr>
+      </w:pPr>
+      <w:r>
+        <w:rPr>
+          <w:rFonts w:ascii="Consolas" w:eastAsia="Times New Roman" w:hAnsi="Consolas" w:cs="Times New Roman"/>
+          <w:i/>
+          <w:iCs/>
+          <w:color w:val="838383"/>
+          <w:sz w:val="21"/>
+          <w:szCs w:val="21"/>
+        </w:rPr>
+        <w:lastRenderedPageBreak/>
+        <w:t> </w:t>
+      </w:r>
+      <w:proofErr w:type="gramStart"/>
+      <w:r>
+        <w:rPr>
+          <w:rFonts w:ascii="Consolas" w:eastAsia="Times New Roman" w:hAnsi="Consolas" w:cs="Times New Roman"/>
+          <w:i/>
+          <w:iCs/>
+          <w:color w:val="838383"/>
+          <w:sz w:val="21"/>
+          <w:szCs w:val="21"/>
+        </w:rPr>
+        <w:t>child</w:t>
+      </w:r>
+      <w:proofErr w:type="gramEnd"/>
+      <w:r>
+        <w:rPr>
+          <w:rFonts w:ascii="Consolas" w:eastAsia="Times New Roman" w:hAnsi="Consolas" w:cs="Times New Roman"/>
+          <w:i/>
+          <w:iCs/>
+          <w:color w:val="838383"/>
+          <w:sz w:val="21"/>
+          <w:szCs w:val="21"/>
+        </w:rPr>
+        <w:t xml:space="preserve"> </w:t>
+      </w:r>
+      <w:proofErr w:type="spellStart"/>
+      <w:r>
+        <w:rPr>
+          <w:rFonts w:ascii="Consolas" w:eastAsia="Times New Roman" w:hAnsi="Consolas" w:cs="Times New Roman"/>
+          <w:i/>
+          <w:iCs/>
+          <w:color w:val="838383"/>
+          <w:sz w:val="21"/>
+          <w:szCs w:val="21"/>
+        </w:rPr>
+        <w:t>selecter</w:t>
+      </w:r>
+      <w:proofErr w:type="spellEnd"/>
+      <w:r>
+        <w:rPr>
+          <w:rFonts w:ascii="Consolas" w:eastAsia="Times New Roman" w:hAnsi="Consolas" w:cs="Times New Roman"/>
+          <w:i/>
+          <w:iCs/>
+          <w:color w:val="838383"/>
+          <w:sz w:val="21"/>
+          <w:szCs w:val="21"/>
+        </w:rPr>
+        <w:t>*/</w:t>
+      </w:r>
+    </w:p>
+    <w:p>
+      <w:pPr>
+        <w:shd w:val="clear" w:color="auto" w:fill="00002C"/>
+        <w:spacing w:line="285" w:lineRule="atLeast"/>
+        <w:rPr>
+          <w:rFonts w:ascii="Consolas" w:eastAsia="Times New Roman" w:hAnsi="Consolas" w:cs="Times New Roman"/>
+          <w:color w:val="FFFFFF"/>
+          <w:sz w:val="21"/>
+          <w:szCs w:val="21"/>
+        </w:rPr>
+      </w:pPr>
+      <w:r>
+        <w:rPr>
+          <w:rFonts w:ascii="Consolas" w:eastAsia="Times New Roman" w:hAnsi="Consolas" w:cs="Times New Roman"/>
+          <w:color w:val="FFFFFF"/>
+          <w:sz w:val="21"/>
+          <w:szCs w:val="21"/>
+        </w:rPr>
+        <w:t xml:space="preserve">        </w:t>
+      </w:r>
+      <w:proofErr w:type="gramStart"/>
+      <w:r>
+        <w:rPr>
+          <w:rFonts w:ascii="Consolas" w:eastAsia="Times New Roman" w:hAnsi="Consolas" w:cs="Times New Roman"/>
+          <w:color w:val="FF0077"/>
+          <w:sz w:val="21"/>
+          <w:szCs w:val="21"/>
+        </w:rPr>
+        <w:t>div</w:t>
+      </w:r>
+      <w:r>
+        <w:rPr>
+          <w:rFonts w:ascii="Consolas" w:eastAsia="Times New Roman" w:hAnsi="Consolas" w:cs="Times New Roman"/>
+          <w:color w:val="FF0062"/>
+          <w:sz w:val="21"/>
+          <w:szCs w:val="21"/>
+        </w:rPr>
+        <w:t>&gt;</w:t>
+      </w:r>
+      <w:proofErr w:type="gramEnd"/>
+      <w:r>
+        <w:rPr>
+          <w:rFonts w:ascii="Consolas" w:eastAsia="Times New Roman" w:hAnsi="Consolas" w:cs="Times New Roman"/>
+          <w:color w:val="FF0077"/>
+          <w:sz w:val="21"/>
+          <w:szCs w:val="21"/>
+        </w:rPr>
+        <w:t>p</w:t>
+      </w:r>
+      <w:r>
+        <w:rPr>
+          <w:rFonts w:ascii="Consolas" w:eastAsia="Times New Roman" w:hAnsi="Consolas" w:cs="Times New Roman"/>
+          <w:color w:val="FFFFFF"/>
+          <w:sz w:val="21"/>
+          <w:szCs w:val="21"/>
+        </w:rPr>
+        <w:t xml:space="preserve"> {</w:t>
+      </w:r>
+    </w:p>
+    <w:p>
+      <w:pPr>
+        <w:shd w:val="clear" w:color="auto" w:fill="00002C"/>
+        <w:spacing w:line="285" w:lineRule="atLeast"/>
+        <w:rPr>
+          <w:rFonts w:ascii="Consolas" w:eastAsia="Times New Roman" w:hAnsi="Consolas" w:cs="Times New Roman"/>
+          <w:color w:val="FFFFFF"/>
+          <w:sz w:val="21"/>
+          <w:szCs w:val="21"/>
+        </w:rPr>
+      </w:pPr>
+      <w:r>
+        <w:rPr>
+          <w:rFonts w:ascii="Consolas" w:eastAsia="Times New Roman" w:hAnsi="Consolas" w:cs="Times New Roman"/>
+          <w:color w:val="FFFFFF"/>
+          <w:sz w:val="21"/>
+          <w:szCs w:val="21"/>
+        </w:rPr>
+        <w:t xml:space="preserve">            </w:t>
+      </w:r>
+      <w:proofErr w:type="gramStart"/>
+      <w:r>
+        <w:rPr>
+          <w:rFonts w:ascii="Consolas" w:eastAsia="Times New Roman" w:hAnsi="Consolas" w:cs="Times New Roman"/>
+          <w:color w:val="FFFFFF"/>
+          <w:sz w:val="21"/>
+          <w:szCs w:val="21"/>
+        </w:rPr>
+        <w:t>background-color</w:t>
+      </w:r>
+      <w:proofErr w:type="gramEnd"/>
+      <w:r>
+        <w:rPr>
+          <w:rFonts w:ascii="Consolas" w:eastAsia="Times New Roman" w:hAnsi="Consolas" w:cs="Times New Roman"/>
+          <w:color w:val="FFFFFF"/>
+          <w:sz w:val="21"/>
+          <w:szCs w:val="21"/>
+        </w:rPr>
+        <w:t xml:space="preserve">: </w:t>
+      </w:r>
+      <w:r>
+        <w:rPr>
+          <w:rFonts w:ascii="Consolas" w:eastAsia="Times New Roman" w:hAnsi="Consolas" w:cs="Times New Roman"/>
+          <w:color w:val="FF7E34"/>
+          <w:sz w:val="21"/>
+          <w:szCs w:val="21"/>
+        </w:rPr>
+        <w:t>fuchsia</w:t>
+      </w:r>
+      <w:r>
+        <w:rPr>
+          <w:rFonts w:ascii="Consolas" w:eastAsia="Times New Roman" w:hAnsi="Consolas" w:cs="Times New Roman"/>
+          <w:color w:val="FFFFFF"/>
+          <w:sz w:val="21"/>
+          <w:szCs w:val="21"/>
+        </w:rPr>
+        <w:t>;</w:t>
+      </w:r>
+    </w:p>
+    <w:p>
+      <w:pPr>
+        <w:shd w:val="clear" w:color="auto" w:fill="00002C"/>
+        <w:spacing w:line="285" w:lineRule="atLeast"/>
+        <w:rPr>
+          <w:rFonts w:ascii="Consolas" w:eastAsia="Times New Roman" w:hAnsi="Consolas" w:cs="Times New Roman"/>
+          <w:color w:val="FFFFFF"/>
+          <w:sz w:val="21"/>
+          <w:szCs w:val="21"/>
+        </w:rPr>
+      </w:pPr>
+      <w:r>
+        <w:rPr>
+          <w:rFonts w:ascii="Consolas" w:eastAsia="Times New Roman" w:hAnsi="Consolas" w:cs="Times New Roman"/>
+          <w:color w:val="FFFFFF"/>
+          <w:sz w:val="21"/>
+          <w:szCs w:val="21"/>
+        </w:rPr>
+        <w:t xml:space="preserve">            </w:t>
+      </w:r>
+      <w:proofErr w:type="gramStart"/>
+      <w:r>
+        <w:rPr>
+          <w:rFonts w:ascii="Consolas" w:eastAsia="Times New Roman" w:hAnsi="Consolas" w:cs="Times New Roman"/>
+          <w:color w:val="FFFFFF"/>
+          <w:sz w:val="21"/>
+          <w:szCs w:val="21"/>
+        </w:rPr>
+        <w:t>color</w:t>
+      </w:r>
+      <w:proofErr w:type="gramEnd"/>
+      <w:r>
+        <w:rPr>
+          <w:rFonts w:ascii="Consolas" w:eastAsia="Times New Roman" w:hAnsi="Consolas" w:cs="Times New Roman"/>
+          <w:color w:val="FFFFFF"/>
+          <w:sz w:val="21"/>
+          <w:szCs w:val="21"/>
+        </w:rPr>
+        <w:t xml:space="preserve">: </w:t>
+      </w:r>
+      <w:r>
+        <w:rPr>
+          <w:rFonts w:ascii="Consolas" w:eastAsia="Times New Roman" w:hAnsi="Consolas" w:cs="Times New Roman"/>
+          <w:color w:val="FF7E34"/>
+          <w:sz w:val="21"/>
+          <w:szCs w:val="21"/>
+        </w:rPr>
+        <w:t>blue</w:t>
+      </w:r>
+      <w:r>
+        <w:rPr>
+          <w:rFonts w:ascii="Consolas" w:eastAsia="Times New Roman" w:hAnsi="Consolas" w:cs="Times New Roman"/>
+          <w:color w:val="FFFFFF"/>
+          <w:sz w:val="21"/>
+          <w:szCs w:val="21"/>
+        </w:rPr>
+        <w:t>;</w:t>
+      </w:r>
+    </w:p>
+    <w:p>
+      <w:pPr>
+        <w:shd w:val="clear" w:color="auto" w:fill="00002C"/>
+        <w:spacing w:line="285" w:lineRule="atLeast"/>
+        <w:rPr>
+          <w:rFonts w:ascii="Consolas" w:eastAsia="Times New Roman" w:hAnsi="Consolas" w:cs="Times New Roman"/>
+          <w:color w:val="FFFFFF"/>
+          <w:sz w:val="21"/>
+          <w:szCs w:val="21"/>
+        </w:rPr>
+      </w:pPr>
+      <w:r>
+        <w:rPr>
+          <w:rFonts w:ascii="Consolas" w:eastAsia="Times New Roman" w:hAnsi="Consolas" w:cs="Times New Roman"/>
+          <w:color w:val="FFFFFF"/>
+          <w:sz w:val="21"/>
+          <w:szCs w:val="21"/>
+        </w:rPr>
+        <w:t>        }</w:t>
+      </w:r>
+    </w:p>
+    <w:p>
+      <w:pPr>
+        <w:pStyle w:val="NoSpacing"/>
+      </w:pPr>
+      <w:r>
+        <w:t xml:space="preserve">This is the child </w:t>
+      </w:r>
+      <w:proofErr w:type="spellStart"/>
+      <w:r>
+        <w:t>selecte</w:t>
+      </w:r>
+      <w:proofErr w:type="spellEnd"/>
+      <w:r>
+        <w:t xml:space="preserve"> used for the paragraph inside the </w:t>
+      </w:r>
+      <w:proofErr w:type="gramStart"/>
+      <w:r>
+        <w:t>div .</w:t>
+      </w:r>
+      <w:proofErr w:type="gramEnd"/>
+      <w:r>
+        <w:t xml:space="preserve"> </w:t>
+      </w:r>
+      <w:proofErr w:type="gramStart"/>
+      <w:r>
+        <w:t>means</w:t>
+      </w:r>
+      <w:proofErr w:type="gramEnd"/>
+      <w:r>
+        <w:t xml:space="preserve"> if we want to give the another color to the paragraph inside the div so we use this selector. </w:t>
+      </w:r>
+      <w:proofErr w:type="spellStart"/>
+      <w:r>
+        <w:t>Other wise</w:t>
+      </w:r>
+      <w:proofErr w:type="spellEnd"/>
+      <w:r>
+        <w:t xml:space="preserve"> the thing inside the div have the same color and background that we provide.</w:t>
+      </w:r>
+    </w:p>
+    <w:p>
+      <w:pPr>
+        <w:shd w:val="clear" w:color="auto" w:fill="00002C"/>
+        <w:spacing w:line="285" w:lineRule="atLeast"/>
+        <w:rPr>
+          <w:rFonts w:ascii="Consolas" w:eastAsia="Times New Roman" w:hAnsi="Consolas" w:cs="Times New Roman"/>
+          <w:color w:val="FFFFFF"/>
+          <w:sz w:val="21"/>
+          <w:szCs w:val="21"/>
+        </w:rPr>
+      </w:pPr>
+      <w:r>
+        <w:rPr>
+          <w:rFonts w:ascii="Consolas" w:eastAsia="Times New Roman" w:hAnsi="Consolas" w:cs="Times New Roman"/>
+          <w:color w:val="FFFFFF"/>
+          <w:sz w:val="21"/>
+          <w:szCs w:val="21"/>
+        </w:rPr>
+        <w:t> &lt;</w:t>
+      </w:r>
+      <w:r>
+        <w:rPr>
+          <w:rFonts w:ascii="Consolas" w:eastAsia="Times New Roman" w:hAnsi="Consolas" w:cs="Times New Roman"/>
+          <w:color w:val="FF0077"/>
+          <w:sz w:val="21"/>
+          <w:szCs w:val="21"/>
+        </w:rPr>
+        <w:t>div</w:t>
+      </w:r>
+      <w:r>
+        <w:rPr>
+          <w:rFonts w:ascii="Consolas" w:eastAsia="Times New Roman" w:hAnsi="Consolas" w:cs="Times New Roman"/>
+          <w:color w:val="FFFFFF"/>
+          <w:sz w:val="21"/>
+          <w:szCs w:val="21"/>
+        </w:rPr>
+        <w:t xml:space="preserve"> </w:t>
+      </w:r>
+      <w:r>
+        <w:rPr>
+          <w:rFonts w:ascii="Consolas" w:eastAsia="Times New Roman" w:hAnsi="Consolas" w:cs="Times New Roman"/>
+          <w:color w:val="00FFF2"/>
+          <w:sz w:val="21"/>
+          <w:szCs w:val="21"/>
+        </w:rPr>
+        <w:t>class</w:t>
+      </w:r>
+      <w:r>
+        <w:rPr>
+          <w:rFonts w:ascii="Consolas" w:eastAsia="Times New Roman" w:hAnsi="Consolas" w:cs="Times New Roman"/>
+          <w:color w:val="FFFFFF"/>
+          <w:sz w:val="21"/>
+          <w:szCs w:val="21"/>
+        </w:rPr>
+        <w:t>="</w:t>
+      </w:r>
+      <w:r>
+        <w:rPr>
+          <w:rFonts w:ascii="Consolas" w:eastAsia="Times New Roman" w:hAnsi="Consolas" w:cs="Times New Roman"/>
+          <w:color w:val="EEFF00"/>
+          <w:sz w:val="21"/>
+          <w:szCs w:val="21"/>
+        </w:rPr>
+        <w:t>red</w:t>
+      </w:r>
+      <w:r>
+        <w:rPr>
+          <w:rFonts w:ascii="Consolas" w:eastAsia="Times New Roman" w:hAnsi="Consolas" w:cs="Times New Roman"/>
+          <w:color w:val="FFFFFF"/>
+          <w:sz w:val="21"/>
+          <w:szCs w:val="21"/>
+        </w:rPr>
+        <w:t>"&gt;</w:t>
+      </w:r>
+    </w:p>
+    <w:p>
+      <w:pPr>
+        <w:shd w:val="clear" w:color="auto" w:fill="00002C"/>
+        <w:spacing w:line="285" w:lineRule="atLeast"/>
+        <w:rPr>
+          <w:rFonts w:ascii="Consolas" w:eastAsia="Times New Roman" w:hAnsi="Consolas" w:cs="Times New Roman"/>
+          <w:color w:val="FFFFFF"/>
+          <w:sz w:val="21"/>
+          <w:szCs w:val="21"/>
+        </w:rPr>
+      </w:pPr>
+      <w:r>
+        <w:rPr>
+          <w:rFonts w:ascii="Consolas" w:eastAsia="Times New Roman" w:hAnsi="Consolas" w:cs="Times New Roman"/>
+          <w:color w:val="FFFFFF"/>
+          <w:sz w:val="21"/>
+          <w:szCs w:val="21"/>
+        </w:rPr>
+        <w:t>        I am a div</w:t>
+      </w:r>
+    </w:p>
+    <w:p>
+      <w:pPr>
+        <w:shd w:val="clear" w:color="auto" w:fill="00002C"/>
+        <w:spacing w:line="285" w:lineRule="atLeast"/>
+        <w:rPr>
+          <w:rFonts w:ascii="Consolas" w:eastAsia="Times New Roman" w:hAnsi="Consolas" w:cs="Times New Roman"/>
+          <w:color w:val="FFFFFF"/>
+          <w:sz w:val="21"/>
+          <w:szCs w:val="21"/>
+        </w:rPr>
+      </w:pPr>
+      <w:r>
+        <w:rPr>
+          <w:rFonts w:ascii="Consolas" w:eastAsia="Times New Roman" w:hAnsi="Consolas" w:cs="Times New Roman"/>
+          <w:color w:val="FFFFFF"/>
+          <w:sz w:val="21"/>
+          <w:szCs w:val="21"/>
+        </w:rPr>
+        <w:t>        &lt;</w:t>
+      </w:r>
+      <w:r>
+        <w:rPr>
+          <w:rFonts w:ascii="Consolas" w:eastAsia="Times New Roman" w:hAnsi="Consolas" w:cs="Times New Roman"/>
+          <w:color w:val="FF0077"/>
+          <w:sz w:val="21"/>
+          <w:szCs w:val="21"/>
+        </w:rPr>
+        <w:t>p</w:t>
+      </w:r>
+      <w:r>
+        <w:rPr>
+          <w:rFonts w:ascii="Consolas" w:eastAsia="Times New Roman" w:hAnsi="Consolas" w:cs="Times New Roman"/>
+          <w:color w:val="FFFFFF"/>
+          <w:sz w:val="21"/>
+          <w:szCs w:val="21"/>
+        </w:rPr>
+        <w:t xml:space="preserve">&gt; </w:t>
+      </w:r>
+      <w:proofErr w:type="spellStart"/>
+      <w:r>
+        <w:rPr>
+          <w:rFonts w:ascii="Consolas" w:eastAsia="Times New Roman" w:hAnsi="Consolas" w:cs="Times New Roman"/>
+          <w:color w:val="FFFFFF"/>
+          <w:sz w:val="21"/>
+          <w:szCs w:val="21"/>
+        </w:rPr>
+        <w:t>im</w:t>
+      </w:r>
+      <w:proofErr w:type="spellEnd"/>
+      <w:r>
+        <w:rPr>
+          <w:rFonts w:ascii="Consolas" w:eastAsia="Times New Roman" w:hAnsi="Consolas" w:cs="Times New Roman"/>
+          <w:color w:val="FFFFFF"/>
+          <w:sz w:val="21"/>
+          <w:szCs w:val="21"/>
+        </w:rPr>
+        <w:t xml:space="preserve"> a paragraph inside the dib</w:t>
+      </w:r>
+    </w:p>
+    <w:p>
+      <w:pPr>
+        <w:shd w:val="clear" w:color="auto" w:fill="00002C"/>
+        <w:spacing w:line="285" w:lineRule="atLeast"/>
+        <w:rPr>
+          <w:rFonts w:ascii="Consolas" w:eastAsia="Times New Roman" w:hAnsi="Consolas" w:cs="Times New Roman"/>
+          <w:color w:val="FFFFFF"/>
+          <w:sz w:val="21"/>
+          <w:szCs w:val="21"/>
+        </w:rPr>
+      </w:pPr>
+    </w:p>
+    <w:p>
+      <w:pPr>
+        <w:shd w:val="clear" w:color="auto" w:fill="00002C"/>
+        <w:spacing w:line="285" w:lineRule="atLeast"/>
+        <w:rPr>
+          <w:rFonts w:ascii="Consolas" w:eastAsia="Times New Roman" w:hAnsi="Consolas" w:cs="Times New Roman"/>
+          <w:color w:val="FFFFFF"/>
+          <w:sz w:val="21"/>
+          <w:szCs w:val="21"/>
+        </w:rPr>
+      </w:pPr>
+      <w:r>
+        <w:rPr>
+          <w:rFonts w:ascii="Consolas" w:eastAsia="Times New Roman" w:hAnsi="Consolas" w:cs="Times New Roman"/>
+          <w:color w:val="FFFFFF"/>
+          <w:sz w:val="21"/>
+          <w:szCs w:val="21"/>
+        </w:rPr>
+        <w:t>        &lt;/</w:t>
+      </w:r>
+      <w:r>
+        <w:rPr>
+          <w:rFonts w:ascii="Consolas" w:eastAsia="Times New Roman" w:hAnsi="Consolas" w:cs="Times New Roman"/>
+          <w:color w:val="FF0077"/>
+          <w:sz w:val="21"/>
+          <w:szCs w:val="21"/>
+        </w:rPr>
+        <w:t>p</w:t>
+      </w:r>
+      <w:r>
+        <w:rPr>
+          <w:rFonts w:ascii="Consolas" w:eastAsia="Times New Roman" w:hAnsi="Consolas" w:cs="Times New Roman"/>
+          <w:color w:val="FFFFFF"/>
+          <w:sz w:val="21"/>
+          <w:szCs w:val="21"/>
+        </w:rPr>
+        <w:t>&gt;</w:t>
+      </w:r>
+    </w:p>
+    <w:p>
+      <w:pPr>
+        <w:shd w:val="clear" w:color="auto" w:fill="00002C"/>
+        <w:spacing w:line="285" w:lineRule="atLeast"/>
+        <w:rPr>
+          <w:rFonts w:ascii="Consolas" w:eastAsia="Times New Roman" w:hAnsi="Consolas" w:cs="Times New Roman"/>
+          <w:color w:val="FFFFFF"/>
+          <w:sz w:val="21"/>
+          <w:szCs w:val="21"/>
+        </w:rPr>
+      </w:pPr>
+      <w:r>
+        <w:rPr>
+          <w:rFonts w:ascii="Consolas" w:eastAsia="Times New Roman" w:hAnsi="Consolas" w:cs="Times New Roman"/>
+          <w:color w:val="FFFFFF"/>
+          <w:sz w:val="21"/>
+          <w:szCs w:val="21"/>
+        </w:rPr>
+        <w:t>    &lt;/</w:t>
+      </w:r>
+      <w:r>
+        <w:rPr>
+          <w:rFonts w:ascii="Consolas" w:eastAsia="Times New Roman" w:hAnsi="Consolas" w:cs="Times New Roman"/>
+          <w:color w:val="FF0077"/>
+          <w:sz w:val="21"/>
+          <w:szCs w:val="21"/>
+        </w:rPr>
+        <w:t>div</w:t>
+      </w:r>
+      <w:r>
+        <w:rPr>
+          <w:rFonts w:ascii="Consolas" w:eastAsia="Times New Roman" w:hAnsi="Consolas" w:cs="Times New Roman"/>
+          <w:color w:val="FFFFFF"/>
+          <w:sz w:val="21"/>
+          <w:szCs w:val="21"/>
+        </w:rPr>
+        <w:t>&gt;</w:t>
+      </w:r>
+    </w:p>
+    <w:p>
+      <w:pPr>
+        <w:pStyle w:val="NoSpacing"/>
+      </w:pPr>
+      <w:proofErr w:type="gramStart"/>
+      <w:r>
+        <w:t>See  above</w:t>
+      </w:r>
+      <w:proofErr w:type="gramEnd"/>
+      <w:r>
+        <w:t xml:space="preserve"> that the paragraph is inside the div.</w:t>
+      </w:r>
+    </w:p>
+    <w:p>
+      <w:pPr>
+        <w:pStyle w:val="NoSpacing"/>
+      </w:pPr>
+      <w:r>
+        <w:t xml:space="preserve">But one thing that I made clear is that we use the div &gt; p means that the P inside the div if insert the another tag as like div&gt; article&gt; span then if we add paragraph so it is not </w:t>
+      </w:r>
+      <w:proofErr w:type="gramStart"/>
+      <w:r>
+        <w:t>applicable .</w:t>
+      </w:r>
+      <w:proofErr w:type="gramEnd"/>
+      <w:r>
+        <w:t xml:space="preserve"> </w:t>
+      </w:r>
+      <w:proofErr w:type="gramStart"/>
+      <w:r>
+        <w:t>means</w:t>
+      </w:r>
+      <w:proofErr w:type="gramEnd"/>
+      <w:r>
+        <w:t xml:space="preserve"> that the color not changed of the paragraph. As like this.</w:t>
+      </w:r>
+    </w:p>
+    <w:p>
+      <w:pPr>
+        <w:pStyle w:val="NoSpacing"/>
+      </w:pPr>
+    </w:p>
+    <w:p>
+      <w:pPr>
+        <w:pStyle w:val="NoSpacing"/>
+      </w:pPr>
+    </w:p>
+    <w:p>
+      <w:pPr>
+        <w:shd w:val="clear" w:color="auto" w:fill="00002C"/>
+        <w:spacing w:line="285" w:lineRule="atLeast"/>
+        <w:rPr>
+          <w:rFonts w:ascii="Consolas" w:eastAsia="Times New Roman" w:hAnsi="Consolas" w:cs="Times New Roman"/>
+          <w:color w:val="FFFFFF"/>
+          <w:sz w:val="21"/>
+          <w:szCs w:val="21"/>
+        </w:rPr>
+      </w:pPr>
+      <w:r>
+        <w:rPr>
+          <w:rFonts w:ascii="Consolas" w:eastAsia="Times New Roman" w:hAnsi="Consolas" w:cs="Times New Roman"/>
+          <w:color w:val="FFFFFF"/>
+          <w:sz w:val="21"/>
+          <w:szCs w:val="21"/>
+        </w:rPr>
+        <w:t>&lt;</w:t>
+      </w:r>
+      <w:proofErr w:type="gramStart"/>
+      <w:r>
+        <w:rPr>
+          <w:rFonts w:ascii="Consolas" w:eastAsia="Times New Roman" w:hAnsi="Consolas" w:cs="Times New Roman"/>
+          <w:color w:val="FF0077"/>
+          <w:sz w:val="21"/>
+          <w:szCs w:val="21"/>
+        </w:rPr>
+        <w:t>div</w:t>
+      </w:r>
+      <w:proofErr w:type="gramEnd"/>
+      <w:r>
+        <w:rPr>
+          <w:rFonts w:ascii="Consolas" w:eastAsia="Times New Roman" w:hAnsi="Consolas" w:cs="Times New Roman"/>
+          <w:color w:val="FFFFFF"/>
+          <w:sz w:val="21"/>
+          <w:szCs w:val="21"/>
+        </w:rPr>
+        <w:t>&gt;</w:t>
+      </w:r>
+    </w:p>
+    <w:p>
+      <w:pPr>
+        <w:shd w:val="clear" w:color="auto" w:fill="00002C"/>
+        <w:spacing w:line="285" w:lineRule="atLeast"/>
+        <w:rPr>
+          <w:rFonts w:ascii="Consolas" w:eastAsia="Times New Roman" w:hAnsi="Consolas" w:cs="Times New Roman"/>
+          <w:color w:val="FFFFFF"/>
+          <w:sz w:val="21"/>
+          <w:szCs w:val="21"/>
+        </w:rPr>
+      </w:pPr>
+      <w:r>
+        <w:rPr>
+          <w:rFonts w:ascii="Consolas" w:eastAsia="Times New Roman" w:hAnsi="Consolas" w:cs="Times New Roman"/>
+          <w:color w:val="FFFFFF"/>
+          <w:sz w:val="21"/>
+          <w:szCs w:val="21"/>
+        </w:rPr>
+        <w:t>        &lt;</w:t>
+      </w:r>
+      <w:proofErr w:type="gramStart"/>
+      <w:r>
+        <w:rPr>
+          <w:rFonts w:ascii="Consolas" w:eastAsia="Times New Roman" w:hAnsi="Consolas" w:cs="Times New Roman"/>
+          <w:color w:val="FF0077"/>
+          <w:sz w:val="21"/>
+          <w:szCs w:val="21"/>
+        </w:rPr>
+        <w:t>span</w:t>
+      </w:r>
+      <w:proofErr w:type="gramEnd"/>
+      <w:r>
+        <w:rPr>
+          <w:rFonts w:ascii="Consolas" w:eastAsia="Times New Roman" w:hAnsi="Consolas" w:cs="Times New Roman"/>
+          <w:color w:val="FFFFFF"/>
+          <w:sz w:val="21"/>
+          <w:szCs w:val="21"/>
+        </w:rPr>
+        <w:t>&gt;</w:t>
+      </w:r>
+    </w:p>
+    <w:p>
+      <w:pPr>
+        <w:shd w:val="clear" w:color="auto" w:fill="00002C"/>
+        <w:spacing w:line="285" w:lineRule="atLeast"/>
+        <w:rPr>
+          <w:rFonts w:ascii="Consolas" w:eastAsia="Times New Roman" w:hAnsi="Consolas" w:cs="Times New Roman"/>
+          <w:color w:val="FFFFFF"/>
+          <w:sz w:val="21"/>
+          <w:szCs w:val="21"/>
+        </w:rPr>
+      </w:pPr>
+      <w:r>
+        <w:rPr>
+          <w:rFonts w:ascii="Consolas" w:eastAsia="Times New Roman" w:hAnsi="Consolas" w:cs="Times New Roman"/>
+          <w:color w:val="FFFFFF"/>
+          <w:sz w:val="21"/>
+          <w:szCs w:val="21"/>
+        </w:rPr>
+        <w:t>            &lt;</w:t>
+      </w:r>
+      <w:proofErr w:type="gramStart"/>
+      <w:r>
+        <w:rPr>
+          <w:rFonts w:ascii="Consolas" w:eastAsia="Times New Roman" w:hAnsi="Consolas" w:cs="Times New Roman"/>
+          <w:color w:val="FF0077"/>
+          <w:sz w:val="21"/>
+          <w:szCs w:val="21"/>
+        </w:rPr>
+        <w:t>article</w:t>
+      </w:r>
+      <w:proofErr w:type="gramEnd"/>
+      <w:r>
+        <w:rPr>
+          <w:rFonts w:ascii="Consolas" w:eastAsia="Times New Roman" w:hAnsi="Consolas" w:cs="Times New Roman"/>
+          <w:color w:val="FFFFFF"/>
+          <w:sz w:val="21"/>
+          <w:szCs w:val="21"/>
+        </w:rPr>
+        <w:t>&gt;</w:t>
+      </w:r>
+    </w:p>
+    <w:p>
+      <w:pPr>
+        <w:shd w:val="clear" w:color="auto" w:fill="00002C"/>
+        <w:spacing w:line="285" w:lineRule="atLeast"/>
+        <w:rPr>
+          <w:rFonts w:ascii="Consolas" w:eastAsia="Times New Roman" w:hAnsi="Consolas" w:cs="Times New Roman"/>
+          <w:color w:val="FFFFFF"/>
+          <w:sz w:val="21"/>
+          <w:szCs w:val="21"/>
+        </w:rPr>
+      </w:pPr>
+      <w:r>
+        <w:rPr>
+          <w:rFonts w:ascii="Consolas" w:eastAsia="Times New Roman" w:hAnsi="Consolas" w:cs="Times New Roman"/>
+          <w:color w:val="FFFFFF"/>
+          <w:sz w:val="21"/>
+          <w:szCs w:val="21"/>
+        </w:rPr>
+        <w:t>                &lt;</w:t>
+      </w:r>
+      <w:r>
+        <w:rPr>
+          <w:rFonts w:ascii="Consolas" w:eastAsia="Times New Roman" w:hAnsi="Consolas" w:cs="Times New Roman"/>
+          <w:color w:val="FF0077"/>
+          <w:sz w:val="21"/>
+          <w:szCs w:val="21"/>
+        </w:rPr>
+        <w:t>p</w:t>
+      </w:r>
+      <w:r>
+        <w:rPr>
+          <w:rFonts w:ascii="Consolas" w:eastAsia="Times New Roman" w:hAnsi="Consolas" w:cs="Times New Roman"/>
+          <w:color w:val="FFFFFF"/>
+          <w:sz w:val="21"/>
+          <w:szCs w:val="21"/>
+        </w:rPr>
+        <w:t>&gt;</w:t>
+      </w:r>
+    </w:p>
+    <w:p>
+      <w:pPr>
+        <w:shd w:val="clear" w:color="auto" w:fill="00002C"/>
+        <w:spacing w:line="285" w:lineRule="atLeast"/>
+        <w:rPr>
+          <w:rFonts w:ascii="Consolas" w:eastAsia="Times New Roman" w:hAnsi="Consolas" w:cs="Times New Roman"/>
+          <w:color w:val="FFFFFF"/>
+          <w:sz w:val="21"/>
+          <w:szCs w:val="21"/>
+        </w:rPr>
+      </w:pPr>
+      <w:r>
+        <w:rPr>
+          <w:rFonts w:ascii="Consolas" w:eastAsia="Times New Roman" w:hAnsi="Consolas" w:cs="Times New Roman"/>
+          <w:color w:val="FFFFFF"/>
+          <w:sz w:val="21"/>
+          <w:szCs w:val="21"/>
+        </w:rPr>
+        <w:t xml:space="preserve">                    </w:t>
+      </w:r>
+      <w:proofErr w:type="gramStart"/>
+      <w:r>
+        <w:rPr>
+          <w:rFonts w:ascii="Consolas" w:eastAsia="Times New Roman" w:hAnsi="Consolas" w:cs="Times New Roman"/>
+          <w:color w:val="FFFFFF"/>
+          <w:sz w:val="21"/>
+          <w:szCs w:val="21"/>
+        </w:rPr>
+        <w:t>this</w:t>
+      </w:r>
+      <w:proofErr w:type="gramEnd"/>
+      <w:r>
+        <w:rPr>
+          <w:rFonts w:ascii="Consolas" w:eastAsia="Times New Roman" w:hAnsi="Consolas" w:cs="Times New Roman"/>
+          <w:color w:val="FFFFFF"/>
+          <w:sz w:val="21"/>
+          <w:szCs w:val="21"/>
+        </w:rPr>
+        <w:t xml:space="preserve"> is the paragraph</w:t>
+      </w:r>
+    </w:p>
+    <w:p>
+      <w:pPr>
+        <w:shd w:val="clear" w:color="auto" w:fill="00002C"/>
+        <w:spacing w:line="285" w:lineRule="atLeast"/>
+        <w:rPr>
+          <w:rFonts w:ascii="Consolas" w:eastAsia="Times New Roman" w:hAnsi="Consolas" w:cs="Times New Roman"/>
+          <w:color w:val="FFFFFF"/>
+          <w:sz w:val="21"/>
+          <w:szCs w:val="21"/>
+        </w:rPr>
+      </w:pPr>
+      <w:r>
+        <w:rPr>
+          <w:rFonts w:ascii="Consolas" w:eastAsia="Times New Roman" w:hAnsi="Consolas" w:cs="Times New Roman"/>
+          <w:color w:val="FFFFFF"/>
+          <w:sz w:val="21"/>
+          <w:szCs w:val="21"/>
+        </w:rPr>
+        <w:t>                &lt;/</w:t>
+      </w:r>
+      <w:r>
+        <w:rPr>
+          <w:rFonts w:ascii="Consolas" w:eastAsia="Times New Roman" w:hAnsi="Consolas" w:cs="Times New Roman"/>
+          <w:color w:val="FF0077"/>
+          <w:sz w:val="21"/>
+          <w:szCs w:val="21"/>
+        </w:rPr>
+        <w:t>p</w:t>
+      </w:r>
+      <w:r>
+        <w:rPr>
+          <w:rFonts w:ascii="Consolas" w:eastAsia="Times New Roman" w:hAnsi="Consolas" w:cs="Times New Roman"/>
+          <w:color w:val="FFFFFF"/>
+          <w:sz w:val="21"/>
+          <w:szCs w:val="21"/>
+        </w:rPr>
+        <w:t>&gt;</w:t>
+      </w:r>
+    </w:p>
+    <w:p>
+      <w:pPr>
+        <w:shd w:val="clear" w:color="auto" w:fill="00002C"/>
+        <w:spacing w:line="285" w:lineRule="atLeast"/>
+        <w:rPr>
+          <w:rFonts w:ascii="Consolas" w:eastAsia="Times New Roman" w:hAnsi="Consolas" w:cs="Times New Roman"/>
+          <w:color w:val="FFFFFF"/>
+          <w:sz w:val="21"/>
+          <w:szCs w:val="21"/>
+        </w:rPr>
+      </w:pPr>
+      <w:r>
+        <w:rPr>
+          <w:rFonts w:ascii="Consolas" w:eastAsia="Times New Roman" w:hAnsi="Consolas" w:cs="Times New Roman"/>
+          <w:color w:val="FFFFFF"/>
+          <w:sz w:val="21"/>
+          <w:szCs w:val="21"/>
+        </w:rPr>
+        <w:t>            &lt;/</w:t>
+      </w:r>
+      <w:r>
+        <w:rPr>
+          <w:rFonts w:ascii="Consolas" w:eastAsia="Times New Roman" w:hAnsi="Consolas" w:cs="Times New Roman"/>
+          <w:color w:val="FF0077"/>
+          <w:sz w:val="21"/>
+          <w:szCs w:val="21"/>
+        </w:rPr>
+        <w:t>article</w:t>
+      </w:r>
+      <w:r>
+        <w:rPr>
+          <w:rFonts w:ascii="Consolas" w:eastAsia="Times New Roman" w:hAnsi="Consolas" w:cs="Times New Roman"/>
+          <w:color w:val="FFFFFF"/>
+          <w:sz w:val="21"/>
+          <w:szCs w:val="21"/>
+        </w:rPr>
+        <w:t>&gt;</w:t>
+      </w:r>
+    </w:p>
+    <w:p>
+      <w:pPr>
+        <w:shd w:val="clear" w:color="auto" w:fill="00002C"/>
+        <w:spacing w:line="285" w:lineRule="atLeast"/>
+        <w:rPr>
+          <w:rFonts w:ascii="Consolas" w:eastAsia="Times New Roman" w:hAnsi="Consolas" w:cs="Times New Roman"/>
+          <w:color w:val="FFFFFF"/>
+          <w:sz w:val="21"/>
+          <w:szCs w:val="21"/>
+        </w:rPr>
+      </w:pPr>
+      <w:r>
+        <w:rPr>
+          <w:rFonts w:ascii="Consolas" w:eastAsia="Times New Roman" w:hAnsi="Consolas" w:cs="Times New Roman"/>
+          <w:color w:val="FFFFFF"/>
+          <w:sz w:val="21"/>
+          <w:szCs w:val="21"/>
+        </w:rPr>
+        <w:t>        &lt;/</w:t>
+      </w:r>
+      <w:r>
+        <w:rPr>
+          <w:rFonts w:ascii="Consolas" w:eastAsia="Times New Roman" w:hAnsi="Consolas" w:cs="Times New Roman"/>
+          <w:color w:val="FF0077"/>
+          <w:sz w:val="21"/>
+          <w:szCs w:val="21"/>
+        </w:rPr>
+        <w:t>span</w:t>
+      </w:r>
+      <w:r>
+        <w:rPr>
+          <w:rFonts w:ascii="Consolas" w:eastAsia="Times New Roman" w:hAnsi="Consolas" w:cs="Times New Roman"/>
+          <w:color w:val="FFFFFF"/>
+          <w:sz w:val="21"/>
+          <w:szCs w:val="21"/>
+        </w:rPr>
+        <w:t>&gt;</w:t>
+      </w:r>
+    </w:p>
+    <w:p>
+      <w:pPr>
+        <w:shd w:val="clear" w:color="auto" w:fill="00002C"/>
+        <w:spacing w:line="285" w:lineRule="atLeast"/>
+        <w:rPr>
+          <w:rFonts w:ascii="Consolas" w:eastAsia="Times New Roman" w:hAnsi="Consolas" w:cs="Times New Roman"/>
+          <w:color w:val="FFFFFF"/>
+          <w:sz w:val="21"/>
+          <w:szCs w:val="21"/>
+        </w:rPr>
+      </w:pPr>
+      <w:r>
+        <w:rPr>
+          <w:rFonts w:ascii="Consolas" w:eastAsia="Times New Roman" w:hAnsi="Consolas" w:cs="Times New Roman"/>
+          <w:color w:val="FFFFFF"/>
+          <w:sz w:val="21"/>
+          <w:szCs w:val="21"/>
+        </w:rPr>
+        <w:t>    &lt;/</w:t>
+      </w:r>
+      <w:r>
+        <w:rPr>
+          <w:rFonts w:ascii="Consolas" w:eastAsia="Times New Roman" w:hAnsi="Consolas" w:cs="Times New Roman"/>
+          <w:color w:val="FF0077"/>
+          <w:sz w:val="21"/>
+          <w:szCs w:val="21"/>
+        </w:rPr>
+        <w:t>div</w:t>
+      </w:r>
+      <w:r>
+        <w:rPr>
+          <w:rFonts w:ascii="Consolas" w:eastAsia="Times New Roman" w:hAnsi="Consolas" w:cs="Times New Roman"/>
+          <w:color w:val="FFFFFF"/>
+          <w:sz w:val="21"/>
+          <w:szCs w:val="21"/>
+        </w:rPr>
+        <w:t>&gt;</w:t>
+      </w:r>
+    </w:p>
+    <w:p>
+      <w:pPr>
+        <w:pStyle w:val="NoSpacing"/>
+      </w:pPr>
+      <w:r>
+        <w:t xml:space="preserve">Here paragraph is inside the article </w:t>
+      </w:r>
+      <w:proofErr w:type="gramStart"/>
+      <w:r>
+        <w:t>so  div</w:t>
+      </w:r>
+      <w:proofErr w:type="gramEnd"/>
+      <w:r>
+        <w:t xml:space="preserve"> &gt; p is not applicable here. </w:t>
+      </w:r>
+    </w:p>
+    <w:p>
+      <w:pPr>
+        <w:pStyle w:val="NoSpacing"/>
+      </w:pPr>
+      <w:r>
+        <w:t xml:space="preserve">But we can make it applicable by </w:t>
+      </w:r>
+      <w:proofErr w:type="spellStart"/>
+      <w:r>
+        <w:t>decendent</w:t>
+      </w:r>
+      <w:proofErr w:type="spellEnd"/>
+      <w:r>
+        <w:t xml:space="preserve"> </w:t>
+      </w:r>
+      <w:proofErr w:type="spellStart"/>
+      <w:proofErr w:type="gramStart"/>
+      <w:r>
+        <w:t>selecter</w:t>
+      </w:r>
+      <w:proofErr w:type="spellEnd"/>
+      <w:r>
+        <w:t xml:space="preserve"> .</w:t>
+      </w:r>
+      <w:proofErr w:type="gramEnd"/>
+      <w:r>
+        <w:t xml:space="preserve"> </w:t>
+      </w:r>
+    </w:p>
+    <w:p>
+      <w:pPr>
+        <w:pStyle w:val="NoSpacing"/>
+      </w:pPr>
+      <w:r>
+        <w:t xml:space="preserve"> When we just use        </w:t>
+      </w:r>
+      <w:proofErr w:type="gramStart"/>
+      <w:r>
+        <w:rPr>
+          <w:b/>
+        </w:rPr>
+        <w:t>div  P</w:t>
+      </w:r>
+      <w:proofErr w:type="gramEnd"/>
+      <w:r>
+        <w:rPr>
+          <w:b/>
+        </w:rPr>
+        <w:t xml:space="preserve"> </w:t>
+      </w:r>
+      <w:r>
+        <w:rPr>
+          <w:b/>
+        </w:rPr>
+        <w:t xml:space="preserve"> s</w:t>
+      </w:r>
+      <w:r>
+        <w:t>o it applicable even the paragraph is where in the div</w:t>
+      </w:r>
+      <w:r>
+        <w:t>.</w:t>
+      </w:r>
+    </w:p>
+    <w:p>
+      <w:pPr>
+        <w:pStyle w:val="NoSpacing"/>
+      </w:pPr>
+    </w:p>
+    <w:p>
+      <w:pPr>
+        <w:pStyle w:val="NoSpacing"/>
+      </w:pPr>
+    </w:p>
+    <w:p>
+      <w:pPr>
+        <w:pStyle w:val="NoSpacing"/>
+      </w:pPr>
+    </w:p>
+    <w:p>
+      <w:pPr>
+        <w:pStyle w:val="NoSpacing"/>
+      </w:pPr>
+      <w:r>
+        <w:t xml:space="preserve">Now the another </w:t>
+      </w:r>
+      <w:proofErr w:type="spellStart"/>
+      <w:r>
+        <w:t>selecter</w:t>
+      </w:r>
+      <w:proofErr w:type="spellEnd"/>
+      <w:r>
+        <w:t xml:space="preserve"> is called universal </w:t>
+      </w:r>
+      <w:proofErr w:type="spellStart"/>
+      <w:proofErr w:type="gramStart"/>
+      <w:r>
+        <w:t>selecter</w:t>
+      </w:r>
+      <w:proofErr w:type="spellEnd"/>
+      <w:r>
+        <w:t xml:space="preserve"> .</w:t>
+      </w:r>
+      <w:proofErr w:type="gramEnd"/>
+    </w:p>
+    <w:p>
+      <w:pPr>
+        <w:pStyle w:val="NoSpacing"/>
+      </w:pPr>
+      <w:r>
+        <w:t xml:space="preserve">Which is used to assign something as a whole </w:t>
+      </w:r>
+    </w:p>
+    <w:p>
+      <w:pPr>
+        <w:shd w:val="clear" w:color="auto" w:fill="00002C"/>
+        <w:spacing w:line="285" w:lineRule="atLeast"/>
+        <w:rPr>
+          <w:rFonts w:ascii="Consolas" w:eastAsia="Times New Roman" w:hAnsi="Consolas" w:cs="Times New Roman"/>
+          <w:color w:val="FFFFFF"/>
+          <w:sz w:val="21"/>
+          <w:szCs w:val="21"/>
+        </w:rPr>
+      </w:pPr>
+      <w:r>
+        <w:rPr>
+          <w:rFonts w:ascii="Consolas" w:eastAsia="Times New Roman" w:hAnsi="Consolas" w:cs="Times New Roman"/>
+          <w:color w:val="FFFFFF"/>
+          <w:sz w:val="21"/>
+          <w:szCs w:val="21"/>
+        </w:rPr>
+        <w:t>   </w:t>
+      </w:r>
+      <w:r>
+        <w:rPr>
+          <w:rFonts w:ascii="Consolas" w:eastAsia="Times New Roman" w:hAnsi="Consolas" w:cs="Times New Roman"/>
+          <w:color w:val="FF0077"/>
+          <w:sz w:val="21"/>
+          <w:szCs w:val="21"/>
+        </w:rPr>
+        <w:t>*</w:t>
+      </w:r>
+      <w:r>
+        <w:rPr>
+          <w:rFonts w:ascii="Consolas" w:eastAsia="Times New Roman" w:hAnsi="Consolas" w:cs="Times New Roman"/>
+          <w:color w:val="FFFFFF"/>
+          <w:sz w:val="21"/>
+          <w:szCs w:val="21"/>
+        </w:rPr>
+        <w:t>{</w:t>
+      </w:r>
+    </w:p>
+    <w:p>
+      <w:pPr>
+        <w:shd w:val="clear" w:color="auto" w:fill="00002C"/>
+        <w:spacing w:line="285" w:lineRule="atLeast"/>
+        <w:rPr>
+          <w:rFonts w:ascii="Consolas" w:eastAsia="Times New Roman" w:hAnsi="Consolas" w:cs="Times New Roman"/>
+          <w:color w:val="FFFFFF"/>
+          <w:sz w:val="21"/>
+          <w:szCs w:val="21"/>
+        </w:rPr>
+      </w:pPr>
+      <w:r>
+        <w:rPr>
+          <w:rFonts w:ascii="Consolas" w:eastAsia="Times New Roman" w:hAnsi="Consolas" w:cs="Times New Roman"/>
+          <w:color w:val="FFFFFF"/>
+          <w:sz w:val="21"/>
+          <w:szCs w:val="21"/>
+        </w:rPr>
+        <w:t xml:space="preserve">            </w:t>
+      </w:r>
+      <w:proofErr w:type="gramStart"/>
+      <w:r>
+        <w:rPr>
+          <w:rFonts w:ascii="Consolas" w:eastAsia="Times New Roman" w:hAnsi="Consolas" w:cs="Times New Roman"/>
+          <w:color w:val="FFFFFF"/>
+          <w:sz w:val="21"/>
+          <w:szCs w:val="21"/>
+        </w:rPr>
+        <w:t>margin</w:t>
+      </w:r>
+      <w:proofErr w:type="gramEnd"/>
+      <w:r>
+        <w:rPr>
+          <w:rFonts w:ascii="Consolas" w:eastAsia="Times New Roman" w:hAnsi="Consolas" w:cs="Times New Roman"/>
+          <w:color w:val="FFFFFF"/>
+          <w:sz w:val="21"/>
+          <w:szCs w:val="21"/>
+        </w:rPr>
+        <w:t xml:space="preserve">: </w:t>
+      </w:r>
+      <w:r>
+        <w:rPr>
+          <w:rFonts w:ascii="Consolas" w:eastAsia="Times New Roman" w:hAnsi="Consolas" w:cs="Times New Roman"/>
+          <w:color w:val="FF7E34"/>
+          <w:sz w:val="21"/>
+          <w:szCs w:val="21"/>
+        </w:rPr>
+        <w:t>0</w:t>
+      </w:r>
+      <w:r>
+        <w:rPr>
+          <w:rFonts w:ascii="Consolas" w:eastAsia="Times New Roman" w:hAnsi="Consolas" w:cs="Times New Roman"/>
+          <w:color w:val="FFFFFF"/>
+          <w:sz w:val="21"/>
+          <w:szCs w:val="21"/>
+        </w:rPr>
+        <w:t>;</w:t>
+      </w:r>
+    </w:p>
+    <w:p>
+      <w:pPr>
+        <w:shd w:val="clear" w:color="auto" w:fill="00002C"/>
+        <w:spacing w:line="285" w:lineRule="atLeast"/>
+        <w:rPr>
+          <w:rFonts w:ascii="Consolas" w:eastAsia="Times New Roman" w:hAnsi="Consolas" w:cs="Times New Roman"/>
+          <w:color w:val="FFFFFF"/>
+          <w:sz w:val="21"/>
+          <w:szCs w:val="21"/>
+        </w:rPr>
+      </w:pPr>
+      <w:r>
+        <w:rPr>
+          <w:rFonts w:ascii="Consolas" w:eastAsia="Times New Roman" w:hAnsi="Consolas" w:cs="Times New Roman"/>
+          <w:color w:val="FFFFFF"/>
+          <w:sz w:val="21"/>
+          <w:szCs w:val="21"/>
+        </w:rPr>
+        <w:t xml:space="preserve">            </w:t>
+      </w:r>
+      <w:proofErr w:type="gramStart"/>
+      <w:r>
+        <w:rPr>
+          <w:rFonts w:ascii="Consolas" w:eastAsia="Times New Roman" w:hAnsi="Consolas" w:cs="Times New Roman"/>
+          <w:color w:val="FFFFFF"/>
+          <w:sz w:val="21"/>
+          <w:szCs w:val="21"/>
+        </w:rPr>
+        <w:t>padding</w:t>
+      </w:r>
+      <w:proofErr w:type="gramEnd"/>
+      <w:r>
+        <w:rPr>
+          <w:rFonts w:ascii="Consolas" w:eastAsia="Times New Roman" w:hAnsi="Consolas" w:cs="Times New Roman"/>
+          <w:color w:val="FFFFFF"/>
+          <w:sz w:val="21"/>
+          <w:szCs w:val="21"/>
+        </w:rPr>
+        <w:t xml:space="preserve">: </w:t>
+      </w:r>
+      <w:r>
+        <w:rPr>
+          <w:rFonts w:ascii="Consolas" w:eastAsia="Times New Roman" w:hAnsi="Consolas" w:cs="Times New Roman"/>
+          <w:color w:val="FF7E34"/>
+          <w:sz w:val="21"/>
+          <w:szCs w:val="21"/>
+        </w:rPr>
+        <w:t>0</w:t>
+      </w:r>
+      <w:r>
+        <w:rPr>
+          <w:rFonts w:ascii="Consolas" w:eastAsia="Times New Roman" w:hAnsi="Consolas" w:cs="Times New Roman"/>
+          <w:color w:val="FFFFFF"/>
+          <w:sz w:val="21"/>
+          <w:szCs w:val="21"/>
+        </w:rPr>
+        <w:t>;</w:t>
+      </w:r>
+    </w:p>
+    <w:p>
+      <w:pPr>
+        <w:shd w:val="clear" w:color="auto" w:fill="00002C"/>
+        <w:spacing w:line="285" w:lineRule="atLeast"/>
+        <w:rPr>
+          <w:rFonts w:ascii="Consolas" w:eastAsia="Times New Roman" w:hAnsi="Consolas" w:cs="Times New Roman"/>
+          <w:color w:val="FFFFFF"/>
+          <w:sz w:val="21"/>
+          <w:szCs w:val="21"/>
+        </w:rPr>
+      </w:pPr>
+      <w:r>
+        <w:rPr>
+          <w:rFonts w:ascii="Consolas" w:eastAsia="Times New Roman" w:hAnsi="Consolas" w:cs="Times New Roman"/>
+          <w:color w:val="FFFFFF"/>
+          <w:sz w:val="21"/>
+          <w:szCs w:val="21"/>
+        </w:rPr>
+        <w:t>        }</w:t>
+      </w:r>
+    </w:p>
+    <w:p>
+      <w:pPr>
+        <w:pStyle w:val="NoSpacing"/>
+      </w:pPr>
+    </w:p>
+    <w:p>
+      <w:pPr>
+        <w:pStyle w:val="NoSpacing"/>
+      </w:pPr>
+      <w:r>
+        <w:t xml:space="preserve">This </w:t>
+      </w:r>
+      <w:proofErr w:type="spellStart"/>
+      <w:r>
+        <w:t>selecter</w:t>
+      </w:r>
+      <w:proofErr w:type="spellEnd"/>
+      <w:r>
+        <w:t xml:space="preserve"> is given by steric and margin and padding are the spaces btw the paragraphs and headings.</w:t>
+      </w:r>
+    </w:p>
+    <w:p>
+      <w:pPr>
+        <w:shd w:val="clear" w:color="auto" w:fill="7FFF00"/>
+        <w:spacing w:line="240" w:lineRule="auto"/>
+        <w:rPr>
+          <w:rFonts w:ascii="Times New Roman" w:eastAsia="Times New Roman" w:hAnsi="Times New Roman" w:cs="Times New Roman"/>
+          <w:color w:val="000000"/>
+          <w:sz w:val="27"/>
+          <w:szCs w:val="27"/>
+        </w:rPr>
+      </w:pPr>
+      <w:r>
+        <w:rPr>
+          <w:rFonts w:ascii="Times New Roman" w:eastAsia="Times New Roman" w:hAnsi="Times New Roman" w:cs="Times New Roman"/>
+          <w:color w:val="000000"/>
+          <w:sz w:val="27"/>
+          <w:szCs w:val="27"/>
+        </w:rPr>
+        <w:t> </w:t>
+      </w:r>
+      <w:proofErr w:type="gramStart"/>
+      <w:r>
+        <w:rPr>
+          <w:rFonts w:ascii="Times New Roman" w:eastAsia="Times New Roman" w:hAnsi="Times New Roman" w:cs="Times New Roman"/>
+          <w:color w:val="000000"/>
+          <w:sz w:val="27"/>
+          <w:szCs w:val="27"/>
+        </w:rPr>
+        <w:t>am</w:t>
+      </w:r>
+      <w:proofErr w:type="gramEnd"/>
+      <w:r>
+        <w:rPr>
+          <w:rFonts w:ascii="Times New Roman" w:eastAsia="Times New Roman" w:hAnsi="Times New Roman" w:cs="Times New Roman"/>
+          <w:color w:val="000000"/>
+          <w:sz w:val="27"/>
+          <w:szCs w:val="27"/>
+        </w:rPr>
+        <w:t xml:space="preserve"> a div</w:t>
+      </w:r>
+    </w:p>
+    <w:p>
+      <w:pPr>
+        <w:shd w:val="clear" w:color="auto" w:fill="FF00FF"/>
+        <w:spacing w:line="240" w:lineRule="auto"/>
+        <w:rPr>
+          <w:rFonts w:ascii="Times New Roman" w:eastAsia="Times New Roman" w:hAnsi="Times New Roman" w:cs="Times New Roman"/>
+          <w:color w:val="0000FF"/>
+          <w:sz w:val="27"/>
+          <w:szCs w:val="27"/>
+        </w:rPr>
+      </w:pPr>
+      <w:proofErr w:type="spellStart"/>
+      <w:proofErr w:type="gramStart"/>
+      <w:r>
+        <w:rPr>
+          <w:rFonts w:ascii="Times New Roman" w:eastAsia="Times New Roman" w:hAnsi="Times New Roman" w:cs="Times New Roman"/>
+          <w:color w:val="0000FF"/>
+          <w:sz w:val="27"/>
+          <w:szCs w:val="27"/>
+        </w:rPr>
+        <w:t>im</w:t>
+      </w:r>
+      <w:proofErr w:type="spellEnd"/>
+      <w:proofErr w:type="gramEnd"/>
+      <w:r>
+        <w:rPr>
+          <w:rFonts w:ascii="Times New Roman" w:eastAsia="Times New Roman" w:hAnsi="Times New Roman" w:cs="Times New Roman"/>
+          <w:color w:val="0000FF"/>
+          <w:sz w:val="27"/>
+          <w:szCs w:val="27"/>
+        </w:rPr>
+        <w:t xml:space="preserve"> a paragraph inside the dib</w:t>
+      </w:r>
+    </w:p>
+    <w:p>
+      <w:pPr>
+        <w:shd w:val="clear" w:color="auto" w:fill="00FFFF"/>
+        <w:spacing w:line="240" w:lineRule="auto"/>
+        <w:rPr>
+          <w:rFonts w:ascii="Times New Roman" w:eastAsia="Times New Roman" w:hAnsi="Times New Roman" w:cs="Times New Roman"/>
+          <w:color w:val="000000"/>
+          <w:sz w:val="27"/>
+          <w:szCs w:val="27"/>
+        </w:rPr>
+      </w:pPr>
+      <w:proofErr w:type="spellStart"/>
+      <w:proofErr w:type="gramStart"/>
+      <w:r>
+        <w:rPr>
+          <w:rFonts w:ascii="Times New Roman" w:eastAsia="Times New Roman" w:hAnsi="Times New Roman" w:cs="Times New Roman"/>
+          <w:color w:val="000000"/>
+          <w:sz w:val="27"/>
+          <w:szCs w:val="27"/>
+        </w:rPr>
+        <w:t>im</w:t>
+      </w:r>
+      <w:proofErr w:type="spellEnd"/>
+      <w:proofErr w:type="gramEnd"/>
+      <w:r>
+        <w:rPr>
+          <w:rFonts w:ascii="Times New Roman" w:eastAsia="Times New Roman" w:hAnsi="Times New Roman" w:cs="Times New Roman"/>
+          <w:color w:val="000000"/>
+          <w:sz w:val="27"/>
+          <w:szCs w:val="27"/>
+        </w:rPr>
+        <w:t xml:space="preserve"> not a div</w:t>
+      </w:r>
+    </w:p>
+    <w:p>
+      <w:pPr>
+        <w:pStyle w:val="NoSpacing"/>
+      </w:pPr>
+      <w:r>
+        <w:t xml:space="preserve"> </w:t>
+      </w:r>
+      <w:proofErr w:type="gramStart"/>
+      <w:r>
+        <w:t>now</w:t>
+      </w:r>
+      <w:proofErr w:type="gramEnd"/>
+      <w:r>
+        <w:t xml:space="preserve"> this is the </w:t>
+      </w:r>
+      <w:proofErr w:type="spellStart"/>
+      <w:r>
+        <w:t>out put</w:t>
+      </w:r>
+      <w:proofErr w:type="spellEnd"/>
+      <w:r>
+        <w:t xml:space="preserve"> so you can see that the space btw each line is reduced to zero and they attach with each other.</w:t>
+      </w:r>
+    </w:p>
+    <w:p>
+      <w:pPr>
+        <w:pStyle w:val="NoSpacing"/>
+      </w:pPr>
+    </w:p>
+    <w:p>
+      <w:pPr>
+        <w:pStyle w:val="NoSpacing"/>
       </w:pPr>
       <w:bookmarkStart w:id="5" w:name="_GoBack"/>
       <w:bookmarkEnd w:id="5"/>
@@ -11647,6 +14862,22 @@
       <w:iCs/>
     </w:rPr>
   </w:style>
+  <w:style w:type="paragraph" w:styleId="NormalWeb">
+    <w:name w:val="Normal (Web)"/>
+    <w:basedOn w:val="Normal"/>
+    <w:uiPriority w:val="99"/>
+    <w:semiHidden/>
+    <w:unhideWhenUsed/>
+    <w:rsid w:val="00C8774A"/>
+    <w:pPr>
+      <w:spacing w:before="100" w:beforeAutospacing="1" w:after="100" w:afterAutospacing="1" w:line="240" w:lineRule="auto"/>
+    </w:pPr>
+    <w:rPr>
+      <w:rFonts w:ascii="Times New Roman" w:eastAsia="Times New Roman" w:hAnsi="Times New Roman" w:cs="Times New Roman"/>
+      <w:sz w:val="24"/>
+      <w:szCs w:val="24"/>
+    </w:rPr>
+  </w:style>
 </w:styles>
 </file>
 
@@ -11968,4 +15199,16 @@
   </a:objectDefaults>
   <a:extraClrSchemeLst/>
 </a:theme>
+</file>
+
+<file path=customXml/item1.xml><?xml version="1.0" encoding="utf-8"?>
+<b:Sources xmlns:b="http://schemas.openxmlformats.org/officeDocument/2006/bibliography" xmlns="http://schemas.openxmlformats.org/officeDocument/2006/bibliography" SelectedStyle="\APASixthEditionOfficeOnline.xsl" StyleName="APA" Version="6"/>
+</file>
+
+<file path=customXml/itemProps1.xml><?xml version="1.0" encoding="utf-8"?>
+<ds:datastoreItem xmlns:ds="http://schemas.openxmlformats.org/officeDocument/2006/customXml" ds:itemID="{16063102-F461-4613-9EF6-F69381DE4C33}">
+  <ds:schemaRefs>
+    <ds:schemaRef ds:uri="http://schemas.openxmlformats.org/officeDocument/2006/bibliography"/>
+  </ds:schemaRefs>
+</ds:datastoreItem>
 </file>
--- a/Web_Development Notes Scratch to pro.docx
+++ b/Web_Development Notes Scratch to pro.docx
@@ -10106,6 +10106,9 @@
     <w:p>
       <w:pPr>
         <w:shd w:val="clear" w:color="auto" w:fill="00002C"/>
+        <w:tabs>
+          <w:tab w:val="right" w:pos="8910"/>
+        </w:tabs>
         <w:spacing w:line="285" w:lineRule="atLeast"/>
         <w:rPr>
           <w:rFonts w:ascii="Consolas" w:eastAsia="Times New Roman" w:hAnsi="Consolas" w:cs="Times New Roman"/>
@@ -10181,6 +10184,73 @@
         </w:rPr>
         <w:t>&gt;</w:t>
       </w:r>
+      <w:r>
+        <w:rPr>
+          <w:rFonts w:ascii="Consolas" w:eastAsia="Times New Roman" w:hAnsi="Consolas" w:cs="Times New Roman"/>
+          <w:color w:val="FFFFFF"/>
+          <w:sz w:val="21"/>
+          <w:szCs w:val="21"/>
+        </w:rPr>
+        <w:tab/>
+      </w:r>
+    </w:p>
+    <w:p>
+      <w:pPr>
+        <w:shd w:val="clear" w:color="auto" w:fill="00002C"/>
+        <w:tabs>
+          <w:tab w:val="right" w:pos="8910"/>
+        </w:tabs>
+        <w:spacing w:line="285" w:lineRule="atLeast"/>
+        <w:rPr>
+          <w:rFonts w:ascii="Consolas" w:eastAsia="Times New Roman" w:hAnsi="Consolas" w:cs="Times New Roman"/>
+          <w:color w:val="FFFFFF"/>
+          <w:sz w:val="21"/>
+          <w:szCs w:val="21"/>
+        </w:rPr>
+      </w:pPr>
+    </w:p>
+    <w:p>
+      <w:pPr>
+        <w:pStyle w:val="NoSpacing"/>
+      </w:pPr>
+    </w:p>
+    <w:p>
+      <w:pPr>
+        <w:pStyle w:val="NoSpacing"/>
+        <w:rPr>
+          <w:b/>
+        </w:rPr>
+      </w:pPr>
+      <w:r>
+        <w:rPr>
+          <w:b/>
+        </w:rPr>
+        <w:t>Date</w:t>
+      </w:r>
+      <w:proofErr w:type="gramStart"/>
+      <w:r>
+        <w:rPr>
+          <w:b/>
+        </w:rPr>
+        <w:t>:29</w:t>
+      </w:r>
+      <w:proofErr w:type="gramEnd"/>
+      <w:r>
+        <w:rPr>
+          <w:b/>
+        </w:rPr>
+        <w:t xml:space="preserve"> sep,2026</w:t>
+      </w:r>
+    </w:p>
+    <w:p>
+      <w:pPr>
+        <w:pStyle w:val="NoSpacing"/>
+      </w:pPr>
+    </w:p>
+    <w:p>
+      <w:pPr>
+        <w:pStyle w:val="NoSpacing"/>
+      </w:pPr>
     </w:p>
     <w:p>
       <w:pPr>
@@ -10682,6 +10752,7 @@
           <w:sz w:val="21"/>
           <w:szCs w:val="21"/>
         </w:rPr>
+        <w:lastRenderedPageBreak/>
         <w:t>    &lt;</w:t>
       </w:r>
       <w:r>
@@ -10906,6 +10977,65 @@
       <w:r>
         <w:t xml:space="preserve"> we call it by #green so its background goes green.</w:t>
       </w:r>
+    </w:p>
+    <w:p>
+      <w:pPr>
+        <w:pStyle w:val="NoSpacing"/>
+      </w:pPr>
+    </w:p>
+    <w:p>
+      <w:pPr>
+        <w:pStyle w:val="NoSpacing"/>
+      </w:pPr>
+    </w:p>
+    <w:p>
+      <w:pPr>
+        <w:pStyle w:val="NoSpacing"/>
+      </w:pPr>
+    </w:p>
+    <w:p>
+      <w:pPr>
+        <w:pStyle w:val="NoSpacing"/>
+      </w:pPr>
+    </w:p>
+    <w:p>
+      <w:pPr>
+        <w:pStyle w:val="NoSpacing"/>
+        <w:rPr>
+          <w:b/>
+        </w:rPr>
+      </w:pPr>
+      <w:r>
+        <w:rPr>
+          <w:b/>
+        </w:rPr>
+        <w:t>Date</w:t>
+      </w:r>
+      <w:proofErr w:type="gramStart"/>
+      <w:r>
+        <w:rPr>
+          <w:b/>
+        </w:rPr>
+        <w:t>:30</w:t>
+      </w:r>
+      <w:proofErr w:type="gramEnd"/>
+      <w:r>
+        <w:rPr>
+          <w:b/>
+        </w:rPr>
+        <w:t xml:space="preserve"> </w:t>
+      </w:r>
+      <w:r>
+        <w:rPr>
+          <w:b/>
+        </w:rPr>
+        <w:t>sep,2026</w:t>
+      </w:r>
+    </w:p>
+    <w:p>
+      <w:pPr>
+        <w:pStyle w:val="NoSpacing"/>
+      </w:pPr>
     </w:p>
     <w:p>
       <w:pPr>
@@ -10927,7 +11057,6 @@
           <w:sz w:val="21"/>
           <w:szCs w:val="21"/>
         </w:rPr>
-        <w:lastRenderedPageBreak/>
         <w:t> </w:t>
       </w:r>
       <w:proofErr w:type="gramStart"/>
@@ -11960,6 +12089,59 @@
     <w:p>
       <w:pPr>
         <w:pStyle w:val="NoSpacing"/>
+        <w:rPr>
+          <w:b/>
+        </w:rPr>
+      </w:pPr>
+      <w:r>
+        <w:rPr>
+          <w:b/>
+        </w:rPr>
+        <w:t>Date</w:t>
+      </w:r>
+      <w:proofErr w:type="gramStart"/>
+      <w:r>
+        <w:rPr>
+          <w:b/>
+        </w:rPr>
+        <w:t>:1</w:t>
+      </w:r>
+      <w:proofErr w:type="gramEnd"/>
+      <w:r>
+        <w:rPr>
+          <w:b/>
+        </w:rPr>
+        <w:t xml:space="preserve"> </w:t>
+      </w:r>
+      <w:proofErr w:type="spellStart"/>
+      <w:r>
+        <w:rPr>
+          <w:b/>
+        </w:rPr>
+        <w:t>oct</w:t>
+      </w:r>
+      <w:proofErr w:type="spellEnd"/>
+      <w:r>
+        <w:rPr>
+          <w:b/>
+        </w:rPr>
+        <w:t xml:space="preserve"> </w:t>
+      </w:r>
+      <w:r>
+        <w:rPr>
+          <w:b/>
+        </w:rPr>
+        <w:t>,2026</w:t>
+      </w:r>
+    </w:p>
+    <w:p>
+      <w:pPr>
+        <w:pStyle w:val="NoSpacing"/>
+      </w:pPr>
+    </w:p>
+    <w:p>
+      <w:pPr>
+        <w:pStyle w:val="NoSpacing"/>
       </w:pPr>
     </w:p>
     <w:p>
@@ -12053,6 +12235,7 @@
           <w:sz w:val="21"/>
           <w:szCs w:val="21"/>
         </w:rPr>
+        <w:lastRenderedPageBreak/>
         <w:t xml:space="preserve">            </w:t>
       </w:r>
       <w:proofErr w:type="gramStart"/>
@@ -12336,6 +12519,751 @@
     <w:p>
       <w:pPr>
         <w:pStyle w:val="NoSpacing"/>
+        <w:rPr>
+          <w:b/>
+        </w:rPr>
+      </w:pPr>
+      <w:r>
+        <w:rPr>
+          <w:b/>
+        </w:rPr>
+        <w:t>Date: 4 oct</w:t>
+      </w:r>
+      <w:proofErr w:type="gramStart"/>
+      <w:r>
+        <w:rPr>
+          <w:b/>
+        </w:rPr>
+        <w:t>,2026</w:t>
+      </w:r>
+      <w:proofErr w:type="gramEnd"/>
+    </w:p>
+    <w:p>
+      <w:pPr>
+        <w:pStyle w:val="NoSpacing"/>
+        <w:rPr>
+          <w:b/>
+        </w:rPr>
+      </w:pPr>
+    </w:p>
+    <w:p>
+      <w:pPr>
+        <w:pStyle w:val="NoSpacing"/>
+      </w:pPr>
+    </w:p>
+    <w:p>
+      <w:pPr>
+        <w:pStyle w:val="NoSpacing"/>
+        <w:rPr>
+          <w:b/>
+        </w:rPr>
+      </w:pPr>
+      <w:r>
+        <w:rPr>
+          <w:b/>
+        </w:rPr>
+        <w:t xml:space="preserve">Pseudo </w:t>
+      </w:r>
+      <w:proofErr w:type="spellStart"/>
+      <w:r>
+        <w:rPr>
+          <w:b/>
+        </w:rPr>
+        <w:t>selecter</w:t>
+      </w:r>
+      <w:proofErr w:type="spellEnd"/>
+      <w:r>
+        <w:rPr>
+          <w:b/>
+        </w:rPr>
+        <w:t>:</w:t>
+      </w:r>
+    </w:p>
+    <w:p>
+      <w:pPr>
+        <w:pStyle w:val="NoSpacing"/>
+      </w:pPr>
+    </w:p>
+    <w:p>
+      <w:pPr>
+        <w:pStyle w:val="NoSpacing"/>
+      </w:pPr>
+      <w:r>
+        <w:t xml:space="preserve">This </w:t>
+      </w:r>
+      <w:proofErr w:type="spellStart"/>
+      <w:r>
+        <w:t>selecter</w:t>
+      </w:r>
+      <w:proofErr w:type="spellEnd"/>
+      <w:r>
+        <w:t xml:space="preserve"> is used to provide the color to the link means that if we add any link in our website and we want </w:t>
+      </w:r>
+      <w:proofErr w:type="gramStart"/>
+      <w:r>
+        <w:t>the that</w:t>
+      </w:r>
+      <w:proofErr w:type="gramEnd"/>
+      <w:r>
+        <w:t xml:space="preserve"> color is that </w:t>
+      </w:r>
+      <w:proofErr w:type="spellStart"/>
+      <w:r>
+        <w:t>wich</w:t>
+      </w:r>
+      <w:proofErr w:type="spellEnd"/>
+      <w:r>
+        <w:t xml:space="preserve"> we want so we can by using the pseudo </w:t>
+      </w:r>
+      <w:proofErr w:type="spellStart"/>
+      <w:r>
+        <w:t>selecter</w:t>
+      </w:r>
+      <w:proofErr w:type="spellEnd"/>
+      <w:r>
+        <w:t xml:space="preserve">. </w:t>
+      </w:r>
+    </w:p>
+    <w:p>
+      <w:pPr>
+        <w:shd w:val="clear" w:color="auto" w:fill="00002C"/>
+        <w:spacing w:line="285" w:lineRule="atLeast"/>
+        <w:rPr>
+          <w:rFonts w:ascii="Consolas" w:eastAsia="Times New Roman" w:hAnsi="Consolas" w:cs="Times New Roman"/>
+          <w:color w:val="FFFFFF"/>
+          <w:sz w:val="21"/>
+          <w:szCs w:val="21"/>
+        </w:rPr>
+      </w:pPr>
+      <w:r>
+        <w:rPr>
+          <w:rFonts w:ascii="Consolas" w:eastAsia="Times New Roman" w:hAnsi="Consolas" w:cs="Times New Roman"/>
+          <w:color w:val="FFFFFF"/>
+          <w:sz w:val="21"/>
+          <w:szCs w:val="21"/>
+        </w:rPr>
+        <w:t>   &lt;</w:t>
+      </w:r>
+      <w:r>
+        <w:rPr>
+          <w:rFonts w:ascii="Consolas" w:eastAsia="Times New Roman" w:hAnsi="Consolas" w:cs="Times New Roman"/>
+          <w:color w:val="FF0077"/>
+          <w:sz w:val="21"/>
+          <w:szCs w:val="21"/>
+        </w:rPr>
+        <w:t>a</w:t>
+      </w:r>
+      <w:r>
+        <w:rPr>
+          <w:rFonts w:ascii="Consolas" w:eastAsia="Times New Roman" w:hAnsi="Consolas" w:cs="Times New Roman"/>
+          <w:color w:val="FFFFFF"/>
+          <w:sz w:val="21"/>
+          <w:szCs w:val="21"/>
+        </w:rPr>
+        <w:t xml:space="preserve"> </w:t>
+      </w:r>
+      <w:proofErr w:type="spellStart"/>
+      <w:r>
+        <w:rPr>
+          <w:rFonts w:ascii="Consolas" w:eastAsia="Times New Roman" w:hAnsi="Consolas" w:cs="Times New Roman"/>
+          <w:color w:val="00FFF2"/>
+          <w:sz w:val="21"/>
+          <w:szCs w:val="21"/>
+        </w:rPr>
+        <w:t>href</w:t>
+      </w:r>
+      <w:proofErr w:type="spellEnd"/>
+      <w:r>
+        <w:rPr>
+          <w:rFonts w:ascii="Consolas" w:eastAsia="Times New Roman" w:hAnsi="Consolas" w:cs="Times New Roman"/>
+          <w:color w:val="FFFFFF"/>
+          <w:sz w:val="21"/>
+          <w:szCs w:val="21"/>
+        </w:rPr>
+        <w:t>="</w:t>
+      </w:r>
+      <w:r>
+        <w:rPr>
+          <w:rFonts w:ascii="Consolas" w:eastAsia="Times New Roman" w:hAnsi="Consolas" w:cs="Times New Roman"/>
+          <w:color w:val="EEFF00"/>
+          <w:sz w:val="21"/>
+          <w:szCs w:val="21"/>
+        </w:rPr>
+        <w:t>https://www.google.com</w:t>
+      </w:r>
+      <w:r>
+        <w:rPr>
+          <w:rFonts w:ascii="Consolas" w:eastAsia="Times New Roman" w:hAnsi="Consolas" w:cs="Times New Roman"/>
+          <w:color w:val="FFFFFF"/>
+          <w:sz w:val="21"/>
+          <w:szCs w:val="21"/>
+        </w:rPr>
+        <w:t>"&gt;Visit the Google &lt;/</w:t>
+      </w:r>
+      <w:r>
+        <w:rPr>
+          <w:rFonts w:ascii="Consolas" w:eastAsia="Times New Roman" w:hAnsi="Consolas" w:cs="Times New Roman"/>
+          <w:color w:val="FF0077"/>
+          <w:sz w:val="21"/>
+          <w:szCs w:val="21"/>
+        </w:rPr>
+        <w:t>a</w:t>
+      </w:r>
+      <w:r>
+        <w:rPr>
+          <w:rFonts w:ascii="Consolas" w:eastAsia="Times New Roman" w:hAnsi="Consolas" w:cs="Times New Roman"/>
+          <w:color w:val="FFFFFF"/>
+          <w:sz w:val="21"/>
+          <w:szCs w:val="21"/>
+        </w:rPr>
+        <w:t>&gt;</w:t>
+      </w:r>
+    </w:p>
+    <w:p>
+      <w:pPr>
+        <w:shd w:val="clear" w:color="auto" w:fill="00002C"/>
+        <w:spacing w:line="285" w:lineRule="atLeast"/>
+        <w:rPr>
+          <w:rFonts w:ascii="Consolas" w:eastAsia="Times New Roman" w:hAnsi="Consolas" w:cs="Times New Roman"/>
+          <w:color w:val="FFFFFF"/>
+          <w:sz w:val="21"/>
+          <w:szCs w:val="21"/>
+        </w:rPr>
+      </w:pPr>
+    </w:p>
+    <w:p>
+      <w:pPr>
+        <w:shd w:val="clear" w:color="auto" w:fill="00002C"/>
+        <w:spacing w:line="285" w:lineRule="atLeast"/>
+        <w:rPr>
+          <w:rFonts w:ascii="Consolas" w:eastAsia="Times New Roman" w:hAnsi="Consolas" w:cs="Times New Roman"/>
+          <w:color w:val="FFFFFF"/>
+          <w:sz w:val="21"/>
+          <w:szCs w:val="21"/>
+        </w:rPr>
+      </w:pPr>
+      <w:r>
+        <w:rPr>
+          <w:rFonts w:ascii="Consolas" w:eastAsia="Times New Roman" w:hAnsi="Consolas" w:cs="Times New Roman"/>
+          <w:color w:val="FFFFFF"/>
+          <w:sz w:val="21"/>
+          <w:szCs w:val="21"/>
+        </w:rPr>
+        <w:t xml:space="preserve">This is the </w:t>
+      </w:r>
+      <w:proofErr w:type="spellStart"/>
+      <w:r>
+        <w:rPr>
+          <w:rFonts w:ascii="Consolas" w:eastAsia="Times New Roman" w:hAnsi="Consolas" w:cs="Times New Roman"/>
+          <w:color w:val="FFFFFF"/>
+          <w:sz w:val="21"/>
+          <w:szCs w:val="21"/>
+        </w:rPr>
+        <w:t>psudo</w:t>
+      </w:r>
+      <w:proofErr w:type="spellEnd"/>
+      <w:r>
+        <w:rPr>
+          <w:rFonts w:ascii="Consolas" w:eastAsia="Times New Roman" w:hAnsi="Consolas" w:cs="Times New Roman"/>
+          <w:color w:val="FFFFFF"/>
+          <w:sz w:val="21"/>
+          <w:szCs w:val="21"/>
+        </w:rPr>
+        <w:t xml:space="preserve"> selector which we use to give color to the google.com</w:t>
+      </w:r>
+    </w:p>
+    <w:p>
+      <w:pPr>
+        <w:shd w:val="clear" w:color="auto" w:fill="00002C"/>
+        <w:spacing w:line="285" w:lineRule="atLeast"/>
+        <w:rPr>
+          <w:rFonts w:ascii="Consolas" w:eastAsia="Times New Roman" w:hAnsi="Consolas" w:cs="Times New Roman"/>
+          <w:color w:val="FFFFFF"/>
+          <w:sz w:val="21"/>
+          <w:szCs w:val="21"/>
+        </w:rPr>
+      </w:pPr>
+      <w:r>
+        <w:rPr>
+          <w:rFonts w:ascii="Consolas" w:eastAsia="Times New Roman" w:hAnsi="Consolas" w:cs="Times New Roman"/>
+          <w:i/>
+          <w:iCs/>
+          <w:color w:val="838383"/>
+          <w:sz w:val="21"/>
+          <w:szCs w:val="21"/>
+        </w:rPr>
+        <w:t xml:space="preserve">/* </w:t>
+      </w:r>
+      <w:proofErr w:type="spellStart"/>
+      <w:r>
+        <w:rPr>
+          <w:rFonts w:ascii="Consolas" w:eastAsia="Times New Roman" w:hAnsi="Consolas" w:cs="Times New Roman"/>
+          <w:i/>
+          <w:iCs/>
+          <w:color w:val="838383"/>
+          <w:sz w:val="21"/>
+          <w:szCs w:val="21"/>
+        </w:rPr>
+        <w:t>psuedo</w:t>
+      </w:r>
+      <w:proofErr w:type="spellEnd"/>
+      <w:r>
+        <w:rPr>
+          <w:rFonts w:ascii="Consolas" w:eastAsia="Times New Roman" w:hAnsi="Consolas" w:cs="Times New Roman"/>
+          <w:i/>
+          <w:iCs/>
+          <w:color w:val="838383"/>
+          <w:sz w:val="21"/>
+          <w:szCs w:val="21"/>
+        </w:rPr>
+        <w:t xml:space="preserve"> selector */</w:t>
+      </w:r>
+    </w:p>
+    <w:p>
+      <w:pPr>
+        <w:shd w:val="clear" w:color="auto" w:fill="00002C"/>
+        <w:spacing w:line="285" w:lineRule="atLeast"/>
+        <w:rPr>
+          <w:rFonts w:ascii="Consolas" w:eastAsia="Times New Roman" w:hAnsi="Consolas" w:cs="Times New Roman"/>
+          <w:color w:val="FFFFFF"/>
+          <w:sz w:val="21"/>
+          <w:szCs w:val="21"/>
+        </w:rPr>
+      </w:pPr>
+    </w:p>
+    <w:p>
+      <w:pPr>
+        <w:shd w:val="clear" w:color="auto" w:fill="00002C"/>
+        <w:spacing w:line="285" w:lineRule="atLeast"/>
+        <w:rPr>
+          <w:rFonts w:ascii="Consolas" w:eastAsia="Times New Roman" w:hAnsi="Consolas" w:cs="Times New Roman"/>
+          <w:color w:val="FFFFFF"/>
+          <w:sz w:val="21"/>
+          <w:szCs w:val="21"/>
+        </w:rPr>
+      </w:pPr>
+      <w:r>
+        <w:rPr>
+          <w:rFonts w:ascii="Consolas" w:eastAsia="Times New Roman" w:hAnsi="Consolas" w:cs="Times New Roman"/>
+          <w:color w:val="FFFFFF"/>
+          <w:sz w:val="21"/>
+          <w:szCs w:val="21"/>
+        </w:rPr>
+        <w:t xml:space="preserve">        </w:t>
+      </w:r>
+      <w:proofErr w:type="gramStart"/>
+      <w:r>
+        <w:rPr>
+          <w:rFonts w:ascii="Consolas" w:eastAsia="Times New Roman" w:hAnsi="Consolas" w:cs="Times New Roman"/>
+          <w:color w:val="FF0077"/>
+          <w:sz w:val="21"/>
+          <w:szCs w:val="21"/>
+        </w:rPr>
+        <w:t>a</w:t>
+      </w:r>
+      <w:r>
+        <w:rPr>
+          <w:rFonts w:ascii="Consolas" w:eastAsia="Times New Roman" w:hAnsi="Consolas" w:cs="Times New Roman"/>
+          <w:color w:val="FFFFFF"/>
+          <w:sz w:val="21"/>
+          <w:szCs w:val="21"/>
+        </w:rPr>
+        <w:t>:</w:t>
+      </w:r>
+      <w:proofErr w:type="gramEnd"/>
+      <w:r>
+        <w:rPr>
+          <w:rFonts w:ascii="Consolas" w:eastAsia="Times New Roman" w:hAnsi="Consolas" w:cs="Times New Roman"/>
+          <w:color w:val="00FFF2"/>
+          <w:sz w:val="21"/>
+          <w:szCs w:val="21"/>
+        </w:rPr>
+        <w:t>visited</w:t>
+      </w:r>
+      <w:r>
+        <w:rPr>
+          <w:rFonts w:ascii="Consolas" w:eastAsia="Times New Roman" w:hAnsi="Consolas" w:cs="Times New Roman"/>
+          <w:color w:val="FFFFFF"/>
+          <w:sz w:val="21"/>
+          <w:szCs w:val="21"/>
+        </w:rPr>
+        <w:t xml:space="preserve"> {</w:t>
+      </w:r>
+    </w:p>
+    <w:p>
+      <w:pPr>
+        <w:shd w:val="clear" w:color="auto" w:fill="00002C"/>
+        <w:spacing w:line="285" w:lineRule="atLeast"/>
+        <w:rPr>
+          <w:rFonts w:ascii="Consolas" w:eastAsia="Times New Roman" w:hAnsi="Consolas" w:cs="Times New Roman"/>
+          <w:color w:val="FFFFFF"/>
+          <w:sz w:val="21"/>
+          <w:szCs w:val="21"/>
+        </w:rPr>
+      </w:pPr>
+    </w:p>
+    <w:p>
+      <w:pPr>
+        <w:shd w:val="clear" w:color="auto" w:fill="00002C"/>
+        <w:spacing w:line="285" w:lineRule="atLeast"/>
+        <w:rPr>
+          <w:rFonts w:ascii="Consolas" w:eastAsia="Times New Roman" w:hAnsi="Consolas" w:cs="Times New Roman"/>
+          <w:color w:val="FFFFFF"/>
+          <w:sz w:val="21"/>
+          <w:szCs w:val="21"/>
+        </w:rPr>
+      </w:pPr>
+      <w:r>
+        <w:rPr>
+          <w:rFonts w:ascii="Consolas" w:eastAsia="Times New Roman" w:hAnsi="Consolas" w:cs="Times New Roman"/>
+          <w:color w:val="FFFFFF"/>
+          <w:sz w:val="21"/>
+          <w:szCs w:val="21"/>
+        </w:rPr>
+        <w:t xml:space="preserve">            </w:t>
+      </w:r>
+      <w:proofErr w:type="gramStart"/>
+      <w:r>
+        <w:rPr>
+          <w:rFonts w:ascii="Consolas" w:eastAsia="Times New Roman" w:hAnsi="Consolas" w:cs="Times New Roman"/>
+          <w:color w:val="FFFFFF"/>
+          <w:sz w:val="21"/>
+          <w:szCs w:val="21"/>
+        </w:rPr>
+        <w:t>color</w:t>
+      </w:r>
+      <w:proofErr w:type="gramEnd"/>
+      <w:r>
+        <w:rPr>
+          <w:rFonts w:ascii="Consolas" w:eastAsia="Times New Roman" w:hAnsi="Consolas" w:cs="Times New Roman"/>
+          <w:color w:val="FFFFFF"/>
+          <w:sz w:val="21"/>
+          <w:szCs w:val="21"/>
+        </w:rPr>
+        <w:t xml:space="preserve">: </w:t>
+      </w:r>
+      <w:r>
+        <w:rPr>
+          <w:rFonts w:ascii="Consolas" w:eastAsia="Times New Roman" w:hAnsi="Consolas" w:cs="Times New Roman"/>
+          <w:color w:val="FF7E34"/>
+          <w:sz w:val="21"/>
+          <w:szCs w:val="21"/>
+        </w:rPr>
+        <w:t>yellow</w:t>
+      </w:r>
+      <w:r>
+        <w:rPr>
+          <w:rFonts w:ascii="Consolas" w:eastAsia="Times New Roman" w:hAnsi="Consolas" w:cs="Times New Roman"/>
+          <w:color w:val="FFFFFF"/>
+          <w:sz w:val="21"/>
+          <w:szCs w:val="21"/>
+        </w:rPr>
+        <w:t>;</w:t>
+      </w:r>
+    </w:p>
+    <w:p>
+      <w:pPr>
+        <w:shd w:val="clear" w:color="auto" w:fill="00002C"/>
+        <w:spacing w:line="285" w:lineRule="atLeast"/>
+        <w:rPr>
+          <w:rFonts w:ascii="Consolas" w:eastAsia="Times New Roman" w:hAnsi="Consolas" w:cs="Times New Roman"/>
+          <w:color w:val="FFFFFF"/>
+          <w:sz w:val="21"/>
+          <w:szCs w:val="21"/>
+        </w:rPr>
+      </w:pPr>
+      <w:r>
+        <w:rPr>
+          <w:rFonts w:ascii="Consolas" w:eastAsia="Times New Roman" w:hAnsi="Consolas" w:cs="Times New Roman"/>
+          <w:color w:val="FFFFFF"/>
+          <w:sz w:val="21"/>
+          <w:szCs w:val="21"/>
+        </w:rPr>
+        <w:t>        }</w:t>
+      </w:r>
+    </w:p>
+    <w:p>
+      <w:pPr>
+        <w:pStyle w:val="NoSpacing"/>
+      </w:pPr>
+    </w:p>
+    <w:p>
+      <w:pPr>
+        <w:pStyle w:val="NoSpacing"/>
+      </w:pPr>
+      <w:r>
+        <w:t xml:space="preserve">If we want the background color of the link </w:t>
+      </w:r>
+      <w:r>
+        <w:t xml:space="preserve">should be red or any other we want when we move the cursor the on the </w:t>
+      </w:r>
+      <w:proofErr w:type="gramStart"/>
+      <w:r>
+        <w:t>link  and</w:t>
+      </w:r>
+      <w:proofErr w:type="gramEnd"/>
+      <w:r>
+        <w:t xml:space="preserve"> click so we use the .</w:t>
+      </w:r>
+    </w:p>
+    <w:p>
+      <w:pPr>
+        <w:shd w:val="clear" w:color="auto" w:fill="00002C"/>
+        <w:spacing w:line="285" w:lineRule="atLeast"/>
+        <w:rPr>
+          <w:rFonts w:ascii="Consolas" w:eastAsia="Times New Roman" w:hAnsi="Consolas" w:cs="Times New Roman"/>
+          <w:color w:val="FFFFFF"/>
+          <w:sz w:val="21"/>
+          <w:szCs w:val="21"/>
+        </w:rPr>
+      </w:pPr>
+      <w:r>
+        <w:rPr>
+          <w:rFonts w:ascii="Consolas" w:eastAsia="Times New Roman" w:hAnsi="Consolas" w:cs="Times New Roman"/>
+          <w:color w:val="FFFFFF"/>
+          <w:sz w:val="21"/>
+          <w:szCs w:val="21"/>
+        </w:rPr>
+        <w:t>        }</w:t>
+      </w:r>
+    </w:p>
+    <w:p>
+      <w:pPr>
+        <w:shd w:val="clear" w:color="auto" w:fill="00002C"/>
+        <w:spacing w:line="285" w:lineRule="atLeast"/>
+        <w:rPr>
+          <w:rFonts w:ascii="Consolas" w:eastAsia="Times New Roman" w:hAnsi="Consolas" w:cs="Times New Roman"/>
+          <w:color w:val="FFFFFF"/>
+          <w:sz w:val="21"/>
+          <w:szCs w:val="21"/>
+        </w:rPr>
+      </w:pPr>
+      <w:r>
+        <w:rPr>
+          <w:rFonts w:ascii="Consolas" w:eastAsia="Times New Roman" w:hAnsi="Consolas" w:cs="Times New Roman"/>
+          <w:color w:val="FFFFFF"/>
+          <w:sz w:val="21"/>
+          <w:szCs w:val="21"/>
+        </w:rPr>
+        <w:t xml:space="preserve">        </w:t>
+      </w:r>
+      <w:proofErr w:type="gramStart"/>
+      <w:r>
+        <w:rPr>
+          <w:rFonts w:ascii="Consolas" w:eastAsia="Times New Roman" w:hAnsi="Consolas" w:cs="Times New Roman"/>
+          <w:color w:val="FF0077"/>
+          <w:sz w:val="21"/>
+          <w:szCs w:val="21"/>
+        </w:rPr>
+        <w:t>a</w:t>
+      </w:r>
+      <w:r>
+        <w:rPr>
+          <w:rFonts w:ascii="Consolas" w:eastAsia="Times New Roman" w:hAnsi="Consolas" w:cs="Times New Roman"/>
+          <w:color w:val="FFFFFF"/>
+          <w:sz w:val="21"/>
+          <w:szCs w:val="21"/>
+        </w:rPr>
+        <w:t>:</w:t>
+      </w:r>
+      <w:proofErr w:type="gramEnd"/>
+      <w:r>
+        <w:rPr>
+          <w:rFonts w:ascii="Consolas" w:eastAsia="Times New Roman" w:hAnsi="Consolas" w:cs="Times New Roman"/>
+          <w:color w:val="00FFF2"/>
+          <w:sz w:val="21"/>
+          <w:szCs w:val="21"/>
+        </w:rPr>
+        <w:t>active</w:t>
+      </w:r>
+      <w:r>
+        <w:rPr>
+          <w:rFonts w:ascii="Consolas" w:eastAsia="Times New Roman" w:hAnsi="Consolas" w:cs="Times New Roman"/>
+          <w:color w:val="FFFFFF"/>
+          <w:sz w:val="21"/>
+          <w:szCs w:val="21"/>
+        </w:rPr>
+        <w:t>{</w:t>
+      </w:r>
+    </w:p>
+    <w:p>
+      <w:pPr>
+        <w:shd w:val="clear" w:color="auto" w:fill="00002C"/>
+        <w:spacing w:line="285" w:lineRule="atLeast"/>
+        <w:rPr>
+          <w:rFonts w:ascii="Consolas" w:eastAsia="Times New Roman" w:hAnsi="Consolas" w:cs="Times New Roman"/>
+          <w:color w:val="FFFFFF"/>
+          <w:sz w:val="21"/>
+          <w:szCs w:val="21"/>
+        </w:rPr>
+      </w:pPr>
+      <w:r>
+        <w:rPr>
+          <w:rFonts w:ascii="Consolas" w:eastAsia="Times New Roman" w:hAnsi="Consolas" w:cs="Times New Roman"/>
+          <w:color w:val="FFFFFF"/>
+          <w:sz w:val="21"/>
+          <w:szCs w:val="21"/>
+        </w:rPr>
+        <w:t xml:space="preserve">            </w:t>
+      </w:r>
+      <w:proofErr w:type="gramStart"/>
+      <w:r>
+        <w:rPr>
+          <w:rFonts w:ascii="Consolas" w:eastAsia="Times New Roman" w:hAnsi="Consolas" w:cs="Times New Roman"/>
+          <w:color w:val="FFFFFF"/>
+          <w:sz w:val="21"/>
+          <w:szCs w:val="21"/>
+        </w:rPr>
+        <w:t>background-color</w:t>
+      </w:r>
+      <w:proofErr w:type="gramEnd"/>
+      <w:r>
+        <w:rPr>
+          <w:rFonts w:ascii="Consolas" w:eastAsia="Times New Roman" w:hAnsi="Consolas" w:cs="Times New Roman"/>
+          <w:color w:val="FFFFFF"/>
+          <w:sz w:val="21"/>
+          <w:szCs w:val="21"/>
+        </w:rPr>
+        <w:t xml:space="preserve">: </w:t>
+      </w:r>
+      <w:r>
+        <w:rPr>
+          <w:rFonts w:ascii="Consolas" w:eastAsia="Times New Roman" w:hAnsi="Consolas" w:cs="Times New Roman"/>
+          <w:color w:val="FF7E34"/>
+          <w:sz w:val="21"/>
+          <w:szCs w:val="21"/>
+        </w:rPr>
+        <w:t>blue</w:t>
+      </w:r>
+      <w:r>
+        <w:rPr>
+          <w:rFonts w:ascii="Consolas" w:eastAsia="Times New Roman" w:hAnsi="Consolas" w:cs="Times New Roman"/>
+          <w:color w:val="FFFFFF"/>
+          <w:sz w:val="21"/>
+          <w:szCs w:val="21"/>
+        </w:rPr>
+        <w:t>;</w:t>
+      </w:r>
+    </w:p>
+    <w:p>
+      <w:pPr>
+        <w:shd w:val="clear" w:color="auto" w:fill="00002C"/>
+        <w:spacing w:line="285" w:lineRule="atLeast"/>
+        <w:rPr>
+          <w:rFonts w:ascii="Consolas" w:eastAsia="Times New Roman" w:hAnsi="Consolas" w:cs="Times New Roman"/>
+          <w:color w:val="FFFFFF"/>
+          <w:sz w:val="21"/>
+          <w:szCs w:val="21"/>
+        </w:rPr>
+      </w:pPr>
+      <w:r>
+        <w:rPr>
+          <w:rFonts w:ascii="Consolas" w:eastAsia="Times New Roman" w:hAnsi="Consolas" w:cs="Times New Roman"/>
+          <w:color w:val="FFFFFF"/>
+          <w:sz w:val="21"/>
+          <w:szCs w:val="21"/>
+        </w:rPr>
+        <w:t>        }</w:t>
+      </w:r>
+    </w:p>
+    <w:p>
+      <w:pPr>
+        <w:pStyle w:val="NoSpacing"/>
+      </w:pPr>
+      <w:r>
+        <w:t xml:space="preserve">This make the background of the google .com blue when we </w:t>
+      </w:r>
+      <w:proofErr w:type="spellStart"/>
+      <w:r>
+        <w:t>mmove</w:t>
+      </w:r>
+      <w:proofErr w:type="spellEnd"/>
+      <w:r>
+        <w:t xml:space="preserve"> the cursor on it and click</w:t>
+      </w:r>
+    </w:p>
+    <w:p>
+      <w:pPr>
+        <w:pStyle w:val="NoSpacing"/>
+      </w:pPr>
+      <w:r>
+        <w:t>If we want that when we just move the cursor on the link its color become changed so we use</w:t>
+      </w:r>
+    </w:p>
+    <w:p>
+      <w:pPr>
+        <w:pStyle w:val="NoSpacing"/>
+      </w:pPr>
+    </w:p>
+    <w:p>
+      <w:pPr>
+        <w:pStyle w:val="NoSpacing"/>
+      </w:pPr>
+    </w:p>
+    <w:p>
+      <w:pPr>
+        <w:pStyle w:val="NoSpacing"/>
+        <w:rPr>
+          <w:b/>
+          <w:sz w:val="28"/>
+          <w:szCs w:val="28"/>
+        </w:rPr>
+      </w:pPr>
+    </w:p>
+    <w:p>
+      <w:pPr>
+        <w:pStyle w:val="NoSpacing"/>
+        <w:rPr>
+          <w:b/>
+          <w:sz w:val="28"/>
+          <w:szCs w:val="28"/>
+        </w:rPr>
+      </w:pPr>
+      <w:r>
+        <w:rPr>
+          <w:b/>
+          <w:sz w:val="28"/>
+          <w:szCs w:val="28"/>
+        </w:rPr>
+        <w:t xml:space="preserve">Border Margin and </w:t>
+      </w:r>
+      <w:proofErr w:type="spellStart"/>
+      <w:r>
+        <w:rPr>
+          <w:b/>
+          <w:sz w:val="28"/>
+          <w:szCs w:val="28"/>
+        </w:rPr>
+        <w:t>Pading</w:t>
+      </w:r>
+      <w:proofErr w:type="spellEnd"/>
+      <w:r>
+        <w:rPr>
+          <w:b/>
+          <w:sz w:val="28"/>
+          <w:szCs w:val="28"/>
+        </w:rPr>
+        <w:t>:</w:t>
+      </w:r>
+    </w:p>
+    <w:p>
+      <w:pPr>
+        <w:pStyle w:val="NoSpacing"/>
+        <w:rPr>
+          <w:b/>
+          <w:sz w:val="28"/>
+          <w:szCs w:val="28"/>
+        </w:rPr>
+      </w:pPr>
+    </w:p>
+    <w:p>
+      <w:pPr>
+        <w:pStyle w:val="NoSpacing"/>
+      </w:pPr>
+    </w:p>
+    <w:p>
+      <w:pPr>
+        <w:pStyle w:val="Quote"/>
       </w:pPr>
       <w:bookmarkStart w:id="5" w:name="_GoBack"/>
       <w:bookmarkEnd w:id="5"/>
@@ -15206,7 +16134,7 @@
 </file>
 
 <file path=customXml/itemProps1.xml><?xml version="1.0" encoding="utf-8"?>
-<ds:datastoreItem xmlns:ds="http://schemas.openxmlformats.org/officeDocument/2006/customXml" ds:itemID="{16063102-F461-4613-9EF6-F69381DE4C33}">
+<ds:datastoreItem xmlns:ds="http://schemas.openxmlformats.org/officeDocument/2006/customXml" ds:itemID="{64765402-BB2C-4596-93C6-589FEC24F1AA}">
   <ds:schemaRefs>
     <ds:schemaRef ds:uri="http://schemas.openxmlformats.org/officeDocument/2006/bibliography"/>
   </ds:schemaRefs>

--- a/Web_Development Notes Scratch to pro.docx
+++ b/Web_Development Notes Scratch to pro.docx
@@ -366,7 +366,7 @@
           <w:color w:val="434343"/>
         </w:rPr>
         <w:sectPr>
-          <w:headerReference w:type="default" r:id="rId8"/>
+          <w:footerReference w:type="default" r:id="rId8"/>
           <w:pgSz w:w="11909" w:h="16834"/>
           <w:pgMar w:top="1440" w:right="1440" w:bottom="1440" w:left="1559" w:header="720" w:footer="720" w:gutter="0"/>
           <w:pgNumType w:start="1"/>
@@ -11023,13 +11023,7 @@
         <w:rPr>
           <w:b/>
         </w:rPr>
-        <w:t xml:space="preserve"> </w:t>
-      </w:r>
-      <w:r>
-        <w:rPr>
-          <w:b/>
-        </w:rPr>
-        <w:t>sep,2026</w:t>
+        <w:t xml:space="preserve"> sep,2026</w:t>
       </w:r>
     </w:p>
     <w:p>
@@ -12125,13 +12119,7 @@
         <w:rPr>
           <w:b/>
         </w:rPr>
-        <w:t xml:space="preserve"> </w:t>
-      </w:r>
-      <w:r>
-        <w:rPr>
-          <w:b/>
-        </w:rPr>
-        <w:t>,2026</w:t>
+        <w:t xml:space="preserve"> ,2026</w:t>
       </w:r>
     </w:p>
     <w:p>
@@ -13198,7 +13186,24 @@
     <w:p>
       <w:pPr>
         <w:pStyle w:val="NoSpacing"/>
-      </w:pPr>
+        <w:rPr>
+          <w:b/>
+        </w:rPr>
+      </w:pPr>
+      <w:r>
+        <w:rPr>
+          <w:b/>
+        </w:rPr>
+        <w:t>5 sep</w:t>
+      </w:r>
+      <w:proofErr w:type="gramStart"/>
+      <w:r>
+        <w:rPr>
+          <w:b/>
+        </w:rPr>
+        <w:t>,2026</w:t>
+      </w:r>
+      <w:proofErr w:type="gramEnd"/>
     </w:p>
     <w:p>
       <w:pPr>
@@ -13259,12 +13264,1526 @@
     <w:p>
       <w:pPr>
         <w:pStyle w:val="NoSpacing"/>
-      </w:pPr>
+        <w:ind w:firstLine="720"/>
+      </w:pPr>
+      <w:r>
+        <w:t xml:space="preserve">The thing we made from the </w:t>
+      </w:r>
+      <w:proofErr w:type="gramStart"/>
+      <w:r>
+        <w:t>html  are</w:t>
+      </w:r>
+      <w:proofErr w:type="gramEnd"/>
+      <w:r>
+        <w:t xml:space="preserve"> said to the box in the </w:t>
+      </w:r>
+      <w:proofErr w:type="spellStart"/>
+      <w:r>
+        <w:t>css</w:t>
+      </w:r>
+      <w:proofErr w:type="spellEnd"/>
+      <w:r>
+        <w:t xml:space="preserve"> whether in the html we made a div , span or </w:t>
+      </w:r>
+      <w:proofErr w:type="spellStart"/>
+      <w:r>
+        <w:t>any thing</w:t>
+      </w:r>
+      <w:proofErr w:type="spellEnd"/>
+      <w:r>
+        <w:t xml:space="preserve"> is taken as box in the </w:t>
+      </w:r>
+      <w:proofErr w:type="spellStart"/>
+      <w:r>
+        <w:t>css</w:t>
+      </w:r>
+      <w:proofErr w:type="spellEnd"/>
+    </w:p>
+    <w:p>
+      <w:pPr>
+        <w:pStyle w:val="NoSpacing"/>
+        <w:ind w:firstLine="720"/>
+      </w:pPr>
+    </w:p>
+    <w:p>
+      <w:pPr>
+        <w:pStyle w:val="NoSpacing"/>
+        <w:ind w:firstLine="720"/>
+      </w:pPr>
+    </w:p>
+    <w:p>
+      <w:pPr>
+        <w:pStyle w:val="NoSpacing"/>
+        <w:ind w:firstLine="720"/>
+      </w:pPr>
+      <w:r>
+        <w:t xml:space="preserve"> The general overview of the box is here below.</w:t>
+      </w:r>
     </w:p>
     <w:p>
       <w:pPr>
         <w:pStyle w:val="Quote"/>
       </w:pPr>
+      <w:r>
+        <w:lastRenderedPageBreak/>
+        <w:drawing>
+          <wp:inline distT="0" distB="0" distL="0" distR="0" wp14:anchorId="3E3122DD" wp14:editId="7E13515F">
+            <wp:extent cx="2772162" cy="1590897"/>
+            <wp:effectExtent l="0" t="0" r="9525" b="9525"/>
+            <wp:docPr id="1" name="Picture 1"/>
+            <wp:cNvGraphicFramePr>
+              <a:graphicFrameLocks xmlns:a="http://schemas.openxmlformats.org/drawingml/2006/main" noChangeAspect="1"/>
+            </wp:cNvGraphicFramePr>
+            <a:graphic xmlns:a="http://schemas.openxmlformats.org/drawingml/2006/main">
+              <a:graphicData uri="http://schemas.openxmlformats.org/drawingml/2006/picture">
+                <pic:pic xmlns:pic="http://schemas.openxmlformats.org/drawingml/2006/picture">
+                  <pic:nvPicPr>
+                    <pic:cNvPr id="1" name=""/>
+                    <pic:cNvPicPr/>
+                  </pic:nvPicPr>
+                  <pic:blipFill>
+                    <a:blip r:embed="rId20"/>
+                    <a:stretch>
+                      <a:fillRect/>
+                    </a:stretch>
+                  </pic:blipFill>
+                  <pic:spPr>
+                    <a:xfrm>
+                      <a:off x="0" y="0"/>
+                      <a:ext cx="2772162" cy="1590897"/>
+                    </a:xfrm>
+                    <a:prstGeom prst="rect">
+                      <a:avLst/>
+                    </a:prstGeom>
+                  </pic:spPr>
+                </pic:pic>
+              </a:graphicData>
+            </a:graphic>
+          </wp:inline>
+        </w:drawing>
+      </w:r>
+    </w:p>
+    <w:p/>
+    <w:p>
+      <w:pPr>
+        <w:tabs>
+          <w:tab w:val="left" w:pos="1005"/>
+        </w:tabs>
+      </w:pPr>
+      <w:r>
+        <w:tab/>
+        <w:t xml:space="preserve">As mention in the pic the first inside is the content and then padding and then </w:t>
+      </w:r>
+      <w:proofErr w:type="gramStart"/>
+      <w:r>
+        <w:t>margin .</w:t>
+      </w:r>
+      <w:proofErr w:type="gramEnd"/>
+      <w:r>
+        <w:t xml:space="preserve"> </w:t>
+      </w:r>
+      <w:proofErr w:type="gramStart"/>
+      <w:r>
+        <w:t>we</w:t>
+      </w:r>
+      <w:proofErr w:type="gramEnd"/>
+      <w:r>
+        <w:t xml:space="preserve"> can add the padding margin border by </w:t>
+      </w:r>
+      <w:proofErr w:type="spellStart"/>
+      <w:r>
+        <w:t>css</w:t>
+      </w:r>
+      <w:proofErr w:type="spellEnd"/>
+      <w:r>
+        <w:t xml:space="preserve"> selectors . </w:t>
+      </w:r>
+      <w:proofErr w:type="gramStart"/>
+      <w:r>
+        <w:t>here</w:t>
+      </w:r>
+      <w:proofErr w:type="gramEnd"/>
+      <w:r>
+        <w:t xml:space="preserve"> I display the full program and then you will understand</w:t>
+      </w:r>
+    </w:p>
+    <w:p>
+      <w:pPr>
+        <w:shd w:val="clear" w:color="auto" w:fill="00002C"/>
+        <w:spacing w:line="285" w:lineRule="atLeast"/>
+        <w:rPr>
+          <w:rFonts w:ascii="Consolas" w:eastAsia="Times New Roman" w:hAnsi="Consolas" w:cs="Times New Roman"/>
+          <w:color w:val="FFFFFF"/>
+          <w:sz w:val="21"/>
+          <w:szCs w:val="21"/>
+        </w:rPr>
+      </w:pPr>
+      <w:r>
+        <w:rPr>
+          <w:rFonts w:ascii="Consolas" w:eastAsia="Times New Roman" w:hAnsi="Consolas" w:cs="Times New Roman"/>
+          <w:color w:val="FFFFFF"/>
+          <w:sz w:val="21"/>
+          <w:szCs w:val="21"/>
+        </w:rPr>
+        <w:t>  &lt;</w:t>
+      </w:r>
+      <w:proofErr w:type="gramStart"/>
+      <w:r>
+        <w:rPr>
+          <w:rFonts w:ascii="Consolas" w:eastAsia="Times New Roman" w:hAnsi="Consolas" w:cs="Times New Roman"/>
+          <w:color w:val="FF0077"/>
+          <w:sz w:val="21"/>
+          <w:szCs w:val="21"/>
+        </w:rPr>
+        <w:t>style</w:t>
+      </w:r>
+      <w:proofErr w:type="gramEnd"/>
+      <w:r>
+        <w:rPr>
+          <w:rFonts w:ascii="Consolas" w:eastAsia="Times New Roman" w:hAnsi="Consolas" w:cs="Times New Roman"/>
+          <w:color w:val="FFFFFF"/>
+          <w:sz w:val="21"/>
+          <w:szCs w:val="21"/>
+        </w:rPr>
+        <w:t>&gt;</w:t>
+      </w:r>
+    </w:p>
+    <w:p>
+      <w:pPr>
+        <w:shd w:val="clear" w:color="auto" w:fill="00002C"/>
+        <w:spacing w:line="285" w:lineRule="atLeast"/>
+        <w:rPr>
+          <w:rFonts w:ascii="Consolas" w:eastAsia="Times New Roman" w:hAnsi="Consolas" w:cs="Times New Roman"/>
+          <w:color w:val="FFFFFF"/>
+          <w:sz w:val="21"/>
+          <w:szCs w:val="21"/>
+        </w:rPr>
+      </w:pPr>
+      <w:r>
+        <w:rPr>
+          <w:rFonts w:ascii="Consolas" w:eastAsia="Times New Roman" w:hAnsi="Consolas" w:cs="Times New Roman"/>
+          <w:color w:val="FFFFFF"/>
+          <w:sz w:val="21"/>
+          <w:szCs w:val="21"/>
+        </w:rPr>
+        <w:t>.</w:t>
+      </w:r>
+      <w:proofErr w:type="gramStart"/>
+      <w:r>
+        <w:rPr>
+          <w:rFonts w:ascii="Consolas" w:eastAsia="Times New Roman" w:hAnsi="Consolas" w:cs="Times New Roman"/>
+          <w:color w:val="FFCB6B"/>
+          <w:sz w:val="21"/>
+          <w:szCs w:val="21"/>
+        </w:rPr>
+        <w:t>box</w:t>
+      </w:r>
+      <w:r>
+        <w:rPr>
+          <w:rFonts w:ascii="Consolas" w:eastAsia="Times New Roman" w:hAnsi="Consolas" w:cs="Times New Roman"/>
+          <w:color w:val="FFFFFF"/>
+          <w:sz w:val="21"/>
+          <w:szCs w:val="21"/>
+        </w:rPr>
+        <w:t>{</w:t>
+      </w:r>
+      <w:proofErr w:type="gramEnd"/>
+    </w:p>
+    <w:p>
+      <w:pPr>
+        <w:shd w:val="clear" w:color="auto" w:fill="00002C"/>
+        <w:spacing w:line="285" w:lineRule="atLeast"/>
+        <w:rPr>
+          <w:rFonts w:ascii="Consolas" w:eastAsia="Times New Roman" w:hAnsi="Consolas" w:cs="Times New Roman"/>
+          <w:color w:val="FFFFFF"/>
+          <w:sz w:val="21"/>
+          <w:szCs w:val="21"/>
+        </w:rPr>
+      </w:pPr>
+      <w:r>
+        <w:rPr>
+          <w:rFonts w:ascii="Consolas" w:eastAsia="Times New Roman" w:hAnsi="Consolas" w:cs="Times New Roman"/>
+          <w:color w:val="FFFFFF"/>
+          <w:sz w:val="21"/>
+          <w:szCs w:val="21"/>
+        </w:rPr>
+        <w:t xml:space="preserve">    </w:t>
+      </w:r>
+      <w:proofErr w:type="gramStart"/>
+      <w:r>
+        <w:rPr>
+          <w:rFonts w:ascii="Consolas" w:eastAsia="Times New Roman" w:hAnsi="Consolas" w:cs="Times New Roman"/>
+          <w:color w:val="FFFFFF"/>
+          <w:sz w:val="21"/>
+          <w:szCs w:val="21"/>
+        </w:rPr>
+        <w:t>background-color</w:t>
+      </w:r>
+      <w:proofErr w:type="gramEnd"/>
+      <w:r>
+        <w:rPr>
+          <w:rFonts w:ascii="Consolas" w:eastAsia="Times New Roman" w:hAnsi="Consolas" w:cs="Times New Roman"/>
+          <w:color w:val="FFFFFF"/>
+          <w:sz w:val="21"/>
+          <w:szCs w:val="21"/>
+        </w:rPr>
+        <w:t xml:space="preserve">: </w:t>
+      </w:r>
+      <w:proofErr w:type="spellStart"/>
+      <w:r>
+        <w:rPr>
+          <w:rFonts w:ascii="Consolas" w:eastAsia="Times New Roman" w:hAnsi="Consolas" w:cs="Times New Roman"/>
+          <w:color w:val="00FFFF"/>
+          <w:sz w:val="21"/>
+          <w:szCs w:val="21"/>
+        </w:rPr>
+        <w:t>rgb</w:t>
+      </w:r>
+      <w:proofErr w:type="spellEnd"/>
+      <w:r>
+        <w:rPr>
+          <w:rFonts w:ascii="Consolas" w:eastAsia="Times New Roman" w:hAnsi="Consolas" w:cs="Times New Roman"/>
+          <w:color w:val="FFFFFF"/>
+          <w:sz w:val="21"/>
+          <w:szCs w:val="21"/>
+        </w:rPr>
+        <w:t>(</w:t>
+      </w:r>
+      <w:r>
+        <w:rPr>
+          <w:rFonts w:ascii="Consolas" w:eastAsia="Times New Roman" w:hAnsi="Consolas" w:cs="Times New Roman"/>
+          <w:color w:val="FF7E34"/>
+          <w:sz w:val="21"/>
+          <w:szCs w:val="21"/>
+        </w:rPr>
+        <w:t>196</w:t>
+      </w:r>
+      <w:r>
+        <w:rPr>
+          <w:rFonts w:ascii="Consolas" w:eastAsia="Times New Roman" w:hAnsi="Consolas" w:cs="Times New Roman"/>
+          <w:color w:val="FFFFFF"/>
+          <w:sz w:val="21"/>
+          <w:szCs w:val="21"/>
+        </w:rPr>
+        <w:t xml:space="preserve">, </w:t>
+      </w:r>
+      <w:r>
+        <w:rPr>
+          <w:rFonts w:ascii="Consolas" w:eastAsia="Times New Roman" w:hAnsi="Consolas" w:cs="Times New Roman"/>
+          <w:color w:val="FF7E34"/>
+          <w:sz w:val="21"/>
+          <w:szCs w:val="21"/>
+        </w:rPr>
+        <w:t>255</w:t>
+      </w:r>
+      <w:r>
+        <w:rPr>
+          <w:rFonts w:ascii="Consolas" w:eastAsia="Times New Roman" w:hAnsi="Consolas" w:cs="Times New Roman"/>
+          <w:color w:val="FFFFFF"/>
+          <w:sz w:val="21"/>
+          <w:szCs w:val="21"/>
+        </w:rPr>
+        <w:t xml:space="preserve">, </w:t>
+      </w:r>
+      <w:r>
+        <w:rPr>
+          <w:rFonts w:ascii="Consolas" w:eastAsia="Times New Roman" w:hAnsi="Consolas" w:cs="Times New Roman"/>
+          <w:color w:val="FF7E34"/>
+          <w:sz w:val="21"/>
+          <w:szCs w:val="21"/>
+        </w:rPr>
+        <w:t>204</w:t>
+      </w:r>
+      <w:r>
+        <w:rPr>
+          <w:rFonts w:ascii="Consolas" w:eastAsia="Times New Roman" w:hAnsi="Consolas" w:cs="Times New Roman"/>
+          <w:color w:val="FFFFFF"/>
+          <w:sz w:val="21"/>
+          <w:szCs w:val="21"/>
+        </w:rPr>
+        <w:t>);</w:t>
+      </w:r>
+    </w:p>
+    <w:p>
+      <w:pPr>
+        <w:shd w:val="clear" w:color="auto" w:fill="00002C"/>
+        <w:spacing w:line="285" w:lineRule="atLeast"/>
+        <w:rPr>
+          <w:rFonts w:ascii="Consolas" w:eastAsia="Times New Roman" w:hAnsi="Consolas" w:cs="Times New Roman"/>
+          <w:color w:val="FFFFFF"/>
+          <w:sz w:val="21"/>
+          <w:szCs w:val="21"/>
+        </w:rPr>
+      </w:pPr>
+      <w:r>
+        <w:rPr>
+          <w:rFonts w:ascii="Consolas" w:eastAsia="Times New Roman" w:hAnsi="Consolas" w:cs="Times New Roman"/>
+          <w:color w:val="FFFFFF"/>
+          <w:sz w:val="21"/>
+          <w:szCs w:val="21"/>
+        </w:rPr>
+        <w:t>}</w:t>
+      </w:r>
+    </w:p>
+    <w:p>
+      <w:pPr>
+        <w:shd w:val="clear" w:color="auto" w:fill="00002C"/>
+        <w:spacing w:line="285" w:lineRule="atLeast"/>
+        <w:rPr>
+          <w:rFonts w:ascii="Consolas" w:eastAsia="Times New Roman" w:hAnsi="Consolas" w:cs="Times New Roman"/>
+          <w:color w:val="FFFFFF"/>
+          <w:sz w:val="21"/>
+          <w:szCs w:val="21"/>
+        </w:rPr>
+      </w:pPr>
+      <w:r>
+        <w:rPr>
+          <w:rFonts w:ascii="Consolas" w:eastAsia="Times New Roman" w:hAnsi="Consolas" w:cs="Times New Roman"/>
+          <w:color w:val="FFFFFF"/>
+          <w:sz w:val="21"/>
+          <w:szCs w:val="21"/>
+        </w:rPr>
+        <w:t>.</w:t>
+      </w:r>
+      <w:proofErr w:type="gramStart"/>
+      <w:r>
+        <w:rPr>
+          <w:rFonts w:ascii="Consolas" w:eastAsia="Times New Roman" w:hAnsi="Consolas" w:cs="Times New Roman"/>
+          <w:color w:val="FFCB6B"/>
+          <w:sz w:val="21"/>
+          <w:szCs w:val="21"/>
+        </w:rPr>
+        <w:t>box1</w:t>
+      </w:r>
+      <w:r>
+        <w:rPr>
+          <w:rFonts w:ascii="Consolas" w:eastAsia="Times New Roman" w:hAnsi="Consolas" w:cs="Times New Roman"/>
+          <w:color w:val="FFFFFF"/>
+          <w:sz w:val="21"/>
+          <w:szCs w:val="21"/>
+        </w:rPr>
+        <w:t>{</w:t>
+      </w:r>
+      <w:proofErr w:type="gramEnd"/>
+    </w:p>
+    <w:p>
+      <w:pPr>
+        <w:shd w:val="clear" w:color="auto" w:fill="00002C"/>
+        <w:spacing w:line="285" w:lineRule="atLeast"/>
+        <w:rPr>
+          <w:rFonts w:ascii="Consolas" w:eastAsia="Times New Roman" w:hAnsi="Consolas" w:cs="Times New Roman"/>
+          <w:color w:val="FFFFFF"/>
+          <w:sz w:val="21"/>
+          <w:szCs w:val="21"/>
+        </w:rPr>
+      </w:pPr>
+      <w:r>
+        <w:rPr>
+          <w:rFonts w:ascii="Consolas" w:eastAsia="Times New Roman" w:hAnsi="Consolas" w:cs="Times New Roman"/>
+          <w:color w:val="FFFFFF"/>
+          <w:sz w:val="21"/>
+          <w:szCs w:val="21"/>
+        </w:rPr>
+        <w:t xml:space="preserve">    </w:t>
+      </w:r>
+      <w:proofErr w:type="gramStart"/>
+      <w:r>
+        <w:rPr>
+          <w:rFonts w:ascii="Consolas" w:eastAsia="Times New Roman" w:hAnsi="Consolas" w:cs="Times New Roman"/>
+          <w:color w:val="FFFFFF"/>
+          <w:sz w:val="21"/>
+          <w:szCs w:val="21"/>
+        </w:rPr>
+        <w:t>color</w:t>
+      </w:r>
+      <w:proofErr w:type="gramEnd"/>
+      <w:r>
+        <w:rPr>
+          <w:rFonts w:ascii="Consolas" w:eastAsia="Times New Roman" w:hAnsi="Consolas" w:cs="Times New Roman"/>
+          <w:color w:val="FFFFFF"/>
+          <w:sz w:val="21"/>
+          <w:szCs w:val="21"/>
+        </w:rPr>
+        <w:t xml:space="preserve">: </w:t>
+      </w:r>
+      <w:r>
+        <w:rPr>
+          <w:rFonts w:ascii="Consolas" w:eastAsia="Times New Roman" w:hAnsi="Consolas" w:cs="Times New Roman"/>
+          <w:color w:val="FF7E34"/>
+          <w:sz w:val="21"/>
+          <w:szCs w:val="21"/>
+        </w:rPr>
+        <w:t>blue</w:t>
+      </w:r>
+      <w:r>
+        <w:rPr>
+          <w:rFonts w:ascii="Consolas" w:eastAsia="Times New Roman" w:hAnsi="Consolas" w:cs="Times New Roman"/>
+          <w:color w:val="FFFFFF"/>
+          <w:sz w:val="21"/>
+          <w:szCs w:val="21"/>
+        </w:rPr>
+        <w:t>;</w:t>
+      </w:r>
+    </w:p>
+    <w:p>
+      <w:pPr>
+        <w:shd w:val="clear" w:color="auto" w:fill="00002C"/>
+        <w:spacing w:line="285" w:lineRule="atLeast"/>
+        <w:rPr>
+          <w:rFonts w:ascii="Consolas" w:eastAsia="Times New Roman" w:hAnsi="Consolas" w:cs="Times New Roman"/>
+          <w:color w:val="FFFFFF"/>
+          <w:sz w:val="21"/>
+          <w:szCs w:val="21"/>
+        </w:rPr>
+      </w:pPr>
+      <w:r>
+        <w:rPr>
+          <w:rFonts w:ascii="Consolas" w:eastAsia="Times New Roman" w:hAnsi="Consolas" w:cs="Times New Roman"/>
+          <w:color w:val="FFFFFF"/>
+          <w:sz w:val="21"/>
+          <w:szCs w:val="21"/>
+        </w:rPr>
+        <w:t xml:space="preserve">    </w:t>
+      </w:r>
+      <w:proofErr w:type="gramStart"/>
+      <w:r>
+        <w:rPr>
+          <w:rFonts w:ascii="Consolas" w:eastAsia="Times New Roman" w:hAnsi="Consolas" w:cs="Times New Roman"/>
+          <w:color w:val="FFFFFF"/>
+          <w:sz w:val="21"/>
+          <w:szCs w:val="21"/>
+        </w:rPr>
+        <w:t>padding</w:t>
+      </w:r>
+      <w:proofErr w:type="gramEnd"/>
+      <w:r>
+        <w:rPr>
+          <w:rFonts w:ascii="Consolas" w:eastAsia="Times New Roman" w:hAnsi="Consolas" w:cs="Times New Roman"/>
+          <w:color w:val="FFFFFF"/>
+          <w:sz w:val="21"/>
+          <w:szCs w:val="21"/>
+        </w:rPr>
+        <w:t xml:space="preserve">: </w:t>
+      </w:r>
+      <w:r>
+        <w:rPr>
+          <w:rFonts w:ascii="Consolas" w:eastAsia="Times New Roman" w:hAnsi="Consolas" w:cs="Times New Roman"/>
+          <w:color w:val="FF7E34"/>
+          <w:sz w:val="21"/>
+          <w:szCs w:val="21"/>
+        </w:rPr>
+        <w:t>11</w:t>
+      </w:r>
+      <w:r>
+        <w:rPr>
+          <w:rFonts w:ascii="Consolas" w:eastAsia="Times New Roman" w:hAnsi="Consolas" w:cs="Times New Roman"/>
+          <w:color w:val="82FBFF"/>
+          <w:sz w:val="21"/>
+          <w:szCs w:val="21"/>
+        </w:rPr>
+        <w:t>px</w:t>
+      </w:r>
+      <w:r>
+        <w:rPr>
+          <w:rFonts w:ascii="Consolas" w:eastAsia="Times New Roman" w:hAnsi="Consolas" w:cs="Times New Roman"/>
+          <w:color w:val="FFFFFF"/>
+          <w:sz w:val="21"/>
+          <w:szCs w:val="21"/>
+        </w:rPr>
+        <w:t>;</w:t>
+      </w:r>
+    </w:p>
+    <w:p>
+      <w:pPr>
+        <w:shd w:val="clear" w:color="auto" w:fill="00002C"/>
+        <w:spacing w:line="285" w:lineRule="atLeast"/>
+        <w:rPr>
+          <w:rFonts w:ascii="Consolas" w:eastAsia="Times New Roman" w:hAnsi="Consolas" w:cs="Times New Roman"/>
+          <w:color w:val="FFFFFF"/>
+          <w:sz w:val="21"/>
+          <w:szCs w:val="21"/>
+        </w:rPr>
+      </w:pPr>
+      <w:r>
+        <w:rPr>
+          <w:rFonts w:ascii="Consolas" w:eastAsia="Times New Roman" w:hAnsi="Consolas" w:cs="Times New Roman"/>
+          <w:color w:val="FFFFFF"/>
+          <w:sz w:val="21"/>
+          <w:szCs w:val="21"/>
+        </w:rPr>
+        <w:t xml:space="preserve">    </w:t>
+      </w:r>
+      <w:proofErr w:type="gramStart"/>
+      <w:r>
+        <w:rPr>
+          <w:rFonts w:ascii="Consolas" w:eastAsia="Times New Roman" w:hAnsi="Consolas" w:cs="Times New Roman"/>
+          <w:color w:val="FFFFFF"/>
+          <w:sz w:val="21"/>
+          <w:szCs w:val="21"/>
+        </w:rPr>
+        <w:t>margin</w:t>
+      </w:r>
+      <w:proofErr w:type="gramEnd"/>
+      <w:r>
+        <w:rPr>
+          <w:rFonts w:ascii="Consolas" w:eastAsia="Times New Roman" w:hAnsi="Consolas" w:cs="Times New Roman"/>
+          <w:color w:val="FFFFFF"/>
+          <w:sz w:val="21"/>
+          <w:szCs w:val="21"/>
+        </w:rPr>
+        <w:t xml:space="preserve">: </w:t>
+      </w:r>
+      <w:r>
+        <w:rPr>
+          <w:rFonts w:ascii="Consolas" w:eastAsia="Times New Roman" w:hAnsi="Consolas" w:cs="Times New Roman"/>
+          <w:color w:val="FF7E34"/>
+          <w:sz w:val="21"/>
+          <w:szCs w:val="21"/>
+        </w:rPr>
+        <w:t>5</w:t>
+      </w:r>
+      <w:r>
+        <w:rPr>
+          <w:rFonts w:ascii="Consolas" w:eastAsia="Times New Roman" w:hAnsi="Consolas" w:cs="Times New Roman"/>
+          <w:color w:val="82FBFF"/>
+          <w:sz w:val="21"/>
+          <w:szCs w:val="21"/>
+        </w:rPr>
+        <w:t>px</w:t>
+      </w:r>
+      <w:r>
+        <w:rPr>
+          <w:rFonts w:ascii="Consolas" w:eastAsia="Times New Roman" w:hAnsi="Consolas" w:cs="Times New Roman"/>
+          <w:color w:val="FFFFFF"/>
+          <w:sz w:val="21"/>
+          <w:szCs w:val="21"/>
+        </w:rPr>
+        <w:t>;</w:t>
+      </w:r>
+    </w:p>
+    <w:p>
+      <w:pPr>
+        <w:shd w:val="clear" w:color="auto" w:fill="00002C"/>
+        <w:spacing w:line="285" w:lineRule="atLeast"/>
+        <w:rPr>
+          <w:rFonts w:ascii="Consolas" w:eastAsia="Times New Roman" w:hAnsi="Consolas" w:cs="Times New Roman"/>
+          <w:color w:val="FFFFFF"/>
+          <w:sz w:val="21"/>
+          <w:szCs w:val="21"/>
+        </w:rPr>
+      </w:pPr>
+      <w:r>
+        <w:rPr>
+          <w:rFonts w:ascii="Consolas" w:eastAsia="Times New Roman" w:hAnsi="Consolas" w:cs="Times New Roman"/>
+          <w:color w:val="FFFFFF"/>
+          <w:sz w:val="21"/>
+          <w:szCs w:val="21"/>
+        </w:rPr>
+        <w:t xml:space="preserve">    </w:t>
+      </w:r>
+      <w:proofErr w:type="gramStart"/>
+      <w:r>
+        <w:rPr>
+          <w:rFonts w:ascii="Consolas" w:eastAsia="Times New Roman" w:hAnsi="Consolas" w:cs="Times New Roman"/>
+          <w:color w:val="FFFFFF"/>
+          <w:sz w:val="21"/>
+          <w:szCs w:val="21"/>
+        </w:rPr>
+        <w:t>border</w:t>
+      </w:r>
+      <w:proofErr w:type="gramEnd"/>
+      <w:r>
+        <w:rPr>
+          <w:rFonts w:ascii="Consolas" w:eastAsia="Times New Roman" w:hAnsi="Consolas" w:cs="Times New Roman"/>
+          <w:color w:val="FFFFFF"/>
+          <w:sz w:val="21"/>
+          <w:szCs w:val="21"/>
+        </w:rPr>
+        <w:t xml:space="preserve">: </w:t>
+      </w:r>
+      <w:r>
+        <w:rPr>
+          <w:rFonts w:ascii="Consolas" w:eastAsia="Times New Roman" w:hAnsi="Consolas" w:cs="Times New Roman"/>
+          <w:color w:val="FF7E34"/>
+          <w:sz w:val="21"/>
+          <w:szCs w:val="21"/>
+        </w:rPr>
+        <w:t>2</w:t>
+      </w:r>
+      <w:r>
+        <w:rPr>
+          <w:rFonts w:ascii="Consolas" w:eastAsia="Times New Roman" w:hAnsi="Consolas" w:cs="Times New Roman"/>
+          <w:color w:val="82FBFF"/>
+          <w:sz w:val="21"/>
+          <w:szCs w:val="21"/>
+        </w:rPr>
+        <w:t>px</w:t>
+      </w:r>
+      <w:r>
+        <w:rPr>
+          <w:rFonts w:ascii="Consolas" w:eastAsia="Times New Roman" w:hAnsi="Consolas" w:cs="Times New Roman"/>
+          <w:color w:val="FFFFFF"/>
+          <w:sz w:val="21"/>
+          <w:szCs w:val="21"/>
+        </w:rPr>
+        <w:t xml:space="preserve"> </w:t>
+      </w:r>
+      <w:r>
+        <w:rPr>
+          <w:rFonts w:ascii="Consolas" w:eastAsia="Times New Roman" w:hAnsi="Consolas" w:cs="Times New Roman"/>
+          <w:color w:val="FF7E34"/>
+          <w:sz w:val="21"/>
+          <w:szCs w:val="21"/>
+        </w:rPr>
+        <w:t>solid</w:t>
+      </w:r>
+      <w:r>
+        <w:rPr>
+          <w:rFonts w:ascii="Consolas" w:eastAsia="Times New Roman" w:hAnsi="Consolas" w:cs="Times New Roman"/>
+          <w:color w:val="FFFFFF"/>
+          <w:sz w:val="21"/>
+          <w:szCs w:val="21"/>
+        </w:rPr>
+        <w:t xml:space="preserve"> </w:t>
+      </w:r>
+      <w:r>
+        <w:rPr>
+          <w:rFonts w:ascii="Consolas" w:eastAsia="Times New Roman" w:hAnsi="Consolas" w:cs="Times New Roman"/>
+          <w:color w:val="FF7E34"/>
+          <w:sz w:val="21"/>
+          <w:szCs w:val="21"/>
+        </w:rPr>
+        <w:t>blue</w:t>
+      </w:r>
+      <w:r>
+        <w:rPr>
+          <w:rFonts w:ascii="Consolas" w:eastAsia="Times New Roman" w:hAnsi="Consolas" w:cs="Times New Roman"/>
+          <w:color w:val="FFFFFF"/>
+          <w:sz w:val="21"/>
+          <w:szCs w:val="21"/>
+        </w:rPr>
+        <w:t>;</w:t>
+      </w:r>
+    </w:p>
+    <w:p>
+      <w:pPr>
+        <w:shd w:val="clear" w:color="auto" w:fill="00002C"/>
+        <w:spacing w:line="285" w:lineRule="atLeast"/>
+        <w:rPr>
+          <w:rFonts w:ascii="Consolas" w:eastAsia="Times New Roman" w:hAnsi="Consolas" w:cs="Times New Roman"/>
+          <w:color w:val="FFFFFF"/>
+          <w:sz w:val="21"/>
+          <w:szCs w:val="21"/>
+        </w:rPr>
+      </w:pPr>
+      <w:r>
+        <w:rPr>
+          <w:rFonts w:ascii="Consolas" w:eastAsia="Times New Roman" w:hAnsi="Consolas" w:cs="Times New Roman"/>
+          <w:color w:val="FFFFFF"/>
+          <w:sz w:val="21"/>
+          <w:szCs w:val="21"/>
+        </w:rPr>
+        <w:t>}</w:t>
+      </w:r>
+    </w:p>
+    <w:p>
+      <w:pPr>
+        <w:shd w:val="clear" w:color="auto" w:fill="00002C"/>
+        <w:spacing w:line="285" w:lineRule="atLeast"/>
+        <w:rPr>
+          <w:rFonts w:ascii="Consolas" w:eastAsia="Times New Roman" w:hAnsi="Consolas" w:cs="Times New Roman"/>
+          <w:color w:val="FFFFFF"/>
+          <w:sz w:val="21"/>
+          <w:szCs w:val="21"/>
+        </w:rPr>
+      </w:pPr>
+      <w:r>
+        <w:rPr>
+          <w:rFonts w:ascii="Consolas" w:eastAsia="Times New Roman" w:hAnsi="Consolas" w:cs="Times New Roman"/>
+          <w:color w:val="FFFFFF"/>
+          <w:sz w:val="21"/>
+          <w:szCs w:val="21"/>
+        </w:rPr>
+        <w:t>.</w:t>
+      </w:r>
+      <w:proofErr w:type="gramStart"/>
+      <w:r>
+        <w:rPr>
+          <w:rFonts w:ascii="Consolas" w:eastAsia="Times New Roman" w:hAnsi="Consolas" w:cs="Times New Roman"/>
+          <w:color w:val="FFCB6B"/>
+          <w:sz w:val="21"/>
+          <w:szCs w:val="21"/>
+        </w:rPr>
+        <w:t>box2</w:t>
+      </w:r>
+      <w:r>
+        <w:rPr>
+          <w:rFonts w:ascii="Consolas" w:eastAsia="Times New Roman" w:hAnsi="Consolas" w:cs="Times New Roman"/>
+          <w:color w:val="FFFFFF"/>
+          <w:sz w:val="21"/>
+          <w:szCs w:val="21"/>
+        </w:rPr>
+        <w:t>{</w:t>
+      </w:r>
+      <w:proofErr w:type="gramEnd"/>
+    </w:p>
+    <w:p>
+      <w:pPr>
+        <w:shd w:val="clear" w:color="auto" w:fill="00002C"/>
+        <w:spacing w:line="285" w:lineRule="atLeast"/>
+        <w:rPr>
+          <w:rFonts w:ascii="Consolas" w:eastAsia="Times New Roman" w:hAnsi="Consolas" w:cs="Times New Roman"/>
+          <w:color w:val="FFFFFF"/>
+          <w:sz w:val="21"/>
+          <w:szCs w:val="21"/>
+        </w:rPr>
+      </w:pPr>
+      <w:r>
+        <w:rPr>
+          <w:rFonts w:ascii="Consolas" w:eastAsia="Times New Roman" w:hAnsi="Consolas" w:cs="Times New Roman"/>
+          <w:color w:val="FFFFFF"/>
+          <w:sz w:val="21"/>
+          <w:szCs w:val="21"/>
+        </w:rPr>
+        <w:t xml:space="preserve">    </w:t>
+      </w:r>
+      <w:proofErr w:type="gramStart"/>
+      <w:r>
+        <w:rPr>
+          <w:rFonts w:ascii="Consolas" w:eastAsia="Times New Roman" w:hAnsi="Consolas" w:cs="Times New Roman"/>
+          <w:color w:val="FFFFFF"/>
+          <w:sz w:val="21"/>
+          <w:szCs w:val="21"/>
+        </w:rPr>
+        <w:t>color</w:t>
+      </w:r>
+      <w:proofErr w:type="gramEnd"/>
+      <w:r>
+        <w:rPr>
+          <w:rFonts w:ascii="Consolas" w:eastAsia="Times New Roman" w:hAnsi="Consolas" w:cs="Times New Roman"/>
+          <w:color w:val="FFFFFF"/>
+          <w:sz w:val="21"/>
+          <w:szCs w:val="21"/>
+        </w:rPr>
+        <w:t xml:space="preserve">: </w:t>
+      </w:r>
+      <w:r>
+        <w:rPr>
+          <w:rFonts w:ascii="Consolas" w:eastAsia="Times New Roman" w:hAnsi="Consolas" w:cs="Times New Roman"/>
+          <w:color w:val="FF7E34"/>
+          <w:sz w:val="21"/>
+          <w:szCs w:val="21"/>
+        </w:rPr>
+        <w:t>brown</w:t>
+      </w:r>
+      <w:r>
+        <w:rPr>
+          <w:rFonts w:ascii="Consolas" w:eastAsia="Times New Roman" w:hAnsi="Consolas" w:cs="Times New Roman"/>
+          <w:color w:val="FFFFFF"/>
+          <w:sz w:val="21"/>
+          <w:szCs w:val="21"/>
+        </w:rPr>
+        <w:t>;</w:t>
+      </w:r>
+    </w:p>
+    <w:p>
+      <w:pPr>
+        <w:shd w:val="clear" w:color="auto" w:fill="00002C"/>
+        <w:spacing w:line="285" w:lineRule="atLeast"/>
+        <w:rPr>
+          <w:rFonts w:ascii="Consolas" w:eastAsia="Times New Roman" w:hAnsi="Consolas" w:cs="Times New Roman"/>
+          <w:color w:val="FFFFFF"/>
+          <w:sz w:val="21"/>
+          <w:szCs w:val="21"/>
+        </w:rPr>
+      </w:pPr>
+      <w:r>
+        <w:rPr>
+          <w:rFonts w:ascii="Consolas" w:eastAsia="Times New Roman" w:hAnsi="Consolas" w:cs="Times New Roman"/>
+          <w:color w:val="FFFFFF"/>
+          <w:sz w:val="21"/>
+          <w:szCs w:val="21"/>
+        </w:rPr>
+        <w:t>}</w:t>
+      </w:r>
+    </w:p>
+    <w:p>
+      <w:pPr>
+        <w:shd w:val="clear" w:color="auto" w:fill="00002C"/>
+        <w:spacing w:line="285" w:lineRule="atLeast"/>
+        <w:rPr>
+          <w:rFonts w:ascii="Consolas" w:eastAsia="Times New Roman" w:hAnsi="Consolas" w:cs="Times New Roman"/>
+          <w:color w:val="FFFFFF"/>
+          <w:sz w:val="21"/>
+          <w:szCs w:val="21"/>
+        </w:rPr>
+      </w:pPr>
+      <w:r>
+        <w:rPr>
+          <w:rFonts w:ascii="Consolas" w:eastAsia="Times New Roman" w:hAnsi="Consolas" w:cs="Times New Roman"/>
+          <w:color w:val="FF0077"/>
+          <w:sz w:val="21"/>
+          <w:szCs w:val="21"/>
+        </w:rPr>
+        <w:t>*</w:t>
+      </w:r>
+      <w:r>
+        <w:rPr>
+          <w:rFonts w:ascii="Consolas" w:eastAsia="Times New Roman" w:hAnsi="Consolas" w:cs="Times New Roman"/>
+          <w:color w:val="FFFFFF"/>
+          <w:sz w:val="21"/>
+          <w:szCs w:val="21"/>
+        </w:rPr>
+        <w:t>{</w:t>
+      </w:r>
+    </w:p>
+    <w:p>
+      <w:pPr>
+        <w:shd w:val="clear" w:color="auto" w:fill="00002C"/>
+        <w:spacing w:line="285" w:lineRule="atLeast"/>
+        <w:rPr>
+          <w:rFonts w:ascii="Consolas" w:eastAsia="Times New Roman" w:hAnsi="Consolas" w:cs="Times New Roman"/>
+          <w:color w:val="FFFFFF"/>
+          <w:sz w:val="21"/>
+          <w:szCs w:val="21"/>
+        </w:rPr>
+      </w:pPr>
+      <w:r>
+        <w:rPr>
+          <w:rFonts w:ascii="Consolas" w:eastAsia="Times New Roman" w:hAnsi="Consolas" w:cs="Times New Roman"/>
+          <w:color w:val="FFFFFF"/>
+          <w:sz w:val="21"/>
+          <w:szCs w:val="21"/>
+        </w:rPr>
+        <w:t xml:space="preserve">    </w:t>
+      </w:r>
+      <w:proofErr w:type="gramStart"/>
+      <w:r>
+        <w:rPr>
+          <w:rFonts w:ascii="Consolas" w:eastAsia="Times New Roman" w:hAnsi="Consolas" w:cs="Times New Roman"/>
+          <w:color w:val="FFFFFF"/>
+          <w:sz w:val="21"/>
+          <w:szCs w:val="21"/>
+        </w:rPr>
+        <w:t>margin</w:t>
+      </w:r>
+      <w:proofErr w:type="gramEnd"/>
+      <w:r>
+        <w:rPr>
+          <w:rFonts w:ascii="Consolas" w:eastAsia="Times New Roman" w:hAnsi="Consolas" w:cs="Times New Roman"/>
+          <w:color w:val="FFFFFF"/>
+          <w:sz w:val="21"/>
+          <w:szCs w:val="21"/>
+        </w:rPr>
+        <w:t xml:space="preserve">: </w:t>
+      </w:r>
+      <w:r>
+        <w:rPr>
+          <w:rFonts w:ascii="Consolas" w:eastAsia="Times New Roman" w:hAnsi="Consolas" w:cs="Times New Roman"/>
+          <w:color w:val="FF7E34"/>
+          <w:sz w:val="21"/>
+          <w:szCs w:val="21"/>
+        </w:rPr>
+        <w:t>0</w:t>
+      </w:r>
+      <w:r>
+        <w:rPr>
+          <w:rFonts w:ascii="Consolas" w:eastAsia="Times New Roman" w:hAnsi="Consolas" w:cs="Times New Roman"/>
+          <w:color w:val="FFFFFF"/>
+          <w:sz w:val="21"/>
+          <w:szCs w:val="21"/>
+        </w:rPr>
+        <w:t>;</w:t>
+      </w:r>
+    </w:p>
+    <w:p>
+      <w:pPr>
+        <w:shd w:val="clear" w:color="auto" w:fill="00002C"/>
+        <w:spacing w:line="285" w:lineRule="atLeast"/>
+        <w:rPr>
+          <w:rFonts w:ascii="Consolas" w:eastAsia="Times New Roman" w:hAnsi="Consolas" w:cs="Times New Roman"/>
+          <w:color w:val="FFFFFF"/>
+          <w:sz w:val="21"/>
+          <w:szCs w:val="21"/>
+        </w:rPr>
+      </w:pPr>
+      <w:r>
+        <w:rPr>
+          <w:rFonts w:ascii="Consolas" w:eastAsia="Times New Roman" w:hAnsi="Consolas" w:cs="Times New Roman"/>
+          <w:color w:val="FFFFFF"/>
+          <w:sz w:val="21"/>
+          <w:szCs w:val="21"/>
+        </w:rPr>
+        <w:t xml:space="preserve">    </w:t>
+      </w:r>
+      <w:proofErr w:type="gramStart"/>
+      <w:r>
+        <w:rPr>
+          <w:rFonts w:ascii="Consolas" w:eastAsia="Times New Roman" w:hAnsi="Consolas" w:cs="Times New Roman"/>
+          <w:color w:val="FFFFFF"/>
+          <w:sz w:val="21"/>
+          <w:szCs w:val="21"/>
+        </w:rPr>
+        <w:t>padding</w:t>
+      </w:r>
+      <w:proofErr w:type="gramEnd"/>
+      <w:r>
+        <w:rPr>
+          <w:rFonts w:ascii="Consolas" w:eastAsia="Times New Roman" w:hAnsi="Consolas" w:cs="Times New Roman"/>
+          <w:color w:val="FFFFFF"/>
+          <w:sz w:val="21"/>
+          <w:szCs w:val="21"/>
+        </w:rPr>
+        <w:t xml:space="preserve">: </w:t>
+      </w:r>
+      <w:r>
+        <w:rPr>
+          <w:rFonts w:ascii="Consolas" w:eastAsia="Times New Roman" w:hAnsi="Consolas" w:cs="Times New Roman"/>
+          <w:color w:val="FF7E34"/>
+          <w:sz w:val="21"/>
+          <w:szCs w:val="21"/>
+        </w:rPr>
+        <w:t>0</w:t>
+      </w:r>
+      <w:r>
+        <w:rPr>
+          <w:rFonts w:ascii="Consolas" w:eastAsia="Times New Roman" w:hAnsi="Consolas" w:cs="Times New Roman"/>
+          <w:color w:val="FFFFFF"/>
+          <w:sz w:val="21"/>
+          <w:szCs w:val="21"/>
+        </w:rPr>
+        <w:t>;</w:t>
+      </w:r>
+    </w:p>
+    <w:p>
+      <w:pPr>
+        <w:shd w:val="clear" w:color="auto" w:fill="00002C"/>
+        <w:spacing w:line="285" w:lineRule="atLeast"/>
+        <w:rPr>
+          <w:rFonts w:ascii="Consolas" w:eastAsia="Times New Roman" w:hAnsi="Consolas" w:cs="Times New Roman"/>
+          <w:color w:val="FFFFFF"/>
+          <w:sz w:val="21"/>
+          <w:szCs w:val="21"/>
+        </w:rPr>
+      </w:pPr>
+      <w:r>
+        <w:rPr>
+          <w:rFonts w:ascii="Consolas" w:eastAsia="Times New Roman" w:hAnsi="Consolas" w:cs="Times New Roman"/>
+          <w:color w:val="FFFFFF"/>
+          <w:sz w:val="21"/>
+          <w:szCs w:val="21"/>
+        </w:rPr>
+        <w:t>}</w:t>
+      </w:r>
+    </w:p>
+    <w:p>
+      <w:pPr>
+        <w:shd w:val="clear" w:color="auto" w:fill="00002C"/>
+        <w:spacing w:line="285" w:lineRule="atLeast"/>
+        <w:rPr>
+          <w:rFonts w:ascii="Consolas" w:eastAsia="Times New Roman" w:hAnsi="Consolas" w:cs="Times New Roman"/>
+          <w:color w:val="FFFFFF"/>
+          <w:sz w:val="21"/>
+          <w:szCs w:val="21"/>
+        </w:rPr>
+      </w:pPr>
+      <w:r>
+        <w:rPr>
+          <w:rFonts w:ascii="Consolas" w:eastAsia="Times New Roman" w:hAnsi="Consolas" w:cs="Times New Roman"/>
+          <w:color w:val="FFFFFF"/>
+          <w:sz w:val="21"/>
+          <w:szCs w:val="21"/>
+        </w:rPr>
+        <w:t>    &lt;/</w:t>
+      </w:r>
+      <w:r>
+        <w:rPr>
+          <w:rFonts w:ascii="Consolas" w:eastAsia="Times New Roman" w:hAnsi="Consolas" w:cs="Times New Roman"/>
+          <w:color w:val="FF0077"/>
+          <w:sz w:val="21"/>
+          <w:szCs w:val="21"/>
+        </w:rPr>
+        <w:t>style</w:t>
+      </w:r>
+      <w:r>
+        <w:rPr>
+          <w:rFonts w:ascii="Consolas" w:eastAsia="Times New Roman" w:hAnsi="Consolas" w:cs="Times New Roman"/>
+          <w:color w:val="FFFFFF"/>
+          <w:sz w:val="21"/>
+          <w:szCs w:val="21"/>
+        </w:rPr>
+        <w:t>&gt;</w:t>
+      </w:r>
+    </w:p>
+    <w:p>
+      <w:pPr>
+        <w:shd w:val="clear" w:color="auto" w:fill="00002C"/>
+        <w:spacing w:line="285" w:lineRule="atLeast"/>
+        <w:rPr>
+          <w:rFonts w:ascii="Consolas" w:eastAsia="Times New Roman" w:hAnsi="Consolas" w:cs="Times New Roman"/>
+          <w:color w:val="FFFFFF"/>
+          <w:sz w:val="21"/>
+          <w:szCs w:val="21"/>
+        </w:rPr>
+      </w:pPr>
+      <w:r>
+        <w:rPr>
+          <w:rFonts w:ascii="Consolas" w:eastAsia="Times New Roman" w:hAnsi="Consolas" w:cs="Times New Roman"/>
+          <w:color w:val="FFFFFF"/>
+          <w:sz w:val="21"/>
+          <w:szCs w:val="21"/>
+        </w:rPr>
+        <w:t>&lt;/</w:t>
+      </w:r>
+      <w:r>
+        <w:rPr>
+          <w:rFonts w:ascii="Consolas" w:eastAsia="Times New Roman" w:hAnsi="Consolas" w:cs="Times New Roman"/>
+          <w:color w:val="FF0077"/>
+          <w:sz w:val="21"/>
+          <w:szCs w:val="21"/>
+        </w:rPr>
+        <w:t>head</w:t>
+      </w:r>
+      <w:r>
+        <w:rPr>
+          <w:rFonts w:ascii="Consolas" w:eastAsia="Times New Roman" w:hAnsi="Consolas" w:cs="Times New Roman"/>
+          <w:color w:val="FFFFFF"/>
+          <w:sz w:val="21"/>
+          <w:szCs w:val="21"/>
+        </w:rPr>
+        <w:t>&gt;</w:t>
+      </w:r>
+    </w:p>
+    <w:p>
+      <w:pPr>
+        <w:shd w:val="clear" w:color="auto" w:fill="00002C"/>
+        <w:spacing w:line="285" w:lineRule="atLeast"/>
+        <w:rPr>
+          <w:rFonts w:ascii="Consolas" w:eastAsia="Times New Roman" w:hAnsi="Consolas" w:cs="Times New Roman"/>
+          <w:color w:val="FFFFFF"/>
+          <w:sz w:val="21"/>
+          <w:szCs w:val="21"/>
+        </w:rPr>
+      </w:pPr>
+      <w:r>
+        <w:rPr>
+          <w:rFonts w:ascii="Consolas" w:eastAsia="Times New Roman" w:hAnsi="Consolas" w:cs="Times New Roman"/>
+          <w:color w:val="FFFFFF"/>
+          <w:sz w:val="21"/>
+          <w:szCs w:val="21"/>
+        </w:rPr>
+        <w:t>&lt;</w:t>
+      </w:r>
+      <w:proofErr w:type="gramStart"/>
+      <w:r>
+        <w:rPr>
+          <w:rFonts w:ascii="Consolas" w:eastAsia="Times New Roman" w:hAnsi="Consolas" w:cs="Times New Roman"/>
+          <w:color w:val="FF0077"/>
+          <w:sz w:val="21"/>
+          <w:szCs w:val="21"/>
+        </w:rPr>
+        <w:t>body</w:t>
+      </w:r>
+      <w:proofErr w:type="gramEnd"/>
+      <w:r>
+        <w:rPr>
+          <w:rFonts w:ascii="Consolas" w:eastAsia="Times New Roman" w:hAnsi="Consolas" w:cs="Times New Roman"/>
+          <w:color w:val="FFFFFF"/>
+          <w:sz w:val="21"/>
+          <w:szCs w:val="21"/>
+        </w:rPr>
+        <w:t>&gt;</w:t>
+      </w:r>
+    </w:p>
+    <w:p>
+      <w:pPr>
+        <w:shd w:val="clear" w:color="auto" w:fill="00002C"/>
+        <w:spacing w:line="285" w:lineRule="atLeast"/>
+        <w:rPr>
+          <w:rFonts w:ascii="Consolas" w:eastAsia="Times New Roman" w:hAnsi="Consolas" w:cs="Times New Roman"/>
+          <w:color w:val="FFFFFF"/>
+          <w:sz w:val="21"/>
+          <w:szCs w:val="21"/>
+        </w:rPr>
+      </w:pPr>
+      <w:r>
+        <w:rPr>
+          <w:rFonts w:ascii="Consolas" w:eastAsia="Times New Roman" w:hAnsi="Consolas" w:cs="Times New Roman"/>
+          <w:color w:val="FFFFFF"/>
+          <w:sz w:val="21"/>
+          <w:szCs w:val="21"/>
+        </w:rPr>
+        <w:t>    &lt;</w:t>
+      </w:r>
+      <w:r>
+        <w:rPr>
+          <w:rFonts w:ascii="Consolas" w:eastAsia="Times New Roman" w:hAnsi="Consolas" w:cs="Times New Roman"/>
+          <w:color w:val="FF0077"/>
+          <w:sz w:val="21"/>
+          <w:szCs w:val="21"/>
+        </w:rPr>
+        <w:t>div</w:t>
+      </w:r>
+      <w:r>
+        <w:rPr>
+          <w:rFonts w:ascii="Consolas" w:eastAsia="Times New Roman" w:hAnsi="Consolas" w:cs="Times New Roman"/>
+          <w:color w:val="FFFFFF"/>
+          <w:sz w:val="21"/>
+          <w:szCs w:val="21"/>
+        </w:rPr>
+        <w:t xml:space="preserve"> </w:t>
+      </w:r>
+      <w:r>
+        <w:rPr>
+          <w:rFonts w:ascii="Consolas" w:eastAsia="Times New Roman" w:hAnsi="Consolas" w:cs="Times New Roman"/>
+          <w:color w:val="00FFF2"/>
+          <w:sz w:val="21"/>
+          <w:szCs w:val="21"/>
+        </w:rPr>
+        <w:t>class</w:t>
+      </w:r>
+      <w:r>
+        <w:rPr>
+          <w:rFonts w:ascii="Consolas" w:eastAsia="Times New Roman" w:hAnsi="Consolas" w:cs="Times New Roman"/>
+          <w:color w:val="FFFFFF"/>
+          <w:sz w:val="21"/>
+          <w:szCs w:val="21"/>
+        </w:rPr>
+        <w:t>="</w:t>
+      </w:r>
+      <w:r>
+        <w:rPr>
+          <w:rFonts w:ascii="Consolas" w:eastAsia="Times New Roman" w:hAnsi="Consolas" w:cs="Times New Roman"/>
+          <w:color w:val="EEFF00"/>
+          <w:sz w:val="21"/>
+          <w:szCs w:val="21"/>
+        </w:rPr>
+        <w:t>box1 box</w:t>
+      </w:r>
+      <w:r>
+        <w:rPr>
+          <w:rFonts w:ascii="Consolas" w:eastAsia="Times New Roman" w:hAnsi="Consolas" w:cs="Times New Roman"/>
+          <w:color w:val="FFFFFF"/>
+          <w:sz w:val="21"/>
+          <w:szCs w:val="21"/>
+        </w:rPr>
+        <w:t>"&gt;</w:t>
+      </w:r>
+      <w:proofErr w:type="spellStart"/>
+      <w:r>
+        <w:rPr>
+          <w:rFonts w:ascii="Consolas" w:eastAsia="Times New Roman" w:hAnsi="Consolas" w:cs="Times New Roman"/>
+          <w:color w:val="FFFFFF"/>
+          <w:sz w:val="21"/>
+          <w:szCs w:val="21"/>
+        </w:rPr>
+        <w:t>im</w:t>
+      </w:r>
+      <w:proofErr w:type="spellEnd"/>
+      <w:r>
+        <w:rPr>
+          <w:rFonts w:ascii="Consolas" w:eastAsia="Times New Roman" w:hAnsi="Consolas" w:cs="Times New Roman"/>
+          <w:color w:val="FFFFFF"/>
+          <w:sz w:val="21"/>
+          <w:szCs w:val="21"/>
+        </w:rPr>
+        <w:t xml:space="preserve"> a box&lt;/</w:t>
+      </w:r>
+      <w:r>
+        <w:rPr>
+          <w:rFonts w:ascii="Consolas" w:eastAsia="Times New Roman" w:hAnsi="Consolas" w:cs="Times New Roman"/>
+          <w:color w:val="FF0077"/>
+          <w:sz w:val="21"/>
+          <w:szCs w:val="21"/>
+        </w:rPr>
+        <w:t>div</w:t>
+      </w:r>
+      <w:r>
+        <w:rPr>
+          <w:rFonts w:ascii="Consolas" w:eastAsia="Times New Roman" w:hAnsi="Consolas" w:cs="Times New Roman"/>
+          <w:color w:val="FFFFFF"/>
+          <w:sz w:val="21"/>
+          <w:szCs w:val="21"/>
+        </w:rPr>
+        <w:t>&gt;</w:t>
+      </w:r>
+    </w:p>
+    <w:p>
+      <w:pPr>
+        <w:shd w:val="clear" w:color="auto" w:fill="00002C"/>
+        <w:spacing w:line="285" w:lineRule="atLeast"/>
+        <w:rPr>
+          <w:rFonts w:ascii="Consolas" w:eastAsia="Times New Roman" w:hAnsi="Consolas" w:cs="Times New Roman"/>
+          <w:color w:val="FFFFFF"/>
+          <w:sz w:val="21"/>
+          <w:szCs w:val="21"/>
+        </w:rPr>
+      </w:pPr>
+      <w:r>
+        <w:rPr>
+          <w:rFonts w:ascii="Consolas" w:eastAsia="Times New Roman" w:hAnsi="Consolas" w:cs="Times New Roman"/>
+          <w:color w:val="FFFFFF"/>
+          <w:sz w:val="21"/>
+          <w:szCs w:val="21"/>
+        </w:rPr>
+        <w:t>    &lt;</w:t>
+      </w:r>
+      <w:r>
+        <w:rPr>
+          <w:rFonts w:ascii="Consolas" w:eastAsia="Times New Roman" w:hAnsi="Consolas" w:cs="Times New Roman"/>
+          <w:color w:val="FF0077"/>
+          <w:sz w:val="21"/>
+          <w:szCs w:val="21"/>
+        </w:rPr>
+        <w:t>div</w:t>
+      </w:r>
+      <w:r>
+        <w:rPr>
+          <w:rFonts w:ascii="Consolas" w:eastAsia="Times New Roman" w:hAnsi="Consolas" w:cs="Times New Roman"/>
+          <w:color w:val="FFFFFF"/>
+          <w:sz w:val="21"/>
+          <w:szCs w:val="21"/>
+        </w:rPr>
+        <w:t xml:space="preserve"> </w:t>
+      </w:r>
+      <w:r>
+        <w:rPr>
+          <w:rFonts w:ascii="Consolas" w:eastAsia="Times New Roman" w:hAnsi="Consolas" w:cs="Times New Roman"/>
+          <w:color w:val="00FFF2"/>
+          <w:sz w:val="21"/>
+          <w:szCs w:val="21"/>
+        </w:rPr>
+        <w:t>class</w:t>
+      </w:r>
+      <w:r>
+        <w:rPr>
+          <w:rFonts w:ascii="Consolas" w:eastAsia="Times New Roman" w:hAnsi="Consolas" w:cs="Times New Roman"/>
+          <w:color w:val="FFFFFF"/>
+          <w:sz w:val="21"/>
+          <w:szCs w:val="21"/>
+        </w:rPr>
+        <w:t xml:space="preserve"> ="</w:t>
+      </w:r>
+      <w:r>
+        <w:rPr>
+          <w:rFonts w:ascii="Consolas" w:eastAsia="Times New Roman" w:hAnsi="Consolas" w:cs="Times New Roman"/>
+          <w:color w:val="EEFF00"/>
+          <w:sz w:val="21"/>
+          <w:szCs w:val="21"/>
+        </w:rPr>
+        <w:t>box2 box</w:t>
+      </w:r>
+      <w:r>
+        <w:rPr>
+          <w:rFonts w:ascii="Consolas" w:eastAsia="Times New Roman" w:hAnsi="Consolas" w:cs="Times New Roman"/>
+          <w:color w:val="FFFFFF"/>
+          <w:sz w:val="21"/>
+          <w:szCs w:val="21"/>
+        </w:rPr>
+        <w:t>"&gt;</w:t>
+      </w:r>
+      <w:proofErr w:type="spellStart"/>
+      <w:r>
+        <w:rPr>
+          <w:rFonts w:ascii="Consolas" w:eastAsia="Times New Roman" w:hAnsi="Consolas" w:cs="Times New Roman"/>
+          <w:color w:val="FFFFFF"/>
+          <w:sz w:val="21"/>
+          <w:szCs w:val="21"/>
+        </w:rPr>
+        <w:t>im</w:t>
+      </w:r>
+      <w:proofErr w:type="spellEnd"/>
+      <w:r>
+        <w:rPr>
+          <w:rFonts w:ascii="Consolas" w:eastAsia="Times New Roman" w:hAnsi="Consolas" w:cs="Times New Roman"/>
+          <w:color w:val="FFFFFF"/>
+          <w:sz w:val="21"/>
+          <w:szCs w:val="21"/>
+        </w:rPr>
+        <w:t xml:space="preserve"> another box&lt;/</w:t>
+      </w:r>
+      <w:r>
+        <w:rPr>
+          <w:rFonts w:ascii="Consolas" w:eastAsia="Times New Roman" w:hAnsi="Consolas" w:cs="Times New Roman"/>
+          <w:color w:val="FF0077"/>
+          <w:sz w:val="21"/>
+          <w:szCs w:val="21"/>
+        </w:rPr>
+        <w:t>div</w:t>
+      </w:r>
+      <w:r>
+        <w:rPr>
+          <w:rFonts w:ascii="Consolas" w:eastAsia="Times New Roman" w:hAnsi="Consolas" w:cs="Times New Roman"/>
+          <w:color w:val="FFFFFF"/>
+          <w:sz w:val="21"/>
+          <w:szCs w:val="21"/>
+        </w:rPr>
+        <w:t>&gt;</w:t>
+      </w:r>
+    </w:p>
+    <w:p>
+      <w:pPr>
+        <w:tabs>
+          <w:tab w:val="left" w:pos="1005"/>
+        </w:tabs>
+      </w:pPr>
+      <w:r>
+        <w:t xml:space="preserve">See in this program at the end I made the two div and give them different class and by these classes I apply the properties on them. Simply the box background color is solid </w:t>
+      </w:r>
+      <w:proofErr w:type="gramStart"/>
+      <w:r>
+        <w:t>blue  and</w:t>
+      </w:r>
+      <w:proofErr w:type="gramEnd"/>
+      <w:r>
+        <w:t xml:space="preserve"> then text color inside the box is blue and brown which is assigned by using the selectors. </w:t>
+      </w:r>
+    </w:p>
+    <w:p>
+      <w:pPr>
+        <w:tabs>
+          <w:tab w:val="left" w:pos="1005"/>
+        </w:tabs>
+      </w:pPr>
+      <w:r>
+        <w:t xml:space="preserve">And then I give the margin to the box 1 and also the padding and </w:t>
+      </w:r>
+      <w:proofErr w:type="gramStart"/>
+      <w:r>
+        <w:t xml:space="preserve">the  </w:t>
+      </w:r>
+      <w:proofErr w:type="spellStart"/>
+      <w:r>
+        <w:t>the</w:t>
+      </w:r>
+      <w:proofErr w:type="spellEnd"/>
+      <w:proofErr w:type="gramEnd"/>
+      <w:r>
+        <w:t xml:space="preserve"> border, </w:t>
+      </w:r>
+    </w:p>
+    <w:p>
+      <w:pPr>
+        <w:tabs>
+          <w:tab w:val="left" w:pos="1005"/>
+        </w:tabs>
+      </w:pPr>
+      <w:r>
+        <w:drawing>
+          <wp:inline distT="0" distB="0" distL="0" distR="0" wp14:anchorId="6883697C" wp14:editId="0CD96389">
+            <wp:extent cx="5182323" cy="819264"/>
+            <wp:effectExtent l="0" t="0" r="0" b="0"/>
+            <wp:docPr id="3" name="Picture 3"/>
+            <wp:cNvGraphicFramePr>
+              <a:graphicFrameLocks xmlns:a="http://schemas.openxmlformats.org/drawingml/2006/main" noChangeAspect="1"/>
+            </wp:cNvGraphicFramePr>
+            <a:graphic xmlns:a="http://schemas.openxmlformats.org/drawingml/2006/main">
+              <a:graphicData uri="http://schemas.openxmlformats.org/drawingml/2006/picture">
+                <pic:pic xmlns:pic="http://schemas.openxmlformats.org/drawingml/2006/picture">
+                  <pic:nvPicPr>
+                    <pic:cNvPr id="1" name=""/>
+                    <pic:cNvPicPr/>
+                  </pic:nvPicPr>
+                  <pic:blipFill>
+                    <a:blip r:embed="rId21"/>
+                    <a:stretch>
+                      <a:fillRect/>
+                    </a:stretch>
+                  </pic:blipFill>
+                  <pic:spPr>
+                    <a:xfrm>
+                      <a:off x="0" y="0"/>
+                      <a:ext cx="5182323" cy="819264"/>
+                    </a:xfrm>
+                    <a:prstGeom prst="rect">
+                      <a:avLst/>
+                    </a:prstGeom>
+                  </pic:spPr>
+                </pic:pic>
+              </a:graphicData>
+            </a:graphic>
+          </wp:inline>
+        </w:drawing>
+      </w:r>
+    </w:p>
+    <w:p>
+      <w:pPr>
+        <w:jc w:val="right"/>
+      </w:pPr>
+      <w:r>
+        <w:t xml:space="preserve">In this pic you can see the border is blue at the outside and the box inside the </w:t>
+      </w:r>
+      <w:proofErr w:type="spellStart"/>
+      <w:r>
+        <w:t>im</w:t>
+      </w:r>
+      <w:proofErr w:type="spellEnd"/>
+      <w:r>
+        <w:t xml:space="preserve"> a box color is </w:t>
+      </w:r>
+      <w:proofErr w:type="gramStart"/>
+      <w:r>
+        <w:t>blue .</w:t>
+      </w:r>
+      <w:proofErr w:type="gramEnd"/>
+      <w:r>
+        <w:t xml:space="preserve"> </w:t>
+      </w:r>
+      <w:proofErr w:type="gramStart"/>
+      <w:r>
+        <w:t>which</w:t>
+      </w:r>
+      <w:proofErr w:type="gramEnd"/>
+      <w:r>
+        <w:t xml:space="preserve"> is actually a box1 . </w:t>
+      </w:r>
+      <w:proofErr w:type="gramStart"/>
+      <w:r>
+        <w:t>and</w:t>
+      </w:r>
+      <w:proofErr w:type="gramEnd"/>
+      <w:r>
+        <w:t xml:space="preserve"> the spaces from the top left corner in the pic is the margin and padding that move the box slightly.</w:t>
+      </w:r>
+    </w:p>
+    <w:p>
+      <w:pPr>
+        <w:pStyle w:val="NoSpacing"/>
+        <w:rPr>
+          <w:b/>
+        </w:rPr>
+      </w:pPr>
+      <w:r>
+        <w:rPr>
+          <w:b/>
+        </w:rPr>
+        <w:lastRenderedPageBreak/>
+        <w:t>MARGIN COLLAPSE:</w:t>
+      </w:r>
+    </w:p>
+    <w:p>
+      <w:pPr>
+        <w:pStyle w:val="NoSpacing"/>
+        <w:rPr>
+          <w:b/>
+        </w:rPr>
+      </w:pPr>
+    </w:p>
+    <w:p>
+      <w:pPr>
+        <w:pStyle w:val="NoSpacing"/>
+        <w:rPr>
+          <w:b/>
+        </w:rPr>
+      </w:pPr>
+    </w:p>
+    <w:p>
+      <w:pPr>
+        <w:pStyle w:val="NoSpacing"/>
+      </w:pPr>
+      <w:r>
+        <w:t>This is the collapse in which if you give the different margin to the two box the margin btw these box is that which is max means if you give 35 margin to box1 and 25 to box 2 so the margin btw these box is not 25 but is the 35.</w:t>
+      </w:r>
       <w:bookmarkStart w:id="5" w:name="_GoBack"/>
       <w:bookmarkEnd w:id="5"/>
     </w:p>
@@ -13302,6 +14821,21 @@
 </w:endnotes>
 </file>
 
+<file path=word/footer1.xml><?xml version="1.0" encoding="utf-8"?>
+<w:ftr xmlns:wpc="http://schemas.microsoft.com/office/word/2010/wordprocessingCanvas" xmlns:mc="http://schemas.openxmlformats.org/markup-compatibility/2006" xmlns:o="urn:schemas-microsoft-com:office:office" xmlns:r="http://schemas.openxmlformats.org/officeDocument/2006/relationships" xmlns:m="http://schemas.openxmlformats.org/officeDocument/2006/math" xmlns:v="urn:schemas-microsoft-com:vml" xmlns:wp14="http://schemas.microsoft.com/office/word/2010/wordprocessingDrawing" xmlns:wp="http://schemas.openxmlformats.org/drawingml/2006/wordprocessingDrawing" xmlns:w10="urn:schemas-microsoft-com:office:word" xmlns:w="http://schemas.openxmlformats.org/wordprocessingml/2006/main" xmlns:w14="http://schemas.microsoft.com/office/word/2010/wordml" xmlns:w15="http://schemas.microsoft.com/office/word/2012/wordml" xmlns:wpg="http://schemas.microsoft.com/office/word/2010/wordprocessingGroup" xmlns:wpi="http://schemas.microsoft.com/office/word/2010/wordprocessingInk" xmlns:wne="http://schemas.microsoft.com/office/word/2006/wordml" xmlns:wps="http://schemas.microsoft.com/office/word/2010/wordprocessingShape" mc:Ignorable="w14 w15 wp14">
+  <w:p>
+    <w:pPr>
+      <w:pStyle w:val="Footer"/>
+    </w:pPr>
+    <w:proofErr w:type="gramStart"/>
+    <w:r>
+      <w:t>d</w:t>
+    </w:r>
+    <w:proofErr w:type="gramEnd"/>
+  </w:p>
+</w:ftr>
+</file>
+
 <file path=word/footnotes.xml><?xml version="1.0" encoding="utf-8"?>
 <w:footnotes xmlns:wpc="http://schemas.microsoft.com/office/word/2010/wordprocessingCanvas" xmlns:mc="http://schemas.openxmlformats.org/markup-compatibility/2006" xmlns:o="urn:schemas-microsoft-com:office:office" xmlns:r="http://schemas.openxmlformats.org/officeDocument/2006/relationships" xmlns:m="http://schemas.openxmlformats.org/officeDocument/2006/math" xmlns:v="urn:schemas-microsoft-com:vml" xmlns:wp14="http://schemas.microsoft.com/office/word/2010/wordprocessingDrawing" xmlns:wp="http://schemas.openxmlformats.org/drawingml/2006/wordprocessingDrawing" xmlns:w10="urn:schemas-microsoft-com:office:word" xmlns:w="http://schemas.openxmlformats.org/wordprocessingml/2006/main" xmlns:w14="http://schemas.microsoft.com/office/word/2010/wordml" xmlns:w15="http://schemas.microsoft.com/office/word/2012/wordml" xmlns:wpg="http://schemas.microsoft.com/office/word/2010/wordprocessingGroup" xmlns:wpi="http://schemas.microsoft.com/office/word/2010/wordprocessingInk" xmlns:wne="http://schemas.microsoft.com/office/word/2006/wordml" xmlns:wps="http://schemas.microsoft.com/office/word/2010/wordprocessingShape" mc:Ignorable="w14 w15 wp14">
   <w:footnote w:type="separator" w:id="-1">
@@ -13325,12 +14859,6 @@
     </w:p>
   </w:footnote>
 </w:footnotes>
-</file>
-
-<file path=word/header1.xml><?xml version="1.0" encoding="utf-8"?>
-<w:hdr xmlns:wpc="http://schemas.microsoft.com/office/word/2010/wordprocessingCanvas" xmlns:mc="http://schemas.openxmlformats.org/markup-compatibility/2006" xmlns:o="urn:schemas-microsoft-com:office:office" xmlns:r="http://schemas.openxmlformats.org/officeDocument/2006/relationships" xmlns:m="http://schemas.openxmlformats.org/officeDocument/2006/math" xmlns:v="urn:schemas-microsoft-com:vml" xmlns:wp14="http://schemas.microsoft.com/office/word/2010/wordprocessingDrawing" xmlns:wp="http://schemas.openxmlformats.org/drawingml/2006/wordprocessingDrawing" xmlns:w10="urn:schemas-microsoft-com:office:word" xmlns:w="http://schemas.openxmlformats.org/wordprocessingml/2006/main" xmlns:w14="http://schemas.microsoft.com/office/word/2010/wordml" xmlns:w15="http://schemas.microsoft.com/office/word/2012/wordml" xmlns:wpg="http://schemas.microsoft.com/office/word/2010/wordprocessingGroup" xmlns:wpi="http://schemas.microsoft.com/office/word/2010/wordprocessingInk" xmlns:wne="http://schemas.microsoft.com/office/word/2006/wordml" xmlns:wps="http://schemas.microsoft.com/office/word/2010/wordprocessingShape" mc:Ignorable="w14 w15 wp14">
-  <w:p/>
-</w:hdr>
 </file>
 
 <file path=word/numbering.xml><?xml version="1.0" encoding="utf-8"?>
@@ -15806,6 +17334,50 @@
       <w:szCs w:val="24"/>
     </w:rPr>
   </w:style>
+  <w:style w:type="paragraph" w:styleId="Header">
+    <w:name w:val="header"/>
+    <w:basedOn w:val="Normal"/>
+    <w:link w:val="HeaderChar"/>
+    <w:uiPriority w:val="99"/>
+    <w:unhideWhenUsed/>
+    <w:rsid w:val="004715BB"/>
+    <w:pPr>
+      <w:tabs>
+        <w:tab w:val="center" w:pos="4680"/>
+        <w:tab w:val="right" w:pos="9360"/>
+      </w:tabs>
+      <w:spacing w:line="240" w:lineRule="auto"/>
+    </w:pPr>
+  </w:style>
+  <w:style w:type="character" w:customStyle="1" w:styleId="HeaderChar">
+    <w:name w:val="Header Char"/>
+    <w:basedOn w:val="DefaultParagraphFont"/>
+    <w:link w:val="Header"/>
+    <w:uiPriority w:val="99"/>
+    <w:rsid w:val="004715BB"/>
+  </w:style>
+  <w:style w:type="paragraph" w:styleId="Footer">
+    <w:name w:val="footer"/>
+    <w:basedOn w:val="Normal"/>
+    <w:link w:val="FooterChar"/>
+    <w:uiPriority w:val="99"/>
+    <w:unhideWhenUsed/>
+    <w:rsid w:val="004715BB"/>
+    <w:pPr>
+      <w:tabs>
+        <w:tab w:val="center" w:pos="4680"/>
+        <w:tab w:val="right" w:pos="9360"/>
+      </w:tabs>
+      <w:spacing w:line="240" w:lineRule="auto"/>
+    </w:pPr>
+  </w:style>
+  <w:style w:type="character" w:customStyle="1" w:styleId="FooterChar">
+    <w:name w:val="Footer Char"/>
+    <w:basedOn w:val="DefaultParagraphFont"/>
+    <w:link w:val="Footer"/>
+    <w:uiPriority w:val="99"/>
+    <w:rsid w:val="004715BB"/>
+  </w:style>
 </w:styles>
 </file>
 
@@ -16134,7 +17706,7 @@
 </file>
 
 <file path=customXml/itemProps1.xml><?xml version="1.0" encoding="utf-8"?>
-<ds:datastoreItem xmlns:ds="http://schemas.openxmlformats.org/officeDocument/2006/customXml" ds:itemID="{64765402-BB2C-4596-93C6-589FEC24F1AA}">
+<ds:datastoreItem xmlns:ds="http://schemas.openxmlformats.org/officeDocument/2006/customXml" ds:itemID="{E773026D-F9A0-4E98-A562-FE5C23CD1050}">
   <ds:schemaRefs>
     <ds:schemaRef ds:uri="http://schemas.openxmlformats.org/officeDocument/2006/bibliography"/>
   </ds:schemaRefs>

--- a/Web_Development Notes Scratch to pro.docx
+++ b/Web_Development Notes Scratch to pro.docx
@@ -13194,7 +13194,7 @@
         <w:rPr>
           <w:b/>
         </w:rPr>
-        <w:t>5 sep</w:t>
+        <w:t>5 oct</w:t>
       </w:r>
       <w:proofErr w:type="gramStart"/>
       <w:r>
@@ -13325,6 +13325,9 @@
         <w:pStyle w:val="Quote"/>
       </w:pPr>
       <w:r>
+        <w:rPr>
+          <w:noProof/>
+        </w:rPr>
         <w:lastRenderedPageBreak/>
         <w:drawing>
           <wp:inline distT="0" distB="0" distL="0" distR="0" wp14:anchorId="3E3122DD" wp14:editId="7E13515F">
@@ -14669,6 +14672,9 @@
         </w:tabs>
       </w:pPr>
       <w:r>
+        <w:rPr>
+          <w:noProof/>
+        </w:rPr>
         <w:drawing>
           <wp:inline distT="0" distB="0" distL="0" distR="0" wp14:anchorId="6883697C" wp14:editId="0CD96389">
             <wp:extent cx="5182323" cy="819264"/>
@@ -14783,6 +14789,976 @@
       </w:pPr>
       <w:r>
         <w:t>This is the collapse in which if you give the different margin to the two box the margin btw these box is that which is max means if you give 35 margin to box1 and 25 to box 2 so the margin btw these box is not 25 but is the 35.</w:t>
+      </w:r>
+    </w:p>
+    <w:p/>
+    <w:p/>
+    <w:p/>
+    <w:p>
+      <w:pPr>
+        <w:rPr>
+          <w:b/>
+        </w:rPr>
+      </w:pPr>
+      <w:r>
+        <w:rPr>
+          <w:b/>
+        </w:rPr>
+        <w:t>8</w:t>
+      </w:r>
+      <w:r>
+        <w:rPr>
+          <w:b/>
+        </w:rPr>
+        <w:t xml:space="preserve"> oct</w:t>
+      </w:r>
+      <w:proofErr w:type="gramStart"/>
+      <w:r>
+        <w:rPr>
+          <w:b/>
+        </w:rPr>
+        <w:t>,2026</w:t>
+      </w:r>
+      <w:proofErr w:type="gramEnd"/>
+    </w:p>
+    <w:p>
+      <w:pPr>
+        <w:rPr>
+          <w:b/>
+        </w:rPr>
+      </w:pPr>
+      <w:r>
+        <w:rPr>
+          <w:b/>
+        </w:rPr>
+        <w:t xml:space="preserve">      </w:t>
+      </w:r>
+    </w:p>
+    <w:p>
+      <w:pPr>
+        <w:rPr>
+          <w:b/>
+          <w:sz w:val="32"/>
+          <w:szCs w:val="32"/>
+        </w:rPr>
+      </w:pPr>
+      <w:r>
+        <w:rPr>
+          <w:b/>
+        </w:rPr>
+        <w:t xml:space="preserve"> </w:t>
+      </w:r>
+      <w:r>
+        <w:rPr>
+          <w:b/>
+          <w:sz w:val="32"/>
+          <w:szCs w:val="32"/>
+        </w:rPr>
+        <w:t xml:space="preserve">Fonts and colors in the </w:t>
+      </w:r>
+      <w:proofErr w:type="spellStart"/>
+      <w:r>
+        <w:rPr>
+          <w:b/>
+          <w:sz w:val="32"/>
+          <w:szCs w:val="32"/>
+        </w:rPr>
+        <w:t>css</w:t>
+      </w:r>
+      <w:proofErr w:type="spellEnd"/>
+      <w:r>
+        <w:rPr>
+          <w:b/>
+          <w:sz w:val="32"/>
+          <w:szCs w:val="32"/>
+        </w:rPr>
+        <w:t>:</w:t>
+      </w:r>
+    </w:p>
+    <w:p>
+      <w:pPr>
+        <w:pStyle w:val="NoSpacing"/>
+      </w:pPr>
+      <w:r>
+        <w:t xml:space="preserve">  We can add the </w:t>
+      </w:r>
+      <w:proofErr w:type="spellStart"/>
+      <w:r>
+        <w:t>phonts</w:t>
+      </w:r>
+      <w:proofErr w:type="spellEnd"/>
+      <w:r>
+        <w:t xml:space="preserve"> and colors in the </w:t>
+      </w:r>
+      <w:proofErr w:type="spellStart"/>
+      <w:r>
+        <w:t>css</w:t>
+      </w:r>
+      <w:proofErr w:type="spellEnd"/>
+      <w:r>
+        <w:t xml:space="preserve"> by using the special </w:t>
+      </w:r>
+      <w:proofErr w:type="spellStart"/>
+      <w:r>
+        <w:t>css</w:t>
+      </w:r>
+      <w:proofErr w:type="spellEnd"/>
+      <w:r>
+        <w:t xml:space="preserve"> tags and elements. </w:t>
+      </w:r>
+    </w:p>
+    <w:p>
+      <w:pPr>
+        <w:shd w:val="clear" w:color="auto" w:fill="00002C"/>
+        <w:spacing w:line="285" w:lineRule="atLeast"/>
+        <w:rPr>
+          <w:rFonts w:ascii="Consolas" w:eastAsia="Times New Roman" w:hAnsi="Consolas" w:cs="Times New Roman"/>
+          <w:color w:val="FFFFFF"/>
+          <w:sz w:val="21"/>
+          <w:szCs w:val="21"/>
+        </w:rPr>
+      </w:pPr>
+      <w:r>
+        <w:rPr>
+          <w:rFonts w:ascii="Consolas" w:eastAsia="Times New Roman" w:hAnsi="Consolas" w:cs="Times New Roman"/>
+          <w:color w:val="FFFFFF"/>
+          <w:sz w:val="21"/>
+          <w:szCs w:val="21"/>
+        </w:rPr>
+        <w:t xml:space="preserve">      </w:t>
+      </w:r>
+      <w:proofErr w:type="gramStart"/>
+      <w:r>
+        <w:rPr>
+          <w:rFonts w:ascii="Consolas" w:eastAsia="Times New Roman" w:hAnsi="Consolas" w:cs="Times New Roman"/>
+          <w:color w:val="FF0077"/>
+          <w:sz w:val="21"/>
+          <w:szCs w:val="21"/>
+        </w:rPr>
+        <w:t>p</w:t>
+      </w:r>
+      <w:r>
+        <w:rPr>
+          <w:rFonts w:ascii="Consolas" w:eastAsia="Times New Roman" w:hAnsi="Consolas" w:cs="Times New Roman"/>
+          <w:color w:val="FFFFFF"/>
+          <w:sz w:val="21"/>
+          <w:szCs w:val="21"/>
+        </w:rPr>
+        <w:t>{</w:t>
+      </w:r>
+      <w:proofErr w:type="gramEnd"/>
+    </w:p>
+    <w:p>
+      <w:pPr>
+        <w:shd w:val="clear" w:color="auto" w:fill="00002C"/>
+        <w:spacing w:line="285" w:lineRule="atLeast"/>
+        <w:rPr>
+          <w:rFonts w:ascii="Consolas" w:eastAsia="Times New Roman" w:hAnsi="Consolas" w:cs="Times New Roman"/>
+          <w:color w:val="FFFFFF"/>
+          <w:sz w:val="21"/>
+          <w:szCs w:val="21"/>
+        </w:rPr>
+      </w:pPr>
+      <w:proofErr w:type="gramStart"/>
+      <w:r>
+        <w:rPr>
+          <w:rFonts w:ascii="Consolas" w:eastAsia="Times New Roman" w:hAnsi="Consolas" w:cs="Times New Roman"/>
+          <w:color w:val="FFFFFF"/>
+          <w:sz w:val="21"/>
+          <w:szCs w:val="21"/>
+        </w:rPr>
+        <w:t>font-family</w:t>
+      </w:r>
+      <w:proofErr w:type="gramEnd"/>
+      <w:r>
+        <w:rPr>
+          <w:rFonts w:ascii="Consolas" w:eastAsia="Times New Roman" w:hAnsi="Consolas" w:cs="Times New Roman"/>
+          <w:color w:val="FFFFFF"/>
+          <w:sz w:val="21"/>
+          <w:szCs w:val="21"/>
+        </w:rPr>
+        <w:t>: '</w:t>
+      </w:r>
+      <w:r>
+        <w:rPr>
+          <w:rFonts w:ascii="Consolas" w:eastAsia="Times New Roman" w:hAnsi="Consolas" w:cs="Times New Roman"/>
+          <w:color w:val="EEFF00"/>
+          <w:sz w:val="21"/>
+          <w:szCs w:val="21"/>
+        </w:rPr>
+        <w:t>Courier New</w:t>
+      </w:r>
+      <w:r>
+        <w:rPr>
+          <w:rFonts w:ascii="Consolas" w:eastAsia="Times New Roman" w:hAnsi="Consolas" w:cs="Times New Roman"/>
+          <w:color w:val="FFFFFF"/>
+          <w:sz w:val="21"/>
+          <w:szCs w:val="21"/>
+        </w:rPr>
+        <w:t xml:space="preserve">', </w:t>
+      </w:r>
+      <w:r>
+        <w:rPr>
+          <w:rFonts w:ascii="Consolas" w:eastAsia="Times New Roman" w:hAnsi="Consolas" w:cs="Times New Roman"/>
+          <w:color w:val="FF7E34"/>
+          <w:sz w:val="21"/>
+          <w:szCs w:val="21"/>
+        </w:rPr>
+        <w:t>Courier</w:t>
+      </w:r>
+      <w:r>
+        <w:rPr>
+          <w:rFonts w:ascii="Consolas" w:eastAsia="Times New Roman" w:hAnsi="Consolas" w:cs="Times New Roman"/>
+          <w:color w:val="FFFFFF"/>
+          <w:sz w:val="21"/>
+          <w:szCs w:val="21"/>
+        </w:rPr>
+        <w:t xml:space="preserve">, </w:t>
+      </w:r>
+      <w:proofErr w:type="spellStart"/>
+      <w:r>
+        <w:rPr>
+          <w:rFonts w:ascii="Consolas" w:eastAsia="Times New Roman" w:hAnsi="Consolas" w:cs="Times New Roman"/>
+          <w:color w:val="FF7E34"/>
+          <w:sz w:val="21"/>
+          <w:szCs w:val="21"/>
+        </w:rPr>
+        <w:t>monospace</w:t>
+      </w:r>
+      <w:proofErr w:type="spellEnd"/>
+      <w:r>
+        <w:rPr>
+          <w:rFonts w:ascii="Consolas" w:eastAsia="Times New Roman" w:hAnsi="Consolas" w:cs="Times New Roman"/>
+          <w:color w:val="FFFFFF"/>
+          <w:sz w:val="21"/>
+          <w:szCs w:val="21"/>
+        </w:rPr>
+        <w:t>;</w:t>
+      </w:r>
+    </w:p>
+    <w:p>
+      <w:pPr>
+        <w:shd w:val="clear" w:color="auto" w:fill="00002C"/>
+        <w:spacing w:line="285" w:lineRule="atLeast"/>
+        <w:rPr>
+          <w:rFonts w:ascii="Consolas" w:eastAsia="Times New Roman" w:hAnsi="Consolas" w:cs="Times New Roman"/>
+          <w:color w:val="FFFFFF"/>
+          <w:sz w:val="21"/>
+          <w:szCs w:val="21"/>
+        </w:rPr>
+      </w:pPr>
+      <w:r>
+        <w:rPr>
+          <w:rFonts w:ascii="Consolas" w:eastAsia="Times New Roman" w:hAnsi="Consolas" w:cs="Times New Roman"/>
+          <w:color w:val="FFFFFF"/>
+          <w:sz w:val="21"/>
+          <w:szCs w:val="21"/>
+        </w:rPr>
+        <w:t>      }</w:t>
+      </w:r>
+    </w:p>
+    <w:p>
+      <w:pPr>
+        <w:shd w:val="clear" w:color="auto" w:fill="00002C"/>
+        <w:spacing w:line="285" w:lineRule="atLeast"/>
+        <w:rPr>
+          <w:rFonts w:ascii="Consolas" w:eastAsia="Times New Roman" w:hAnsi="Consolas" w:cs="Times New Roman"/>
+          <w:color w:val="FFFFFF"/>
+          <w:sz w:val="21"/>
+          <w:szCs w:val="21"/>
+        </w:rPr>
+      </w:pPr>
+      <w:r>
+        <w:rPr>
+          <w:rFonts w:ascii="Consolas" w:eastAsia="Times New Roman" w:hAnsi="Consolas" w:cs="Times New Roman"/>
+          <w:color w:val="FFFFFF"/>
+          <w:sz w:val="21"/>
+          <w:szCs w:val="21"/>
+        </w:rPr>
+        <w:t xml:space="preserve">      </w:t>
+      </w:r>
+    </w:p>
+    <w:p>
+      <w:pPr>
+        <w:pStyle w:val="NoSpacing"/>
+      </w:pPr>
+      <w:r>
+        <w:t xml:space="preserve">In this above example you can see that I apply the font on the text by the font family tag. Then the courier New………….. </w:t>
+      </w:r>
+      <w:proofErr w:type="gramStart"/>
+      <w:r>
+        <w:t>is</w:t>
+      </w:r>
+      <w:proofErr w:type="gramEnd"/>
+      <w:r>
+        <w:t xml:space="preserve"> the font type which we apply . </w:t>
+      </w:r>
+      <w:proofErr w:type="gramStart"/>
+      <w:r>
+        <w:t>so</w:t>
+      </w:r>
+      <w:proofErr w:type="gramEnd"/>
+      <w:r>
+        <w:t xml:space="preserve"> you can see the results </w:t>
+      </w:r>
+      <w:proofErr w:type="spellStart"/>
+      <w:r>
+        <w:t>here.below</w:t>
+      </w:r>
+      <w:proofErr w:type="spellEnd"/>
+    </w:p>
+    <w:p>
+      <w:pPr>
+        <w:pStyle w:val="NoSpacing"/>
+        <w:rPr>
+          <w:rFonts w:ascii="Courier New" w:hAnsi="Courier New" w:cs="Courier New"/>
+          <w:color w:val="000000"/>
+          <w:sz w:val="27"/>
+          <w:szCs w:val="27"/>
+        </w:rPr>
+      </w:pPr>
+      <w:r>
+        <w:rPr>
+          <w:rFonts w:ascii="Courier New" w:hAnsi="Courier New" w:cs="Courier New"/>
+          <w:color w:val="000000"/>
+          <w:sz w:val="27"/>
+          <w:szCs w:val="27"/>
+        </w:rPr>
+        <w:t xml:space="preserve">This is the </w:t>
+      </w:r>
+      <w:proofErr w:type="spellStart"/>
+      <w:r>
+        <w:rPr>
+          <w:rFonts w:ascii="Courier New" w:hAnsi="Courier New" w:cs="Courier New"/>
+          <w:color w:val="000000"/>
+          <w:sz w:val="27"/>
+          <w:szCs w:val="27"/>
+        </w:rPr>
+        <w:t>praragraph</w:t>
+      </w:r>
+      <w:proofErr w:type="spellEnd"/>
+      <w:r>
+        <w:rPr>
+          <w:rFonts w:ascii="Courier New" w:hAnsi="Courier New" w:cs="Courier New"/>
+          <w:color w:val="000000"/>
+          <w:sz w:val="27"/>
+          <w:szCs w:val="27"/>
+        </w:rPr>
+        <w:t xml:space="preserve"> and the video on the fonts and colors in the </w:t>
+      </w:r>
+      <w:proofErr w:type="spellStart"/>
+      <w:r>
+        <w:rPr>
+          <w:rFonts w:ascii="Courier New" w:hAnsi="Courier New" w:cs="Courier New"/>
+          <w:color w:val="000000"/>
+          <w:sz w:val="27"/>
+          <w:szCs w:val="27"/>
+        </w:rPr>
+        <w:t>css</w:t>
+      </w:r>
+      <w:proofErr w:type="spellEnd"/>
+    </w:p>
+    <w:p>
+      <w:pPr>
+        <w:pStyle w:val="NoSpacing"/>
+        <w:rPr>
+          <w:rFonts w:ascii="Courier New" w:hAnsi="Courier New" w:cs="Courier New"/>
+          <w:color w:val="000000"/>
+          <w:sz w:val="27"/>
+          <w:szCs w:val="27"/>
+        </w:rPr>
+      </w:pPr>
+    </w:p>
+    <w:p>
+      <w:pPr>
+        <w:pStyle w:val="NoSpacing"/>
+      </w:pPr>
+      <w:r>
+        <w:t>These are result of the paragraph on which I apply the fonts tag.</w:t>
+      </w:r>
+    </w:p>
+    <w:p>
+      <w:pPr>
+        <w:pStyle w:val="NoSpacing"/>
+      </w:pPr>
+      <w:r>
+        <w:t xml:space="preserve">We can also change the style of the font by using the font style tag. Means </w:t>
+      </w:r>
+      <w:proofErr w:type="spellStart"/>
+      <w:r>
+        <w:t>italic</w:t>
+      </w:r>
+      <w:proofErr w:type="gramStart"/>
+      <w:r>
+        <w:t>,etc</w:t>
+      </w:r>
+      <w:proofErr w:type="spellEnd"/>
+      <w:proofErr w:type="gramEnd"/>
+      <w:r>
+        <w:t>.</w:t>
+      </w:r>
+    </w:p>
+    <w:p>
+      <w:pPr>
+        <w:pStyle w:val="NoSpacing"/>
+      </w:pPr>
+      <w:r>
+        <w:t>For the bold the text we use font weight tag to bold the text</w:t>
+      </w:r>
+    </w:p>
+    <w:p>
+      <w:pPr>
+        <w:shd w:val="clear" w:color="auto" w:fill="00002C"/>
+        <w:spacing w:line="285" w:lineRule="atLeast"/>
+        <w:rPr>
+          <w:rFonts w:ascii="Consolas" w:eastAsia="Times New Roman" w:hAnsi="Consolas" w:cs="Times New Roman"/>
+          <w:color w:val="FFFFFF"/>
+          <w:sz w:val="21"/>
+          <w:szCs w:val="21"/>
+        </w:rPr>
+      </w:pPr>
+      <w:r>
+        <w:rPr>
+          <w:rFonts w:ascii="Consolas" w:eastAsia="Times New Roman" w:hAnsi="Consolas" w:cs="Times New Roman"/>
+          <w:color w:val="FFFFFF"/>
+          <w:sz w:val="21"/>
+          <w:szCs w:val="21"/>
+        </w:rPr>
+        <w:t xml:space="preserve">      </w:t>
+      </w:r>
+      <w:proofErr w:type="gramStart"/>
+      <w:r>
+        <w:rPr>
+          <w:rFonts w:ascii="Consolas" w:eastAsia="Times New Roman" w:hAnsi="Consolas" w:cs="Times New Roman"/>
+          <w:color w:val="FF0077"/>
+          <w:sz w:val="21"/>
+          <w:szCs w:val="21"/>
+        </w:rPr>
+        <w:t>p</w:t>
+      </w:r>
+      <w:r>
+        <w:rPr>
+          <w:rFonts w:ascii="Consolas" w:eastAsia="Times New Roman" w:hAnsi="Consolas" w:cs="Times New Roman"/>
+          <w:color w:val="FFFFFF"/>
+          <w:sz w:val="21"/>
+          <w:szCs w:val="21"/>
+        </w:rPr>
+        <w:t>{</w:t>
+      </w:r>
+      <w:proofErr w:type="gramEnd"/>
+    </w:p>
+    <w:p>
+      <w:pPr>
+        <w:shd w:val="clear" w:color="auto" w:fill="00002C"/>
+        <w:spacing w:line="285" w:lineRule="atLeast"/>
+        <w:rPr>
+          <w:rFonts w:ascii="Consolas" w:eastAsia="Times New Roman" w:hAnsi="Consolas" w:cs="Times New Roman"/>
+          <w:color w:val="FFFFFF"/>
+          <w:sz w:val="21"/>
+          <w:szCs w:val="21"/>
+        </w:rPr>
+      </w:pPr>
+      <w:proofErr w:type="gramStart"/>
+      <w:r>
+        <w:rPr>
+          <w:rFonts w:ascii="Consolas" w:eastAsia="Times New Roman" w:hAnsi="Consolas" w:cs="Times New Roman"/>
+          <w:color w:val="FFFFFF"/>
+          <w:sz w:val="21"/>
+          <w:szCs w:val="21"/>
+        </w:rPr>
+        <w:t>font-family</w:t>
+      </w:r>
+      <w:proofErr w:type="gramEnd"/>
+      <w:r>
+        <w:rPr>
+          <w:rFonts w:ascii="Consolas" w:eastAsia="Times New Roman" w:hAnsi="Consolas" w:cs="Times New Roman"/>
+          <w:color w:val="FFFFFF"/>
+          <w:sz w:val="21"/>
+          <w:szCs w:val="21"/>
+        </w:rPr>
+        <w:t>: '</w:t>
+      </w:r>
+      <w:r>
+        <w:rPr>
+          <w:rFonts w:ascii="Consolas" w:eastAsia="Times New Roman" w:hAnsi="Consolas" w:cs="Times New Roman"/>
+          <w:color w:val="EEFF00"/>
+          <w:sz w:val="21"/>
+          <w:szCs w:val="21"/>
+        </w:rPr>
+        <w:t>Courier New</w:t>
+      </w:r>
+      <w:r>
+        <w:rPr>
+          <w:rFonts w:ascii="Consolas" w:eastAsia="Times New Roman" w:hAnsi="Consolas" w:cs="Times New Roman"/>
+          <w:color w:val="FFFFFF"/>
+          <w:sz w:val="21"/>
+          <w:szCs w:val="21"/>
+        </w:rPr>
+        <w:t xml:space="preserve">', </w:t>
+      </w:r>
+      <w:r>
+        <w:rPr>
+          <w:rFonts w:ascii="Consolas" w:eastAsia="Times New Roman" w:hAnsi="Consolas" w:cs="Times New Roman"/>
+          <w:color w:val="FF7E34"/>
+          <w:sz w:val="21"/>
+          <w:szCs w:val="21"/>
+        </w:rPr>
+        <w:t>Courier</w:t>
+      </w:r>
+      <w:r>
+        <w:rPr>
+          <w:rFonts w:ascii="Consolas" w:eastAsia="Times New Roman" w:hAnsi="Consolas" w:cs="Times New Roman"/>
+          <w:color w:val="FFFFFF"/>
+          <w:sz w:val="21"/>
+          <w:szCs w:val="21"/>
+        </w:rPr>
+        <w:t xml:space="preserve">, </w:t>
+      </w:r>
+      <w:proofErr w:type="spellStart"/>
+      <w:r>
+        <w:rPr>
+          <w:rFonts w:ascii="Consolas" w:eastAsia="Times New Roman" w:hAnsi="Consolas" w:cs="Times New Roman"/>
+          <w:color w:val="FF7E34"/>
+          <w:sz w:val="21"/>
+          <w:szCs w:val="21"/>
+        </w:rPr>
+        <w:t>monospace</w:t>
+      </w:r>
+      <w:proofErr w:type="spellEnd"/>
+      <w:r>
+        <w:rPr>
+          <w:rFonts w:ascii="Consolas" w:eastAsia="Times New Roman" w:hAnsi="Consolas" w:cs="Times New Roman"/>
+          <w:color w:val="FFFFFF"/>
+          <w:sz w:val="21"/>
+          <w:szCs w:val="21"/>
+        </w:rPr>
+        <w:t>;</w:t>
+      </w:r>
+    </w:p>
+    <w:p>
+      <w:pPr>
+        <w:shd w:val="clear" w:color="auto" w:fill="00002C"/>
+        <w:spacing w:line="285" w:lineRule="atLeast"/>
+        <w:rPr>
+          <w:rFonts w:ascii="Consolas" w:eastAsia="Times New Roman" w:hAnsi="Consolas" w:cs="Times New Roman"/>
+          <w:color w:val="FFFFFF"/>
+          <w:sz w:val="21"/>
+          <w:szCs w:val="21"/>
+        </w:rPr>
+      </w:pPr>
+      <w:r>
+        <w:rPr>
+          <w:rFonts w:ascii="Consolas" w:eastAsia="Times New Roman" w:hAnsi="Consolas" w:cs="Times New Roman"/>
+          <w:color w:val="FFFFFF"/>
+          <w:sz w:val="21"/>
+          <w:szCs w:val="21"/>
+        </w:rPr>
+        <w:t>       </w:t>
+      </w:r>
+      <w:proofErr w:type="spellStart"/>
+      <w:proofErr w:type="gramStart"/>
+      <w:r>
+        <w:rPr>
+          <w:rFonts w:ascii="Consolas" w:eastAsia="Times New Roman" w:hAnsi="Consolas" w:cs="Times New Roman"/>
+          <w:color w:val="FFFFFF"/>
+          <w:sz w:val="21"/>
+          <w:szCs w:val="21"/>
+        </w:rPr>
+        <w:t>font-style:</w:t>
+      </w:r>
+      <w:proofErr w:type="gramEnd"/>
+      <w:r>
+        <w:rPr>
+          <w:rFonts w:ascii="Consolas" w:eastAsia="Times New Roman" w:hAnsi="Consolas" w:cs="Times New Roman"/>
+          <w:color w:val="FF7E34"/>
+          <w:sz w:val="21"/>
+          <w:szCs w:val="21"/>
+        </w:rPr>
+        <w:t>italic</w:t>
+      </w:r>
+      <w:proofErr w:type="spellEnd"/>
+      <w:r>
+        <w:rPr>
+          <w:rFonts w:ascii="Consolas" w:eastAsia="Times New Roman" w:hAnsi="Consolas" w:cs="Times New Roman"/>
+          <w:color w:val="FFFFFF"/>
+          <w:sz w:val="21"/>
+          <w:szCs w:val="21"/>
+        </w:rPr>
+        <w:t xml:space="preserve"> ;</w:t>
+      </w:r>
+    </w:p>
+    <w:p>
+      <w:pPr>
+        <w:shd w:val="clear" w:color="auto" w:fill="00002C"/>
+        <w:spacing w:line="285" w:lineRule="atLeast"/>
+        <w:rPr>
+          <w:rFonts w:ascii="Consolas" w:eastAsia="Times New Roman" w:hAnsi="Consolas" w:cs="Times New Roman"/>
+          <w:color w:val="FFFFFF"/>
+          <w:sz w:val="21"/>
+          <w:szCs w:val="21"/>
+        </w:rPr>
+      </w:pPr>
+      <w:r>
+        <w:rPr>
+          <w:rFonts w:ascii="Consolas" w:eastAsia="Times New Roman" w:hAnsi="Consolas" w:cs="Times New Roman"/>
+          <w:color w:val="FFFFFF"/>
+          <w:sz w:val="21"/>
+          <w:szCs w:val="21"/>
+        </w:rPr>
+        <w:t>       </w:t>
+      </w:r>
+      <w:proofErr w:type="gramStart"/>
+      <w:r>
+        <w:rPr>
+          <w:rFonts w:ascii="Consolas" w:eastAsia="Times New Roman" w:hAnsi="Consolas" w:cs="Times New Roman"/>
+          <w:color w:val="FFFFFF"/>
+          <w:sz w:val="21"/>
+          <w:szCs w:val="21"/>
+        </w:rPr>
+        <w:t>font-weight</w:t>
+      </w:r>
+      <w:proofErr w:type="gramEnd"/>
+      <w:r>
+        <w:rPr>
+          <w:rFonts w:ascii="Consolas" w:eastAsia="Times New Roman" w:hAnsi="Consolas" w:cs="Times New Roman"/>
+          <w:color w:val="FFFFFF"/>
+          <w:sz w:val="21"/>
+          <w:szCs w:val="21"/>
+        </w:rPr>
+        <w:t xml:space="preserve">: </w:t>
+      </w:r>
+      <w:r>
+        <w:rPr>
+          <w:rFonts w:ascii="Consolas" w:eastAsia="Times New Roman" w:hAnsi="Consolas" w:cs="Times New Roman"/>
+          <w:color w:val="FF7E34"/>
+          <w:sz w:val="21"/>
+          <w:szCs w:val="21"/>
+        </w:rPr>
+        <w:t>bold</w:t>
+      </w:r>
+      <w:r>
+        <w:rPr>
+          <w:rFonts w:ascii="Consolas" w:eastAsia="Times New Roman" w:hAnsi="Consolas" w:cs="Times New Roman"/>
+          <w:color w:val="FFFFFF"/>
+          <w:sz w:val="21"/>
+          <w:szCs w:val="21"/>
+        </w:rPr>
+        <w:t>;</w:t>
+      </w:r>
+    </w:p>
+    <w:p>
+      <w:pPr>
+        <w:shd w:val="clear" w:color="auto" w:fill="00002C"/>
+        <w:spacing w:line="285" w:lineRule="atLeast"/>
+        <w:rPr>
+          <w:rFonts w:ascii="Consolas" w:eastAsia="Times New Roman" w:hAnsi="Consolas" w:cs="Times New Roman"/>
+          <w:color w:val="FFFFFF"/>
+          <w:sz w:val="21"/>
+          <w:szCs w:val="21"/>
+        </w:rPr>
+      </w:pPr>
+      <w:r>
+        <w:rPr>
+          <w:rFonts w:ascii="Consolas" w:eastAsia="Times New Roman" w:hAnsi="Consolas" w:cs="Times New Roman"/>
+          <w:color w:val="FFFFFF"/>
+          <w:sz w:val="21"/>
+          <w:szCs w:val="21"/>
+        </w:rPr>
+        <w:t>      }</w:t>
+      </w:r>
+    </w:p>
+    <w:p>
+      <w:pPr>
+        <w:shd w:val="clear" w:color="auto" w:fill="00002C"/>
+        <w:spacing w:line="285" w:lineRule="atLeast"/>
+        <w:rPr>
+          <w:rFonts w:ascii="Consolas" w:eastAsia="Times New Roman" w:hAnsi="Consolas" w:cs="Times New Roman"/>
+          <w:color w:val="FFFFFF"/>
+          <w:sz w:val="21"/>
+          <w:szCs w:val="21"/>
+        </w:rPr>
+      </w:pPr>
+      <w:r>
+        <w:rPr>
+          <w:rFonts w:ascii="Consolas" w:eastAsia="Times New Roman" w:hAnsi="Consolas" w:cs="Times New Roman"/>
+          <w:color w:val="FFFFFF"/>
+          <w:sz w:val="21"/>
+          <w:szCs w:val="21"/>
+        </w:rPr>
+        <w:t xml:space="preserve">      </w:t>
+      </w:r>
+    </w:p>
+    <w:p>
+      <w:pPr>
+        <w:pStyle w:val="NoSpacing"/>
+        <w:rPr>
+          <w:rFonts w:ascii="Courier New" w:hAnsi="Courier New" w:cs="Courier New"/>
+          <w:b/>
+          <w:bCs/>
+          <w:i/>
+          <w:iCs/>
+          <w:color w:val="000000"/>
+          <w:sz w:val="27"/>
+          <w:szCs w:val="27"/>
+        </w:rPr>
+      </w:pPr>
+      <w:r>
+        <w:rPr>
+          <w:rFonts w:ascii="Courier New" w:hAnsi="Courier New" w:cs="Courier New"/>
+          <w:b/>
+          <w:bCs/>
+          <w:i/>
+          <w:iCs/>
+          <w:color w:val="000000"/>
+          <w:sz w:val="27"/>
+          <w:szCs w:val="27"/>
+        </w:rPr>
+        <w:t xml:space="preserve">This is the </w:t>
+      </w:r>
+      <w:proofErr w:type="spellStart"/>
+      <w:r>
+        <w:rPr>
+          <w:rFonts w:ascii="Courier New" w:hAnsi="Courier New" w:cs="Courier New"/>
+          <w:b/>
+          <w:bCs/>
+          <w:i/>
+          <w:iCs/>
+          <w:color w:val="000000"/>
+          <w:sz w:val="27"/>
+          <w:szCs w:val="27"/>
+        </w:rPr>
+        <w:t>praragraph</w:t>
+      </w:r>
+      <w:proofErr w:type="spellEnd"/>
+      <w:r>
+        <w:rPr>
+          <w:rFonts w:ascii="Courier New" w:hAnsi="Courier New" w:cs="Courier New"/>
+          <w:b/>
+          <w:bCs/>
+          <w:i/>
+          <w:iCs/>
+          <w:color w:val="000000"/>
+          <w:sz w:val="27"/>
+          <w:szCs w:val="27"/>
+        </w:rPr>
+        <w:t xml:space="preserve"> and the video on the fonts and colors in the </w:t>
+      </w:r>
+      <w:proofErr w:type="spellStart"/>
+      <w:r>
+        <w:rPr>
+          <w:rFonts w:ascii="Courier New" w:hAnsi="Courier New" w:cs="Courier New"/>
+          <w:b/>
+          <w:bCs/>
+          <w:i/>
+          <w:iCs/>
+          <w:color w:val="000000"/>
+          <w:sz w:val="27"/>
+          <w:szCs w:val="27"/>
+        </w:rPr>
+        <w:t>css</w:t>
+      </w:r>
+      <w:proofErr w:type="spellEnd"/>
+    </w:p>
+    <w:p>
+      <w:pPr>
+        <w:pStyle w:val="NoSpacing"/>
+        <w:rPr>
+          <w:rFonts w:ascii="Courier New" w:hAnsi="Courier New" w:cs="Courier New"/>
+          <w:b/>
+          <w:bCs/>
+          <w:i/>
+          <w:iCs/>
+          <w:color w:val="000000"/>
+          <w:sz w:val="27"/>
+          <w:szCs w:val="27"/>
+        </w:rPr>
+      </w:pPr>
+    </w:p>
+    <w:p>
+      <w:pPr>
+        <w:pStyle w:val="NoSpacing"/>
+        <w:rPr>
+          <w:rFonts w:ascii="Courier New" w:hAnsi="Courier New" w:cs="Courier New"/>
+          <w:b/>
+          <w:bCs/>
+          <w:i/>
+          <w:iCs/>
+          <w:color w:val="000000"/>
+          <w:sz w:val="27"/>
+          <w:szCs w:val="27"/>
+        </w:rPr>
+      </w:pPr>
+    </w:p>
+    <w:p>
+      <w:pPr>
+        <w:pStyle w:val="NoSpacing"/>
+      </w:pPr>
+      <w:r>
+        <w:t>See above the result of the italic and then bold.</w:t>
+      </w:r>
+    </w:p>
+    <w:p>
+      <w:pPr>
+        <w:pStyle w:val="NoSpacing"/>
+      </w:pPr>
+      <w:r>
+        <w:t xml:space="preserve">For to underline the text we use text decoration tag. </w:t>
+      </w:r>
+    </w:p>
+    <w:p>
+      <w:pPr>
+        <w:shd w:val="clear" w:color="auto" w:fill="00002C"/>
+        <w:spacing w:line="285" w:lineRule="atLeast"/>
+        <w:rPr>
+          <w:rFonts w:ascii="Consolas" w:eastAsia="Times New Roman" w:hAnsi="Consolas" w:cs="Times New Roman"/>
+          <w:color w:val="FFFFFF"/>
+          <w:sz w:val="21"/>
+          <w:szCs w:val="21"/>
+        </w:rPr>
+      </w:pPr>
+      <w:r>
+        <w:rPr>
+          <w:rFonts w:ascii="Consolas" w:eastAsia="Times New Roman" w:hAnsi="Consolas" w:cs="Times New Roman"/>
+          <w:color w:val="FFFFFF"/>
+          <w:sz w:val="21"/>
+          <w:szCs w:val="21"/>
+        </w:rPr>
+        <w:t xml:space="preserve">  </w:t>
+      </w:r>
+      <w:proofErr w:type="gramStart"/>
+      <w:r>
+        <w:rPr>
+          <w:rFonts w:ascii="Consolas" w:eastAsia="Times New Roman" w:hAnsi="Consolas" w:cs="Times New Roman"/>
+          <w:color w:val="FF0077"/>
+          <w:sz w:val="21"/>
+          <w:szCs w:val="21"/>
+        </w:rPr>
+        <w:t>h1</w:t>
+      </w:r>
+      <w:r>
+        <w:rPr>
+          <w:rFonts w:ascii="Consolas" w:eastAsia="Times New Roman" w:hAnsi="Consolas" w:cs="Times New Roman"/>
+          <w:color w:val="FFFFFF"/>
+          <w:sz w:val="21"/>
+          <w:szCs w:val="21"/>
+        </w:rPr>
+        <w:t>{</w:t>
+      </w:r>
+      <w:proofErr w:type="gramEnd"/>
+    </w:p>
+    <w:p>
+      <w:pPr>
+        <w:shd w:val="clear" w:color="auto" w:fill="00002C"/>
+        <w:spacing w:line="285" w:lineRule="atLeast"/>
+        <w:rPr>
+          <w:rFonts w:ascii="Consolas" w:eastAsia="Times New Roman" w:hAnsi="Consolas" w:cs="Times New Roman"/>
+          <w:color w:val="FFFFFF"/>
+          <w:sz w:val="21"/>
+          <w:szCs w:val="21"/>
+        </w:rPr>
+      </w:pPr>
+      <w:r>
+        <w:rPr>
+          <w:rFonts w:ascii="Consolas" w:eastAsia="Times New Roman" w:hAnsi="Consolas" w:cs="Times New Roman"/>
+          <w:color w:val="FFFFFF"/>
+          <w:sz w:val="21"/>
+          <w:szCs w:val="21"/>
+        </w:rPr>
+        <w:t xml:space="preserve">        </w:t>
+      </w:r>
+      <w:proofErr w:type="spellStart"/>
+      <w:proofErr w:type="gramStart"/>
+      <w:r>
+        <w:rPr>
+          <w:rFonts w:ascii="Consolas" w:eastAsia="Times New Roman" w:hAnsi="Consolas" w:cs="Times New Roman"/>
+          <w:color w:val="FFFFFF"/>
+          <w:sz w:val="21"/>
+          <w:szCs w:val="21"/>
+        </w:rPr>
+        <w:t>text-decoration:</w:t>
+      </w:r>
+      <w:proofErr w:type="gramEnd"/>
+      <w:r>
+        <w:rPr>
+          <w:rFonts w:ascii="Consolas" w:eastAsia="Times New Roman" w:hAnsi="Consolas" w:cs="Times New Roman"/>
+          <w:color w:val="FF7E34"/>
+          <w:sz w:val="21"/>
+          <w:szCs w:val="21"/>
+        </w:rPr>
+        <w:t>underline</w:t>
+      </w:r>
+      <w:proofErr w:type="spellEnd"/>
+      <w:r>
+        <w:rPr>
+          <w:rFonts w:ascii="Consolas" w:eastAsia="Times New Roman" w:hAnsi="Consolas" w:cs="Times New Roman"/>
+          <w:color w:val="FFFFFF"/>
+          <w:sz w:val="21"/>
+          <w:szCs w:val="21"/>
+        </w:rPr>
+        <w:t>;</w:t>
+      </w:r>
+    </w:p>
+    <w:p>
+      <w:pPr>
+        <w:shd w:val="clear" w:color="auto" w:fill="00002C"/>
+        <w:spacing w:line="285" w:lineRule="atLeast"/>
+        <w:rPr>
+          <w:rFonts w:ascii="Consolas" w:eastAsia="Times New Roman" w:hAnsi="Consolas" w:cs="Times New Roman"/>
+          <w:color w:val="FFFFFF"/>
+          <w:sz w:val="21"/>
+          <w:szCs w:val="21"/>
+        </w:rPr>
+      </w:pPr>
+      <w:r>
+        <w:rPr>
+          <w:rFonts w:ascii="Consolas" w:eastAsia="Times New Roman" w:hAnsi="Consolas" w:cs="Times New Roman"/>
+          <w:color w:val="FFFFFF"/>
+          <w:sz w:val="21"/>
+          <w:szCs w:val="21"/>
+        </w:rPr>
+        <w:t xml:space="preserve">      </w:t>
+      </w:r>
+      <w:proofErr w:type="gramStart"/>
+      <w:r>
+        <w:rPr>
+          <w:rFonts w:ascii="Consolas" w:eastAsia="Times New Roman" w:hAnsi="Consolas" w:cs="Times New Roman"/>
+          <w:color w:val="FFFFFF"/>
+          <w:sz w:val="21"/>
+          <w:szCs w:val="21"/>
+        </w:rPr>
+        <w:t>}</w:t>
+      </w:r>
+      <w:r>
+        <w:rPr>
+          <w:color w:val="000000"/>
+          <w:u w:val="single"/>
+        </w:rPr>
+        <w:t>Fonts</w:t>
+      </w:r>
+      <w:proofErr w:type="gramEnd"/>
+    </w:p>
+    <w:p>
+      <w:pPr>
+        <w:pStyle w:val="Heading1"/>
+        <w:rPr>
+          <w:color w:val="000000"/>
+          <w:u w:val="single"/>
+        </w:rPr>
+      </w:pPr>
+      <w:r>
+        <w:rPr>
+          <w:color w:val="000000"/>
+          <w:u w:val="single"/>
+        </w:rPr>
+        <w:t>Fonts</w:t>
+      </w:r>
+    </w:p>
+    <w:p>
+      <w:pPr>
+        <w:pStyle w:val="NoSpacing"/>
+      </w:pPr>
+      <w:r>
+        <w:t>See here above this is underline text.</w:t>
       </w:r>
       <w:bookmarkStart w:id="5" w:name="_GoBack"/>
       <w:bookmarkEnd w:id="5"/>
@@ -17706,7 +18682,7 @@
 </file>
 
 <file path=customXml/itemProps1.xml><?xml version="1.0" encoding="utf-8"?>
-<ds:datastoreItem xmlns:ds="http://schemas.openxmlformats.org/officeDocument/2006/customXml" ds:itemID="{E773026D-F9A0-4E98-A562-FE5C23CD1050}">
+<ds:datastoreItem xmlns:ds="http://schemas.openxmlformats.org/officeDocument/2006/customXml" ds:itemID="{32279C25-DEA9-4285-B925-0DB41FBCAAC6}">
   <ds:schemaRefs>
     <ds:schemaRef ds:uri="http://schemas.openxmlformats.org/officeDocument/2006/bibliography"/>
   </ds:schemaRefs>

--- a/Web_Development Notes Scratch to pro.docx
+++ b/Web_Development Notes Scratch to pro.docx
@@ -15760,6 +15760,362 @@
       <w:r>
         <w:t>See here above this is underline text.</w:t>
       </w:r>
+    </w:p>
+    <w:p>
+      <w:pPr>
+        <w:pStyle w:val="NoSpacing"/>
+      </w:pPr>
+    </w:p>
+    <w:p>
+      <w:pPr>
+        <w:rPr>
+          <w:b/>
+          <w:u w:val="single"/>
+        </w:rPr>
+      </w:pPr>
+      <w:r>
+        <w:rPr>
+          <w:b/>
+          <w:u w:val="single"/>
+        </w:rPr>
+        <w:t>9</w:t>
+      </w:r>
+      <w:r>
+        <w:rPr>
+          <w:b/>
+          <w:u w:val="single"/>
+        </w:rPr>
+        <w:t xml:space="preserve"> oct</w:t>
+      </w:r>
+      <w:proofErr w:type="gramStart"/>
+      <w:r>
+        <w:rPr>
+          <w:b/>
+          <w:u w:val="single"/>
+        </w:rPr>
+        <w:t>,2026</w:t>
+      </w:r>
+      <w:proofErr w:type="gramEnd"/>
+    </w:p>
+    <w:p>
+      <w:pPr>
+        <w:pStyle w:val="NoSpacing"/>
+      </w:pPr>
+    </w:p>
+    <w:p>
+      <w:pPr>
+        <w:pStyle w:val="NoSpacing"/>
+      </w:pPr>
+      <w:r>
+        <w:t xml:space="preserve">We can capitalize the text by using the </w:t>
+      </w:r>
+      <w:proofErr w:type="spellStart"/>
+      <w:r>
+        <w:t>css</w:t>
+      </w:r>
+      <w:proofErr w:type="spellEnd"/>
+      <w:r>
+        <w:t xml:space="preserve"> tags and also uppercase lower case etc.</w:t>
+      </w:r>
+    </w:p>
+    <w:p>
+      <w:pPr>
+        <w:shd w:val="clear" w:color="auto" w:fill="00002C"/>
+        <w:spacing w:line="285" w:lineRule="atLeast"/>
+        <w:rPr>
+          <w:rFonts w:ascii="Consolas" w:eastAsia="Times New Roman" w:hAnsi="Consolas" w:cs="Times New Roman"/>
+          <w:color w:val="FFFFFF"/>
+          <w:sz w:val="21"/>
+          <w:szCs w:val="21"/>
+        </w:rPr>
+      </w:pPr>
+      <w:r>
+        <w:rPr>
+          <w:rFonts w:ascii="Consolas" w:eastAsia="Times New Roman" w:hAnsi="Consolas" w:cs="Times New Roman"/>
+          <w:color w:val="FFFFFF"/>
+          <w:sz w:val="21"/>
+          <w:szCs w:val="21"/>
+        </w:rPr>
+        <w:lastRenderedPageBreak/>
+        <w:t> </w:t>
+      </w:r>
+      <w:proofErr w:type="gramStart"/>
+      <w:r>
+        <w:rPr>
+          <w:rFonts w:ascii="Consolas" w:eastAsia="Times New Roman" w:hAnsi="Consolas" w:cs="Times New Roman"/>
+          <w:color w:val="FF0077"/>
+          <w:sz w:val="21"/>
+          <w:szCs w:val="21"/>
+        </w:rPr>
+        <w:t>h2</w:t>
+      </w:r>
+      <w:r>
+        <w:rPr>
+          <w:rFonts w:ascii="Consolas" w:eastAsia="Times New Roman" w:hAnsi="Consolas" w:cs="Times New Roman"/>
+          <w:color w:val="FFFFFF"/>
+          <w:sz w:val="21"/>
+          <w:szCs w:val="21"/>
+        </w:rPr>
+        <w:t>{</w:t>
+      </w:r>
+      <w:proofErr w:type="gramEnd"/>
+    </w:p>
+    <w:p>
+      <w:pPr>
+        <w:shd w:val="clear" w:color="auto" w:fill="00002C"/>
+        <w:spacing w:line="285" w:lineRule="atLeast"/>
+        <w:rPr>
+          <w:rFonts w:ascii="Consolas" w:eastAsia="Times New Roman" w:hAnsi="Consolas" w:cs="Times New Roman"/>
+          <w:color w:val="FFFFFF"/>
+          <w:sz w:val="21"/>
+          <w:szCs w:val="21"/>
+        </w:rPr>
+      </w:pPr>
+      <w:r>
+        <w:rPr>
+          <w:rFonts w:ascii="Consolas" w:eastAsia="Times New Roman" w:hAnsi="Consolas" w:cs="Times New Roman"/>
+          <w:color w:val="FFFFFF"/>
+          <w:sz w:val="21"/>
+          <w:szCs w:val="21"/>
+        </w:rPr>
+        <w:t xml:space="preserve">            </w:t>
+      </w:r>
+      <w:proofErr w:type="spellStart"/>
+      <w:proofErr w:type="gramStart"/>
+      <w:r>
+        <w:rPr>
+          <w:rFonts w:ascii="Consolas" w:eastAsia="Times New Roman" w:hAnsi="Consolas" w:cs="Times New Roman"/>
+          <w:color w:val="FFFFFF"/>
+          <w:sz w:val="21"/>
+          <w:szCs w:val="21"/>
+        </w:rPr>
+        <w:t>text-transform:</w:t>
+      </w:r>
+      <w:proofErr w:type="gramEnd"/>
+      <w:r>
+        <w:rPr>
+          <w:rFonts w:ascii="Consolas" w:eastAsia="Times New Roman" w:hAnsi="Consolas" w:cs="Times New Roman"/>
+          <w:color w:val="FF7E34"/>
+          <w:sz w:val="21"/>
+          <w:szCs w:val="21"/>
+        </w:rPr>
+        <w:t>capitalize</w:t>
+      </w:r>
+      <w:proofErr w:type="spellEnd"/>
+      <w:r>
+        <w:rPr>
+          <w:rFonts w:ascii="Consolas" w:eastAsia="Times New Roman" w:hAnsi="Consolas" w:cs="Times New Roman"/>
+          <w:color w:val="FFFFFF"/>
+          <w:sz w:val="21"/>
+          <w:szCs w:val="21"/>
+        </w:rPr>
+        <w:t>;</w:t>
+      </w:r>
+    </w:p>
+    <w:p>
+      <w:pPr>
+        <w:shd w:val="clear" w:color="auto" w:fill="00002C"/>
+        <w:spacing w:line="285" w:lineRule="atLeast"/>
+        <w:rPr>
+          <w:rFonts w:ascii="Consolas" w:eastAsia="Times New Roman" w:hAnsi="Consolas" w:cs="Times New Roman"/>
+          <w:color w:val="FFFFFF"/>
+          <w:sz w:val="21"/>
+          <w:szCs w:val="21"/>
+        </w:rPr>
+      </w:pPr>
+      <w:r>
+        <w:rPr>
+          <w:rFonts w:ascii="Consolas" w:eastAsia="Times New Roman" w:hAnsi="Consolas" w:cs="Times New Roman"/>
+          <w:color w:val="FFFFFF"/>
+          <w:sz w:val="21"/>
+          <w:szCs w:val="21"/>
+        </w:rPr>
+        <w:t>        }</w:t>
+      </w:r>
+    </w:p>
+    <w:p>
+      <w:pPr>
+        <w:shd w:val="clear" w:color="auto" w:fill="00002C"/>
+        <w:spacing w:line="285" w:lineRule="atLeast"/>
+        <w:rPr>
+          <w:rFonts w:ascii="Consolas" w:eastAsia="Times New Roman" w:hAnsi="Consolas" w:cs="Times New Roman"/>
+          <w:color w:val="FFFFFF"/>
+          <w:sz w:val="21"/>
+          <w:szCs w:val="21"/>
+        </w:rPr>
+      </w:pPr>
+      <w:r>
+        <w:rPr>
+          <w:rFonts w:ascii="Consolas" w:eastAsia="Times New Roman" w:hAnsi="Consolas" w:cs="Times New Roman"/>
+          <w:color w:val="FFFFFF"/>
+          <w:sz w:val="21"/>
+          <w:szCs w:val="21"/>
+        </w:rPr>
+        <w:t>    &lt;/</w:t>
+      </w:r>
+      <w:r>
+        <w:rPr>
+          <w:rFonts w:ascii="Consolas" w:eastAsia="Times New Roman" w:hAnsi="Consolas" w:cs="Times New Roman"/>
+          <w:color w:val="FF0077"/>
+          <w:sz w:val="21"/>
+          <w:szCs w:val="21"/>
+        </w:rPr>
+        <w:t>style</w:t>
+      </w:r>
+      <w:r>
+        <w:rPr>
+          <w:rFonts w:ascii="Consolas" w:eastAsia="Times New Roman" w:hAnsi="Consolas" w:cs="Times New Roman"/>
+          <w:color w:val="FFFFFF"/>
+          <w:sz w:val="21"/>
+          <w:szCs w:val="21"/>
+        </w:rPr>
+        <w:t>&gt;</w:t>
+      </w:r>
+    </w:p>
+    <w:p>
+      <w:pPr>
+        <w:shd w:val="clear" w:color="auto" w:fill="00002C"/>
+        <w:spacing w:line="285" w:lineRule="atLeast"/>
+        <w:rPr>
+          <w:rFonts w:ascii="Consolas" w:eastAsia="Times New Roman" w:hAnsi="Consolas" w:cs="Times New Roman"/>
+          <w:color w:val="FFFFFF"/>
+          <w:sz w:val="21"/>
+          <w:szCs w:val="21"/>
+        </w:rPr>
+      </w:pPr>
+      <w:r>
+        <w:rPr>
+          <w:rFonts w:ascii="Consolas" w:eastAsia="Times New Roman" w:hAnsi="Consolas" w:cs="Times New Roman"/>
+          <w:color w:val="FFFFFF"/>
+          <w:sz w:val="21"/>
+          <w:szCs w:val="21"/>
+        </w:rPr>
+        <w:t>&lt;/</w:t>
+      </w:r>
+      <w:r>
+        <w:rPr>
+          <w:rFonts w:ascii="Consolas" w:eastAsia="Times New Roman" w:hAnsi="Consolas" w:cs="Times New Roman"/>
+          <w:color w:val="FF0077"/>
+          <w:sz w:val="21"/>
+          <w:szCs w:val="21"/>
+        </w:rPr>
+        <w:t>head</w:t>
+      </w:r>
+      <w:r>
+        <w:rPr>
+          <w:rFonts w:ascii="Consolas" w:eastAsia="Times New Roman" w:hAnsi="Consolas" w:cs="Times New Roman"/>
+          <w:color w:val="FFFFFF"/>
+          <w:sz w:val="21"/>
+          <w:szCs w:val="21"/>
+        </w:rPr>
+        <w:t>&gt;</w:t>
+      </w:r>
+    </w:p>
+    <w:p>
+      <w:pPr>
+        <w:shd w:val="clear" w:color="auto" w:fill="00002C"/>
+        <w:spacing w:line="285" w:lineRule="atLeast"/>
+        <w:rPr>
+          <w:rFonts w:ascii="Consolas" w:eastAsia="Times New Roman" w:hAnsi="Consolas" w:cs="Times New Roman"/>
+          <w:color w:val="FFFFFF"/>
+          <w:sz w:val="21"/>
+          <w:szCs w:val="21"/>
+        </w:rPr>
+      </w:pPr>
+      <w:r>
+        <w:rPr>
+          <w:rFonts w:ascii="Consolas" w:eastAsia="Times New Roman" w:hAnsi="Consolas" w:cs="Times New Roman"/>
+          <w:color w:val="FFFFFF"/>
+          <w:sz w:val="21"/>
+          <w:szCs w:val="21"/>
+        </w:rPr>
+        <w:t>&lt;</w:t>
+      </w:r>
+      <w:proofErr w:type="gramStart"/>
+      <w:r>
+        <w:rPr>
+          <w:rFonts w:ascii="Consolas" w:eastAsia="Times New Roman" w:hAnsi="Consolas" w:cs="Times New Roman"/>
+          <w:color w:val="FF0077"/>
+          <w:sz w:val="21"/>
+          <w:szCs w:val="21"/>
+        </w:rPr>
+        <w:t>body</w:t>
+      </w:r>
+      <w:proofErr w:type="gramEnd"/>
+      <w:r>
+        <w:rPr>
+          <w:rFonts w:ascii="Consolas" w:eastAsia="Times New Roman" w:hAnsi="Consolas" w:cs="Times New Roman"/>
+          <w:color w:val="FFFFFF"/>
+          <w:sz w:val="21"/>
+          <w:szCs w:val="21"/>
+        </w:rPr>
+        <w:t>&gt;</w:t>
+      </w:r>
+    </w:p>
+    <w:p>
+      <w:pPr>
+        <w:shd w:val="clear" w:color="auto" w:fill="00002C"/>
+        <w:spacing w:line="285" w:lineRule="atLeast"/>
+        <w:rPr>
+          <w:rFonts w:ascii="Consolas" w:eastAsia="Times New Roman" w:hAnsi="Consolas" w:cs="Times New Roman"/>
+          <w:color w:val="FFFFFF"/>
+          <w:sz w:val="21"/>
+          <w:szCs w:val="21"/>
+        </w:rPr>
+      </w:pPr>
+      <w:r>
+        <w:rPr>
+          <w:rFonts w:ascii="Consolas" w:eastAsia="Times New Roman" w:hAnsi="Consolas" w:cs="Times New Roman"/>
+          <w:color w:val="FFFFFF"/>
+          <w:sz w:val="21"/>
+          <w:szCs w:val="21"/>
+        </w:rPr>
+        <w:t>    &lt;</w:t>
+      </w:r>
+      <w:r>
+        <w:rPr>
+          <w:rFonts w:ascii="Consolas" w:eastAsia="Times New Roman" w:hAnsi="Consolas" w:cs="Times New Roman"/>
+          <w:color w:val="FF0077"/>
+          <w:sz w:val="21"/>
+          <w:szCs w:val="21"/>
+        </w:rPr>
+        <w:t>h2</w:t>
+      </w:r>
+      <w:r>
+        <w:rPr>
+          <w:rFonts w:ascii="Consolas" w:eastAsia="Times New Roman" w:hAnsi="Consolas" w:cs="Times New Roman"/>
+          <w:color w:val="FFFFFF"/>
+          <w:sz w:val="21"/>
+          <w:szCs w:val="21"/>
+        </w:rPr>
+        <w:t>&gt;about&lt;/</w:t>
+      </w:r>
+      <w:r>
+        <w:rPr>
+          <w:rFonts w:ascii="Consolas" w:eastAsia="Times New Roman" w:hAnsi="Consolas" w:cs="Times New Roman"/>
+          <w:color w:val="FF0077"/>
+          <w:sz w:val="21"/>
+          <w:szCs w:val="21"/>
+        </w:rPr>
+        <w:t>h2</w:t>
+      </w:r>
+      <w:r>
+        <w:rPr>
+          <w:rFonts w:ascii="Consolas" w:eastAsia="Times New Roman" w:hAnsi="Consolas" w:cs="Times New Roman"/>
+          <w:color w:val="FFFFFF"/>
+          <w:sz w:val="21"/>
+          <w:szCs w:val="21"/>
+        </w:rPr>
+        <w:t>&gt;</w:t>
+      </w:r>
+    </w:p>
+    <w:p>
+      <w:pPr>
+        <w:pStyle w:val="NoSpacing"/>
+      </w:pPr>
+      <w:r>
+        <w:t xml:space="preserve">See here in the text </w:t>
+      </w:r>
       <w:bookmarkStart w:id="5" w:name="_GoBack"/>
       <w:bookmarkEnd w:id="5"/>
     </w:p>
@@ -17975,7 +18331,7 @@
   </w:latentStyles>
   <w:style w:type="paragraph" w:default="1" w:styleId="Normal">
     <w:name w:val="Normal"/>
-    <w:rsid w:val="006B3D6D"/>
+    <w:rsid w:val="00464352"/>
   </w:style>
   <w:style w:type="paragraph" w:styleId="Heading1">
     <w:name w:val="heading 1"/>
@@ -18682,7 +19038,7 @@
 </file>
 
 <file path=customXml/itemProps1.xml><?xml version="1.0" encoding="utf-8"?>
-<ds:datastoreItem xmlns:ds="http://schemas.openxmlformats.org/officeDocument/2006/customXml" ds:itemID="{32279C25-DEA9-4285-B925-0DB41FBCAAC6}">
+<ds:datastoreItem xmlns:ds="http://schemas.openxmlformats.org/officeDocument/2006/customXml" ds:itemID="{D2C9A4A6-EAFE-4A16-A8D3-DB2A0351F56A}">
   <ds:schemaRefs>
     <ds:schemaRef ds:uri="http://schemas.openxmlformats.org/officeDocument/2006/bibliography"/>
   </ds:schemaRefs>

--- a/Web_Development Notes Scratch to pro.docx
+++ b/Web_Development Notes Scratch to pro.docx
@@ -15778,14 +15778,7 @@
           <w:b/>
           <w:u w:val="single"/>
         </w:rPr>
-        <w:t>9</w:t>
-      </w:r>
-      <w:r>
-        <w:rPr>
-          <w:b/>
-          <w:u w:val="single"/>
-        </w:rPr>
-        <w:t xml:space="preserve"> oct</w:t>
+        <w:t>9 oct</w:t>
       </w:r>
       <w:proofErr w:type="gramStart"/>
       <w:r>
@@ -16115,6 +16108,3271 @@
       </w:pPr>
       <w:r>
         <w:t xml:space="preserve">See here in the text </w:t>
+      </w:r>
+      <w:r>
+        <w:t xml:space="preserve">is </w:t>
+      </w:r>
+      <w:proofErr w:type="spellStart"/>
+      <w:r>
+        <w:t>capatilized</w:t>
+      </w:r>
+      <w:proofErr w:type="spellEnd"/>
+      <w:r>
+        <w:t>.</w:t>
+      </w:r>
+    </w:p>
+    <w:p>
+      <w:pPr>
+        <w:pStyle w:val="NoSpacing"/>
+        <w:rPr>
+          <w:b/>
+          <w:u w:val="single"/>
+        </w:rPr>
+      </w:pPr>
+      <w:proofErr w:type="gramStart"/>
+      <w:r>
+        <w:rPr>
+          <w:b/>
+          <w:u w:val="single"/>
+        </w:rPr>
+        <w:t xml:space="preserve">10  </w:t>
+      </w:r>
+      <w:r>
+        <w:rPr>
+          <w:b/>
+          <w:u w:val="single"/>
+        </w:rPr>
+        <w:t>oct,2026</w:t>
+      </w:r>
+      <w:proofErr w:type="gramEnd"/>
+    </w:p>
+    <w:p>
+      <w:pPr>
+        <w:shd w:val="clear" w:color="auto" w:fill="00002C"/>
+        <w:spacing w:line="285" w:lineRule="atLeast"/>
+        <w:rPr>
+          <w:rFonts w:ascii="Consolas" w:eastAsia="Times New Roman" w:hAnsi="Consolas" w:cs="Times New Roman"/>
+          <w:color w:val="FFFFFF"/>
+          <w:sz w:val="21"/>
+          <w:szCs w:val="21"/>
+        </w:rPr>
+      </w:pPr>
+      <w:r>
+        <w:rPr>
+          <w:rFonts w:ascii="Consolas" w:eastAsia="Times New Roman" w:hAnsi="Consolas" w:cs="Times New Roman"/>
+          <w:color w:val="FFFFFF"/>
+          <w:sz w:val="21"/>
+          <w:szCs w:val="21"/>
+        </w:rPr>
+        <w:t>&lt;</w:t>
+      </w:r>
+      <w:proofErr w:type="gramStart"/>
+      <w:r>
+        <w:rPr>
+          <w:rFonts w:ascii="Consolas" w:eastAsia="Times New Roman" w:hAnsi="Consolas" w:cs="Times New Roman"/>
+          <w:color w:val="FF0077"/>
+          <w:sz w:val="21"/>
+          <w:szCs w:val="21"/>
+        </w:rPr>
+        <w:t>style</w:t>
+      </w:r>
+      <w:proofErr w:type="gramEnd"/>
+      <w:r>
+        <w:rPr>
+          <w:rFonts w:ascii="Consolas" w:eastAsia="Times New Roman" w:hAnsi="Consolas" w:cs="Times New Roman"/>
+          <w:color w:val="FFFFFF"/>
+          <w:sz w:val="21"/>
+          <w:szCs w:val="21"/>
+        </w:rPr>
+        <w:t>&gt;</w:t>
+      </w:r>
+    </w:p>
+    <w:p>
+      <w:pPr>
+        <w:shd w:val="clear" w:color="auto" w:fill="00002C"/>
+        <w:spacing w:line="285" w:lineRule="atLeast"/>
+        <w:rPr>
+          <w:rFonts w:ascii="Consolas" w:eastAsia="Times New Roman" w:hAnsi="Consolas" w:cs="Times New Roman"/>
+          <w:color w:val="FFFFFF"/>
+          <w:sz w:val="21"/>
+          <w:szCs w:val="21"/>
+        </w:rPr>
+      </w:pPr>
+      <w:r>
+        <w:rPr>
+          <w:rFonts w:ascii="Consolas" w:eastAsia="Times New Roman" w:hAnsi="Consolas" w:cs="Times New Roman"/>
+          <w:color w:val="FFFFFF"/>
+          <w:sz w:val="21"/>
+          <w:szCs w:val="21"/>
+        </w:rPr>
+        <w:t xml:space="preserve">        </w:t>
+      </w:r>
+      <w:r>
+        <w:rPr>
+          <w:rFonts w:ascii="Consolas" w:eastAsia="Times New Roman" w:hAnsi="Consolas" w:cs="Times New Roman"/>
+          <w:color w:val="FF0077"/>
+          <w:sz w:val="21"/>
+          <w:szCs w:val="21"/>
+        </w:rPr>
+        <w:t>h2</w:t>
+      </w:r>
+      <w:r>
+        <w:rPr>
+          <w:rFonts w:ascii="Consolas" w:eastAsia="Times New Roman" w:hAnsi="Consolas" w:cs="Times New Roman"/>
+          <w:color w:val="FFFFFF"/>
+          <w:sz w:val="21"/>
+          <w:szCs w:val="21"/>
+        </w:rPr>
+        <w:t xml:space="preserve"> {</w:t>
+      </w:r>
+    </w:p>
+    <w:p>
+      <w:pPr>
+        <w:shd w:val="clear" w:color="auto" w:fill="00002C"/>
+        <w:spacing w:line="285" w:lineRule="atLeast"/>
+        <w:rPr>
+          <w:rFonts w:ascii="Consolas" w:eastAsia="Times New Roman" w:hAnsi="Consolas" w:cs="Times New Roman"/>
+          <w:color w:val="FFFFFF"/>
+          <w:sz w:val="21"/>
+          <w:szCs w:val="21"/>
+        </w:rPr>
+      </w:pPr>
+      <w:r>
+        <w:rPr>
+          <w:rFonts w:ascii="Consolas" w:eastAsia="Times New Roman" w:hAnsi="Consolas" w:cs="Times New Roman"/>
+          <w:color w:val="FFFFFF"/>
+          <w:sz w:val="21"/>
+          <w:szCs w:val="21"/>
+        </w:rPr>
+        <w:t xml:space="preserve">            </w:t>
+      </w:r>
+      <w:proofErr w:type="gramStart"/>
+      <w:r>
+        <w:rPr>
+          <w:rFonts w:ascii="Consolas" w:eastAsia="Times New Roman" w:hAnsi="Consolas" w:cs="Times New Roman"/>
+          <w:color w:val="FFFFFF"/>
+          <w:sz w:val="21"/>
+          <w:szCs w:val="21"/>
+        </w:rPr>
+        <w:t>text-transform</w:t>
+      </w:r>
+      <w:proofErr w:type="gramEnd"/>
+      <w:r>
+        <w:rPr>
+          <w:rFonts w:ascii="Consolas" w:eastAsia="Times New Roman" w:hAnsi="Consolas" w:cs="Times New Roman"/>
+          <w:color w:val="FFFFFF"/>
+          <w:sz w:val="21"/>
+          <w:szCs w:val="21"/>
+        </w:rPr>
+        <w:t xml:space="preserve">: </w:t>
+      </w:r>
+      <w:r>
+        <w:rPr>
+          <w:rFonts w:ascii="Consolas" w:eastAsia="Times New Roman" w:hAnsi="Consolas" w:cs="Times New Roman"/>
+          <w:color w:val="FF7E34"/>
+          <w:sz w:val="21"/>
+          <w:szCs w:val="21"/>
+        </w:rPr>
+        <w:t>capitalize</w:t>
+      </w:r>
+      <w:r>
+        <w:rPr>
+          <w:rFonts w:ascii="Consolas" w:eastAsia="Times New Roman" w:hAnsi="Consolas" w:cs="Times New Roman"/>
+          <w:color w:val="FFFFFF"/>
+          <w:sz w:val="21"/>
+          <w:szCs w:val="21"/>
+        </w:rPr>
+        <w:t>;</w:t>
+      </w:r>
+    </w:p>
+    <w:p>
+      <w:pPr>
+        <w:shd w:val="clear" w:color="auto" w:fill="00002C"/>
+        <w:spacing w:line="285" w:lineRule="atLeast"/>
+        <w:rPr>
+          <w:rFonts w:ascii="Consolas" w:eastAsia="Times New Roman" w:hAnsi="Consolas" w:cs="Times New Roman"/>
+          <w:color w:val="FFFFFF"/>
+          <w:sz w:val="21"/>
+          <w:szCs w:val="21"/>
+        </w:rPr>
+      </w:pPr>
+      <w:r>
+        <w:rPr>
+          <w:rFonts w:ascii="Consolas" w:eastAsia="Times New Roman" w:hAnsi="Consolas" w:cs="Times New Roman"/>
+          <w:color w:val="FFFFFF"/>
+          <w:sz w:val="21"/>
+          <w:szCs w:val="21"/>
+        </w:rPr>
+        <w:t xml:space="preserve">            </w:t>
+      </w:r>
+      <w:proofErr w:type="gramStart"/>
+      <w:r>
+        <w:rPr>
+          <w:rFonts w:ascii="Consolas" w:eastAsia="Times New Roman" w:hAnsi="Consolas" w:cs="Times New Roman"/>
+          <w:color w:val="FFFFFF"/>
+          <w:sz w:val="21"/>
+          <w:szCs w:val="21"/>
+        </w:rPr>
+        <w:t>text-decoration-line</w:t>
+      </w:r>
+      <w:proofErr w:type="gramEnd"/>
+      <w:r>
+        <w:rPr>
+          <w:rFonts w:ascii="Consolas" w:eastAsia="Times New Roman" w:hAnsi="Consolas" w:cs="Times New Roman"/>
+          <w:color w:val="FFFFFF"/>
+          <w:sz w:val="21"/>
+          <w:szCs w:val="21"/>
+        </w:rPr>
+        <w:t xml:space="preserve">: </w:t>
+      </w:r>
+      <w:r>
+        <w:rPr>
+          <w:rFonts w:ascii="Consolas" w:eastAsia="Times New Roman" w:hAnsi="Consolas" w:cs="Times New Roman"/>
+          <w:color w:val="FF7E34"/>
+          <w:sz w:val="21"/>
+          <w:szCs w:val="21"/>
+        </w:rPr>
+        <w:t>underline</w:t>
+      </w:r>
+      <w:r>
+        <w:rPr>
+          <w:rFonts w:ascii="Consolas" w:eastAsia="Times New Roman" w:hAnsi="Consolas" w:cs="Times New Roman"/>
+          <w:color w:val="FFFFFF"/>
+          <w:sz w:val="21"/>
+          <w:szCs w:val="21"/>
+        </w:rPr>
+        <w:t>;</w:t>
+      </w:r>
+    </w:p>
+    <w:p>
+      <w:pPr>
+        <w:shd w:val="clear" w:color="auto" w:fill="00002C"/>
+        <w:spacing w:line="285" w:lineRule="atLeast"/>
+        <w:rPr>
+          <w:rFonts w:ascii="Consolas" w:eastAsia="Times New Roman" w:hAnsi="Consolas" w:cs="Times New Roman"/>
+          <w:color w:val="FFFFFF"/>
+          <w:sz w:val="21"/>
+          <w:szCs w:val="21"/>
+        </w:rPr>
+      </w:pPr>
+      <w:r>
+        <w:rPr>
+          <w:rFonts w:ascii="Consolas" w:eastAsia="Times New Roman" w:hAnsi="Consolas" w:cs="Times New Roman"/>
+          <w:color w:val="FFFFFF"/>
+          <w:sz w:val="21"/>
+          <w:szCs w:val="21"/>
+        </w:rPr>
+        <w:t xml:space="preserve">            </w:t>
+      </w:r>
+      <w:proofErr w:type="gramStart"/>
+      <w:r>
+        <w:rPr>
+          <w:rFonts w:ascii="Consolas" w:eastAsia="Times New Roman" w:hAnsi="Consolas" w:cs="Times New Roman"/>
+          <w:color w:val="FFFFFF"/>
+          <w:sz w:val="21"/>
+          <w:szCs w:val="21"/>
+        </w:rPr>
+        <w:t>text-decoration-color</w:t>
+      </w:r>
+      <w:proofErr w:type="gramEnd"/>
+      <w:r>
+        <w:rPr>
+          <w:rFonts w:ascii="Consolas" w:eastAsia="Times New Roman" w:hAnsi="Consolas" w:cs="Times New Roman"/>
+          <w:color w:val="FFFFFF"/>
+          <w:sz w:val="21"/>
+          <w:szCs w:val="21"/>
+        </w:rPr>
+        <w:t xml:space="preserve">: </w:t>
+      </w:r>
+      <w:r>
+        <w:rPr>
+          <w:rFonts w:ascii="Consolas" w:eastAsia="Times New Roman" w:hAnsi="Consolas" w:cs="Times New Roman"/>
+          <w:color w:val="FF7E34"/>
+          <w:sz w:val="21"/>
+          <w:szCs w:val="21"/>
+        </w:rPr>
+        <w:t>brown</w:t>
+      </w:r>
+      <w:r>
+        <w:rPr>
+          <w:rFonts w:ascii="Consolas" w:eastAsia="Times New Roman" w:hAnsi="Consolas" w:cs="Times New Roman"/>
+          <w:color w:val="FFFFFF"/>
+          <w:sz w:val="21"/>
+          <w:szCs w:val="21"/>
+        </w:rPr>
+        <w:t>;</w:t>
+      </w:r>
+    </w:p>
+    <w:p>
+      <w:pPr>
+        <w:shd w:val="clear" w:color="auto" w:fill="00002C"/>
+        <w:spacing w:line="285" w:lineRule="atLeast"/>
+        <w:rPr>
+          <w:rFonts w:ascii="Consolas" w:eastAsia="Times New Roman" w:hAnsi="Consolas" w:cs="Times New Roman"/>
+          <w:color w:val="FFFFFF"/>
+          <w:sz w:val="21"/>
+          <w:szCs w:val="21"/>
+        </w:rPr>
+      </w:pPr>
+      <w:r>
+        <w:rPr>
+          <w:rFonts w:ascii="Consolas" w:eastAsia="Times New Roman" w:hAnsi="Consolas" w:cs="Times New Roman"/>
+          <w:color w:val="FFFFFF"/>
+          <w:sz w:val="21"/>
+          <w:szCs w:val="21"/>
+        </w:rPr>
+        <w:t xml:space="preserve">            </w:t>
+      </w:r>
+      <w:proofErr w:type="gramStart"/>
+      <w:r>
+        <w:rPr>
+          <w:rFonts w:ascii="Consolas" w:eastAsia="Times New Roman" w:hAnsi="Consolas" w:cs="Times New Roman"/>
+          <w:color w:val="FFFFFF"/>
+          <w:sz w:val="21"/>
+          <w:szCs w:val="21"/>
+        </w:rPr>
+        <w:t>text-decoration-style</w:t>
+      </w:r>
+      <w:proofErr w:type="gramEnd"/>
+      <w:r>
+        <w:rPr>
+          <w:rFonts w:ascii="Consolas" w:eastAsia="Times New Roman" w:hAnsi="Consolas" w:cs="Times New Roman"/>
+          <w:color w:val="FFFFFF"/>
+          <w:sz w:val="21"/>
+          <w:szCs w:val="21"/>
+        </w:rPr>
+        <w:t xml:space="preserve">: </w:t>
+      </w:r>
+      <w:r>
+        <w:rPr>
+          <w:rFonts w:ascii="Consolas" w:eastAsia="Times New Roman" w:hAnsi="Consolas" w:cs="Times New Roman"/>
+          <w:color w:val="FF7E34"/>
+          <w:sz w:val="21"/>
+          <w:szCs w:val="21"/>
+        </w:rPr>
+        <w:t>dotted</w:t>
+      </w:r>
+      <w:r>
+        <w:rPr>
+          <w:rFonts w:ascii="Consolas" w:eastAsia="Times New Roman" w:hAnsi="Consolas" w:cs="Times New Roman"/>
+          <w:color w:val="FFFFFF"/>
+          <w:sz w:val="21"/>
+          <w:szCs w:val="21"/>
+        </w:rPr>
+        <w:t>;</w:t>
+      </w:r>
+    </w:p>
+    <w:p>
+      <w:pPr>
+        <w:shd w:val="clear" w:color="auto" w:fill="00002C"/>
+        <w:spacing w:line="285" w:lineRule="atLeast"/>
+        <w:rPr>
+          <w:rFonts w:ascii="Consolas" w:eastAsia="Times New Roman" w:hAnsi="Consolas" w:cs="Times New Roman"/>
+          <w:color w:val="FFFFFF"/>
+          <w:sz w:val="21"/>
+          <w:szCs w:val="21"/>
+        </w:rPr>
+      </w:pPr>
+      <w:r>
+        <w:rPr>
+          <w:rFonts w:ascii="Consolas" w:eastAsia="Times New Roman" w:hAnsi="Consolas" w:cs="Times New Roman"/>
+          <w:color w:val="FFFFFF"/>
+          <w:sz w:val="21"/>
+          <w:szCs w:val="21"/>
+        </w:rPr>
+        <w:t xml:space="preserve">            </w:t>
+      </w:r>
+      <w:proofErr w:type="gramStart"/>
+      <w:r>
+        <w:rPr>
+          <w:rFonts w:ascii="Consolas" w:eastAsia="Times New Roman" w:hAnsi="Consolas" w:cs="Times New Roman"/>
+          <w:color w:val="FFFFFF"/>
+          <w:sz w:val="21"/>
+          <w:szCs w:val="21"/>
+        </w:rPr>
+        <w:t>text-decoration-thickness</w:t>
+      </w:r>
+      <w:proofErr w:type="gramEnd"/>
+      <w:r>
+        <w:rPr>
+          <w:rFonts w:ascii="Consolas" w:eastAsia="Times New Roman" w:hAnsi="Consolas" w:cs="Times New Roman"/>
+          <w:color w:val="FFFFFF"/>
+          <w:sz w:val="21"/>
+          <w:szCs w:val="21"/>
+        </w:rPr>
+        <w:t xml:space="preserve">: </w:t>
+      </w:r>
+      <w:r>
+        <w:rPr>
+          <w:rFonts w:ascii="Consolas" w:eastAsia="Times New Roman" w:hAnsi="Consolas" w:cs="Times New Roman"/>
+          <w:color w:val="FF7E34"/>
+          <w:sz w:val="21"/>
+          <w:szCs w:val="21"/>
+        </w:rPr>
+        <w:t>7</w:t>
+      </w:r>
+      <w:r>
+        <w:rPr>
+          <w:rFonts w:ascii="Consolas" w:eastAsia="Times New Roman" w:hAnsi="Consolas" w:cs="Times New Roman"/>
+          <w:color w:val="82FBFF"/>
+          <w:sz w:val="21"/>
+          <w:szCs w:val="21"/>
+        </w:rPr>
+        <w:t>px</w:t>
+      </w:r>
+      <w:r>
+        <w:rPr>
+          <w:rFonts w:ascii="Consolas" w:eastAsia="Times New Roman" w:hAnsi="Consolas" w:cs="Times New Roman"/>
+          <w:color w:val="FFFFFF"/>
+          <w:sz w:val="21"/>
+          <w:szCs w:val="21"/>
+        </w:rPr>
+        <w:t>;</w:t>
+      </w:r>
+    </w:p>
+    <w:p>
+      <w:pPr>
+        <w:shd w:val="clear" w:color="auto" w:fill="00002C"/>
+        <w:spacing w:line="285" w:lineRule="atLeast"/>
+        <w:rPr>
+          <w:rFonts w:ascii="Consolas" w:eastAsia="Times New Roman" w:hAnsi="Consolas" w:cs="Times New Roman"/>
+          <w:color w:val="FFFFFF"/>
+          <w:sz w:val="21"/>
+          <w:szCs w:val="21"/>
+        </w:rPr>
+      </w:pPr>
+      <w:r>
+        <w:rPr>
+          <w:rFonts w:ascii="Consolas" w:eastAsia="Times New Roman" w:hAnsi="Consolas" w:cs="Times New Roman"/>
+          <w:color w:val="FFFFFF"/>
+          <w:sz w:val="21"/>
+          <w:szCs w:val="21"/>
+        </w:rPr>
+        <w:t xml:space="preserve">            </w:t>
+      </w:r>
+      <w:proofErr w:type="gramStart"/>
+      <w:r>
+        <w:rPr>
+          <w:rFonts w:ascii="Consolas" w:eastAsia="Times New Roman" w:hAnsi="Consolas" w:cs="Times New Roman"/>
+          <w:color w:val="FFFFFF"/>
+          <w:sz w:val="21"/>
+          <w:szCs w:val="21"/>
+        </w:rPr>
+        <w:t>text-indent</w:t>
+      </w:r>
+      <w:proofErr w:type="gramEnd"/>
+      <w:r>
+        <w:rPr>
+          <w:rFonts w:ascii="Consolas" w:eastAsia="Times New Roman" w:hAnsi="Consolas" w:cs="Times New Roman"/>
+          <w:color w:val="FFFFFF"/>
+          <w:sz w:val="21"/>
+          <w:szCs w:val="21"/>
+        </w:rPr>
+        <w:t xml:space="preserve">: </w:t>
+      </w:r>
+      <w:r>
+        <w:rPr>
+          <w:rFonts w:ascii="Consolas" w:eastAsia="Times New Roman" w:hAnsi="Consolas" w:cs="Times New Roman"/>
+          <w:color w:val="FF7E34"/>
+          <w:sz w:val="21"/>
+          <w:szCs w:val="21"/>
+        </w:rPr>
+        <w:t>76</w:t>
+      </w:r>
+      <w:r>
+        <w:rPr>
+          <w:rFonts w:ascii="Consolas" w:eastAsia="Times New Roman" w:hAnsi="Consolas" w:cs="Times New Roman"/>
+          <w:color w:val="82FBFF"/>
+          <w:sz w:val="21"/>
+          <w:szCs w:val="21"/>
+        </w:rPr>
+        <w:t>px</w:t>
+      </w:r>
+      <w:r>
+        <w:rPr>
+          <w:rFonts w:ascii="Consolas" w:eastAsia="Times New Roman" w:hAnsi="Consolas" w:cs="Times New Roman"/>
+          <w:color w:val="FFFFFF"/>
+          <w:sz w:val="21"/>
+          <w:szCs w:val="21"/>
+        </w:rPr>
+        <w:t>;</w:t>
+      </w:r>
+    </w:p>
+    <w:p>
+      <w:pPr>
+        <w:shd w:val="clear" w:color="auto" w:fill="00002C"/>
+        <w:spacing w:line="285" w:lineRule="atLeast"/>
+        <w:rPr>
+          <w:rFonts w:ascii="Consolas" w:eastAsia="Times New Roman" w:hAnsi="Consolas" w:cs="Times New Roman"/>
+          <w:color w:val="FFFFFF"/>
+          <w:sz w:val="21"/>
+          <w:szCs w:val="21"/>
+        </w:rPr>
+      </w:pPr>
+      <w:r>
+        <w:rPr>
+          <w:rFonts w:ascii="Consolas" w:eastAsia="Times New Roman" w:hAnsi="Consolas" w:cs="Times New Roman"/>
+          <w:color w:val="FFFFFF"/>
+          <w:sz w:val="21"/>
+          <w:szCs w:val="21"/>
+        </w:rPr>
+        <w:t>         </w:t>
+      </w:r>
+      <w:proofErr w:type="gramStart"/>
+      <w:r>
+        <w:rPr>
+          <w:rFonts w:ascii="Consolas" w:eastAsia="Times New Roman" w:hAnsi="Consolas" w:cs="Times New Roman"/>
+          <w:color w:val="FFFFFF"/>
+          <w:sz w:val="21"/>
+          <w:szCs w:val="21"/>
+        </w:rPr>
+        <w:t>text-</w:t>
+      </w:r>
+      <w:proofErr w:type="gramEnd"/>
+      <w:r>
+        <w:rPr>
+          <w:rFonts w:ascii="Consolas" w:eastAsia="Times New Roman" w:hAnsi="Consolas" w:cs="Times New Roman"/>
+          <w:color w:val="FFFFFF"/>
+          <w:sz w:val="21"/>
+          <w:szCs w:val="21"/>
+        </w:rPr>
+        <w:t xml:space="preserve">align: </w:t>
+      </w:r>
+      <w:r>
+        <w:rPr>
+          <w:rFonts w:ascii="Consolas" w:eastAsia="Times New Roman" w:hAnsi="Consolas" w:cs="Times New Roman"/>
+          <w:color w:val="FF7E34"/>
+          <w:sz w:val="21"/>
+          <w:szCs w:val="21"/>
+        </w:rPr>
+        <w:t>center</w:t>
+      </w:r>
+      <w:r>
+        <w:rPr>
+          <w:rFonts w:ascii="Consolas" w:eastAsia="Times New Roman" w:hAnsi="Consolas" w:cs="Times New Roman"/>
+          <w:color w:val="FFFFFF"/>
+          <w:sz w:val="21"/>
+          <w:szCs w:val="21"/>
+        </w:rPr>
+        <w:t>;</w:t>
+      </w:r>
+    </w:p>
+    <w:p>
+      <w:pPr>
+        <w:shd w:val="clear" w:color="auto" w:fill="00002C"/>
+        <w:spacing w:line="285" w:lineRule="atLeast"/>
+        <w:rPr>
+          <w:rFonts w:ascii="Consolas" w:eastAsia="Times New Roman" w:hAnsi="Consolas" w:cs="Times New Roman"/>
+          <w:color w:val="FFFFFF"/>
+          <w:sz w:val="21"/>
+          <w:szCs w:val="21"/>
+        </w:rPr>
+      </w:pPr>
+    </w:p>
+    <w:p>
+      <w:pPr>
+        <w:shd w:val="clear" w:color="auto" w:fill="00002C"/>
+        <w:spacing w:line="285" w:lineRule="atLeast"/>
+        <w:rPr>
+          <w:rFonts w:ascii="Consolas" w:eastAsia="Times New Roman" w:hAnsi="Consolas" w:cs="Times New Roman"/>
+          <w:color w:val="FFFFFF"/>
+          <w:sz w:val="21"/>
+          <w:szCs w:val="21"/>
+        </w:rPr>
+      </w:pPr>
+      <w:r>
+        <w:rPr>
+          <w:rFonts w:ascii="Consolas" w:eastAsia="Times New Roman" w:hAnsi="Consolas" w:cs="Times New Roman"/>
+          <w:color w:val="FFFFFF"/>
+          <w:sz w:val="21"/>
+          <w:szCs w:val="21"/>
+        </w:rPr>
+        <w:t>        }</w:t>
+      </w:r>
+    </w:p>
+    <w:p>
+      <w:pPr>
+        <w:pStyle w:val="NoSpacing"/>
+      </w:pPr>
+      <w:r>
+        <w:t xml:space="preserve">Here in the above pic we use the tag text decoration style dotted means that the underline is dotted and the </w:t>
+      </w:r>
+      <w:proofErr w:type="spellStart"/>
+      <w:r>
+        <w:t>thinkness</w:t>
+      </w:r>
+      <w:proofErr w:type="spellEnd"/>
+      <w:r>
+        <w:t xml:space="preserve"> of the that line is 7px which add by the tag text decoration </w:t>
+      </w:r>
+      <w:proofErr w:type="spellStart"/>
+      <w:proofErr w:type="gramStart"/>
+      <w:r>
+        <w:t>thinkness</w:t>
+      </w:r>
+      <w:proofErr w:type="spellEnd"/>
+      <w:r>
+        <w:t xml:space="preserve"> .</w:t>
+      </w:r>
+      <w:proofErr w:type="gramEnd"/>
+      <w:r>
+        <w:t xml:space="preserve"> </w:t>
+      </w:r>
+    </w:p>
+    <w:p>
+      <w:pPr>
+        <w:pStyle w:val="NoSpacing"/>
+      </w:pPr>
+      <w:r>
+        <w:t xml:space="preserve">We can dotted the underline wavy and other different </w:t>
+      </w:r>
+      <w:proofErr w:type="gramStart"/>
+      <w:r>
+        <w:t>types .</w:t>
+      </w:r>
+      <w:proofErr w:type="gramEnd"/>
+    </w:p>
+    <w:p>
+      <w:pPr>
+        <w:pStyle w:val="NoSpacing"/>
+      </w:pPr>
+    </w:p>
+    <w:p>
+      <w:pPr>
+        <w:pStyle w:val="NoSpacing"/>
+      </w:pPr>
+      <w:r>
+        <w:t xml:space="preserve">The CSS property </w:t>
+      </w:r>
+      <w:r>
+        <w:rPr>
+          <w:rStyle w:val="HTMLCode"/>
+          <w:rFonts w:eastAsia="Arial"/>
+        </w:rPr>
+        <w:t>text-indent</w:t>
+      </w:r>
+      <w:r>
+        <w:t xml:space="preserve"> is used to create space at the beginning of the first line of a paragraph. It moves the first line inward without moving the other lines.</w:t>
+      </w:r>
+    </w:p>
+    <w:p>
+      <w:pPr>
+        <w:pStyle w:val="NoSpacing"/>
+      </w:pPr>
+      <w:r>
+        <w:t xml:space="preserve"> </w:t>
+      </w:r>
+    </w:p>
+    <w:p>
+      <w:pPr>
+        <w:pStyle w:val="NoSpacing"/>
+      </w:pPr>
+    </w:p>
+    <w:p>
+      <w:pPr>
+        <w:pStyle w:val="NoSpacing"/>
+      </w:pPr>
+      <w:r>
+        <w:t xml:space="preserve">Here at the last we use the text align center which is used to center the text if we want the left right so we can many other properties are there so we </w:t>
+      </w:r>
+      <w:proofErr w:type="spellStart"/>
+      <w:r>
+        <w:t>canalso</w:t>
+      </w:r>
+      <w:proofErr w:type="spellEnd"/>
+      <w:r>
+        <w:t xml:space="preserve"> used them. </w:t>
+      </w:r>
+    </w:p>
+    <w:p>
+      <w:pPr>
+        <w:pStyle w:val="NoSpacing"/>
+      </w:pPr>
+    </w:p>
+    <w:p>
+      <w:pPr>
+        <w:pStyle w:val="NoSpacing"/>
+      </w:pPr>
+    </w:p>
+    <w:p>
+      <w:pPr>
+        <w:pStyle w:val="NoSpacing"/>
+      </w:pPr>
+    </w:p>
+    <w:p>
+      <w:pPr>
+        <w:pStyle w:val="NoSpacing"/>
+      </w:pPr>
+    </w:p>
+    <w:p>
+      <w:pPr>
+        <w:pStyle w:val="NoSpacing"/>
+      </w:pPr>
+    </w:p>
+    <w:p>
+      <w:pPr>
+        <w:pStyle w:val="NoSpacing"/>
+      </w:pPr>
+    </w:p>
+    <w:p>
+      <w:pPr>
+        <w:pStyle w:val="NoSpacing"/>
+      </w:pPr>
+    </w:p>
+    <w:p>
+      <w:pPr>
+        <w:shd w:val="clear" w:color="auto" w:fill="00002C"/>
+        <w:spacing w:line="285" w:lineRule="atLeast"/>
+        <w:rPr>
+          <w:rFonts w:ascii="Consolas" w:eastAsia="Times New Roman" w:hAnsi="Consolas" w:cs="Times New Roman"/>
+          <w:color w:val="FFFFFF"/>
+          <w:sz w:val="21"/>
+          <w:szCs w:val="21"/>
+        </w:rPr>
+      </w:pPr>
+      <w:r>
+        <w:rPr>
+          <w:rFonts w:ascii="Consolas" w:eastAsia="Times New Roman" w:hAnsi="Consolas" w:cs="Times New Roman"/>
+          <w:color w:val="FFFFFF"/>
+          <w:sz w:val="21"/>
+          <w:szCs w:val="21"/>
+        </w:rPr>
+        <w:t xml:space="preserve">  </w:t>
+      </w:r>
+      <w:proofErr w:type="gramStart"/>
+      <w:r>
+        <w:rPr>
+          <w:rFonts w:ascii="Consolas" w:eastAsia="Times New Roman" w:hAnsi="Consolas" w:cs="Times New Roman"/>
+          <w:color w:val="FF0077"/>
+          <w:sz w:val="21"/>
+          <w:szCs w:val="21"/>
+        </w:rPr>
+        <w:t>p</w:t>
+      </w:r>
+      <w:proofErr w:type="gramEnd"/>
+      <w:r>
+        <w:rPr>
+          <w:rFonts w:ascii="Consolas" w:eastAsia="Times New Roman" w:hAnsi="Consolas" w:cs="Times New Roman"/>
+          <w:color w:val="FFFFFF"/>
+          <w:sz w:val="21"/>
+          <w:szCs w:val="21"/>
+        </w:rPr>
+        <w:t xml:space="preserve"> {</w:t>
+      </w:r>
+    </w:p>
+    <w:p>
+      <w:pPr>
+        <w:shd w:val="clear" w:color="auto" w:fill="00002C"/>
+        <w:spacing w:line="285" w:lineRule="atLeast"/>
+        <w:rPr>
+          <w:rFonts w:ascii="Consolas" w:eastAsia="Times New Roman" w:hAnsi="Consolas" w:cs="Times New Roman"/>
+          <w:color w:val="FFFFFF"/>
+          <w:sz w:val="21"/>
+          <w:szCs w:val="21"/>
+        </w:rPr>
+      </w:pPr>
+    </w:p>
+    <w:p>
+      <w:pPr>
+        <w:shd w:val="clear" w:color="auto" w:fill="00002C"/>
+        <w:spacing w:line="285" w:lineRule="atLeast"/>
+        <w:rPr>
+          <w:rFonts w:ascii="Consolas" w:eastAsia="Times New Roman" w:hAnsi="Consolas" w:cs="Times New Roman"/>
+          <w:color w:val="FFFFFF"/>
+          <w:sz w:val="21"/>
+          <w:szCs w:val="21"/>
+        </w:rPr>
+      </w:pPr>
+      <w:r>
+        <w:rPr>
+          <w:rFonts w:ascii="Consolas" w:eastAsia="Times New Roman" w:hAnsi="Consolas" w:cs="Times New Roman"/>
+          <w:color w:val="FFFFFF"/>
+          <w:sz w:val="21"/>
+          <w:szCs w:val="21"/>
+        </w:rPr>
+        <w:t xml:space="preserve">            </w:t>
+      </w:r>
+      <w:proofErr w:type="gramStart"/>
+      <w:r>
+        <w:rPr>
+          <w:rFonts w:ascii="Consolas" w:eastAsia="Times New Roman" w:hAnsi="Consolas" w:cs="Times New Roman"/>
+          <w:color w:val="FFFFFF"/>
+          <w:sz w:val="21"/>
+          <w:szCs w:val="21"/>
+        </w:rPr>
+        <w:t>border</w:t>
+      </w:r>
+      <w:proofErr w:type="gramEnd"/>
+      <w:r>
+        <w:rPr>
+          <w:rFonts w:ascii="Consolas" w:eastAsia="Times New Roman" w:hAnsi="Consolas" w:cs="Times New Roman"/>
+          <w:color w:val="FFFFFF"/>
+          <w:sz w:val="21"/>
+          <w:szCs w:val="21"/>
+        </w:rPr>
+        <w:t xml:space="preserve">: </w:t>
+      </w:r>
+      <w:r>
+        <w:rPr>
+          <w:rFonts w:ascii="Consolas" w:eastAsia="Times New Roman" w:hAnsi="Consolas" w:cs="Times New Roman"/>
+          <w:color w:val="FF7E34"/>
+          <w:sz w:val="21"/>
+          <w:szCs w:val="21"/>
+        </w:rPr>
+        <w:t>2</w:t>
+      </w:r>
+      <w:r>
+        <w:rPr>
+          <w:rFonts w:ascii="Consolas" w:eastAsia="Times New Roman" w:hAnsi="Consolas" w:cs="Times New Roman"/>
+          <w:color w:val="82FBFF"/>
+          <w:sz w:val="21"/>
+          <w:szCs w:val="21"/>
+        </w:rPr>
+        <w:t>px</w:t>
+      </w:r>
+      <w:r>
+        <w:rPr>
+          <w:rFonts w:ascii="Consolas" w:eastAsia="Times New Roman" w:hAnsi="Consolas" w:cs="Times New Roman"/>
+          <w:color w:val="FFFFFF"/>
+          <w:sz w:val="21"/>
+          <w:szCs w:val="21"/>
+        </w:rPr>
+        <w:t xml:space="preserve"> </w:t>
+      </w:r>
+      <w:r>
+        <w:rPr>
+          <w:rFonts w:ascii="Consolas" w:eastAsia="Times New Roman" w:hAnsi="Consolas" w:cs="Times New Roman"/>
+          <w:color w:val="FF7E34"/>
+          <w:sz w:val="21"/>
+          <w:szCs w:val="21"/>
+        </w:rPr>
+        <w:t>solid</w:t>
+      </w:r>
+      <w:r>
+        <w:rPr>
+          <w:rFonts w:ascii="Consolas" w:eastAsia="Times New Roman" w:hAnsi="Consolas" w:cs="Times New Roman"/>
+          <w:color w:val="FFFFFF"/>
+          <w:sz w:val="21"/>
+          <w:szCs w:val="21"/>
+        </w:rPr>
+        <w:t xml:space="preserve"> </w:t>
+      </w:r>
+      <w:r>
+        <w:rPr>
+          <w:rFonts w:ascii="Consolas" w:eastAsia="Times New Roman" w:hAnsi="Consolas" w:cs="Times New Roman"/>
+          <w:color w:val="FF7E34"/>
+          <w:sz w:val="21"/>
+          <w:szCs w:val="21"/>
+        </w:rPr>
+        <w:t>red</w:t>
+      </w:r>
+      <w:r>
+        <w:rPr>
+          <w:rFonts w:ascii="Consolas" w:eastAsia="Times New Roman" w:hAnsi="Consolas" w:cs="Times New Roman"/>
+          <w:color w:val="FFFFFF"/>
+          <w:sz w:val="21"/>
+          <w:szCs w:val="21"/>
+        </w:rPr>
+        <w:t>;</w:t>
+      </w:r>
+    </w:p>
+    <w:p>
+      <w:pPr>
+        <w:shd w:val="clear" w:color="auto" w:fill="00002C"/>
+        <w:spacing w:line="285" w:lineRule="atLeast"/>
+        <w:rPr>
+          <w:rFonts w:ascii="Consolas" w:eastAsia="Times New Roman" w:hAnsi="Consolas" w:cs="Times New Roman"/>
+          <w:color w:val="FFFFFF"/>
+          <w:sz w:val="21"/>
+          <w:szCs w:val="21"/>
+        </w:rPr>
+      </w:pPr>
+    </w:p>
+    <w:p>
+      <w:pPr>
+        <w:shd w:val="clear" w:color="auto" w:fill="00002C"/>
+        <w:spacing w:line="285" w:lineRule="atLeast"/>
+        <w:rPr>
+          <w:rFonts w:ascii="Consolas" w:eastAsia="Times New Roman" w:hAnsi="Consolas" w:cs="Times New Roman"/>
+          <w:color w:val="FFFFFF"/>
+          <w:sz w:val="21"/>
+          <w:szCs w:val="21"/>
+        </w:rPr>
+      </w:pPr>
+      <w:r>
+        <w:rPr>
+          <w:rFonts w:ascii="Consolas" w:eastAsia="Times New Roman" w:hAnsi="Consolas" w:cs="Times New Roman"/>
+          <w:color w:val="FFFFFF"/>
+          <w:sz w:val="21"/>
+          <w:szCs w:val="21"/>
+        </w:rPr>
+        <w:t xml:space="preserve">            </w:t>
+      </w:r>
+      <w:proofErr w:type="gramStart"/>
+      <w:r>
+        <w:rPr>
+          <w:rFonts w:ascii="Consolas" w:eastAsia="Times New Roman" w:hAnsi="Consolas" w:cs="Times New Roman"/>
+          <w:color w:val="FFFFFF"/>
+          <w:sz w:val="21"/>
+          <w:szCs w:val="21"/>
+        </w:rPr>
+        <w:t>text-overflow</w:t>
+      </w:r>
+      <w:proofErr w:type="gramEnd"/>
+      <w:r>
+        <w:rPr>
+          <w:rFonts w:ascii="Consolas" w:eastAsia="Times New Roman" w:hAnsi="Consolas" w:cs="Times New Roman"/>
+          <w:color w:val="FFFFFF"/>
+          <w:sz w:val="21"/>
+          <w:szCs w:val="21"/>
+        </w:rPr>
+        <w:t xml:space="preserve">: </w:t>
+      </w:r>
+      <w:r>
+        <w:rPr>
+          <w:rFonts w:ascii="Consolas" w:eastAsia="Times New Roman" w:hAnsi="Consolas" w:cs="Times New Roman"/>
+          <w:color w:val="FF7E34"/>
+          <w:sz w:val="21"/>
+          <w:szCs w:val="21"/>
+        </w:rPr>
+        <w:t>ellipsis</w:t>
+      </w:r>
+      <w:r>
+        <w:rPr>
+          <w:rFonts w:ascii="Consolas" w:eastAsia="Times New Roman" w:hAnsi="Consolas" w:cs="Times New Roman"/>
+          <w:color w:val="FFFFFF"/>
+          <w:sz w:val="21"/>
+          <w:szCs w:val="21"/>
+        </w:rPr>
+        <w:t>;</w:t>
+      </w:r>
+    </w:p>
+    <w:p>
+      <w:pPr>
+        <w:shd w:val="clear" w:color="auto" w:fill="00002C"/>
+        <w:spacing w:line="285" w:lineRule="atLeast"/>
+        <w:rPr>
+          <w:rFonts w:ascii="Consolas" w:eastAsia="Times New Roman" w:hAnsi="Consolas" w:cs="Times New Roman"/>
+          <w:color w:val="FFFFFF"/>
+          <w:sz w:val="21"/>
+          <w:szCs w:val="21"/>
+        </w:rPr>
+      </w:pPr>
+      <w:r>
+        <w:rPr>
+          <w:rFonts w:ascii="Consolas" w:eastAsia="Times New Roman" w:hAnsi="Consolas" w:cs="Times New Roman"/>
+          <w:color w:val="FFFFFF"/>
+          <w:sz w:val="21"/>
+          <w:szCs w:val="21"/>
+        </w:rPr>
+        <w:t xml:space="preserve">            </w:t>
+      </w:r>
+      <w:proofErr w:type="gramStart"/>
+      <w:r>
+        <w:rPr>
+          <w:rFonts w:ascii="Consolas" w:eastAsia="Times New Roman" w:hAnsi="Consolas" w:cs="Times New Roman"/>
+          <w:color w:val="FFFFFF"/>
+          <w:sz w:val="21"/>
+          <w:szCs w:val="21"/>
+        </w:rPr>
+        <w:t>overflow</w:t>
+      </w:r>
+      <w:proofErr w:type="gramEnd"/>
+      <w:r>
+        <w:rPr>
+          <w:rFonts w:ascii="Consolas" w:eastAsia="Times New Roman" w:hAnsi="Consolas" w:cs="Times New Roman"/>
+          <w:color w:val="FFFFFF"/>
+          <w:sz w:val="21"/>
+          <w:szCs w:val="21"/>
+        </w:rPr>
+        <w:t xml:space="preserve">: </w:t>
+      </w:r>
+      <w:r>
+        <w:rPr>
+          <w:rFonts w:ascii="Consolas" w:eastAsia="Times New Roman" w:hAnsi="Consolas" w:cs="Times New Roman"/>
+          <w:color w:val="FF7E34"/>
+          <w:sz w:val="21"/>
+          <w:szCs w:val="21"/>
+        </w:rPr>
+        <w:t>clip</w:t>
+      </w:r>
+      <w:r>
+        <w:rPr>
+          <w:rFonts w:ascii="Consolas" w:eastAsia="Times New Roman" w:hAnsi="Consolas" w:cs="Times New Roman"/>
+          <w:color w:val="FFFFFF"/>
+          <w:sz w:val="21"/>
+          <w:szCs w:val="21"/>
+        </w:rPr>
+        <w:t>;</w:t>
+      </w:r>
+    </w:p>
+    <w:p>
+      <w:pPr>
+        <w:shd w:val="clear" w:color="auto" w:fill="00002C"/>
+        <w:spacing w:line="285" w:lineRule="atLeast"/>
+        <w:rPr>
+          <w:rFonts w:ascii="Consolas" w:eastAsia="Times New Roman" w:hAnsi="Consolas" w:cs="Times New Roman"/>
+          <w:color w:val="FFFFFF"/>
+          <w:sz w:val="21"/>
+          <w:szCs w:val="21"/>
+        </w:rPr>
+      </w:pPr>
+      <w:r>
+        <w:rPr>
+          <w:rFonts w:ascii="Consolas" w:eastAsia="Times New Roman" w:hAnsi="Consolas" w:cs="Times New Roman"/>
+          <w:color w:val="FFFFFF"/>
+          <w:sz w:val="21"/>
+          <w:szCs w:val="21"/>
+        </w:rPr>
+        <w:t xml:space="preserve">            </w:t>
+      </w:r>
+      <w:proofErr w:type="gramStart"/>
+      <w:r>
+        <w:rPr>
+          <w:rFonts w:ascii="Consolas" w:eastAsia="Times New Roman" w:hAnsi="Consolas" w:cs="Times New Roman"/>
+          <w:color w:val="FFFFFF"/>
+          <w:sz w:val="21"/>
+          <w:szCs w:val="21"/>
+        </w:rPr>
+        <w:t>word-break</w:t>
+      </w:r>
+      <w:proofErr w:type="gramEnd"/>
+      <w:r>
+        <w:rPr>
+          <w:rFonts w:ascii="Consolas" w:eastAsia="Times New Roman" w:hAnsi="Consolas" w:cs="Times New Roman"/>
+          <w:color w:val="FFFFFF"/>
+          <w:sz w:val="21"/>
+          <w:szCs w:val="21"/>
+        </w:rPr>
+        <w:t xml:space="preserve">: </w:t>
+      </w:r>
+      <w:r>
+        <w:rPr>
+          <w:rFonts w:ascii="Consolas" w:eastAsia="Times New Roman" w:hAnsi="Consolas" w:cs="Times New Roman"/>
+          <w:color w:val="FF7E34"/>
+          <w:sz w:val="21"/>
+          <w:szCs w:val="21"/>
+        </w:rPr>
+        <w:t>break-all</w:t>
+      </w:r>
+      <w:r>
+        <w:rPr>
+          <w:rFonts w:ascii="Consolas" w:eastAsia="Times New Roman" w:hAnsi="Consolas" w:cs="Times New Roman"/>
+          <w:color w:val="FFFFFF"/>
+          <w:sz w:val="21"/>
+          <w:szCs w:val="21"/>
+        </w:rPr>
+        <w:t>;</w:t>
+      </w:r>
+    </w:p>
+    <w:p>
+      <w:pPr>
+        <w:shd w:val="clear" w:color="auto" w:fill="00002C"/>
+        <w:spacing w:line="285" w:lineRule="atLeast"/>
+        <w:rPr>
+          <w:rFonts w:ascii="Consolas" w:eastAsia="Times New Roman" w:hAnsi="Consolas" w:cs="Times New Roman"/>
+          <w:color w:val="FFFFFF"/>
+          <w:sz w:val="21"/>
+          <w:szCs w:val="21"/>
+        </w:rPr>
+      </w:pPr>
+      <w:r>
+        <w:rPr>
+          <w:rFonts w:ascii="Consolas" w:eastAsia="Times New Roman" w:hAnsi="Consolas" w:cs="Times New Roman"/>
+          <w:color w:val="FFFFFF"/>
+          <w:sz w:val="21"/>
+          <w:szCs w:val="21"/>
+        </w:rPr>
+        <w:t xml:space="preserve">            </w:t>
+      </w:r>
+    </w:p>
+    <w:p>
+      <w:pPr>
+        <w:shd w:val="clear" w:color="auto" w:fill="00002C"/>
+        <w:spacing w:line="285" w:lineRule="atLeast"/>
+        <w:rPr>
+          <w:rFonts w:ascii="Consolas" w:eastAsia="Times New Roman" w:hAnsi="Consolas" w:cs="Times New Roman"/>
+          <w:color w:val="FFFFFF"/>
+          <w:sz w:val="21"/>
+          <w:szCs w:val="21"/>
+        </w:rPr>
+      </w:pPr>
+      <w:r>
+        <w:rPr>
+          <w:rFonts w:ascii="Consolas" w:eastAsia="Times New Roman" w:hAnsi="Consolas" w:cs="Times New Roman"/>
+          <w:color w:val="FFFFFF"/>
+          <w:sz w:val="21"/>
+          <w:szCs w:val="21"/>
+        </w:rPr>
+        <w:t>        }</w:t>
+      </w:r>
+    </w:p>
+    <w:p>
+      <w:pPr>
+        <w:shd w:val="clear" w:color="auto" w:fill="00002C"/>
+        <w:spacing w:line="285" w:lineRule="atLeast"/>
+        <w:rPr>
+          <w:rFonts w:ascii="Consolas" w:eastAsia="Times New Roman" w:hAnsi="Consolas" w:cs="Times New Roman"/>
+          <w:color w:val="FFFFFF"/>
+          <w:sz w:val="21"/>
+          <w:szCs w:val="21"/>
+        </w:rPr>
+      </w:pPr>
+      <w:r>
+        <w:rPr>
+          <w:rFonts w:ascii="Consolas" w:eastAsia="Times New Roman" w:hAnsi="Consolas" w:cs="Times New Roman"/>
+          <w:color w:val="FFFFFF"/>
+          <w:sz w:val="21"/>
+          <w:szCs w:val="21"/>
+        </w:rPr>
+        <w:t>    &lt;/</w:t>
+      </w:r>
+      <w:r>
+        <w:rPr>
+          <w:rFonts w:ascii="Consolas" w:eastAsia="Times New Roman" w:hAnsi="Consolas" w:cs="Times New Roman"/>
+          <w:color w:val="FF0077"/>
+          <w:sz w:val="21"/>
+          <w:szCs w:val="21"/>
+        </w:rPr>
+        <w:t>style</w:t>
+      </w:r>
+      <w:r>
+        <w:rPr>
+          <w:rFonts w:ascii="Consolas" w:eastAsia="Times New Roman" w:hAnsi="Consolas" w:cs="Times New Roman"/>
+          <w:color w:val="FFFFFF"/>
+          <w:sz w:val="21"/>
+          <w:szCs w:val="21"/>
+        </w:rPr>
+        <w:t>&gt;</w:t>
+      </w:r>
+    </w:p>
+    <w:p>
+      <w:pPr>
+        <w:shd w:val="clear" w:color="auto" w:fill="00002C"/>
+        <w:spacing w:line="285" w:lineRule="atLeast"/>
+        <w:rPr>
+          <w:rFonts w:ascii="Consolas" w:eastAsia="Times New Roman" w:hAnsi="Consolas" w:cs="Times New Roman"/>
+          <w:color w:val="FFFFFF"/>
+          <w:sz w:val="21"/>
+          <w:szCs w:val="21"/>
+        </w:rPr>
+      </w:pPr>
+    </w:p>
+    <w:p>
+      <w:pPr>
+        <w:shd w:val="clear" w:color="auto" w:fill="00002C"/>
+        <w:spacing w:line="285" w:lineRule="atLeast"/>
+        <w:rPr>
+          <w:rFonts w:ascii="Consolas" w:eastAsia="Times New Roman" w:hAnsi="Consolas" w:cs="Times New Roman"/>
+          <w:color w:val="FFFFFF"/>
+          <w:sz w:val="21"/>
+          <w:szCs w:val="21"/>
+        </w:rPr>
+      </w:pPr>
+      <w:r>
+        <w:rPr>
+          <w:rFonts w:ascii="Consolas" w:eastAsia="Times New Roman" w:hAnsi="Consolas" w:cs="Times New Roman"/>
+          <w:color w:val="FFFFFF"/>
+          <w:sz w:val="21"/>
+          <w:szCs w:val="21"/>
+        </w:rPr>
+        <w:t>&lt;/</w:t>
+      </w:r>
+      <w:r>
+        <w:rPr>
+          <w:rFonts w:ascii="Consolas" w:eastAsia="Times New Roman" w:hAnsi="Consolas" w:cs="Times New Roman"/>
+          <w:color w:val="FF0077"/>
+          <w:sz w:val="21"/>
+          <w:szCs w:val="21"/>
+        </w:rPr>
+        <w:t>head</w:t>
+      </w:r>
+      <w:r>
+        <w:rPr>
+          <w:rFonts w:ascii="Consolas" w:eastAsia="Times New Roman" w:hAnsi="Consolas" w:cs="Times New Roman"/>
+          <w:color w:val="FFFFFF"/>
+          <w:sz w:val="21"/>
+          <w:szCs w:val="21"/>
+        </w:rPr>
+        <w:t>&gt;</w:t>
+      </w:r>
+    </w:p>
+    <w:p>
+      <w:pPr>
+        <w:shd w:val="clear" w:color="auto" w:fill="00002C"/>
+        <w:spacing w:line="285" w:lineRule="atLeast"/>
+        <w:rPr>
+          <w:rFonts w:ascii="Consolas" w:eastAsia="Times New Roman" w:hAnsi="Consolas" w:cs="Times New Roman"/>
+          <w:color w:val="FFFFFF"/>
+          <w:sz w:val="21"/>
+          <w:szCs w:val="21"/>
+        </w:rPr>
+      </w:pPr>
+    </w:p>
+    <w:p>
+      <w:pPr>
+        <w:shd w:val="clear" w:color="auto" w:fill="00002C"/>
+        <w:spacing w:line="285" w:lineRule="atLeast"/>
+        <w:rPr>
+          <w:rFonts w:ascii="Consolas" w:eastAsia="Times New Roman" w:hAnsi="Consolas" w:cs="Times New Roman"/>
+          <w:color w:val="FFFFFF"/>
+          <w:sz w:val="21"/>
+          <w:szCs w:val="21"/>
+        </w:rPr>
+      </w:pPr>
+      <w:r>
+        <w:rPr>
+          <w:rFonts w:ascii="Consolas" w:eastAsia="Times New Roman" w:hAnsi="Consolas" w:cs="Times New Roman"/>
+          <w:color w:val="FFFFFF"/>
+          <w:sz w:val="21"/>
+          <w:szCs w:val="21"/>
+        </w:rPr>
+        <w:lastRenderedPageBreak/>
+        <w:t>&lt;</w:t>
+      </w:r>
+      <w:proofErr w:type="gramStart"/>
+      <w:r>
+        <w:rPr>
+          <w:rFonts w:ascii="Consolas" w:eastAsia="Times New Roman" w:hAnsi="Consolas" w:cs="Times New Roman"/>
+          <w:color w:val="FF0077"/>
+          <w:sz w:val="21"/>
+          <w:szCs w:val="21"/>
+        </w:rPr>
+        <w:t>body</w:t>
+      </w:r>
+      <w:proofErr w:type="gramEnd"/>
+      <w:r>
+        <w:rPr>
+          <w:rFonts w:ascii="Consolas" w:eastAsia="Times New Roman" w:hAnsi="Consolas" w:cs="Times New Roman"/>
+          <w:color w:val="FFFFFF"/>
+          <w:sz w:val="21"/>
+          <w:szCs w:val="21"/>
+        </w:rPr>
+        <w:t>&gt;</w:t>
+      </w:r>
+    </w:p>
+    <w:p>
+      <w:pPr>
+        <w:shd w:val="clear" w:color="auto" w:fill="00002C"/>
+        <w:spacing w:line="285" w:lineRule="atLeast"/>
+        <w:rPr>
+          <w:rFonts w:ascii="Consolas" w:eastAsia="Times New Roman" w:hAnsi="Consolas" w:cs="Times New Roman"/>
+          <w:color w:val="FFFFFF"/>
+          <w:sz w:val="21"/>
+          <w:szCs w:val="21"/>
+        </w:rPr>
+      </w:pPr>
+      <w:r>
+        <w:rPr>
+          <w:rFonts w:ascii="Consolas" w:eastAsia="Times New Roman" w:hAnsi="Consolas" w:cs="Times New Roman"/>
+          <w:color w:val="FFFFFF"/>
+          <w:sz w:val="21"/>
+          <w:szCs w:val="21"/>
+        </w:rPr>
+        <w:t>    &lt;</w:t>
+      </w:r>
+      <w:r>
+        <w:rPr>
+          <w:rFonts w:ascii="Consolas" w:eastAsia="Times New Roman" w:hAnsi="Consolas" w:cs="Times New Roman"/>
+          <w:color w:val="FF0077"/>
+          <w:sz w:val="21"/>
+          <w:szCs w:val="21"/>
+        </w:rPr>
+        <w:t>h2</w:t>
+      </w:r>
+      <w:r>
+        <w:rPr>
+          <w:rFonts w:ascii="Consolas" w:eastAsia="Times New Roman" w:hAnsi="Consolas" w:cs="Times New Roman"/>
+          <w:color w:val="FFFFFF"/>
+          <w:sz w:val="21"/>
+          <w:szCs w:val="21"/>
+        </w:rPr>
+        <w:t>&gt;about&lt;/</w:t>
+      </w:r>
+      <w:r>
+        <w:rPr>
+          <w:rFonts w:ascii="Consolas" w:eastAsia="Times New Roman" w:hAnsi="Consolas" w:cs="Times New Roman"/>
+          <w:color w:val="FF0077"/>
+          <w:sz w:val="21"/>
+          <w:szCs w:val="21"/>
+        </w:rPr>
+        <w:t>h2</w:t>
+      </w:r>
+      <w:r>
+        <w:rPr>
+          <w:rFonts w:ascii="Consolas" w:eastAsia="Times New Roman" w:hAnsi="Consolas" w:cs="Times New Roman"/>
+          <w:color w:val="FFFFFF"/>
+          <w:sz w:val="21"/>
+          <w:szCs w:val="21"/>
+        </w:rPr>
+        <w:t>&gt;</w:t>
+      </w:r>
+    </w:p>
+    <w:p>
+      <w:pPr>
+        <w:shd w:val="clear" w:color="auto" w:fill="00002C"/>
+        <w:spacing w:line="285" w:lineRule="atLeast"/>
+        <w:rPr>
+          <w:rFonts w:ascii="Consolas" w:eastAsia="Times New Roman" w:hAnsi="Consolas" w:cs="Times New Roman"/>
+          <w:color w:val="FFFFFF"/>
+          <w:sz w:val="21"/>
+          <w:szCs w:val="21"/>
+        </w:rPr>
+      </w:pPr>
+      <w:r>
+        <w:rPr>
+          <w:rFonts w:ascii="Consolas" w:eastAsia="Times New Roman" w:hAnsi="Consolas" w:cs="Times New Roman"/>
+          <w:color w:val="FFFFFF"/>
+          <w:sz w:val="21"/>
+          <w:szCs w:val="21"/>
+        </w:rPr>
+        <w:t>    &lt;</w:t>
+      </w:r>
+      <w:r>
+        <w:rPr>
+          <w:rFonts w:ascii="Consolas" w:eastAsia="Times New Roman" w:hAnsi="Consolas" w:cs="Times New Roman"/>
+          <w:color w:val="FF0077"/>
+          <w:sz w:val="21"/>
+          <w:szCs w:val="21"/>
+        </w:rPr>
+        <w:t>P</w:t>
+      </w:r>
+      <w:r>
+        <w:rPr>
+          <w:rFonts w:ascii="Consolas" w:eastAsia="Times New Roman" w:hAnsi="Consolas" w:cs="Times New Roman"/>
+          <w:color w:val="FFFFFF"/>
+          <w:sz w:val="21"/>
+          <w:szCs w:val="21"/>
+        </w:rPr>
+        <w:t>&gt;</w:t>
+      </w:r>
+      <w:proofErr w:type="spellStart"/>
+      <w:r>
+        <w:rPr>
+          <w:rFonts w:ascii="Consolas" w:eastAsia="Times New Roman" w:hAnsi="Consolas" w:cs="Times New Roman"/>
+          <w:color w:val="FFFFFF"/>
+          <w:sz w:val="21"/>
+          <w:szCs w:val="21"/>
+        </w:rPr>
+        <w:t>Lorem</w:t>
+      </w:r>
+      <w:proofErr w:type="spellEnd"/>
+      <w:r>
+        <w:rPr>
+          <w:rFonts w:ascii="Consolas" w:eastAsia="Times New Roman" w:hAnsi="Consolas" w:cs="Times New Roman"/>
+          <w:color w:val="FFFFFF"/>
+          <w:sz w:val="21"/>
+          <w:szCs w:val="21"/>
+        </w:rPr>
+        <w:t xml:space="preserve"> ipsum dolor sit </w:t>
+      </w:r>
+      <w:proofErr w:type="spellStart"/>
+      <w:r>
+        <w:rPr>
+          <w:rFonts w:ascii="Consolas" w:eastAsia="Times New Roman" w:hAnsi="Consolas" w:cs="Times New Roman"/>
+          <w:color w:val="FFFFFF"/>
+          <w:sz w:val="21"/>
+          <w:szCs w:val="21"/>
+        </w:rPr>
+        <w:t>amet</w:t>
+      </w:r>
+      <w:proofErr w:type="spellEnd"/>
+      <w:r>
+        <w:rPr>
+          <w:rFonts w:ascii="Consolas" w:eastAsia="Times New Roman" w:hAnsi="Consolas" w:cs="Times New Roman"/>
+          <w:color w:val="FFFFFF"/>
+          <w:sz w:val="21"/>
+          <w:szCs w:val="21"/>
+        </w:rPr>
+        <w:t xml:space="preserve">, </w:t>
+      </w:r>
+      <w:proofErr w:type="spellStart"/>
+      <w:r>
+        <w:rPr>
+          <w:rFonts w:ascii="Consolas" w:eastAsia="Times New Roman" w:hAnsi="Consolas" w:cs="Times New Roman"/>
+          <w:color w:val="FFFFFF"/>
+          <w:sz w:val="21"/>
+          <w:szCs w:val="21"/>
+        </w:rPr>
+        <w:t>consectetur</w:t>
+      </w:r>
+      <w:proofErr w:type="spellEnd"/>
+      <w:r>
+        <w:rPr>
+          <w:rFonts w:ascii="Consolas" w:eastAsia="Times New Roman" w:hAnsi="Consolas" w:cs="Times New Roman"/>
+          <w:color w:val="FFFFFF"/>
+          <w:sz w:val="21"/>
+          <w:szCs w:val="21"/>
+        </w:rPr>
+        <w:t xml:space="preserve"> </w:t>
+      </w:r>
+      <w:proofErr w:type="spellStart"/>
+      <w:r>
+        <w:rPr>
+          <w:rFonts w:ascii="Consolas" w:eastAsia="Times New Roman" w:hAnsi="Consolas" w:cs="Times New Roman"/>
+          <w:color w:val="FFFFFF"/>
+          <w:sz w:val="21"/>
+          <w:szCs w:val="21"/>
+        </w:rPr>
+        <w:t>adipisicing</w:t>
+      </w:r>
+      <w:proofErr w:type="spellEnd"/>
+      <w:r>
+        <w:rPr>
+          <w:rFonts w:ascii="Consolas" w:eastAsia="Times New Roman" w:hAnsi="Consolas" w:cs="Times New Roman"/>
+          <w:color w:val="FFFFFF"/>
+          <w:sz w:val="21"/>
+          <w:szCs w:val="21"/>
+        </w:rPr>
+        <w:t xml:space="preserve"> </w:t>
+      </w:r>
+      <w:proofErr w:type="spellStart"/>
+      <w:r>
+        <w:rPr>
+          <w:rFonts w:ascii="Consolas" w:eastAsia="Times New Roman" w:hAnsi="Consolas" w:cs="Times New Roman"/>
+          <w:color w:val="FFFFFF"/>
+          <w:sz w:val="21"/>
+          <w:szCs w:val="21"/>
+        </w:rPr>
+        <w:t>elit</w:t>
+      </w:r>
+      <w:proofErr w:type="spellEnd"/>
+      <w:r>
+        <w:rPr>
+          <w:rFonts w:ascii="Consolas" w:eastAsia="Times New Roman" w:hAnsi="Consolas" w:cs="Times New Roman"/>
+          <w:color w:val="FFFFFF"/>
+          <w:sz w:val="21"/>
+          <w:szCs w:val="21"/>
+        </w:rPr>
+        <w:t xml:space="preserve">. Error </w:t>
+      </w:r>
+      <w:proofErr w:type="spellStart"/>
+      <w:r>
+        <w:rPr>
+          <w:rFonts w:ascii="Consolas" w:eastAsia="Times New Roman" w:hAnsi="Consolas" w:cs="Times New Roman"/>
+          <w:color w:val="FFFFFF"/>
+          <w:sz w:val="21"/>
+          <w:szCs w:val="21"/>
+        </w:rPr>
+        <w:t>deleniti</w:t>
+      </w:r>
+      <w:proofErr w:type="spellEnd"/>
+      <w:r>
+        <w:rPr>
+          <w:rFonts w:ascii="Consolas" w:eastAsia="Times New Roman" w:hAnsi="Consolas" w:cs="Times New Roman"/>
+          <w:color w:val="FFFFFF"/>
+          <w:sz w:val="21"/>
+          <w:szCs w:val="21"/>
+        </w:rPr>
+        <w:t xml:space="preserve"> </w:t>
+      </w:r>
+      <w:proofErr w:type="spellStart"/>
+      <w:r>
+        <w:rPr>
+          <w:rFonts w:ascii="Consolas" w:eastAsia="Times New Roman" w:hAnsi="Consolas" w:cs="Times New Roman"/>
+          <w:color w:val="FFFFFF"/>
+          <w:sz w:val="21"/>
+          <w:szCs w:val="21"/>
+        </w:rPr>
+        <w:t>neque</w:t>
+      </w:r>
+      <w:proofErr w:type="spellEnd"/>
+      <w:r>
+        <w:rPr>
+          <w:rFonts w:ascii="Consolas" w:eastAsia="Times New Roman" w:hAnsi="Consolas" w:cs="Times New Roman"/>
+          <w:color w:val="FFFFFF"/>
+          <w:sz w:val="21"/>
+          <w:szCs w:val="21"/>
+        </w:rPr>
+        <w:t xml:space="preserve"> </w:t>
+      </w:r>
+      <w:proofErr w:type="spellStart"/>
+      <w:r>
+        <w:rPr>
+          <w:rFonts w:ascii="Consolas" w:eastAsia="Times New Roman" w:hAnsi="Consolas" w:cs="Times New Roman"/>
+          <w:color w:val="FFFFFF"/>
+          <w:sz w:val="21"/>
+          <w:szCs w:val="21"/>
+        </w:rPr>
+        <w:t>quas</w:t>
+      </w:r>
+      <w:proofErr w:type="spellEnd"/>
+      <w:r>
+        <w:rPr>
+          <w:rFonts w:ascii="Consolas" w:eastAsia="Times New Roman" w:hAnsi="Consolas" w:cs="Times New Roman"/>
+          <w:color w:val="FFFFFF"/>
+          <w:sz w:val="21"/>
+          <w:szCs w:val="21"/>
+        </w:rPr>
+        <w:t xml:space="preserve"> in alias </w:t>
+      </w:r>
+      <w:proofErr w:type="spellStart"/>
+      <w:r>
+        <w:rPr>
+          <w:rFonts w:ascii="Consolas" w:eastAsia="Times New Roman" w:hAnsi="Consolas" w:cs="Times New Roman"/>
+          <w:color w:val="FFFFFF"/>
+          <w:sz w:val="21"/>
+          <w:szCs w:val="21"/>
+        </w:rPr>
+        <w:t>esse</w:t>
+      </w:r>
+      <w:proofErr w:type="spellEnd"/>
+      <w:r>
+        <w:rPr>
+          <w:rFonts w:ascii="Consolas" w:eastAsia="Times New Roman" w:hAnsi="Consolas" w:cs="Times New Roman"/>
+          <w:color w:val="FFFFFF"/>
+          <w:sz w:val="21"/>
+          <w:szCs w:val="21"/>
+        </w:rPr>
+        <w:t xml:space="preserve">, </w:t>
+      </w:r>
+      <w:proofErr w:type="spellStart"/>
+      <w:r>
+        <w:rPr>
+          <w:rFonts w:ascii="Consolas" w:eastAsia="Times New Roman" w:hAnsi="Consolas" w:cs="Times New Roman"/>
+          <w:color w:val="FFFFFF"/>
+          <w:sz w:val="21"/>
+          <w:szCs w:val="21"/>
+        </w:rPr>
+        <w:t>cumque</w:t>
+      </w:r>
+      <w:proofErr w:type="spellEnd"/>
+      <w:r>
+        <w:rPr>
+          <w:rFonts w:ascii="Consolas" w:eastAsia="Times New Roman" w:hAnsi="Consolas" w:cs="Times New Roman"/>
+          <w:color w:val="FFFFFF"/>
+          <w:sz w:val="21"/>
+          <w:szCs w:val="21"/>
+        </w:rPr>
+        <w:t xml:space="preserve"> </w:t>
+      </w:r>
+      <w:proofErr w:type="spellStart"/>
+      <w:r>
+        <w:rPr>
+          <w:rFonts w:ascii="Consolas" w:eastAsia="Times New Roman" w:hAnsi="Consolas" w:cs="Times New Roman"/>
+          <w:color w:val="FFFFFF"/>
+          <w:sz w:val="21"/>
+          <w:szCs w:val="21"/>
+        </w:rPr>
+        <w:t>eveniet</w:t>
+      </w:r>
+      <w:proofErr w:type="spellEnd"/>
+    </w:p>
+    <w:p>
+      <w:pPr>
+        <w:shd w:val="clear" w:color="auto" w:fill="00002C"/>
+        <w:spacing w:line="285" w:lineRule="atLeast"/>
+        <w:rPr>
+          <w:rFonts w:ascii="Consolas" w:eastAsia="Times New Roman" w:hAnsi="Consolas" w:cs="Times New Roman"/>
+          <w:color w:val="FFFFFF"/>
+          <w:sz w:val="21"/>
+          <w:szCs w:val="21"/>
+        </w:rPr>
+      </w:pPr>
+      <w:r>
+        <w:rPr>
+          <w:rFonts w:ascii="Consolas" w:eastAsia="Times New Roman" w:hAnsi="Consolas" w:cs="Times New Roman"/>
+          <w:color w:val="FFFFFF"/>
+          <w:sz w:val="21"/>
+          <w:szCs w:val="21"/>
+        </w:rPr>
+        <w:t xml:space="preserve">        </w:t>
+      </w:r>
+      <w:proofErr w:type="spellStart"/>
+      <w:proofErr w:type="gramStart"/>
+      <w:r>
+        <w:rPr>
+          <w:rFonts w:ascii="Consolas" w:eastAsia="Times New Roman" w:hAnsi="Consolas" w:cs="Times New Roman"/>
+          <w:color w:val="FFFFFF"/>
+          <w:sz w:val="21"/>
+          <w:szCs w:val="21"/>
+        </w:rPr>
+        <w:t>amet</w:t>
+      </w:r>
+      <w:proofErr w:type="spellEnd"/>
+      <w:proofErr w:type="gramEnd"/>
+      <w:r>
+        <w:rPr>
+          <w:rFonts w:ascii="Consolas" w:eastAsia="Times New Roman" w:hAnsi="Consolas" w:cs="Times New Roman"/>
+          <w:color w:val="FFFFFF"/>
+          <w:sz w:val="21"/>
+          <w:szCs w:val="21"/>
+        </w:rPr>
+        <w:t xml:space="preserve"> </w:t>
+      </w:r>
+      <w:proofErr w:type="spellStart"/>
+      <w:r>
+        <w:rPr>
+          <w:rFonts w:ascii="Consolas" w:eastAsia="Times New Roman" w:hAnsi="Consolas" w:cs="Times New Roman"/>
+          <w:color w:val="FFFFFF"/>
+          <w:sz w:val="21"/>
+          <w:szCs w:val="21"/>
+        </w:rPr>
+        <w:t>harum</w:t>
+      </w:r>
+      <w:proofErr w:type="spellEnd"/>
+      <w:r>
+        <w:rPr>
+          <w:rFonts w:ascii="Consolas" w:eastAsia="Times New Roman" w:hAnsi="Consolas" w:cs="Times New Roman"/>
+          <w:color w:val="FFFFFF"/>
+          <w:sz w:val="21"/>
+          <w:szCs w:val="21"/>
+        </w:rPr>
+        <w:t xml:space="preserve">. </w:t>
+      </w:r>
+      <w:proofErr w:type="spellStart"/>
+      <w:r>
+        <w:rPr>
+          <w:rFonts w:ascii="Consolas" w:eastAsia="Times New Roman" w:hAnsi="Consolas" w:cs="Times New Roman"/>
+          <w:color w:val="FFFFFF"/>
+          <w:sz w:val="21"/>
+          <w:szCs w:val="21"/>
+        </w:rPr>
+        <w:t>Veritatis</w:t>
+      </w:r>
+      <w:proofErr w:type="spellEnd"/>
+      <w:r>
+        <w:rPr>
+          <w:rFonts w:ascii="Consolas" w:eastAsia="Times New Roman" w:hAnsi="Consolas" w:cs="Times New Roman"/>
+          <w:color w:val="FFFFFF"/>
+          <w:sz w:val="21"/>
+          <w:szCs w:val="21"/>
+        </w:rPr>
+        <w:t xml:space="preserve"> </w:t>
+      </w:r>
+      <w:proofErr w:type="spellStart"/>
+      <w:r>
+        <w:rPr>
+          <w:rFonts w:ascii="Consolas" w:eastAsia="Times New Roman" w:hAnsi="Consolas" w:cs="Times New Roman"/>
+          <w:color w:val="FFFFFF"/>
+          <w:sz w:val="21"/>
+          <w:szCs w:val="21"/>
+        </w:rPr>
+        <w:t>numquam</w:t>
+      </w:r>
+      <w:proofErr w:type="spellEnd"/>
+      <w:r>
+        <w:rPr>
+          <w:rFonts w:ascii="Consolas" w:eastAsia="Times New Roman" w:hAnsi="Consolas" w:cs="Times New Roman"/>
+          <w:color w:val="FFFFFF"/>
+          <w:sz w:val="21"/>
+          <w:szCs w:val="21"/>
+        </w:rPr>
+        <w:t xml:space="preserve"> </w:t>
+      </w:r>
+      <w:proofErr w:type="spellStart"/>
+      <w:r>
+        <w:rPr>
+          <w:rFonts w:ascii="Consolas" w:eastAsia="Times New Roman" w:hAnsi="Consolas" w:cs="Times New Roman"/>
+          <w:color w:val="FFFFFF"/>
+          <w:sz w:val="21"/>
+          <w:szCs w:val="21"/>
+        </w:rPr>
+        <w:t>nobis</w:t>
+      </w:r>
+      <w:proofErr w:type="spellEnd"/>
+      <w:r>
+        <w:rPr>
+          <w:rFonts w:ascii="Consolas" w:eastAsia="Times New Roman" w:hAnsi="Consolas" w:cs="Times New Roman"/>
+          <w:color w:val="FFFFFF"/>
+          <w:sz w:val="21"/>
+          <w:szCs w:val="21"/>
+        </w:rPr>
+        <w:t xml:space="preserve"> </w:t>
+      </w:r>
+      <w:proofErr w:type="spellStart"/>
+      <w:r>
+        <w:rPr>
+          <w:rFonts w:ascii="Consolas" w:eastAsia="Times New Roman" w:hAnsi="Consolas" w:cs="Times New Roman"/>
+          <w:color w:val="FFFFFF"/>
+          <w:sz w:val="21"/>
+          <w:szCs w:val="21"/>
+        </w:rPr>
+        <w:t>deleniti</w:t>
+      </w:r>
+      <w:proofErr w:type="spellEnd"/>
+      <w:r>
+        <w:rPr>
+          <w:rFonts w:ascii="Consolas" w:eastAsia="Times New Roman" w:hAnsi="Consolas" w:cs="Times New Roman"/>
+          <w:color w:val="FFFFFF"/>
+          <w:sz w:val="21"/>
+          <w:szCs w:val="21"/>
+        </w:rPr>
+        <w:t xml:space="preserve"> </w:t>
+      </w:r>
+      <w:proofErr w:type="spellStart"/>
+      <w:r>
+        <w:rPr>
+          <w:rFonts w:ascii="Consolas" w:eastAsia="Times New Roman" w:hAnsi="Consolas" w:cs="Times New Roman"/>
+          <w:color w:val="FFFFFF"/>
+          <w:sz w:val="21"/>
+          <w:szCs w:val="21"/>
+        </w:rPr>
+        <w:t>repellat</w:t>
+      </w:r>
+      <w:proofErr w:type="spellEnd"/>
+      <w:r>
+        <w:rPr>
+          <w:rFonts w:ascii="Consolas" w:eastAsia="Times New Roman" w:hAnsi="Consolas" w:cs="Times New Roman"/>
+          <w:color w:val="FFFFFF"/>
+          <w:sz w:val="21"/>
+          <w:szCs w:val="21"/>
+        </w:rPr>
+        <w:t xml:space="preserve"> </w:t>
+      </w:r>
+      <w:proofErr w:type="spellStart"/>
+      <w:r>
+        <w:rPr>
+          <w:rFonts w:ascii="Consolas" w:eastAsia="Times New Roman" w:hAnsi="Consolas" w:cs="Times New Roman"/>
+          <w:color w:val="FFFFFF"/>
+          <w:sz w:val="21"/>
+          <w:szCs w:val="21"/>
+        </w:rPr>
+        <w:t>praesentium</w:t>
+      </w:r>
+      <w:proofErr w:type="spellEnd"/>
+      <w:r>
+        <w:rPr>
+          <w:rFonts w:ascii="Consolas" w:eastAsia="Times New Roman" w:hAnsi="Consolas" w:cs="Times New Roman"/>
+          <w:color w:val="FFFFFF"/>
+          <w:sz w:val="21"/>
+          <w:szCs w:val="21"/>
+        </w:rPr>
+        <w:t xml:space="preserve">. Quae, quos </w:t>
+      </w:r>
+      <w:proofErr w:type="spellStart"/>
+      <w:r>
+        <w:rPr>
+          <w:rFonts w:ascii="Consolas" w:eastAsia="Times New Roman" w:hAnsi="Consolas" w:cs="Times New Roman"/>
+          <w:color w:val="FFFFFF"/>
+          <w:sz w:val="21"/>
+          <w:szCs w:val="21"/>
+        </w:rPr>
+        <w:t>quaerat</w:t>
+      </w:r>
+      <w:proofErr w:type="spellEnd"/>
+      <w:r>
+        <w:rPr>
+          <w:rFonts w:ascii="Consolas" w:eastAsia="Times New Roman" w:hAnsi="Consolas" w:cs="Times New Roman"/>
+          <w:color w:val="FFFFFF"/>
+          <w:sz w:val="21"/>
+          <w:szCs w:val="21"/>
+        </w:rPr>
+        <w:t xml:space="preserve">. </w:t>
+      </w:r>
+      <w:proofErr w:type="spellStart"/>
+      <w:r>
+        <w:rPr>
+          <w:rFonts w:ascii="Consolas" w:eastAsia="Times New Roman" w:hAnsi="Consolas" w:cs="Times New Roman"/>
+          <w:color w:val="FFFFFF"/>
+          <w:sz w:val="21"/>
+          <w:szCs w:val="21"/>
+        </w:rPr>
+        <w:t>Iste</w:t>
+      </w:r>
+      <w:proofErr w:type="spellEnd"/>
+      <w:r>
+        <w:rPr>
+          <w:rFonts w:ascii="Consolas" w:eastAsia="Times New Roman" w:hAnsi="Consolas" w:cs="Times New Roman"/>
+          <w:color w:val="FFFFFF"/>
+          <w:sz w:val="21"/>
+          <w:szCs w:val="21"/>
+        </w:rPr>
+        <w:t>, quasi</w:t>
+      </w:r>
+      <w:proofErr w:type="gramStart"/>
+      <w:r>
+        <w:rPr>
+          <w:rFonts w:ascii="Consolas" w:eastAsia="Times New Roman" w:hAnsi="Consolas" w:cs="Times New Roman"/>
+          <w:color w:val="FFFFFF"/>
+          <w:sz w:val="21"/>
+          <w:szCs w:val="21"/>
+        </w:rPr>
+        <w:t>!&lt;</w:t>
+      </w:r>
+      <w:proofErr w:type="gramEnd"/>
+      <w:r>
+        <w:rPr>
+          <w:rFonts w:ascii="Consolas" w:eastAsia="Times New Roman" w:hAnsi="Consolas" w:cs="Times New Roman"/>
+          <w:color w:val="FFFFFF"/>
+          <w:sz w:val="21"/>
+          <w:szCs w:val="21"/>
+        </w:rPr>
+        <w:t>/</w:t>
+      </w:r>
+      <w:r>
+        <w:rPr>
+          <w:rFonts w:ascii="Consolas" w:eastAsia="Times New Roman" w:hAnsi="Consolas" w:cs="Times New Roman"/>
+          <w:color w:val="FF0077"/>
+          <w:sz w:val="21"/>
+          <w:szCs w:val="21"/>
+        </w:rPr>
+        <w:t>P</w:t>
+      </w:r>
+      <w:r>
+        <w:rPr>
+          <w:rFonts w:ascii="Consolas" w:eastAsia="Times New Roman" w:hAnsi="Consolas" w:cs="Times New Roman"/>
+          <w:color w:val="FFFFFF"/>
+          <w:sz w:val="21"/>
+          <w:szCs w:val="21"/>
+        </w:rPr>
+        <w:t>&gt;</w:t>
+      </w:r>
+    </w:p>
+    <w:p>
+      <w:pPr>
+        <w:shd w:val="clear" w:color="auto" w:fill="00002C"/>
+        <w:spacing w:line="285" w:lineRule="atLeast"/>
+        <w:rPr>
+          <w:rFonts w:ascii="Consolas" w:eastAsia="Times New Roman" w:hAnsi="Consolas" w:cs="Times New Roman"/>
+          <w:color w:val="FFFFFF"/>
+          <w:sz w:val="21"/>
+          <w:szCs w:val="21"/>
+        </w:rPr>
+      </w:pPr>
+      <w:r>
+        <w:rPr>
+          <w:rFonts w:ascii="Consolas" w:eastAsia="Times New Roman" w:hAnsi="Consolas" w:cs="Times New Roman"/>
+          <w:color w:val="FFFFFF"/>
+          <w:sz w:val="21"/>
+          <w:szCs w:val="21"/>
+        </w:rPr>
+        <w:t>&lt;/</w:t>
+      </w:r>
+      <w:r>
+        <w:rPr>
+          <w:rFonts w:ascii="Consolas" w:eastAsia="Times New Roman" w:hAnsi="Consolas" w:cs="Times New Roman"/>
+          <w:color w:val="FF0077"/>
+          <w:sz w:val="21"/>
+          <w:szCs w:val="21"/>
+        </w:rPr>
+        <w:t>body</w:t>
+      </w:r>
+      <w:r>
+        <w:rPr>
+          <w:rFonts w:ascii="Consolas" w:eastAsia="Times New Roman" w:hAnsi="Consolas" w:cs="Times New Roman"/>
+          <w:color w:val="FFFFFF"/>
+          <w:sz w:val="21"/>
+          <w:szCs w:val="21"/>
+        </w:rPr>
+        <w:t>&gt;</w:t>
+      </w:r>
+    </w:p>
+    <w:p>
+      <w:pPr>
+        <w:pStyle w:val="NoSpacing"/>
+      </w:pPr>
+      <w:r>
+        <w:t xml:space="preserve">Here in this pic first we make the one </w:t>
+      </w:r>
+      <w:proofErr w:type="spellStart"/>
+      <w:r>
+        <w:t>praragraph</w:t>
+      </w:r>
+      <w:proofErr w:type="spellEnd"/>
+      <w:r>
+        <w:t xml:space="preserve"> for the understanding of the tags and their implementation</w:t>
+      </w:r>
+    </w:p>
+    <w:p>
+      <w:pPr>
+        <w:pStyle w:val="NoSpacing"/>
+      </w:pPr>
+      <w:r>
+        <w:t xml:space="preserve">By using the paragraph we use the text overflow ellipsis which means to add the text of the whole paragraph in the box and by </w:t>
+      </w:r>
+      <w:proofErr w:type="spellStart"/>
+      <w:r>
+        <w:t>usin</w:t>
+      </w:r>
+      <w:proofErr w:type="spellEnd"/>
+      <w:r>
+        <w:t xml:space="preserve"> the border we use the color is red and the </w:t>
+      </w:r>
+      <w:proofErr w:type="spellStart"/>
+      <w:proofErr w:type="gramStart"/>
+      <w:r>
+        <w:t>px</w:t>
+      </w:r>
+      <w:proofErr w:type="spellEnd"/>
+      <w:proofErr w:type="gramEnd"/>
+      <w:r>
+        <w:t xml:space="preserve"> of that </w:t>
+      </w:r>
+      <w:proofErr w:type="spellStart"/>
+      <w:r>
+        <w:t>bodeer</w:t>
+      </w:r>
+      <w:proofErr w:type="spellEnd"/>
+      <w:r>
+        <w:t xml:space="preserve"> is </w:t>
+      </w:r>
+    </w:p>
+    <w:p/>
+    <w:p/>
+    <w:p/>
+    <w:p>
+      <w:pPr>
+        <w:rPr>
+          <w:b/>
+        </w:rPr>
+      </w:pPr>
+      <w:r>
+        <w:rPr>
+          <w:b/>
+        </w:rPr>
+        <w:t xml:space="preserve">Colors in the </w:t>
+      </w:r>
+      <w:proofErr w:type="spellStart"/>
+      <w:r>
+        <w:rPr>
+          <w:b/>
+        </w:rPr>
+        <w:t>css</w:t>
+      </w:r>
+      <w:proofErr w:type="spellEnd"/>
+      <w:r>
+        <w:rPr>
+          <w:b/>
+        </w:rPr>
+        <w:t>:</w:t>
+      </w:r>
+    </w:p>
+    <w:p>
+      <w:pPr>
+        <w:pStyle w:val="NoSpacing"/>
+      </w:pPr>
+      <w:r>
+        <w:t xml:space="preserve">   </w:t>
+      </w:r>
+      <w:r>
+        <w:t xml:space="preserve">We use a lot of the colors in </w:t>
+      </w:r>
+      <w:proofErr w:type="spellStart"/>
+      <w:r>
+        <w:t>th</w:t>
+      </w:r>
+      <w:proofErr w:type="spellEnd"/>
+      <w:r>
+        <w:t xml:space="preserve"> </w:t>
+      </w:r>
+      <w:proofErr w:type="spellStart"/>
+      <w:r>
+        <w:t>css</w:t>
+      </w:r>
+      <w:proofErr w:type="spellEnd"/>
+      <w:r>
+        <w:t xml:space="preserve"> to style our web so there are many colors that don’t have the same name as they seems means to dark green </w:t>
+      </w:r>
+      <w:proofErr w:type="spellStart"/>
+      <w:r>
+        <w:t>lets</w:t>
+      </w:r>
+      <w:proofErr w:type="spellEnd"/>
+      <w:r>
+        <w:t xml:space="preserve"> say so not a key word so it can be used by the color code and other method I  mentioned below .</w:t>
+      </w:r>
+    </w:p>
+    <w:p>
+      <w:pPr>
+        <w:shd w:val="clear" w:color="auto" w:fill="00002C"/>
+        <w:spacing w:line="285" w:lineRule="atLeast"/>
+        <w:rPr>
+          <w:rFonts w:ascii="Consolas" w:eastAsia="Times New Roman" w:hAnsi="Consolas" w:cs="Times New Roman"/>
+          <w:color w:val="FFFFFF"/>
+          <w:sz w:val="21"/>
+          <w:szCs w:val="21"/>
+        </w:rPr>
+      </w:pPr>
+      <w:r>
+        <w:rPr>
+          <w:rFonts w:ascii="Consolas" w:eastAsia="Times New Roman" w:hAnsi="Consolas" w:cs="Times New Roman"/>
+          <w:color w:val="FFFFFF"/>
+          <w:sz w:val="21"/>
+          <w:szCs w:val="21"/>
+        </w:rPr>
+        <w:t>    &lt;</w:t>
+      </w:r>
+      <w:r>
+        <w:rPr>
+          <w:rFonts w:ascii="Consolas" w:eastAsia="Times New Roman" w:hAnsi="Consolas" w:cs="Times New Roman"/>
+          <w:color w:val="FF0077"/>
+          <w:sz w:val="21"/>
+          <w:szCs w:val="21"/>
+        </w:rPr>
+        <w:t>p</w:t>
+      </w:r>
+      <w:r>
+        <w:rPr>
+          <w:rFonts w:ascii="Consolas" w:eastAsia="Times New Roman" w:hAnsi="Consolas" w:cs="Times New Roman"/>
+          <w:color w:val="FFFFFF"/>
+          <w:sz w:val="21"/>
+          <w:szCs w:val="21"/>
+        </w:rPr>
+        <w:t xml:space="preserve">&gt; </w:t>
+      </w:r>
+    </w:p>
+    <w:p>
+      <w:pPr>
+        <w:shd w:val="clear" w:color="auto" w:fill="00002C"/>
+        <w:spacing w:line="285" w:lineRule="atLeast"/>
+        <w:rPr>
+          <w:rFonts w:ascii="Consolas" w:eastAsia="Times New Roman" w:hAnsi="Consolas" w:cs="Times New Roman"/>
+          <w:color w:val="FFFFFF"/>
+          <w:sz w:val="21"/>
+          <w:szCs w:val="21"/>
+        </w:rPr>
+      </w:pPr>
+      <w:r>
+        <w:rPr>
+          <w:rFonts w:ascii="Consolas" w:eastAsia="Times New Roman" w:hAnsi="Consolas" w:cs="Times New Roman"/>
+          <w:color w:val="FFFFFF"/>
+          <w:sz w:val="21"/>
+          <w:szCs w:val="21"/>
+        </w:rPr>
+        <w:t>        Colors can be represented in:</w:t>
+      </w:r>
+    </w:p>
+    <w:p>
+      <w:pPr>
+        <w:shd w:val="clear" w:color="auto" w:fill="00002C"/>
+        <w:spacing w:line="285" w:lineRule="atLeast"/>
+        <w:rPr>
+          <w:rFonts w:ascii="Consolas" w:eastAsia="Times New Roman" w:hAnsi="Consolas" w:cs="Times New Roman"/>
+          <w:color w:val="FFFFFF"/>
+          <w:sz w:val="21"/>
+          <w:szCs w:val="21"/>
+        </w:rPr>
+      </w:pPr>
+      <w:r>
+        <w:rPr>
+          <w:rFonts w:ascii="Consolas" w:eastAsia="Times New Roman" w:hAnsi="Consolas" w:cs="Times New Roman"/>
+          <w:color w:val="FFFFFF"/>
+          <w:sz w:val="21"/>
+          <w:szCs w:val="21"/>
+        </w:rPr>
+        <w:t>        &lt;</w:t>
+      </w:r>
+      <w:proofErr w:type="spellStart"/>
+      <w:proofErr w:type="gramStart"/>
+      <w:r>
+        <w:rPr>
+          <w:rFonts w:ascii="Consolas" w:eastAsia="Times New Roman" w:hAnsi="Consolas" w:cs="Times New Roman"/>
+          <w:color w:val="FF0077"/>
+          <w:sz w:val="21"/>
+          <w:szCs w:val="21"/>
+        </w:rPr>
+        <w:t>ol</w:t>
+      </w:r>
+      <w:proofErr w:type="spellEnd"/>
+      <w:proofErr w:type="gramEnd"/>
+      <w:r>
+        <w:rPr>
+          <w:rFonts w:ascii="Consolas" w:eastAsia="Times New Roman" w:hAnsi="Consolas" w:cs="Times New Roman"/>
+          <w:color w:val="FFFFFF"/>
+          <w:sz w:val="21"/>
+          <w:szCs w:val="21"/>
+        </w:rPr>
+        <w:t>&gt;</w:t>
+      </w:r>
+    </w:p>
+    <w:p>
+      <w:pPr>
+        <w:shd w:val="clear" w:color="auto" w:fill="00002C"/>
+        <w:spacing w:line="285" w:lineRule="atLeast"/>
+        <w:rPr>
+          <w:rFonts w:ascii="Consolas" w:eastAsia="Times New Roman" w:hAnsi="Consolas" w:cs="Times New Roman"/>
+          <w:color w:val="FFFFFF"/>
+          <w:sz w:val="21"/>
+          <w:szCs w:val="21"/>
+        </w:rPr>
+      </w:pPr>
+      <w:r>
+        <w:rPr>
+          <w:rFonts w:ascii="Consolas" w:eastAsia="Times New Roman" w:hAnsi="Consolas" w:cs="Times New Roman"/>
+          <w:color w:val="FFFFFF"/>
+          <w:sz w:val="21"/>
+          <w:szCs w:val="21"/>
+        </w:rPr>
+        <w:t>            &lt;</w:t>
+      </w:r>
+      <w:proofErr w:type="gramStart"/>
+      <w:r>
+        <w:rPr>
+          <w:rFonts w:ascii="Consolas" w:eastAsia="Times New Roman" w:hAnsi="Consolas" w:cs="Times New Roman"/>
+          <w:color w:val="FF0077"/>
+          <w:sz w:val="21"/>
+          <w:szCs w:val="21"/>
+        </w:rPr>
+        <w:t>li</w:t>
+      </w:r>
+      <w:r>
+        <w:rPr>
+          <w:rFonts w:ascii="Consolas" w:eastAsia="Times New Roman" w:hAnsi="Consolas" w:cs="Times New Roman"/>
+          <w:color w:val="FFFFFF"/>
+          <w:sz w:val="21"/>
+          <w:szCs w:val="21"/>
+        </w:rPr>
+        <w:t>&gt;</w:t>
+      </w:r>
+      <w:proofErr w:type="gramEnd"/>
+      <w:r>
+        <w:rPr>
+          <w:rFonts w:ascii="Consolas" w:eastAsia="Times New Roman" w:hAnsi="Consolas" w:cs="Times New Roman"/>
+          <w:color w:val="FFFFFF"/>
+          <w:sz w:val="21"/>
+          <w:szCs w:val="21"/>
+        </w:rPr>
+        <w:t>colors keywords &lt;/</w:t>
+      </w:r>
+      <w:r>
+        <w:rPr>
+          <w:rFonts w:ascii="Consolas" w:eastAsia="Times New Roman" w:hAnsi="Consolas" w:cs="Times New Roman"/>
+          <w:color w:val="FF0077"/>
+          <w:sz w:val="21"/>
+          <w:szCs w:val="21"/>
+        </w:rPr>
+        <w:t>li</w:t>
+      </w:r>
+      <w:r>
+        <w:rPr>
+          <w:rFonts w:ascii="Consolas" w:eastAsia="Times New Roman" w:hAnsi="Consolas" w:cs="Times New Roman"/>
+          <w:color w:val="FFFFFF"/>
+          <w:sz w:val="21"/>
+          <w:szCs w:val="21"/>
+        </w:rPr>
+        <w:t>&gt;</w:t>
+      </w:r>
+    </w:p>
+    <w:p>
+      <w:pPr>
+        <w:shd w:val="clear" w:color="auto" w:fill="00002C"/>
+        <w:spacing w:line="285" w:lineRule="atLeast"/>
+        <w:rPr>
+          <w:rFonts w:ascii="Consolas" w:eastAsia="Times New Roman" w:hAnsi="Consolas" w:cs="Times New Roman"/>
+          <w:color w:val="FFFFFF"/>
+          <w:sz w:val="21"/>
+          <w:szCs w:val="21"/>
+        </w:rPr>
+      </w:pPr>
+      <w:r>
+        <w:rPr>
+          <w:rFonts w:ascii="Consolas" w:eastAsia="Times New Roman" w:hAnsi="Consolas" w:cs="Times New Roman"/>
+          <w:color w:val="FFFFFF"/>
+          <w:sz w:val="21"/>
+          <w:szCs w:val="21"/>
+        </w:rPr>
+        <w:t>            &lt;</w:t>
+      </w:r>
+      <w:proofErr w:type="gramStart"/>
+      <w:r>
+        <w:rPr>
+          <w:rFonts w:ascii="Consolas" w:eastAsia="Times New Roman" w:hAnsi="Consolas" w:cs="Times New Roman"/>
+          <w:color w:val="FF0077"/>
+          <w:sz w:val="21"/>
+          <w:szCs w:val="21"/>
+        </w:rPr>
+        <w:t>li</w:t>
+      </w:r>
+      <w:r>
+        <w:rPr>
+          <w:rFonts w:ascii="Consolas" w:eastAsia="Times New Roman" w:hAnsi="Consolas" w:cs="Times New Roman"/>
+          <w:color w:val="FFFFFF"/>
+          <w:sz w:val="21"/>
+          <w:szCs w:val="21"/>
+        </w:rPr>
+        <w:t>&gt;</w:t>
+      </w:r>
+      <w:proofErr w:type="gramEnd"/>
+      <w:r>
+        <w:rPr>
+          <w:rFonts w:ascii="Consolas" w:eastAsia="Times New Roman" w:hAnsi="Consolas" w:cs="Times New Roman"/>
+          <w:color w:val="FFFFFF"/>
+          <w:sz w:val="21"/>
+          <w:szCs w:val="21"/>
+        </w:rPr>
+        <w:t>Hex colors code&lt;/</w:t>
+      </w:r>
+      <w:r>
+        <w:rPr>
+          <w:rFonts w:ascii="Consolas" w:eastAsia="Times New Roman" w:hAnsi="Consolas" w:cs="Times New Roman"/>
+          <w:color w:val="FF0077"/>
+          <w:sz w:val="21"/>
+          <w:szCs w:val="21"/>
+        </w:rPr>
+        <w:t>li</w:t>
+      </w:r>
+      <w:r>
+        <w:rPr>
+          <w:rFonts w:ascii="Consolas" w:eastAsia="Times New Roman" w:hAnsi="Consolas" w:cs="Times New Roman"/>
+          <w:color w:val="FFFFFF"/>
+          <w:sz w:val="21"/>
+          <w:szCs w:val="21"/>
+        </w:rPr>
+        <w:t>&gt;</w:t>
+      </w:r>
+    </w:p>
+    <w:p>
+      <w:pPr>
+        <w:shd w:val="clear" w:color="auto" w:fill="00002C"/>
+        <w:spacing w:line="285" w:lineRule="atLeast"/>
+        <w:rPr>
+          <w:rFonts w:ascii="Consolas" w:eastAsia="Times New Roman" w:hAnsi="Consolas" w:cs="Times New Roman"/>
+          <w:color w:val="FFFFFF"/>
+          <w:sz w:val="21"/>
+          <w:szCs w:val="21"/>
+        </w:rPr>
+      </w:pPr>
+      <w:r>
+        <w:rPr>
+          <w:rFonts w:ascii="Consolas" w:eastAsia="Times New Roman" w:hAnsi="Consolas" w:cs="Times New Roman"/>
+          <w:color w:val="FFFFFF"/>
+          <w:sz w:val="21"/>
+          <w:szCs w:val="21"/>
+        </w:rPr>
+        <w:t>            &lt;</w:t>
+      </w:r>
+      <w:proofErr w:type="gramStart"/>
+      <w:r>
+        <w:rPr>
+          <w:rFonts w:ascii="Consolas" w:eastAsia="Times New Roman" w:hAnsi="Consolas" w:cs="Times New Roman"/>
+          <w:color w:val="FF0077"/>
+          <w:sz w:val="21"/>
+          <w:szCs w:val="21"/>
+        </w:rPr>
+        <w:t>li</w:t>
+      </w:r>
+      <w:r>
+        <w:rPr>
+          <w:rFonts w:ascii="Consolas" w:eastAsia="Times New Roman" w:hAnsi="Consolas" w:cs="Times New Roman"/>
+          <w:color w:val="FFFFFF"/>
+          <w:sz w:val="21"/>
+          <w:szCs w:val="21"/>
+        </w:rPr>
+        <w:t>&gt;</w:t>
+      </w:r>
+      <w:proofErr w:type="gramEnd"/>
+      <w:r>
+        <w:rPr>
+          <w:rFonts w:ascii="Consolas" w:eastAsia="Times New Roman" w:hAnsi="Consolas" w:cs="Times New Roman"/>
+          <w:color w:val="FFFFFF"/>
+          <w:sz w:val="21"/>
+          <w:szCs w:val="21"/>
+        </w:rPr>
+        <w:t>RGB&lt;/</w:t>
+      </w:r>
+      <w:r>
+        <w:rPr>
+          <w:rFonts w:ascii="Consolas" w:eastAsia="Times New Roman" w:hAnsi="Consolas" w:cs="Times New Roman"/>
+          <w:color w:val="FF0077"/>
+          <w:sz w:val="21"/>
+          <w:szCs w:val="21"/>
+        </w:rPr>
+        <w:t>li</w:t>
+      </w:r>
+      <w:r>
+        <w:rPr>
+          <w:rFonts w:ascii="Consolas" w:eastAsia="Times New Roman" w:hAnsi="Consolas" w:cs="Times New Roman"/>
+          <w:color w:val="FFFFFF"/>
+          <w:sz w:val="21"/>
+          <w:szCs w:val="21"/>
+        </w:rPr>
+        <w:t>&gt;</w:t>
+      </w:r>
+    </w:p>
+    <w:p>
+      <w:pPr>
+        <w:shd w:val="clear" w:color="auto" w:fill="00002C"/>
+        <w:spacing w:line="285" w:lineRule="atLeast"/>
+        <w:rPr>
+          <w:rFonts w:ascii="Consolas" w:eastAsia="Times New Roman" w:hAnsi="Consolas" w:cs="Times New Roman"/>
+          <w:color w:val="FFFFFF"/>
+          <w:sz w:val="21"/>
+          <w:szCs w:val="21"/>
+        </w:rPr>
+      </w:pPr>
+      <w:r>
+        <w:rPr>
+          <w:rFonts w:ascii="Consolas" w:eastAsia="Times New Roman" w:hAnsi="Consolas" w:cs="Times New Roman"/>
+          <w:color w:val="FFFFFF"/>
+          <w:sz w:val="21"/>
+          <w:szCs w:val="21"/>
+        </w:rPr>
+        <w:t>            &lt;</w:t>
+      </w:r>
+      <w:proofErr w:type="gramStart"/>
+      <w:r>
+        <w:rPr>
+          <w:rFonts w:ascii="Consolas" w:eastAsia="Times New Roman" w:hAnsi="Consolas" w:cs="Times New Roman"/>
+          <w:color w:val="FF0077"/>
+          <w:sz w:val="21"/>
+          <w:szCs w:val="21"/>
+        </w:rPr>
+        <w:t>li</w:t>
+      </w:r>
+      <w:r>
+        <w:rPr>
+          <w:rFonts w:ascii="Consolas" w:eastAsia="Times New Roman" w:hAnsi="Consolas" w:cs="Times New Roman"/>
+          <w:color w:val="FFFFFF"/>
+          <w:sz w:val="21"/>
+          <w:szCs w:val="21"/>
+        </w:rPr>
+        <w:t>&gt;</w:t>
+      </w:r>
+      <w:proofErr w:type="gramEnd"/>
+      <w:r>
+        <w:rPr>
+          <w:rFonts w:ascii="Consolas" w:eastAsia="Times New Roman" w:hAnsi="Consolas" w:cs="Times New Roman"/>
+          <w:color w:val="FFFFFF"/>
+          <w:sz w:val="21"/>
+          <w:szCs w:val="21"/>
+        </w:rPr>
+        <w:t>RGBA&lt;/</w:t>
+      </w:r>
+      <w:r>
+        <w:rPr>
+          <w:rFonts w:ascii="Consolas" w:eastAsia="Times New Roman" w:hAnsi="Consolas" w:cs="Times New Roman"/>
+          <w:color w:val="FF0077"/>
+          <w:sz w:val="21"/>
+          <w:szCs w:val="21"/>
+        </w:rPr>
+        <w:t>li</w:t>
+      </w:r>
+      <w:r>
+        <w:rPr>
+          <w:rFonts w:ascii="Consolas" w:eastAsia="Times New Roman" w:hAnsi="Consolas" w:cs="Times New Roman"/>
+          <w:color w:val="FFFFFF"/>
+          <w:sz w:val="21"/>
+          <w:szCs w:val="21"/>
+        </w:rPr>
+        <w:t>&gt;</w:t>
+      </w:r>
+    </w:p>
+    <w:p>
+      <w:pPr>
+        <w:shd w:val="clear" w:color="auto" w:fill="00002C"/>
+        <w:spacing w:line="285" w:lineRule="atLeast"/>
+        <w:rPr>
+          <w:rFonts w:ascii="Consolas" w:eastAsia="Times New Roman" w:hAnsi="Consolas" w:cs="Times New Roman"/>
+          <w:color w:val="FFFFFF"/>
+          <w:sz w:val="21"/>
+          <w:szCs w:val="21"/>
+        </w:rPr>
+      </w:pPr>
+      <w:r>
+        <w:rPr>
+          <w:rFonts w:ascii="Consolas" w:eastAsia="Times New Roman" w:hAnsi="Consolas" w:cs="Times New Roman"/>
+          <w:color w:val="FFFFFF"/>
+          <w:sz w:val="21"/>
+          <w:szCs w:val="21"/>
+        </w:rPr>
+        <w:t>            &lt;</w:t>
+      </w:r>
+      <w:proofErr w:type="gramStart"/>
+      <w:r>
+        <w:rPr>
+          <w:rFonts w:ascii="Consolas" w:eastAsia="Times New Roman" w:hAnsi="Consolas" w:cs="Times New Roman"/>
+          <w:color w:val="FF0077"/>
+          <w:sz w:val="21"/>
+          <w:szCs w:val="21"/>
+        </w:rPr>
+        <w:t>li</w:t>
+      </w:r>
+      <w:r>
+        <w:rPr>
+          <w:rFonts w:ascii="Consolas" w:eastAsia="Times New Roman" w:hAnsi="Consolas" w:cs="Times New Roman"/>
+          <w:color w:val="FFFFFF"/>
+          <w:sz w:val="21"/>
+          <w:szCs w:val="21"/>
+        </w:rPr>
+        <w:t>&gt;</w:t>
+      </w:r>
+      <w:proofErr w:type="gramEnd"/>
+      <w:r>
+        <w:rPr>
+          <w:rFonts w:ascii="Consolas" w:eastAsia="Times New Roman" w:hAnsi="Consolas" w:cs="Times New Roman"/>
+          <w:color w:val="FFFFFF"/>
+          <w:sz w:val="21"/>
+          <w:szCs w:val="21"/>
+        </w:rPr>
+        <w:t>HSL&lt;/</w:t>
+      </w:r>
+      <w:r>
+        <w:rPr>
+          <w:rFonts w:ascii="Consolas" w:eastAsia="Times New Roman" w:hAnsi="Consolas" w:cs="Times New Roman"/>
+          <w:color w:val="FF0077"/>
+          <w:sz w:val="21"/>
+          <w:szCs w:val="21"/>
+        </w:rPr>
+        <w:t>li</w:t>
+      </w:r>
+      <w:r>
+        <w:rPr>
+          <w:rFonts w:ascii="Consolas" w:eastAsia="Times New Roman" w:hAnsi="Consolas" w:cs="Times New Roman"/>
+          <w:color w:val="FFFFFF"/>
+          <w:sz w:val="21"/>
+          <w:szCs w:val="21"/>
+        </w:rPr>
+        <w:t>&gt;</w:t>
+      </w:r>
+    </w:p>
+    <w:p>
+      <w:pPr>
+        <w:shd w:val="clear" w:color="auto" w:fill="00002C"/>
+        <w:spacing w:line="285" w:lineRule="atLeast"/>
+        <w:rPr>
+          <w:rFonts w:ascii="Consolas" w:eastAsia="Times New Roman" w:hAnsi="Consolas" w:cs="Times New Roman"/>
+          <w:color w:val="FFFFFF"/>
+          <w:sz w:val="21"/>
+          <w:szCs w:val="21"/>
+        </w:rPr>
+      </w:pPr>
+      <w:r>
+        <w:rPr>
+          <w:rFonts w:ascii="Consolas" w:eastAsia="Times New Roman" w:hAnsi="Consolas" w:cs="Times New Roman"/>
+          <w:color w:val="FFFFFF"/>
+          <w:sz w:val="21"/>
+          <w:szCs w:val="21"/>
+        </w:rPr>
+        <w:t>        &lt;/</w:t>
+      </w:r>
+      <w:proofErr w:type="spellStart"/>
+      <w:r>
+        <w:rPr>
+          <w:rFonts w:ascii="Consolas" w:eastAsia="Times New Roman" w:hAnsi="Consolas" w:cs="Times New Roman"/>
+          <w:color w:val="FF0077"/>
+          <w:sz w:val="21"/>
+          <w:szCs w:val="21"/>
+        </w:rPr>
+        <w:t>ol</w:t>
+      </w:r>
+      <w:proofErr w:type="spellEnd"/>
+      <w:r>
+        <w:rPr>
+          <w:rFonts w:ascii="Consolas" w:eastAsia="Times New Roman" w:hAnsi="Consolas" w:cs="Times New Roman"/>
+          <w:color w:val="FFFFFF"/>
+          <w:sz w:val="21"/>
+          <w:szCs w:val="21"/>
+        </w:rPr>
+        <w:t>&gt;</w:t>
+      </w:r>
+    </w:p>
+    <w:p>
+      <w:pPr>
+        <w:shd w:val="clear" w:color="auto" w:fill="00002C"/>
+        <w:spacing w:line="285" w:lineRule="atLeast"/>
+        <w:rPr>
+          <w:rFonts w:ascii="Consolas" w:eastAsia="Times New Roman" w:hAnsi="Consolas" w:cs="Times New Roman"/>
+          <w:color w:val="FFFFFF"/>
+          <w:sz w:val="21"/>
+          <w:szCs w:val="21"/>
+        </w:rPr>
+      </w:pPr>
+      <w:r>
+        <w:rPr>
+          <w:rFonts w:ascii="Consolas" w:eastAsia="Times New Roman" w:hAnsi="Consolas" w:cs="Times New Roman"/>
+          <w:color w:val="FFFFFF"/>
+          <w:sz w:val="21"/>
+          <w:szCs w:val="21"/>
+        </w:rPr>
+        <w:t>    &lt;/</w:t>
+      </w:r>
+      <w:r>
+        <w:rPr>
+          <w:rFonts w:ascii="Consolas" w:eastAsia="Times New Roman" w:hAnsi="Consolas" w:cs="Times New Roman"/>
+          <w:color w:val="FF0077"/>
+          <w:sz w:val="21"/>
+          <w:szCs w:val="21"/>
+        </w:rPr>
+        <w:t>p</w:t>
+      </w:r>
+      <w:r>
+        <w:rPr>
+          <w:rFonts w:ascii="Consolas" w:eastAsia="Times New Roman" w:hAnsi="Consolas" w:cs="Times New Roman"/>
+          <w:color w:val="FFFFFF"/>
+          <w:sz w:val="21"/>
+          <w:szCs w:val="21"/>
+        </w:rPr>
+        <w:t>&gt;</w:t>
+      </w:r>
+    </w:p>
+    <w:p>
+      <w:pPr>
+        <w:pStyle w:val="NoSpacing"/>
+      </w:pPr>
+    </w:p>
+    <w:p>
+      <w:pPr>
+        <w:pStyle w:val="NoSpacing"/>
+      </w:pPr>
+      <w:r>
+        <w:t xml:space="preserve">First way to give the color is the color keyword and color is done </w:t>
+      </w:r>
+      <w:proofErr w:type="gramStart"/>
+      <w:r>
+        <w:t>to .</w:t>
+      </w:r>
+      <w:proofErr w:type="gramEnd"/>
+    </w:p>
+    <w:p>
+      <w:pPr>
+        <w:pStyle w:val="NoSpacing"/>
+      </w:pPr>
+      <w:r>
+        <w:t>Second way is the hex color code in which the code is for the each specific color by using that specific color we can apply that color.</w:t>
+      </w:r>
+    </w:p>
+    <w:p>
+      <w:pPr>
+        <w:pStyle w:val="NoSpacing"/>
+      </w:pPr>
+      <w:proofErr w:type="spellStart"/>
+      <w:proofErr w:type="gramStart"/>
+      <w:r>
+        <w:t>e.g</w:t>
+      </w:r>
+      <w:proofErr w:type="spellEnd"/>
+      <w:proofErr w:type="gramEnd"/>
+      <w:r>
+        <w:t xml:space="preserve"> #0BEE0B </w:t>
+      </w:r>
+    </w:p>
+    <w:p>
+      <w:pPr>
+        <w:pStyle w:val="NoSpacing"/>
+      </w:pPr>
+      <w:r>
+        <w:t xml:space="preserve">                 </w:t>
+      </w:r>
+      <w:r>
+        <w:t xml:space="preserve"> </w:t>
+      </w:r>
+      <w:proofErr w:type="gramStart"/>
+      <w:r>
+        <w:t>this</w:t>
+      </w:r>
+      <w:proofErr w:type="gramEnd"/>
+      <w:r>
+        <w:t xml:space="preserve"> is hex code for the green color .</w:t>
+      </w:r>
+    </w:p>
+    <w:p>
+      <w:pPr>
+        <w:pStyle w:val="NoSpacing"/>
+      </w:pPr>
+      <w:proofErr w:type="gramStart"/>
+      <w:r>
+        <w:t>second</w:t>
+      </w:r>
+      <w:proofErr w:type="gramEnd"/>
+      <w:r>
+        <w:t xml:space="preserve"> way to show color is the </w:t>
+      </w:r>
+      <w:proofErr w:type="spellStart"/>
+      <w:r>
+        <w:t>rgb</w:t>
+      </w:r>
+      <w:proofErr w:type="spellEnd"/>
+      <w:r>
+        <w:t xml:space="preserve"> in this we write </w:t>
+      </w:r>
+      <w:proofErr w:type="spellStart"/>
+      <w:r>
+        <w:t>rgb</w:t>
+      </w:r>
+      <w:proofErr w:type="spellEnd"/>
+      <w:r>
+        <w:t xml:space="preserve"> after the color and give different values to the colors and see the results and choose out interest of color</w:t>
+      </w:r>
+    </w:p>
+    <w:p>
+      <w:pPr>
+        <w:shd w:val="clear" w:color="auto" w:fill="00002C"/>
+        <w:spacing w:line="285" w:lineRule="atLeast"/>
+        <w:rPr>
+          <w:rFonts w:ascii="Consolas" w:eastAsia="Times New Roman" w:hAnsi="Consolas" w:cs="Times New Roman"/>
+          <w:color w:val="FFFFFF"/>
+          <w:sz w:val="21"/>
+          <w:szCs w:val="21"/>
+        </w:rPr>
+      </w:pPr>
+      <w:r>
+        <w:rPr>
+          <w:rFonts w:ascii="Consolas" w:eastAsia="Times New Roman" w:hAnsi="Consolas" w:cs="Times New Roman"/>
+          <w:color w:val="FFFFFF"/>
+          <w:sz w:val="21"/>
+          <w:szCs w:val="21"/>
+        </w:rPr>
+        <w:t>   &lt;</w:t>
+      </w:r>
+      <w:proofErr w:type="gramStart"/>
+      <w:r>
+        <w:rPr>
+          <w:rFonts w:ascii="Consolas" w:eastAsia="Times New Roman" w:hAnsi="Consolas" w:cs="Times New Roman"/>
+          <w:color w:val="FF0077"/>
+          <w:sz w:val="21"/>
+          <w:szCs w:val="21"/>
+        </w:rPr>
+        <w:t>style</w:t>
+      </w:r>
+      <w:proofErr w:type="gramEnd"/>
+      <w:r>
+        <w:rPr>
+          <w:rFonts w:ascii="Consolas" w:eastAsia="Times New Roman" w:hAnsi="Consolas" w:cs="Times New Roman"/>
+          <w:color w:val="FFFFFF"/>
+          <w:sz w:val="21"/>
+          <w:szCs w:val="21"/>
+        </w:rPr>
+        <w:t>&gt;</w:t>
+      </w:r>
+    </w:p>
+    <w:p>
+      <w:pPr>
+        <w:shd w:val="clear" w:color="auto" w:fill="00002C"/>
+        <w:spacing w:line="285" w:lineRule="atLeast"/>
+        <w:rPr>
+          <w:rFonts w:ascii="Consolas" w:eastAsia="Times New Roman" w:hAnsi="Consolas" w:cs="Times New Roman"/>
+          <w:color w:val="FFFFFF"/>
+          <w:sz w:val="21"/>
+          <w:szCs w:val="21"/>
+        </w:rPr>
+      </w:pPr>
+      <w:proofErr w:type="gramStart"/>
+      <w:r>
+        <w:rPr>
+          <w:rFonts w:ascii="Consolas" w:eastAsia="Times New Roman" w:hAnsi="Consolas" w:cs="Times New Roman"/>
+          <w:color w:val="FF0077"/>
+          <w:sz w:val="21"/>
+          <w:szCs w:val="21"/>
+        </w:rPr>
+        <w:t>h1</w:t>
+      </w:r>
+      <w:r>
+        <w:rPr>
+          <w:rFonts w:ascii="Consolas" w:eastAsia="Times New Roman" w:hAnsi="Consolas" w:cs="Times New Roman"/>
+          <w:color w:val="FFFFFF"/>
+          <w:sz w:val="21"/>
+          <w:szCs w:val="21"/>
+        </w:rPr>
+        <w:t>{</w:t>
+      </w:r>
+      <w:proofErr w:type="gramEnd"/>
+      <w:r>
+        <w:rPr>
+          <w:rFonts w:ascii="Consolas" w:eastAsia="Times New Roman" w:hAnsi="Consolas" w:cs="Times New Roman"/>
+          <w:color w:val="FFFFFF"/>
+          <w:sz w:val="21"/>
+          <w:szCs w:val="21"/>
+        </w:rPr>
+        <w:t xml:space="preserve"> </w:t>
+      </w:r>
+    </w:p>
+    <w:p>
+      <w:pPr>
+        <w:shd w:val="clear" w:color="auto" w:fill="00002C"/>
+        <w:spacing w:line="285" w:lineRule="atLeast"/>
+        <w:rPr>
+          <w:rFonts w:ascii="Consolas" w:eastAsia="Times New Roman" w:hAnsi="Consolas" w:cs="Times New Roman"/>
+          <w:color w:val="FFFFFF"/>
+          <w:sz w:val="21"/>
+          <w:szCs w:val="21"/>
+        </w:rPr>
+      </w:pPr>
+      <w:r>
+        <w:rPr>
+          <w:rFonts w:ascii="Consolas" w:eastAsia="Times New Roman" w:hAnsi="Consolas" w:cs="Times New Roman"/>
+          <w:color w:val="FFFFFF"/>
+          <w:sz w:val="21"/>
+          <w:szCs w:val="21"/>
+        </w:rPr>
+        <w:t xml:space="preserve">    </w:t>
+      </w:r>
+      <w:proofErr w:type="gramStart"/>
+      <w:r>
+        <w:rPr>
+          <w:rFonts w:ascii="Consolas" w:eastAsia="Times New Roman" w:hAnsi="Consolas" w:cs="Times New Roman"/>
+          <w:color w:val="FFFFFF"/>
+          <w:sz w:val="21"/>
+          <w:szCs w:val="21"/>
+        </w:rPr>
+        <w:t>color</w:t>
+      </w:r>
+      <w:proofErr w:type="gramEnd"/>
+      <w:r>
+        <w:rPr>
+          <w:rFonts w:ascii="Consolas" w:eastAsia="Times New Roman" w:hAnsi="Consolas" w:cs="Times New Roman"/>
+          <w:color w:val="FFFFFF"/>
+          <w:sz w:val="21"/>
+          <w:szCs w:val="21"/>
+        </w:rPr>
+        <w:t xml:space="preserve">: </w:t>
+      </w:r>
+      <w:proofErr w:type="spellStart"/>
+      <w:r>
+        <w:rPr>
+          <w:rFonts w:ascii="Consolas" w:eastAsia="Times New Roman" w:hAnsi="Consolas" w:cs="Times New Roman"/>
+          <w:color w:val="00FFFF"/>
+          <w:sz w:val="21"/>
+          <w:szCs w:val="21"/>
+        </w:rPr>
+        <w:t>rgb</w:t>
+      </w:r>
+      <w:proofErr w:type="spellEnd"/>
+      <w:r>
+        <w:rPr>
+          <w:rFonts w:ascii="Consolas" w:eastAsia="Times New Roman" w:hAnsi="Consolas" w:cs="Times New Roman"/>
+          <w:color w:val="FFFFFF"/>
+          <w:sz w:val="21"/>
+          <w:szCs w:val="21"/>
+        </w:rPr>
+        <w:t>(</w:t>
+      </w:r>
+      <w:proofErr w:type="spellStart"/>
+      <w:r>
+        <w:rPr>
+          <w:rFonts w:ascii="Consolas" w:eastAsia="Times New Roman" w:hAnsi="Consolas" w:cs="Times New Roman"/>
+          <w:color w:val="00FFFF"/>
+          <w:sz w:val="21"/>
+          <w:szCs w:val="21"/>
+        </w:rPr>
+        <w:t>rgb</w:t>
+      </w:r>
+      <w:proofErr w:type="spellEnd"/>
+      <w:r>
+        <w:rPr>
+          <w:rFonts w:ascii="Consolas" w:eastAsia="Times New Roman" w:hAnsi="Consolas" w:cs="Times New Roman"/>
+          <w:color w:val="FFFFFF"/>
+          <w:sz w:val="21"/>
+          <w:szCs w:val="21"/>
+        </w:rPr>
+        <w:t>(</w:t>
+      </w:r>
+      <w:r>
+        <w:rPr>
+          <w:rFonts w:ascii="Consolas" w:eastAsia="Times New Roman" w:hAnsi="Consolas" w:cs="Times New Roman"/>
+          <w:color w:val="FF7E34"/>
+          <w:sz w:val="21"/>
+          <w:szCs w:val="21"/>
+        </w:rPr>
+        <w:t>105</w:t>
+      </w:r>
+      <w:r>
+        <w:rPr>
+          <w:rFonts w:ascii="Consolas" w:eastAsia="Times New Roman" w:hAnsi="Consolas" w:cs="Times New Roman"/>
+          <w:color w:val="FFFFFF"/>
+          <w:sz w:val="21"/>
+          <w:szCs w:val="21"/>
+        </w:rPr>
+        <w:t xml:space="preserve">, </w:t>
+      </w:r>
+      <w:r>
+        <w:rPr>
+          <w:rFonts w:ascii="Consolas" w:eastAsia="Times New Roman" w:hAnsi="Consolas" w:cs="Times New Roman"/>
+          <w:color w:val="FF7E34"/>
+          <w:sz w:val="21"/>
+          <w:szCs w:val="21"/>
+        </w:rPr>
+        <w:t>35</w:t>
+      </w:r>
+      <w:r>
+        <w:rPr>
+          <w:rFonts w:ascii="Consolas" w:eastAsia="Times New Roman" w:hAnsi="Consolas" w:cs="Times New Roman"/>
+          <w:color w:val="FFFFFF"/>
+          <w:sz w:val="21"/>
+          <w:szCs w:val="21"/>
+        </w:rPr>
+        <w:t xml:space="preserve">, </w:t>
+      </w:r>
+      <w:r>
+        <w:rPr>
+          <w:rFonts w:ascii="Consolas" w:eastAsia="Times New Roman" w:hAnsi="Consolas" w:cs="Times New Roman"/>
+          <w:color w:val="FF7E34"/>
+          <w:sz w:val="21"/>
+          <w:szCs w:val="21"/>
+        </w:rPr>
+        <w:t>35</w:t>
+      </w:r>
+      <w:r>
+        <w:rPr>
+          <w:rFonts w:ascii="Consolas" w:eastAsia="Times New Roman" w:hAnsi="Consolas" w:cs="Times New Roman"/>
+          <w:color w:val="FFFFFF"/>
+          <w:sz w:val="21"/>
+          <w:szCs w:val="21"/>
+        </w:rPr>
+        <w:t xml:space="preserve">) </w:t>
+      </w:r>
+      <w:proofErr w:type="spellStart"/>
+      <w:r>
+        <w:rPr>
+          <w:rFonts w:ascii="Consolas" w:eastAsia="Times New Roman" w:hAnsi="Consolas" w:cs="Times New Roman"/>
+          <w:color w:val="00FFFF"/>
+          <w:sz w:val="21"/>
+          <w:szCs w:val="21"/>
+        </w:rPr>
+        <w:t>rgb</w:t>
+      </w:r>
+      <w:proofErr w:type="spellEnd"/>
+      <w:r>
+        <w:rPr>
+          <w:rFonts w:ascii="Consolas" w:eastAsia="Times New Roman" w:hAnsi="Consolas" w:cs="Times New Roman"/>
+          <w:color w:val="FFFFFF"/>
+          <w:sz w:val="21"/>
+          <w:szCs w:val="21"/>
+        </w:rPr>
+        <w:t>(</w:t>
+      </w:r>
+      <w:r>
+        <w:rPr>
+          <w:rFonts w:ascii="Consolas" w:eastAsia="Times New Roman" w:hAnsi="Consolas" w:cs="Times New Roman"/>
+          <w:color w:val="FF7E34"/>
+          <w:sz w:val="21"/>
+          <w:szCs w:val="21"/>
+        </w:rPr>
+        <w:t>87</w:t>
+      </w:r>
+      <w:r>
+        <w:rPr>
+          <w:rFonts w:ascii="Consolas" w:eastAsia="Times New Roman" w:hAnsi="Consolas" w:cs="Times New Roman"/>
+          <w:color w:val="FFFFFF"/>
+          <w:sz w:val="21"/>
+          <w:szCs w:val="21"/>
+        </w:rPr>
+        <w:t xml:space="preserve">, </w:t>
+      </w:r>
+      <w:r>
+        <w:rPr>
+          <w:rFonts w:ascii="Consolas" w:eastAsia="Times New Roman" w:hAnsi="Consolas" w:cs="Times New Roman"/>
+          <w:color w:val="FF7E34"/>
+          <w:sz w:val="21"/>
+          <w:szCs w:val="21"/>
+        </w:rPr>
+        <w:t>143</w:t>
+      </w:r>
+      <w:r>
+        <w:rPr>
+          <w:rFonts w:ascii="Consolas" w:eastAsia="Times New Roman" w:hAnsi="Consolas" w:cs="Times New Roman"/>
+          <w:color w:val="FFFFFF"/>
+          <w:sz w:val="21"/>
+          <w:szCs w:val="21"/>
+        </w:rPr>
+        <w:t xml:space="preserve">, </w:t>
+      </w:r>
+      <w:r>
+        <w:rPr>
+          <w:rFonts w:ascii="Consolas" w:eastAsia="Times New Roman" w:hAnsi="Consolas" w:cs="Times New Roman"/>
+          <w:color w:val="FF7E34"/>
+          <w:sz w:val="21"/>
+          <w:szCs w:val="21"/>
+        </w:rPr>
+        <w:t>87</w:t>
+      </w:r>
+      <w:r>
+        <w:rPr>
+          <w:rFonts w:ascii="Consolas" w:eastAsia="Times New Roman" w:hAnsi="Consolas" w:cs="Times New Roman"/>
+          <w:color w:val="FFFFFF"/>
+          <w:sz w:val="21"/>
+          <w:szCs w:val="21"/>
+        </w:rPr>
+        <w:t xml:space="preserve">) </w:t>
+      </w:r>
+      <w:r>
+        <w:rPr>
+          <w:rFonts w:ascii="Consolas" w:eastAsia="Times New Roman" w:hAnsi="Consolas" w:cs="Times New Roman"/>
+          <w:color w:val="FF7E34"/>
+          <w:sz w:val="21"/>
+          <w:szCs w:val="21"/>
+        </w:rPr>
+        <w:t>blue</w:t>
+      </w:r>
+      <w:r>
+        <w:rPr>
+          <w:rFonts w:ascii="Consolas" w:eastAsia="Times New Roman" w:hAnsi="Consolas" w:cs="Times New Roman"/>
+          <w:color w:val="FFFFFF"/>
+          <w:sz w:val="21"/>
+          <w:szCs w:val="21"/>
+        </w:rPr>
+        <w:t xml:space="preserve"> / </w:t>
+      </w:r>
+      <w:r>
+        <w:rPr>
+          <w:rFonts w:ascii="Consolas" w:eastAsia="Times New Roman" w:hAnsi="Consolas" w:cs="Times New Roman"/>
+          <w:color w:val="FF7E34"/>
+          <w:sz w:val="21"/>
+          <w:szCs w:val="21"/>
+        </w:rPr>
+        <w:t>alpha</w:t>
+      </w:r>
+      <w:r>
+        <w:rPr>
+          <w:rFonts w:ascii="Consolas" w:eastAsia="Times New Roman" w:hAnsi="Consolas" w:cs="Times New Roman"/>
+          <w:color w:val="FFFFFF"/>
+          <w:sz w:val="21"/>
+          <w:szCs w:val="21"/>
+        </w:rPr>
+        <w:t>);</w:t>
+      </w:r>
+    </w:p>
+    <w:p>
+      <w:pPr>
+        <w:shd w:val="clear" w:color="auto" w:fill="00002C"/>
+        <w:spacing w:line="285" w:lineRule="atLeast"/>
+        <w:rPr>
+          <w:rFonts w:ascii="Consolas" w:eastAsia="Times New Roman" w:hAnsi="Consolas" w:cs="Times New Roman"/>
+          <w:color w:val="FFFFFF"/>
+          <w:sz w:val="21"/>
+          <w:szCs w:val="21"/>
+        </w:rPr>
+      </w:pPr>
+      <w:r>
+        <w:rPr>
+          <w:rFonts w:ascii="Consolas" w:eastAsia="Times New Roman" w:hAnsi="Consolas" w:cs="Times New Roman"/>
+          <w:color w:val="FFFFFF"/>
+          <w:sz w:val="21"/>
+          <w:szCs w:val="21"/>
+        </w:rPr>
+        <w:t>}</w:t>
+      </w:r>
+    </w:p>
+    <w:p>
+      <w:pPr>
+        <w:shd w:val="clear" w:color="auto" w:fill="00002C"/>
+        <w:spacing w:line="285" w:lineRule="atLeast"/>
+        <w:rPr>
+          <w:rFonts w:ascii="Consolas" w:eastAsia="Times New Roman" w:hAnsi="Consolas" w:cs="Times New Roman"/>
+          <w:color w:val="FFFFFF"/>
+          <w:sz w:val="21"/>
+          <w:szCs w:val="21"/>
+        </w:rPr>
+      </w:pPr>
+    </w:p>
+    <w:p>
+      <w:pPr>
+        <w:pStyle w:val="NoSpacing"/>
+      </w:pPr>
+      <w:r>
+        <w:t>As here above….</w:t>
+      </w:r>
+    </w:p>
+    <w:p>
+      <w:pPr>
+        <w:pStyle w:val="NoSpacing"/>
+      </w:pPr>
+    </w:p>
+    <w:p>
+      <w:pPr>
+        <w:pStyle w:val="NoSpacing"/>
+      </w:pPr>
+      <w:r>
+        <w:t xml:space="preserve">As well as </w:t>
+      </w:r>
+      <w:proofErr w:type="spellStart"/>
+      <w:r>
+        <w:t>rgba</w:t>
+      </w:r>
+      <w:proofErr w:type="spellEnd"/>
+      <w:r>
+        <w:t xml:space="preserve"> is used the difference in them is that.</w:t>
+      </w:r>
+    </w:p>
+    <w:p>
+      <w:pPr>
+        <w:numPr>
+          <w:ilvl w:val="0"/>
+          <w:numId w:val="16"/>
+        </w:numPr>
+        <w:spacing w:line="240" w:lineRule="auto"/>
+      </w:pPr>
+      <w:r>
+        <w:rPr>
+          <w:rStyle w:val="Strong"/>
+        </w:rPr>
+        <w:t>RGB (</w:t>
+      </w:r>
+      <w:proofErr w:type="spellStart"/>
+      <w:r>
+        <w:rPr>
+          <w:rStyle w:val="HTMLCode"/>
+          <w:rFonts w:eastAsia="Arial"/>
+          <w:b/>
+          <w:bCs/>
+          <w:sz w:val="21"/>
+          <w:szCs w:val="21"/>
+        </w:rPr>
+        <w:t>rgb</w:t>
+      </w:r>
+      <w:proofErr w:type="spellEnd"/>
+      <w:r>
+        <w:rPr>
+          <w:rStyle w:val="HTMLCode"/>
+          <w:rFonts w:eastAsia="Arial"/>
+          <w:b/>
+          <w:bCs/>
+          <w:sz w:val="21"/>
+          <w:szCs w:val="21"/>
+        </w:rPr>
+        <w:t>(red, green, blue)</w:t>
+      </w:r>
+      <w:r>
+        <w:rPr>
+          <w:rStyle w:val="Strong"/>
+        </w:rPr>
+        <w:t>):</w:t>
+      </w:r>
+    </w:p>
+    <w:p>
+      <w:pPr>
+        <w:numPr>
+          <w:ilvl w:val="1"/>
+          <w:numId w:val="16"/>
+        </w:numPr>
+        <w:spacing w:line="240" w:lineRule="auto"/>
+        <w:ind w:left="720"/>
+      </w:pPr>
+      <w:r>
+        <w:rPr>
+          <w:rStyle w:val="inqyif"/>
+        </w:rPr>
+        <w:t xml:space="preserve">Uses three values from </w:t>
+      </w:r>
+      <w:r>
+        <w:rPr>
+          <w:rStyle w:val="Strong"/>
+        </w:rPr>
+        <w:t>0 to 255</w:t>
+      </w:r>
+      <w:r>
+        <w:rPr>
+          <w:rStyle w:val="inqyif"/>
+        </w:rPr>
+        <w:t xml:space="preserve"> to set the intensity of red, green, and blue light.</w:t>
+      </w:r>
+    </w:p>
+    <w:p>
+      <w:pPr>
+        <w:numPr>
+          <w:ilvl w:val="1"/>
+          <w:numId w:val="16"/>
+        </w:numPr>
+        <w:spacing w:line="240" w:lineRule="auto"/>
+        <w:ind w:left="720"/>
+      </w:pPr>
+      <w:r>
+        <w:rPr>
+          <w:rStyle w:val="inqyif"/>
+        </w:rPr>
+        <w:t xml:space="preserve">Always produces a </w:t>
+      </w:r>
+      <w:r>
+        <w:rPr>
+          <w:rStyle w:val="Strong"/>
+        </w:rPr>
+        <w:t>solid, opaque</w:t>
+      </w:r>
+      <w:r>
+        <w:rPr>
+          <w:rStyle w:val="inqyif"/>
+        </w:rPr>
+        <w:t xml:space="preserve"> color with no transparency control.</w:t>
+      </w:r>
+      <w:r>
+        <w:t xml:space="preserve"> [</w:t>
+      </w:r>
+      <w:hyperlink r:id="rId22" w:history="1">
+        <w:r>
+          <w:rPr>
+            <w:rStyle w:val="Hyperlink"/>
+          </w:rPr>
+          <w:t>1</w:t>
+        </w:r>
+      </w:hyperlink>
+      <w:r>
+        <w:t xml:space="preserve">, </w:t>
+      </w:r>
+      <w:hyperlink r:id="rId23" w:history="1">
+        <w:r>
+          <w:rPr>
+            <w:rStyle w:val="Hyperlink"/>
+          </w:rPr>
+          <w:t>2</w:t>
+        </w:r>
+      </w:hyperlink>
+      <w:r>
+        <w:t xml:space="preserve">, </w:t>
+      </w:r>
+      <w:hyperlink r:id="rId24" w:history="1">
+        <w:r>
+          <w:rPr>
+            <w:rStyle w:val="Hyperlink"/>
+          </w:rPr>
+          <w:t>3</w:t>
+        </w:r>
+      </w:hyperlink>
+      <w:r>
+        <w:t xml:space="preserve">, </w:t>
+      </w:r>
+      <w:hyperlink r:id="rId25" w:history="1">
+        <w:r>
+          <w:rPr>
+            <w:rStyle w:val="Hyperlink"/>
+          </w:rPr>
+          <w:t>4</w:t>
+        </w:r>
+      </w:hyperlink>
+      <w:r>
+        <w:t>]</w:t>
+      </w:r>
+    </w:p>
+    <w:p>
+      <w:pPr>
+        <w:spacing w:line="240" w:lineRule="auto"/>
+      </w:pPr>
+    </w:p>
+    <w:p>
+      <w:pPr>
+        <w:spacing w:line="240" w:lineRule="auto"/>
+      </w:pPr>
+    </w:p>
+    <w:p>
+      <w:pPr>
+        <w:spacing w:line="240" w:lineRule="auto"/>
+      </w:pPr>
+    </w:p>
+    <w:p>
+      <w:pPr>
+        <w:numPr>
+          <w:ilvl w:val="0"/>
+          <w:numId w:val="16"/>
+        </w:numPr>
+        <w:spacing w:line="240" w:lineRule="auto"/>
+      </w:pPr>
+      <w:r>
+        <w:rPr>
+          <w:rStyle w:val="Strong"/>
+        </w:rPr>
+        <w:lastRenderedPageBreak/>
+        <w:t>RGBA (</w:t>
+      </w:r>
+      <w:proofErr w:type="spellStart"/>
+      <w:r>
+        <w:rPr>
+          <w:rStyle w:val="HTMLCode"/>
+          <w:rFonts w:eastAsia="Arial"/>
+          <w:b/>
+          <w:bCs/>
+          <w:sz w:val="21"/>
+          <w:szCs w:val="21"/>
+        </w:rPr>
+        <w:t>rgba</w:t>
+      </w:r>
+      <w:proofErr w:type="spellEnd"/>
+      <w:r>
+        <w:rPr>
+          <w:rStyle w:val="HTMLCode"/>
+          <w:rFonts w:eastAsia="Arial"/>
+          <w:b/>
+          <w:bCs/>
+          <w:sz w:val="21"/>
+          <w:szCs w:val="21"/>
+        </w:rPr>
+        <w:t>(red, green, blue, alpha)</w:t>
+      </w:r>
+      <w:r>
+        <w:rPr>
+          <w:rStyle w:val="Strong"/>
+        </w:rPr>
+        <w:t>):</w:t>
+      </w:r>
+    </w:p>
+    <w:p>
+      <w:pPr>
+        <w:numPr>
+          <w:ilvl w:val="1"/>
+          <w:numId w:val="16"/>
+        </w:numPr>
+        <w:spacing w:line="240" w:lineRule="auto"/>
+        <w:ind w:left="720"/>
+      </w:pPr>
+      <w:r>
+        <w:rPr>
+          <w:rStyle w:val="inqyif"/>
+        </w:rPr>
+        <w:t xml:space="preserve">Includes the same three red, green, and blue values (0–255) plus a fourth </w:t>
+      </w:r>
+      <w:r>
+        <w:rPr>
+          <w:rStyle w:val="Strong"/>
+        </w:rPr>
+        <w:t>alpha value</w:t>
+      </w:r>
+      <w:r>
+        <w:rPr>
+          <w:rStyle w:val="inqyif"/>
+        </w:rPr>
+        <w:t>.</w:t>
+      </w:r>
+    </w:p>
+    <w:p>
+      <w:pPr>
+        <w:numPr>
+          <w:ilvl w:val="1"/>
+          <w:numId w:val="16"/>
+        </w:numPr>
+        <w:spacing w:line="240" w:lineRule="auto"/>
+        <w:ind w:left="720"/>
+      </w:pPr>
+      <w:r>
+        <w:rPr>
+          <w:rStyle w:val="inqyif"/>
+        </w:rPr>
+        <w:t xml:space="preserve">The alpha value ranges from </w:t>
+      </w:r>
+      <w:r>
+        <w:rPr>
+          <w:rStyle w:val="Strong"/>
+        </w:rPr>
+        <w:t>0.0</w:t>
+      </w:r>
+      <w:r>
+        <w:rPr>
+          <w:rStyle w:val="inqyif"/>
+        </w:rPr>
+        <w:t xml:space="preserve"> (fully transparent/invisible) to </w:t>
+      </w:r>
+      <w:r>
+        <w:rPr>
+          <w:rStyle w:val="Strong"/>
+        </w:rPr>
+        <w:t>1.0</w:t>
+      </w:r>
+      <w:r>
+        <w:rPr>
+          <w:rStyle w:val="inqyif"/>
+        </w:rPr>
+        <w:t xml:space="preserve"> (fully</w:t>
+      </w:r>
+    </w:p>
+    <w:p>
+      <w:pPr>
+        <w:pStyle w:val="NoSpacing"/>
+      </w:pPr>
+      <w:r>
+        <w:t xml:space="preserve">Next method of the color representation is HSL hue saturation light </w:t>
+      </w:r>
+    </w:p>
+    <w:p>
+      <w:pPr>
+        <w:pStyle w:val="NoSpacing"/>
+      </w:pPr>
+      <w:r>
+        <w:t xml:space="preserve">In this we use the </w:t>
+      </w:r>
+      <w:proofErr w:type="spellStart"/>
+      <w:r>
+        <w:t>hsl</w:t>
+      </w:r>
+      <w:proofErr w:type="spellEnd"/>
+      <w:r>
+        <w:t xml:space="preserve"> and the use the values and made changes according to you in the values</w:t>
       </w:r>
       <w:bookmarkStart w:id="5" w:name="_GoBack"/>
       <w:bookmarkEnd w:id="5"/>
@@ -17440,6 +20698,155 @@
     </w:lvl>
   </w:abstractNum>
   <w:abstractNum w:abstractNumId="11">
+    <w:nsid w:val="60420524"/>
+    <w:multiLevelType w:val="multilevel"/>
+    <w:tmpl w:val="EBAA55D6"/>
+    <w:lvl w:ilvl="0">
+      <w:start w:val="1"/>
+      <w:numFmt w:val="bullet"/>
+      <w:lvlText w:val=""/>
+      <w:lvlJc w:val="left"/>
+      <w:pPr>
+        <w:tabs>
+          <w:tab w:val="num" w:pos="720"/>
+        </w:tabs>
+        <w:ind w:left="720" w:hanging="360"/>
+      </w:pPr>
+      <w:rPr>
+        <w:rFonts w:ascii="Symbol" w:hAnsi="Symbol" w:hint="default"/>
+        <w:sz w:val="20"/>
+      </w:rPr>
+    </w:lvl>
+    <w:lvl w:ilvl="1">
+      <w:start w:val="1"/>
+      <w:numFmt w:val="bullet"/>
+      <w:lvlText w:val="o"/>
+      <w:lvlJc w:val="left"/>
+      <w:pPr>
+        <w:tabs>
+          <w:tab w:val="num" w:pos="1440"/>
+        </w:tabs>
+        <w:ind w:left="1440" w:hanging="360"/>
+      </w:pPr>
+      <w:rPr>
+        <w:rFonts w:ascii="Courier New" w:hAnsi="Courier New" w:hint="default"/>
+        <w:sz w:val="20"/>
+      </w:rPr>
+    </w:lvl>
+    <w:lvl w:ilvl="2" w:tentative="1">
+      <w:start w:val="1"/>
+      <w:numFmt w:val="bullet"/>
+      <w:lvlText w:val=""/>
+      <w:lvlJc w:val="left"/>
+      <w:pPr>
+        <w:tabs>
+          <w:tab w:val="num" w:pos="2160"/>
+        </w:tabs>
+        <w:ind w:left="2160" w:hanging="360"/>
+      </w:pPr>
+      <w:rPr>
+        <w:rFonts w:ascii="Wingdings" w:hAnsi="Wingdings" w:hint="default"/>
+        <w:sz w:val="20"/>
+      </w:rPr>
+    </w:lvl>
+    <w:lvl w:ilvl="3" w:tentative="1">
+      <w:start w:val="1"/>
+      <w:numFmt w:val="bullet"/>
+      <w:lvlText w:val=""/>
+      <w:lvlJc w:val="left"/>
+      <w:pPr>
+        <w:tabs>
+          <w:tab w:val="num" w:pos="2880"/>
+        </w:tabs>
+        <w:ind w:left="2880" w:hanging="360"/>
+      </w:pPr>
+      <w:rPr>
+        <w:rFonts w:ascii="Wingdings" w:hAnsi="Wingdings" w:hint="default"/>
+        <w:sz w:val="20"/>
+      </w:rPr>
+    </w:lvl>
+    <w:lvl w:ilvl="4" w:tentative="1">
+      <w:start w:val="1"/>
+      <w:numFmt w:val="bullet"/>
+      <w:lvlText w:val=""/>
+      <w:lvlJc w:val="left"/>
+      <w:pPr>
+        <w:tabs>
+          <w:tab w:val="num" w:pos="3600"/>
+        </w:tabs>
+        <w:ind w:left="3600" w:hanging="360"/>
+      </w:pPr>
+      <w:rPr>
+        <w:rFonts w:ascii="Wingdings" w:hAnsi="Wingdings" w:hint="default"/>
+        <w:sz w:val="20"/>
+      </w:rPr>
+    </w:lvl>
+    <w:lvl w:ilvl="5" w:tentative="1">
+      <w:start w:val="1"/>
+      <w:numFmt w:val="bullet"/>
+      <w:lvlText w:val=""/>
+      <w:lvlJc w:val="left"/>
+      <w:pPr>
+        <w:tabs>
+          <w:tab w:val="num" w:pos="4320"/>
+        </w:tabs>
+        <w:ind w:left="4320" w:hanging="360"/>
+      </w:pPr>
+      <w:rPr>
+        <w:rFonts w:ascii="Wingdings" w:hAnsi="Wingdings" w:hint="default"/>
+        <w:sz w:val="20"/>
+      </w:rPr>
+    </w:lvl>
+    <w:lvl w:ilvl="6" w:tentative="1">
+      <w:start w:val="1"/>
+      <w:numFmt w:val="bullet"/>
+      <w:lvlText w:val=""/>
+      <w:lvlJc w:val="left"/>
+      <w:pPr>
+        <w:tabs>
+          <w:tab w:val="num" w:pos="5040"/>
+        </w:tabs>
+        <w:ind w:left="5040" w:hanging="360"/>
+      </w:pPr>
+      <w:rPr>
+        <w:rFonts w:ascii="Wingdings" w:hAnsi="Wingdings" w:hint="default"/>
+        <w:sz w:val="20"/>
+      </w:rPr>
+    </w:lvl>
+    <w:lvl w:ilvl="7" w:tentative="1">
+      <w:start w:val="1"/>
+      <w:numFmt w:val="bullet"/>
+      <w:lvlText w:val=""/>
+      <w:lvlJc w:val="left"/>
+      <w:pPr>
+        <w:tabs>
+          <w:tab w:val="num" w:pos="5760"/>
+        </w:tabs>
+        <w:ind w:left="5760" w:hanging="360"/>
+      </w:pPr>
+      <w:rPr>
+        <w:rFonts w:ascii="Wingdings" w:hAnsi="Wingdings" w:hint="default"/>
+        <w:sz w:val="20"/>
+      </w:rPr>
+    </w:lvl>
+    <w:lvl w:ilvl="8" w:tentative="1">
+      <w:start w:val="1"/>
+      <w:numFmt w:val="bullet"/>
+      <w:lvlText w:val=""/>
+      <w:lvlJc w:val="left"/>
+      <w:pPr>
+        <w:tabs>
+          <w:tab w:val="num" w:pos="6480"/>
+        </w:tabs>
+        <w:ind w:left="6480" w:hanging="360"/>
+      </w:pPr>
+      <w:rPr>
+        <w:rFonts w:ascii="Wingdings" w:hAnsi="Wingdings" w:hint="default"/>
+        <w:sz w:val="20"/>
+      </w:rPr>
+    </w:lvl>
+  </w:abstractNum>
+  <w:abstractNum w:abstractNumId="12">
     <w:nsid w:val="619C6B19"/>
     <w:multiLevelType w:val="multilevel"/>
     <w:tmpl w:val="F006DA10"/>
@@ -17552,7 +20959,7 @@
       </w:rPr>
     </w:lvl>
   </w:abstractNum>
-  <w:abstractNum w:abstractNumId="12">
+  <w:abstractNum w:abstractNumId="13">
     <w:nsid w:val="645F5E6A"/>
     <w:multiLevelType w:val="multilevel"/>
     <w:tmpl w:val="A832295A"/>
@@ -17665,7 +21072,7 @@
       </w:rPr>
     </w:lvl>
   </w:abstractNum>
-  <w:abstractNum w:abstractNumId="13">
+  <w:abstractNum w:abstractNumId="14">
     <w:nsid w:val="72295ECD"/>
     <w:multiLevelType w:val="multilevel"/>
     <w:tmpl w:val="41BE6136"/>
@@ -17778,7 +21185,7 @@
       </w:rPr>
     </w:lvl>
   </w:abstractNum>
-  <w:abstractNum w:abstractNumId="14">
+  <w:abstractNum w:abstractNumId="15">
     <w:nsid w:val="72E931F1"/>
     <w:multiLevelType w:val="multilevel"/>
     <w:tmpl w:val="3578B664"/>
@@ -17892,19 +21299,19 @@
     </w:lvl>
   </w:abstractNum>
   <w:num w:numId="1">
-    <w:abstractNumId w:val="12"/>
+    <w:abstractNumId w:val="13"/>
   </w:num>
   <w:num w:numId="2">
-    <w:abstractNumId w:val="11"/>
+    <w:abstractNumId w:val="12"/>
   </w:num>
   <w:num w:numId="3">
     <w:abstractNumId w:val="2"/>
   </w:num>
   <w:num w:numId="4">
-    <w:abstractNumId w:val="13"/>
+    <w:abstractNumId w:val="14"/>
   </w:num>
   <w:num w:numId="5">
-    <w:abstractNumId w:val="14"/>
+    <w:abstractNumId w:val="15"/>
   </w:num>
   <w:num w:numId="6">
     <w:abstractNumId w:val="8"/>
@@ -17935,6 +21342,9 @@
   </w:num>
   <w:num w:numId="15">
     <w:abstractNumId w:val="7"/>
+  </w:num>
+  <w:num w:numId="16">
+    <w:abstractNumId w:val="11"/>
   </w:num>
 </w:numbering>
 </file>
@@ -18710,6 +22120,11 @@
     <w:uiPriority w:val="99"/>
     <w:rsid w:val="004715BB"/>
   </w:style>
+  <w:style w:type="character" w:customStyle="1" w:styleId="inqyif">
+    <w:name w:val="inqyif"/>
+    <w:basedOn w:val="DefaultParagraphFont"/>
+    <w:rsid w:val="004859F1"/>
+  </w:style>
 </w:styles>
 </file>
 
@@ -19038,7 +22453,7 @@
 </file>
 
 <file path=customXml/itemProps1.xml><?xml version="1.0" encoding="utf-8"?>
-<ds:datastoreItem xmlns:ds="http://schemas.openxmlformats.org/officeDocument/2006/customXml" ds:itemID="{D2C9A4A6-EAFE-4A16-A8D3-DB2A0351F56A}">
+<ds:datastoreItem xmlns:ds="http://schemas.openxmlformats.org/officeDocument/2006/customXml" ds:itemID="{14B45C6D-102C-48CF-BDF6-88F09E52D1A7}">
   <ds:schemaRefs>
     <ds:schemaRef ds:uri="http://schemas.openxmlformats.org/officeDocument/2006/bibliography"/>
   </ds:schemaRefs>

--- a/Web_Development Notes Scratch to pro.docx
+++ b/Web_Development Notes Scratch to pro.docx
@@ -19374,6 +19374,3933 @@
       <w:r>
         <w:t xml:space="preserve"> and the use the values and made changes according to you in the values</w:t>
       </w:r>
+    </w:p>
+    <w:p>
+      <w:pPr>
+        <w:pStyle w:val="NoSpacing"/>
+      </w:pPr>
+    </w:p>
+    <w:p>
+      <w:pPr>
+        <w:pStyle w:val="NoSpacing"/>
+        <w:rPr>
+          <w:b/>
+        </w:rPr>
+      </w:pPr>
+    </w:p>
+    <w:p>
+      <w:pPr>
+        <w:pStyle w:val="NoSpacing"/>
+        <w:rPr>
+          <w:b/>
+        </w:rPr>
+      </w:pPr>
+      <w:proofErr w:type="spellStart"/>
+      <w:r>
+        <w:rPr>
+          <w:b/>
+        </w:rPr>
+        <w:t>Css</w:t>
+      </w:r>
+      <w:proofErr w:type="spellEnd"/>
+      <w:r>
+        <w:rPr>
+          <w:b/>
+        </w:rPr>
+        <w:t xml:space="preserve"> specificity and cascade:</w:t>
+      </w:r>
+    </w:p>
+    <w:p>
+      <w:pPr>
+        <w:pStyle w:val="NoSpacing"/>
+        <w:tabs>
+          <w:tab w:val="left" w:pos="1230"/>
+        </w:tabs>
+      </w:pPr>
+      <w:r>
+        <w:tab/>
+      </w:r>
+      <w:proofErr w:type="spellStart"/>
+      <w:r>
+        <w:t>Css</w:t>
+      </w:r>
+      <w:proofErr w:type="spellEnd"/>
+      <w:r>
+        <w:t xml:space="preserve"> specificity means that when we apply the </w:t>
+      </w:r>
+      <w:proofErr w:type="spellStart"/>
+      <w:r>
+        <w:t>css</w:t>
+      </w:r>
+      <w:proofErr w:type="spellEnd"/>
+      <w:r>
+        <w:t xml:space="preserve"> by using the </w:t>
+      </w:r>
+      <w:proofErr w:type="gramStart"/>
+      <w:r>
+        <w:t>selector .</w:t>
+      </w:r>
+      <w:proofErr w:type="gramEnd"/>
+      <w:r>
+        <w:t xml:space="preserve"> </w:t>
+      </w:r>
+      <w:proofErr w:type="spellStart"/>
+      <w:proofErr w:type="gramStart"/>
+      <w:r>
+        <w:t>e.g</w:t>
+      </w:r>
+      <w:proofErr w:type="spellEnd"/>
+      <w:proofErr w:type="gramEnd"/>
+      <w:r>
+        <w:t xml:space="preserve"> one </w:t>
+      </w:r>
+      <w:proofErr w:type="spellStart"/>
+      <w:r>
+        <w:t>selecter</w:t>
+      </w:r>
+      <w:proofErr w:type="spellEnd"/>
+      <w:r>
+        <w:t xml:space="preserve"> says that turn the color of the paragraph to the green and another selector says to blue but know confusion is that which one is apply which we describe by the specificity</w:t>
+      </w:r>
+    </w:p>
+    <w:p>
+      <w:pPr>
+        <w:shd w:val="clear" w:color="auto" w:fill="00002C"/>
+        <w:spacing w:line="285" w:lineRule="atLeast"/>
+        <w:rPr>
+          <w:rFonts w:ascii="Consolas" w:eastAsia="Times New Roman" w:hAnsi="Consolas" w:cs="Times New Roman"/>
+          <w:color w:val="FFFFFF"/>
+          <w:sz w:val="21"/>
+          <w:szCs w:val="21"/>
+        </w:rPr>
+      </w:pPr>
+      <w:r>
+        <w:t xml:space="preserve"> </w:t>
+      </w:r>
+      <w:r>
+        <w:rPr>
+          <w:rFonts w:ascii="Consolas" w:eastAsia="Times New Roman" w:hAnsi="Consolas" w:cs="Times New Roman"/>
+          <w:color w:val="FFFFFF"/>
+          <w:sz w:val="21"/>
+          <w:szCs w:val="21"/>
+        </w:rPr>
+        <w:t>&lt;</w:t>
+      </w:r>
+      <w:proofErr w:type="gramStart"/>
+      <w:r>
+        <w:rPr>
+          <w:rFonts w:ascii="Consolas" w:eastAsia="Times New Roman" w:hAnsi="Consolas" w:cs="Times New Roman"/>
+          <w:color w:val="FF0077"/>
+          <w:sz w:val="21"/>
+          <w:szCs w:val="21"/>
+        </w:rPr>
+        <w:t>style</w:t>
+      </w:r>
+      <w:proofErr w:type="gramEnd"/>
+      <w:r>
+        <w:rPr>
+          <w:rFonts w:ascii="Consolas" w:eastAsia="Times New Roman" w:hAnsi="Consolas" w:cs="Times New Roman"/>
+          <w:color w:val="FFFFFF"/>
+          <w:sz w:val="21"/>
+          <w:szCs w:val="21"/>
+        </w:rPr>
+        <w:t>&gt;</w:t>
+      </w:r>
+    </w:p>
+    <w:p>
+      <w:pPr>
+        <w:shd w:val="clear" w:color="auto" w:fill="00002C"/>
+        <w:spacing w:line="285" w:lineRule="atLeast"/>
+        <w:rPr>
+          <w:rFonts w:ascii="Consolas" w:eastAsia="Times New Roman" w:hAnsi="Consolas" w:cs="Times New Roman"/>
+          <w:color w:val="FFFFFF"/>
+          <w:sz w:val="21"/>
+          <w:szCs w:val="21"/>
+        </w:rPr>
+      </w:pPr>
+      <w:r>
+        <w:rPr>
+          <w:rFonts w:ascii="Consolas" w:eastAsia="Times New Roman" w:hAnsi="Consolas" w:cs="Times New Roman"/>
+          <w:color w:val="FFFFFF"/>
+          <w:sz w:val="21"/>
+          <w:szCs w:val="21"/>
+        </w:rPr>
+        <w:t xml:space="preserve">        </w:t>
+      </w:r>
+      <w:proofErr w:type="gramStart"/>
+      <w:r>
+        <w:rPr>
+          <w:rFonts w:ascii="Consolas" w:eastAsia="Times New Roman" w:hAnsi="Consolas" w:cs="Times New Roman"/>
+          <w:color w:val="FF0077"/>
+          <w:sz w:val="21"/>
+          <w:szCs w:val="21"/>
+        </w:rPr>
+        <w:t>h1</w:t>
+      </w:r>
+      <w:r>
+        <w:rPr>
+          <w:rFonts w:ascii="Consolas" w:eastAsia="Times New Roman" w:hAnsi="Consolas" w:cs="Times New Roman"/>
+          <w:color w:val="FFFFFF"/>
+          <w:sz w:val="21"/>
+          <w:szCs w:val="21"/>
+        </w:rPr>
+        <w:t>{</w:t>
+      </w:r>
+      <w:proofErr w:type="gramEnd"/>
+    </w:p>
+    <w:p>
+      <w:pPr>
+        <w:shd w:val="clear" w:color="auto" w:fill="00002C"/>
+        <w:spacing w:line="285" w:lineRule="atLeast"/>
+        <w:rPr>
+          <w:rFonts w:ascii="Consolas" w:eastAsia="Times New Roman" w:hAnsi="Consolas" w:cs="Times New Roman"/>
+          <w:color w:val="FFFFFF"/>
+          <w:sz w:val="21"/>
+          <w:szCs w:val="21"/>
+        </w:rPr>
+      </w:pPr>
+      <w:r>
+        <w:rPr>
+          <w:rFonts w:ascii="Consolas" w:eastAsia="Times New Roman" w:hAnsi="Consolas" w:cs="Times New Roman"/>
+          <w:color w:val="FFFFFF"/>
+          <w:sz w:val="21"/>
+          <w:szCs w:val="21"/>
+        </w:rPr>
+        <w:t xml:space="preserve">            </w:t>
+      </w:r>
+      <w:proofErr w:type="gramStart"/>
+      <w:r>
+        <w:rPr>
+          <w:rFonts w:ascii="Consolas" w:eastAsia="Times New Roman" w:hAnsi="Consolas" w:cs="Times New Roman"/>
+          <w:color w:val="FFFFFF"/>
+          <w:sz w:val="21"/>
+          <w:szCs w:val="21"/>
+        </w:rPr>
+        <w:t>color</w:t>
+      </w:r>
+      <w:proofErr w:type="gramEnd"/>
+      <w:r>
+        <w:rPr>
+          <w:rFonts w:ascii="Consolas" w:eastAsia="Times New Roman" w:hAnsi="Consolas" w:cs="Times New Roman"/>
+          <w:color w:val="FFFFFF"/>
+          <w:sz w:val="21"/>
+          <w:szCs w:val="21"/>
+        </w:rPr>
+        <w:t xml:space="preserve">: </w:t>
+      </w:r>
+      <w:proofErr w:type="spellStart"/>
+      <w:r>
+        <w:rPr>
+          <w:rFonts w:ascii="Consolas" w:eastAsia="Times New Roman" w:hAnsi="Consolas" w:cs="Times New Roman"/>
+          <w:color w:val="00FFFF"/>
+          <w:sz w:val="21"/>
+          <w:szCs w:val="21"/>
+        </w:rPr>
+        <w:t>rgb</w:t>
+      </w:r>
+      <w:proofErr w:type="spellEnd"/>
+      <w:r>
+        <w:rPr>
+          <w:rFonts w:ascii="Consolas" w:eastAsia="Times New Roman" w:hAnsi="Consolas" w:cs="Times New Roman"/>
+          <w:color w:val="FFFFFF"/>
+          <w:sz w:val="21"/>
+          <w:szCs w:val="21"/>
+        </w:rPr>
+        <w:t>(</w:t>
+      </w:r>
+      <w:r>
+        <w:rPr>
+          <w:rFonts w:ascii="Consolas" w:eastAsia="Times New Roman" w:hAnsi="Consolas" w:cs="Times New Roman"/>
+          <w:color w:val="FF7E34"/>
+          <w:sz w:val="21"/>
+          <w:szCs w:val="21"/>
+        </w:rPr>
+        <w:t>0</w:t>
+      </w:r>
+      <w:r>
+        <w:rPr>
+          <w:rFonts w:ascii="Consolas" w:eastAsia="Times New Roman" w:hAnsi="Consolas" w:cs="Times New Roman"/>
+          <w:color w:val="FFFFFF"/>
+          <w:sz w:val="21"/>
+          <w:szCs w:val="21"/>
+        </w:rPr>
+        <w:t xml:space="preserve">, </w:t>
+      </w:r>
+      <w:r>
+        <w:rPr>
+          <w:rFonts w:ascii="Consolas" w:eastAsia="Times New Roman" w:hAnsi="Consolas" w:cs="Times New Roman"/>
+          <w:color w:val="FF7E34"/>
+          <w:sz w:val="21"/>
+          <w:szCs w:val="21"/>
+        </w:rPr>
+        <w:t>255</w:t>
+      </w:r>
+      <w:r>
+        <w:rPr>
+          <w:rFonts w:ascii="Consolas" w:eastAsia="Times New Roman" w:hAnsi="Consolas" w:cs="Times New Roman"/>
+          <w:color w:val="FFFFFF"/>
+          <w:sz w:val="21"/>
+          <w:szCs w:val="21"/>
+        </w:rPr>
+        <w:t xml:space="preserve">, </w:t>
+      </w:r>
+      <w:r>
+        <w:rPr>
+          <w:rFonts w:ascii="Consolas" w:eastAsia="Times New Roman" w:hAnsi="Consolas" w:cs="Times New Roman"/>
+          <w:color w:val="FF7E34"/>
+          <w:sz w:val="21"/>
+          <w:szCs w:val="21"/>
+        </w:rPr>
+        <w:t>98</w:t>
+      </w:r>
+      <w:r>
+        <w:rPr>
+          <w:rFonts w:ascii="Consolas" w:eastAsia="Times New Roman" w:hAnsi="Consolas" w:cs="Times New Roman"/>
+          <w:color w:val="FFFFFF"/>
+          <w:sz w:val="21"/>
+          <w:szCs w:val="21"/>
+        </w:rPr>
+        <w:t>);</w:t>
+      </w:r>
+    </w:p>
+    <w:p>
+      <w:pPr>
+        <w:shd w:val="clear" w:color="auto" w:fill="00002C"/>
+        <w:spacing w:line="285" w:lineRule="atLeast"/>
+        <w:rPr>
+          <w:rFonts w:ascii="Consolas" w:eastAsia="Times New Roman" w:hAnsi="Consolas" w:cs="Times New Roman"/>
+          <w:color w:val="FFFFFF"/>
+          <w:sz w:val="21"/>
+          <w:szCs w:val="21"/>
+        </w:rPr>
+      </w:pPr>
+      <w:r>
+        <w:rPr>
+          <w:rFonts w:ascii="Consolas" w:eastAsia="Times New Roman" w:hAnsi="Consolas" w:cs="Times New Roman"/>
+          <w:color w:val="FFFFFF"/>
+          <w:sz w:val="21"/>
+          <w:szCs w:val="21"/>
+        </w:rPr>
+        <w:t>            .</w:t>
+      </w:r>
+      <w:proofErr w:type="spellStart"/>
+      <w:proofErr w:type="gramStart"/>
+      <w:r>
+        <w:rPr>
+          <w:rFonts w:ascii="Consolas" w:eastAsia="Times New Roman" w:hAnsi="Consolas" w:cs="Times New Roman"/>
+          <w:color w:val="FFCB6B"/>
+          <w:sz w:val="21"/>
+          <w:szCs w:val="21"/>
+        </w:rPr>
+        <w:t>vblue</w:t>
+      </w:r>
+      <w:proofErr w:type="spellEnd"/>
+      <w:r>
+        <w:rPr>
+          <w:rFonts w:ascii="Consolas" w:eastAsia="Times New Roman" w:hAnsi="Consolas" w:cs="Times New Roman"/>
+          <w:color w:val="FFFFFF"/>
+          <w:sz w:val="21"/>
+          <w:szCs w:val="21"/>
+        </w:rPr>
+        <w:t>{</w:t>
+      </w:r>
+      <w:proofErr w:type="gramEnd"/>
+    </w:p>
+    <w:p>
+      <w:pPr>
+        <w:shd w:val="clear" w:color="auto" w:fill="00002C"/>
+        <w:spacing w:line="285" w:lineRule="atLeast"/>
+        <w:rPr>
+          <w:rFonts w:ascii="Consolas" w:eastAsia="Times New Roman" w:hAnsi="Consolas" w:cs="Times New Roman"/>
+          <w:color w:val="FFFFFF"/>
+          <w:sz w:val="21"/>
+          <w:szCs w:val="21"/>
+        </w:rPr>
+      </w:pPr>
+      <w:r>
+        <w:rPr>
+          <w:rFonts w:ascii="Consolas" w:eastAsia="Times New Roman" w:hAnsi="Consolas" w:cs="Times New Roman"/>
+          <w:color w:val="FFFFFF"/>
+          <w:sz w:val="21"/>
+          <w:szCs w:val="21"/>
+        </w:rPr>
+        <w:t xml:space="preserve">                </w:t>
+      </w:r>
+      <w:proofErr w:type="gramStart"/>
+      <w:r>
+        <w:rPr>
+          <w:rFonts w:ascii="Consolas" w:eastAsia="Times New Roman" w:hAnsi="Consolas" w:cs="Times New Roman"/>
+          <w:color w:val="FFFFFF"/>
+          <w:sz w:val="21"/>
+          <w:szCs w:val="21"/>
+        </w:rPr>
+        <w:t>color</w:t>
+      </w:r>
+      <w:proofErr w:type="gramEnd"/>
+      <w:r>
+        <w:rPr>
+          <w:rFonts w:ascii="Consolas" w:eastAsia="Times New Roman" w:hAnsi="Consolas" w:cs="Times New Roman"/>
+          <w:color w:val="FFFFFF"/>
+          <w:sz w:val="21"/>
+          <w:szCs w:val="21"/>
+        </w:rPr>
+        <w:t xml:space="preserve">: </w:t>
+      </w:r>
+      <w:r>
+        <w:rPr>
+          <w:rFonts w:ascii="Consolas" w:eastAsia="Times New Roman" w:hAnsi="Consolas" w:cs="Times New Roman"/>
+          <w:color w:val="FF7E34"/>
+          <w:sz w:val="21"/>
+          <w:szCs w:val="21"/>
+        </w:rPr>
+        <w:t>blue</w:t>
+      </w:r>
+      <w:r>
+        <w:rPr>
+          <w:rFonts w:ascii="Consolas" w:eastAsia="Times New Roman" w:hAnsi="Consolas" w:cs="Times New Roman"/>
+          <w:color w:val="FFFFFF"/>
+          <w:sz w:val="21"/>
+          <w:szCs w:val="21"/>
+        </w:rPr>
+        <w:t>;}</w:t>
+      </w:r>
+    </w:p>
+    <w:p>
+      <w:pPr>
+        <w:shd w:val="clear" w:color="auto" w:fill="00002C"/>
+        <w:spacing w:line="285" w:lineRule="atLeast"/>
+        <w:rPr>
+          <w:rFonts w:ascii="Consolas" w:eastAsia="Times New Roman" w:hAnsi="Consolas" w:cs="Times New Roman"/>
+          <w:color w:val="FFFFFF"/>
+          <w:sz w:val="21"/>
+          <w:szCs w:val="21"/>
+        </w:rPr>
+      </w:pPr>
+      <w:r>
+        <w:rPr>
+          <w:rFonts w:ascii="Consolas" w:eastAsia="Times New Roman" w:hAnsi="Consolas" w:cs="Times New Roman"/>
+          <w:color w:val="FFFFFF"/>
+          <w:sz w:val="21"/>
+          <w:szCs w:val="21"/>
+        </w:rPr>
+        <w:t>            .</w:t>
+      </w:r>
+      <w:proofErr w:type="spellStart"/>
+      <w:proofErr w:type="gramStart"/>
+      <w:r>
+        <w:rPr>
+          <w:rFonts w:ascii="Consolas" w:eastAsia="Times New Roman" w:hAnsi="Consolas" w:cs="Times New Roman"/>
+          <w:color w:val="FFCB6B"/>
+          <w:sz w:val="21"/>
+          <w:szCs w:val="21"/>
+        </w:rPr>
+        <w:t>tpurple</w:t>
+      </w:r>
+      <w:proofErr w:type="spellEnd"/>
+      <w:r>
+        <w:rPr>
+          <w:rFonts w:ascii="Consolas" w:eastAsia="Times New Roman" w:hAnsi="Consolas" w:cs="Times New Roman"/>
+          <w:color w:val="FFFFFF"/>
+          <w:sz w:val="21"/>
+          <w:szCs w:val="21"/>
+        </w:rPr>
+        <w:t>{</w:t>
+      </w:r>
+      <w:proofErr w:type="gramEnd"/>
+    </w:p>
+    <w:p>
+      <w:pPr>
+        <w:shd w:val="clear" w:color="auto" w:fill="00002C"/>
+        <w:spacing w:line="285" w:lineRule="atLeast"/>
+        <w:rPr>
+          <w:rFonts w:ascii="Consolas" w:eastAsia="Times New Roman" w:hAnsi="Consolas" w:cs="Times New Roman"/>
+          <w:color w:val="FFFFFF"/>
+          <w:sz w:val="21"/>
+          <w:szCs w:val="21"/>
+        </w:rPr>
+      </w:pPr>
+      <w:r>
+        <w:rPr>
+          <w:rFonts w:ascii="Consolas" w:eastAsia="Times New Roman" w:hAnsi="Consolas" w:cs="Times New Roman"/>
+          <w:color w:val="FFFFFF"/>
+          <w:sz w:val="21"/>
+          <w:szCs w:val="21"/>
+        </w:rPr>
+        <w:t xml:space="preserve">                </w:t>
+      </w:r>
+      <w:proofErr w:type="gramStart"/>
+      <w:r>
+        <w:rPr>
+          <w:rFonts w:ascii="Consolas" w:eastAsia="Times New Roman" w:hAnsi="Consolas" w:cs="Times New Roman"/>
+          <w:color w:val="FFFFFF"/>
+          <w:sz w:val="21"/>
+          <w:szCs w:val="21"/>
+        </w:rPr>
+        <w:t>color</w:t>
+      </w:r>
+      <w:proofErr w:type="gramEnd"/>
+      <w:r>
+        <w:rPr>
+          <w:rFonts w:ascii="Consolas" w:eastAsia="Times New Roman" w:hAnsi="Consolas" w:cs="Times New Roman"/>
+          <w:color w:val="FFFFFF"/>
+          <w:sz w:val="21"/>
+          <w:szCs w:val="21"/>
+        </w:rPr>
+        <w:t xml:space="preserve">: </w:t>
+      </w:r>
+      <w:r>
+        <w:rPr>
+          <w:rFonts w:ascii="Consolas" w:eastAsia="Times New Roman" w:hAnsi="Consolas" w:cs="Times New Roman"/>
+          <w:color w:val="FF7E34"/>
+          <w:sz w:val="21"/>
+          <w:szCs w:val="21"/>
+        </w:rPr>
+        <w:t>firebrick</w:t>
+      </w:r>
+      <w:r>
+        <w:rPr>
+          <w:rFonts w:ascii="Consolas" w:eastAsia="Times New Roman" w:hAnsi="Consolas" w:cs="Times New Roman"/>
+          <w:color w:val="FFFFFF"/>
+          <w:sz w:val="21"/>
+          <w:szCs w:val="21"/>
+        </w:rPr>
+        <w:t>;</w:t>
+      </w:r>
+    </w:p>
+    <w:p>
+      <w:pPr>
+        <w:shd w:val="clear" w:color="auto" w:fill="00002C"/>
+        <w:spacing w:line="285" w:lineRule="atLeast"/>
+        <w:rPr>
+          <w:rFonts w:ascii="Consolas" w:eastAsia="Times New Roman" w:hAnsi="Consolas" w:cs="Times New Roman"/>
+          <w:color w:val="FFFFFF"/>
+          <w:sz w:val="21"/>
+          <w:szCs w:val="21"/>
+        </w:rPr>
+      </w:pPr>
+      <w:r>
+        <w:rPr>
+          <w:rFonts w:ascii="Consolas" w:eastAsia="Times New Roman" w:hAnsi="Consolas" w:cs="Times New Roman"/>
+          <w:color w:val="FFFFFF"/>
+          <w:sz w:val="21"/>
+          <w:szCs w:val="21"/>
+        </w:rPr>
+        <w:t>            }</w:t>
+      </w:r>
+    </w:p>
+    <w:p>
+      <w:pPr>
+        <w:shd w:val="clear" w:color="auto" w:fill="00002C"/>
+        <w:spacing w:line="285" w:lineRule="atLeast"/>
+        <w:rPr>
+          <w:rFonts w:ascii="Consolas" w:eastAsia="Times New Roman" w:hAnsi="Consolas" w:cs="Times New Roman"/>
+          <w:color w:val="FFFFFF"/>
+          <w:sz w:val="21"/>
+          <w:szCs w:val="21"/>
+        </w:rPr>
+      </w:pPr>
+      <w:r>
+        <w:rPr>
+          <w:rFonts w:ascii="Consolas" w:eastAsia="Times New Roman" w:hAnsi="Consolas" w:cs="Times New Roman"/>
+          <w:color w:val="FFFFFF"/>
+          <w:sz w:val="21"/>
+          <w:szCs w:val="21"/>
+        </w:rPr>
+        <w:t>            .</w:t>
+      </w:r>
+      <w:proofErr w:type="spellStart"/>
+      <w:proofErr w:type="gramStart"/>
+      <w:r>
+        <w:rPr>
+          <w:rFonts w:ascii="Consolas" w:eastAsia="Times New Roman" w:hAnsi="Consolas" w:cs="Times New Roman"/>
+          <w:color w:val="FFCB6B"/>
+          <w:sz w:val="21"/>
+          <w:szCs w:val="21"/>
+        </w:rPr>
+        <w:t>mgrey</w:t>
+      </w:r>
+      <w:proofErr w:type="spellEnd"/>
+      <w:r>
+        <w:rPr>
+          <w:rFonts w:ascii="Consolas" w:eastAsia="Times New Roman" w:hAnsi="Consolas" w:cs="Times New Roman"/>
+          <w:color w:val="FFFFFF"/>
+          <w:sz w:val="21"/>
+          <w:szCs w:val="21"/>
+        </w:rPr>
+        <w:t>{</w:t>
+      </w:r>
+      <w:proofErr w:type="gramEnd"/>
+    </w:p>
+    <w:p>
+      <w:pPr>
+        <w:shd w:val="clear" w:color="auto" w:fill="00002C"/>
+        <w:spacing w:line="285" w:lineRule="atLeast"/>
+        <w:rPr>
+          <w:rFonts w:ascii="Consolas" w:eastAsia="Times New Roman" w:hAnsi="Consolas" w:cs="Times New Roman"/>
+          <w:color w:val="FFFFFF"/>
+          <w:sz w:val="21"/>
+          <w:szCs w:val="21"/>
+        </w:rPr>
+      </w:pPr>
+      <w:r>
+        <w:rPr>
+          <w:rFonts w:ascii="Consolas" w:eastAsia="Times New Roman" w:hAnsi="Consolas" w:cs="Times New Roman"/>
+          <w:color w:val="FFFFFF"/>
+          <w:sz w:val="21"/>
+          <w:szCs w:val="21"/>
+        </w:rPr>
+        <w:t xml:space="preserve">                </w:t>
+      </w:r>
+      <w:proofErr w:type="gramStart"/>
+      <w:r>
+        <w:rPr>
+          <w:rFonts w:ascii="Consolas" w:eastAsia="Times New Roman" w:hAnsi="Consolas" w:cs="Times New Roman"/>
+          <w:color w:val="FFFFFF"/>
+          <w:sz w:val="21"/>
+          <w:szCs w:val="21"/>
+        </w:rPr>
+        <w:t>color</w:t>
+      </w:r>
+      <w:proofErr w:type="gramEnd"/>
+      <w:r>
+        <w:rPr>
+          <w:rFonts w:ascii="Consolas" w:eastAsia="Times New Roman" w:hAnsi="Consolas" w:cs="Times New Roman"/>
+          <w:color w:val="FFFFFF"/>
+          <w:sz w:val="21"/>
+          <w:szCs w:val="21"/>
+        </w:rPr>
+        <w:t xml:space="preserve">: </w:t>
+      </w:r>
+      <w:r>
+        <w:rPr>
+          <w:rFonts w:ascii="Consolas" w:eastAsia="Times New Roman" w:hAnsi="Consolas" w:cs="Times New Roman"/>
+          <w:color w:val="FF7E34"/>
+          <w:sz w:val="21"/>
+          <w:szCs w:val="21"/>
+        </w:rPr>
+        <w:t>green</w:t>
+      </w:r>
+      <w:r>
+        <w:rPr>
+          <w:rFonts w:ascii="Consolas" w:eastAsia="Times New Roman" w:hAnsi="Consolas" w:cs="Times New Roman"/>
+          <w:color w:val="FFFFFF"/>
+          <w:sz w:val="21"/>
+          <w:szCs w:val="21"/>
+        </w:rPr>
+        <w:t>;</w:t>
+      </w:r>
+    </w:p>
+    <w:p>
+      <w:pPr>
+        <w:shd w:val="clear" w:color="auto" w:fill="00002C"/>
+        <w:spacing w:line="285" w:lineRule="atLeast"/>
+        <w:rPr>
+          <w:rFonts w:ascii="Consolas" w:eastAsia="Times New Roman" w:hAnsi="Consolas" w:cs="Times New Roman"/>
+          <w:color w:val="FFFFFF"/>
+          <w:sz w:val="21"/>
+          <w:szCs w:val="21"/>
+        </w:rPr>
+      </w:pPr>
+      <w:r>
+        <w:rPr>
+          <w:rFonts w:ascii="Consolas" w:eastAsia="Times New Roman" w:hAnsi="Consolas" w:cs="Times New Roman"/>
+          <w:color w:val="FFFFFF"/>
+          <w:sz w:val="21"/>
+          <w:szCs w:val="21"/>
+        </w:rPr>
+        <w:t>            }</w:t>
+      </w:r>
+    </w:p>
+    <w:p>
+      <w:pPr>
+        <w:shd w:val="clear" w:color="auto" w:fill="00002C"/>
+        <w:spacing w:line="285" w:lineRule="atLeast"/>
+        <w:rPr>
+          <w:rFonts w:ascii="Consolas" w:eastAsia="Times New Roman" w:hAnsi="Consolas" w:cs="Times New Roman"/>
+          <w:color w:val="FFFFFF"/>
+          <w:sz w:val="21"/>
+          <w:szCs w:val="21"/>
+        </w:rPr>
+      </w:pPr>
+      <w:r>
+        <w:rPr>
+          <w:rFonts w:ascii="Consolas" w:eastAsia="Times New Roman" w:hAnsi="Consolas" w:cs="Times New Roman"/>
+          <w:color w:val="FFFFFF"/>
+          <w:sz w:val="21"/>
+          <w:szCs w:val="21"/>
+        </w:rPr>
+        <w:t>        }</w:t>
+      </w:r>
+    </w:p>
+    <w:p>
+      <w:pPr>
+        <w:shd w:val="clear" w:color="auto" w:fill="00002C"/>
+        <w:spacing w:line="285" w:lineRule="atLeast"/>
+        <w:rPr>
+          <w:rFonts w:ascii="Consolas" w:eastAsia="Times New Roman" w:hAnsi="Consolas" w:cs="Times New Roman"/>
+          <w:color w:val="FFFFFF"/>
+          <w:sz w:val="21"/>
+          <w:szCs w:val="21"/>
+        </w:rPr>
+      </w:pPr>
+      <w:r>
+        <w:rPr>
+          <w:rFonts w:ascii="Consolas" w:eastAsia="Times New Roman" w:hAnsi="Consolas" w:cs="Times New Roman"/>
+          <w:color w:val="FFFFFF"/>
+          <w:sz w:val="21"/>
+          <w:szCs w:val="21"/>
+        </w:rPr>
+        <w:t>    &lt;/</w:t>
+      </w:r>
+      <w:r>
+        <w:rPr>
+          <w:rFonts w:ascii="Consolas" w:eastAsia="Times New Roman" w:hAnsi="Consolas" w:cs="Times New Roman"/>
+          <w:color w:val="FF0077"/>
+          <w:sz w:val="21"/>
+          <w:szCs w:val="21"/>
+        </w:rPr>
+        <w:t>style</w:t>
+      </w:r>
+      <w:r>
+        <w:rPr>
+          <w:rFonts w:ascii="Consolas" w:eastAsia="Times New Roman" w:hAnsi="Consolas" w:cs="Times New Roman"/>
+          <w:color w:val="FFFFFF"/>
+          <w:sz w:val="21"/>
+          <w:szCs w:val="21"/>
+        </w:rPr>
+        <w:t>&gt;</w:t>
+      </w:r>
+    </w:p>
+    <w:p>
+      <w:pPr>
+        <w:shd w:val="clear" w:color="auto" w:fill="00002C"/>
+        <w:spacing w:line="285" w:lineRule="atLeast"/>
+        <w:rPr>
+          <w:rFonts w:ascii="Consolas" w:eastAsia="Times New Roman" w:hAnsi="Consolas" w:cs="Times New Roman"/>
+          <w:color w:val="FFFFFF"/>
+          <w:sz w:val="21"/>
+          <w:szCs w:val="21"/>
+        </w:rPr>
+      </w:pPr>
+      <w:r>
+        <w:rPr>
+          <w:rFonts w:ascii="Consolas" w:eastAsia="Times New Roman" w:hAnsi="Consolas" w:cs="Times New Roman"/>
+          <w:color w:val="FFFFFF"/>
+          <w:sz w:val="21"/>
+          <w:szCs w:val="21"/>
+        </w:rPr>
+        <w:t>&lt;/</w:t>
+      </w:r>
+      <w:r>
+        <w:rPr>
+          <w:rFonts w:ascii="Consolas" w:eastAsia="Times New Roman" w:hAnsi="Consolas" w:cs="Times New Roman"/>
+          <w:color w:val="FF0077"/>
+          <w:sz w:val="21"/>
+          <w:szCs w:val="21"/>
+        </w:rPr>
+        <w:t>head</w:t>
+      </w:r>
+      <w:r>
+        <w:rPr>
+          <w:rFonts w:ascii="Consolas" w:eastAsia="Times New Roman" w:hAnsi="Consolas" w:cs="Times New Roman"/>
+          <w:color w:val="FFFFFF"/>
+          <w:sz w:val="21"/>
+          <w:szCs w:val="21"/>
+        </w:rPr>
+        <w:t>&gt;</w:t>
+      </w:r>
+    </w:p>
+    <w:p>
+      <w:pPr>
+        <w:shd w:val="clear" w:color="auto" w:fill="00002C"/>
+        <w:spacing w:line="285" w:lineRule="atLeast"/>
+        <w:rPr>
+          <w:rFonts w:ascii="Consolas" w:eastAsia="Times New Roman" w:hAnsi="Consolas" w:cs="Times New Roman"/>
+          <w:color w:val="FFFFFF"/>
+          <w:sz w:val="21"/>
+          <w:szCs w:val="21"/>
+        </w:rPr>
+      </w:pPr>
+      <w:r>
+        <w:rPr>
+          <w:rFonts w:ascii="Consolas" w:eastAsia="Times New Roman" w:hAnsi="Consolas" w:cs="Times New Roman"/>
+          <w:color w:val="FFFFFF"/>
+          <w:sz w:val="21"/>
+          <w:szCs w:val="21"/>
+        </w:rPr>
+        <w:t>&lt;</w:t>
+      </w:r>
+      <w:proofErr w:type="gramStart"/>
+      <w:r>
+        <w:rPr>
+          <w:rFonts w:ascii="Consolas" w:eastAsia="Times New Roman" w:hAnsi="Consolas" w:cs="Times New Roman"/>
+          <w:color w:val="FF0077"/>
+          <w:sz w:val="21"/>
+          <w:szCs w:val="21"/>
+        </w:rPr>
+        <w:t>body</w:t>
+      </w:r>
+      <w:proofErr w:type="gramEnd"/>
+      <w:r>
+        <w:rPr>
+          <w:rFonts w:ascii="Consolas" w:eastAsia="Times New Roman" w:hAnsi="Consolas" w:cs="Times New Roman"/>
+          <w:color w:val="FFFFFF"/>
+          <w:sz w:val="21"/>
+          <w:szCs w:val="21"/>
+        </w:rPr>
+        <w:t>&gt;</w:t>
+      </w:r>
+    </w:p>
+    <w:p>
+      <w:pPr>
+        <w:shd w:val="clear" w:color="auto" w:fill="00002C"/>
+        <w:spacing w:line="285" w:lineRule="atLeast"/>
+        <w:rPr>
+          <w:rFonts w:ascii="Consolas" w:eastAsia="Times New Roman" w:hAnsi="Consolas" w:cs="Times New Roman"/>
+          <w:color w:val="FFFFFF"/>
+          <w:sz w:val="21"/>
+          <w:szCs w:val="21"/>
+        </w:rPr>
+      </w:pPr>
+      <w:r>
+        <w:rPr>
+          <w:rFonts w:ascii="Consolas" w:eastAsia="Times New Roman" w:hAnsi="Consolas" w:cs="Times New Roman"/>
+          <w:color w:val="FFFFFF"/>
+          <w:sz w:val="21"/>
+          <w:szCs w:val="21"/>
+        </w:rPr>
+        <w:t>    &lt;</w:t>
+      </w:r>
+      <w:r>
+        <w:rPr>
+          <w:rFonts w:ascii="Consolas" w:eastAsia="Times New Roman" w:hAnsi="Consolas" w:cs="Times New Roman"/>
+          <w:color w:val="FF0077"/>
+          <w:sz w:val="21"/>
+          <w:szCs w:val="21"/>
+        </w:rPr>
+        <w:t>h1</w:t>
+      </w:r>
+      <w:r>
+        <w:rPr>
+          <w:rFonts w:ascii="Consolas" w:eastAsia="Times New Roman" w:hAnsi="Consolas" w:cs="Times New Roman"/>
+          <w:color w:val="FFFFFF"/>
+          <w:sz w:val="21"/>
+          <w:szCs w:val="21"/>
+        </w:rPr>
+        <w:t xml:space="preserve"> </w:t>
+      </w:r>
+      <w:r>
+        <w:rPr>
+          <w:rFonts w:ascii="Consolas" w:eastAsia="Times New Roman" w:hAnsi="Consolas" w:cs="Times New Roman"/>
+          <w:color w:val="00FFF2"/>
+          <w:sz w:val="21"/>
+          <w:szCs w:val="21"/>
+        </w:rPr>
+        <w:t>class</w:t>
+      </w:r>
+      <w:r>
+        <w:rPr>
+          <w:rFonts w:ascii="Consolas" w:eastAsia="Times New Roman" w:hAnsi="Consolas" w:cs="Times New Roman"/>
+          <w:color w:val="FFFFFF"/>
+          <w:sz w:val="21"/>
+          <w:szCs w:val="21"/>
+        </w:rPr>
+        <w:t>="</w:t>
+      </w:r>
+      <w:proofErr w:type="gramStart"/>
+      <w:r>
+        <w:rPr>
+          <w:rFonts w:ascii="Consolas" w:eastAsia="Times New Roman" w:hAnsi="Consolas" w:cs="Times New Roman"/>
+          <w:color w:val="EEFF00"/>
+          <w:sz w:val="21"/>
+          <w:szCs w:val="21"/>
+        </w:rPr>
+        <w:t>red  </w:t>
+      </w:r>
+      <w:proofErr w:type="spellStart"/>
+      <w:r>
+        <w:rPr>
+          <w:rFonts w:ascii="Consolas" w:eastAsia="Times New Roman" w:hAnsi="Consolas" w:cs="Times New Roman"/>
+          <w:color w:val="EEFF00"/>
+          <w:sz w:val="21"/>
+          <w:szCs w:val="21"/>
+        </w:rPr>
+        <w:t>vblue</w:t>
+      </w:r>
+      <w:proofErr w:type="spellEnd"/>
+      <w:proofErr w:type="gramEnd"/>
+      <w:r>
+        <w:rPr>
+          <w:rFonts w:ascii="Consolas" w:eastAsia="Times New Roman" w:hAnsi="Consolas" w:cs="Times New Roman"/>
+          <w:color w:val="EEFF00"/>
+          <w:sz w:val="21"/>
+          <w:szCs w:val="21"/>
+        </w:rPr>
+        <w:t xml:space="preserve"> </w:t>
+      </w:r>
+      <w:proofErr w:type="spellStart"/>
+      <w:r>
+        <w:rPr>
+          <w:rFonts w:ascii="Consolas" w:eastAsia="Times New Roman" w:hAnsi="Consolas" w:cs="Times New Roman"/>
+          <w:color w:val="EEFF00"/>
+          <w:sz w:val="21"/>
+          <w:szCs w:val="21"/>
+        </w:rPr>
+        <w:t>tpurple</w:t>
+      </w:r>
+      <w:proofErr w:type="spellEnd"/>
+      <w:r>
+        <w:rPr>
+          <w:rFonts w:ascii="Consolas" w:eastAsia="Times New Roman" w:hAnsi="Consolas" w:cs="Times New Roman"/>
+          <w:color w:val="EEFF00"/>
+          <w:sz w:val="21"/>
+          <w:szCs w:val="21"/>
+        </w:rPr>
+        <w:t xml:space="preserve"> </w:t>
+      </w:r>
+      <w:proofErr w:type="spellStart"/>
+      <w:r>
+        <w:rPr>
+          <w:rFonts w:ascii="Consolas" w:eastAsia="Times New Roman" w:hAnsi="Consolas" w:cs="Times New Roman"/>
+          <w:color w:val="EEFF00"/>
+          <w:sz w:val="21"/>
+          <w:szCs w:val="21"/>
+        </w:rPr>
+        <w:t>mgrey</w:t>
+      </w:r>
+      <w:proofErr w:type="spellEnd"/>
+      <w:r>
+        <w:rPr>
+          <w:rFonts w:ascii="Consolas" w:eastAsia="Times New Roman" w:hAnsi="Consolas" w:cs="Times New Roman"/>
+          <w:color w:val="EEFF00"/>
+          <w:sz w:val="21"/>
+          <w:szCs w:val="21"/>
+        </w:rPr>
+        <w:t xml:space="preserve"> </w:t>
+      </w:r>
+      <w:r>
+        <w:rPr>
+          <w:rFonts w:ascii="Consolas" w:eastAsia="Times New Roman" w:hAnsi="Consolas" w:cs="Times New Roman"/>
+          <w:color w:val="FFFFFF"/>
+          <w:sz w:val="21"/>
+          <w:szCs w:val="21"/>
+        </w:rPr>
+        <w:t>"&gt;</w:t>
+      </w:r>
+      <w:proofErr w:type="spellStart"/>
+      <w:r>
+        <w:rPr>
+          <w:rFonts w:ascii="Consolas" w:eastAsia="Times New Roman" w:hAnsi="Consolas" w:cs="Times New Roman"/>
+          <w:color w:val="FFFFFF"/>
+          <w:sz w:val="21"/>
+          <w:szCs w:val="21"/>
+        </w:rPr>
+        <w:t>css</w:t>
+      </w:r>
+      <w:proofErr w:type="spellEnd"/>
+      <w:r>
+        <w:rPr>
+          <w:rFonts w:ascii="Consolas" w:eastAsia="Times New Roman" w:hAnsi="Consolas" w:cs="Times New Roman"/>
+          <w:color w:val="FFFFFF"/>
+          <w:sz w:val="21"/>
+          <w:szCs w:val="21"/>
+        </w:rPr>
+        <w:t xml:space="preserve"> Specificity and Cascade&lt;/</w:t>
+      </w:r>
+      <w:r>
+        <w:rPr>
+          <w:rFonts w:ascii="Consolas" w:eastAsia="Times New Roman" w:hAnsi="Consolas" w:cs="Times New Roman"/>
+          <w:color w:val="FF0077"/>
+          <w:sz w:val="21"/>
+          <w:szCs w:val="21"/>
+        </w:rPr>
+        <w:t>h1</w:t>
+      </w:r>
+      <w:r>
+        <w:rPr>
+          <w:rFonts w:ascii="Consolas" w:eastAsia="Times New Roman" w:hAnsi="Consolas" w:cs="Times New Roman"/>
+          <w:color w:val="FFFFFF"/>
+          <w:sz w:val="21"/>
+          <w:szCs w:val="21"/>
+        </w:rPr>
+        <w:t>&gt;</w:t>
+      </w:r>
+    </w:p>
+    <w:p>
+      <w:pPr>
+        <w:pStyle w:val="NoSpacing"/>
+        <w:tabs>
+          <w:tab w:val="left" w:pos="1230"/>
+        </w:tabs>
+      </w:pPr>
+      <w:r>
+        <w:t xml:space="preserve">See here we apply the three different names of the class on the h1 and then by using the </w:t>
+      </w:r>
+      <w:proofErr w:type="spellStart"/>
+      <w:r>
+        <w:t>css</w:t>
+      </w:r>
+      <w:proofErr w:type="spellEnd"/>
+      <w:r>
+        <w:t xml:space="preserve"> we give them different color but in the output only of the one color green which is in the </w:t>
+      </w:r>
+      <w:proofErr w:type="gramStart"/>
+      <w:r>
+        <w:t>last .</w:t>
+      </w:r>
+      <w:proofErr w:type="gramEnd"/>
+      <w:r>
+        <w:t xml:space="preserve"> Why other not </w:t>
+      </w:r>
+      <w:proofErr w:type="gramStart"/>
+      <w:r>
+        <w:t>apply ?</w:t>
+      </w:r>
+      <w:proofErr w:type="gramEnd"/>
+    </w:p>
+    <w:p>
+      <w:pPr>
+        <w:pStyle w:val="NoSpacing"/>
+        <w:tabs>
+          <w:tab w:val="left" w:pos="1230"/>
+        </w:tabs>
+      </w:pPr>
+      <w:r>
+        <w:t>This process is called the cascading</w:t>
+      </w:r>
+    </w:p>
+    <w:p>
+      <w:pPr>
+        <w:pStyle w:val="NoSpacing"/>
+        <w:tabs>
+          <w:tab w:val="left" w:pos="1230"/>
+        </w:tabs>
+      </w:pPr>
+      <w:r>
+        <w:t xml:space="preserve">The cascading means that solving of the problem </w:t>
+      </w:r>
+      <w:proofErr w:type="gramStart"/>
+      <w:r>
+        <w:t>In</w:t>
+      </w:r>
+      <w:proofErr w:type="gramEnd"/>
+      <w:r>
+        <w:t xml:space="preserve"> which you use the multiple number of the </w:t>
+      </w:r>
+      <w:proofErr w:type="spellStart"/>
+      <w:r>
+        <w:t>properperties</w:t>
+      </w:r>
+      <w:proofErr w:type="spellEnd"/>
+      <w:r>
+        <w:t xml:space="preserve"> on the single html element and cascading is use to </w:t>
+      </w:r>
+      <w:proofErr w:type="spellStart"/>
+      <w:r>
+        <w:t>chose</w:t>
+      </w:r>
+      <w:proofErr w:type="spellEnd"/>
+      <w:r>
+        <w:t xml:space="preserve"> that one or to solve that problem.  </w:t>
+      </w:r>
+      <w:proofErr w:type="gramStart"/>
+      <w:r>
+        <w:t>and</w:t>
+      </w:r>
+      <w:proofErr w:type="gramEnd"/>
+      <w:r>
+        <w:t xml:space="preserve"> there are four rules of the cascading .</w:t>
+      </w:r>
+    </w:p>
+    <w:p>
+      <w:pPr>
+        <w:pStyle w:val="NoSpacing"/>
+        <w:tabs>
+          <w:tab w:val="left" w:pos="1230"/>
+        </w:tabs>
+      </w:pPr>
+    </w:p>
+    <w:p>
+      <w:pPr>
+        <w:pStyle w:val="NoSpacing"/>
+        <w:tabs>
+          <w:tab w:val="left" w:pos="1230"/>
+        </w:tabs>
+      </w:pPr>
+      <w:proofErr w:type="gramStart"/>
+      <w:r>
+        <w:t>1.Positon</w:t>
+      </w:r>
+      <w:proofErr w:type="gramEnd"/>
+      <w:r>
+        <w:t xml:space="preserve"> and order of the appearance:</w:t>
+      </w:r>
+    </w:p>
+    <w:p>
+      <w:pPr>
+        <w:pStyle w:val="NoSpacing"/>
+        <w:tabs>
+          <w:tab w:val="left" w:pos="1230"/>
+        </w:tabs>
+      </w:pPr>
+    </w:p>
+    <w:p>
+      <w:pPr>
+        <w:pStyle w:val="NoSpacing"/>
+        <w:tabs>
+          <w:tab w:val="left" w:pos="1230"/>
+        </w:tabs>
+      </w:pPr>
+      <w:r>
+        <w:t xml:space="preserve">Means that which is after </w:t>
+      </w:r>
+      <w:proofErr w:type="gramStart"/>
+      <w:r>
+        <w:t>the another</w:t>
+      </w:r>
+      <w:proofErr w:type="gramEnd"/>
+      <w:r>
+        <w:t xml:space="preserve"> one means to say which is at last so that property is </w:t>
+      </w:r>
+      <w:proofErr w:type="spellStart"/>
+      <w:r>
+        <w:t>applied.when</w:t>
+      </w:r>
+      <w:proofErr w:type="spellEnd"/>
+      <w:r>
+        <w:t xml:space="preserve"> we use the same type of the selector</w:t>
+      </w:r>
+    </w:p>
+    <w:p>
+      <w:pPr>
+        <w:pStyle w:val="NoSpacing"/>
+        <w:tabs>
+          <w:tab w:val="left" w:pos="1230"/>
+        </w:tabs>
+      </w:pPr>
+    </w:p>
+    <w:p>
+      <w:pPr>
+        <w:pStyle w:val="NoSpacing"/>
+        <w:tabs>
+          <w:tab w:val="left" w:pos="1230"/>
+        </w:tabs>
+      </w:pPr>
+      <w:proofErr w:type="gramStart"/>
+      <w:r>
+        <w:t>2.specificity</w:t>
+      </w:r>
+      <w:proofErr w:type="gramEnd"/>
+      <w:r>
+        <w:t xml:space="preserve"> :</w:t>
+      </w:r>
+    </w:p>
+    <w:p>
+      <w:pPr>
+        <w:pStyle w:val="NoSpacing"/>
+        <w:tabs>
+          <w:tab w:val="left" w:pos="1230"/>
+        </w:tabs>
+      </w:pPr>
+      <w:r>
+        <w:t xml:space="preserve">This means there some selector that give </w:t>
+      </w:r>
+      <w:proofErr w:type="gramStart"/>
+      <w:r>
+        <w:t>priority .</w:t>
+      </w:r>
+      <w:proofErr w:type="gramEnd"/>
+    </w:p>
+    <w:p>
+      <w:pPr>
+        <w:pStyle w:val="NoSpacing"/>
+        <w:tabs>
+          <w:tab w:val="left" w:pos="1230"/>
+        </w:tabs>
+      </w:pPr>
+      <w:r>
+        <w:rPr>
+          <w:noProof/>
+        </w:rPr>
+        <w:drawing>
+          <wp:inline distT="0" distB="0" distL="0" distR="0" wp14:anchorId="72D82419" wp14:editId="1944FBE7">
+            <wp:extent cx="6238875" cy="276225"/>
+            <wp:effectExtent l="0" t="0" r="9525" b="9525"/>
+            <wp:docPr id="2" name="Picture 2"/>
+            <wp:cNvGraphicFramePr>
+              <a:graphicFrameLocks xmlns:a="http://schemas.openxmlformats.org/drawingml/2006/main" noChangeAspect="1"/>
+            </wp:cNvGraphicFramePr>
+            <a:graphic xmlns:a="http://schemas.openxmlformats.org/drawingml/2006/main">
+              <a:graphicData uri="http://schemas.openxmlformats.org/drawingml/2006/picture">
+                <pic:pic xmlns:pic="http://schemas.openxmlformats.org/drawingml/2006/picture">
+                  <pic:nvPicPr>
+                    <pic:cNvPr id="1" name=""/>
+                    <pic:cNvPicPr/>
+                  </pic:nvPicPr>
+                  <pic:blipFill>
+                    <a:blip r:embed="rId26"/>
+                    <a:stretch>
+                      <a:fillRect/>
+                    </a:stretch>
+                  </pic:blipFill>
+                  <pic:spPr>
+                    <a:xfrm>
+                      <a:off x="0" y="0"/>
+                      <a:ext cx="6239846" cy="276268"/>
+                    </a:xfrm>
+                    <a:prstGeom prst="rect">
+                      <a:avLst/>
+                    </a:prstGeom>
+                  </pic:spPr>
+                </pic:pic>
+              </a:graphicData>
+            </a:graphic>
+          </wp:inline>
+        </w:drawing>
+      </w:r>
+    </w:p>
+    <w:p/>
+    <w:p>
+      <w:pPr>
+        <w:tabs>
+          <w:tab w:val="left" w:pos="1920"/>
+        </w:tabs>
+      </w:pPr>
+      <w:r>
+        <w:tab/>
+        <w:t>The order of them is above.</w:t>
+      </w:r>
+    </w:p>
+    <w:p>
+      <w:pPr>
+        <w:tabs>
+          <w:tab w:val="left" w:pos="1920"/>
+        </w:tabs>
+      </w:pPr>
+    </w:p>
+    <w:p>
+      <w:pPr>
+        <w:tabs>
+          <w:tab w:val="left" w:pos="1920"/>
+        </w:tabs>
+      </w:pPr>
+    </w:p>
+    <w:p>
+      <w:pPr>
+        <w:tabs>
+          <w:tab w:val="left" w:pos="1920"/>
+        </w:tabs>
+      </w:pPr>
+    </w:p>
+    <w:p>
+      <w:pPr>
+        <w:shd w:val="clear" w:color="auto" w:fill="00002C"/>
+        <w:spacing w:line="285" w:lineRule="atLeast"/>
+        <w:rPr>
+          <w:rFonts w:ascii="Consolas" w:eastAsia="Times New Roman" w:hAnsi="Consolas" w:cs="Times New Roman"/>
+          <w:color w:val="FFFFFF"/>
+          <w:sz w:val="21"/>
+          <w:szCs w:val="21"/>
+        </w:rPr>
+      </w:pPr>
+      <w:r>
+        <w:rPr>
+          <w:rFonts w:ascii="Consolas" w:eastAsia="Times New Roman" w:hAnsi="Consolas" w:cs="Times New Roman"/>
+          <w:color w:val="FFFFFF"/>
+          <w:sz w:val="21"/>
+          <w:szCs w:val="21"/>
+        </w:rPr>
+        <w:lastRenderedPageBreak/>
+        <w:t>&lt;/</w:t>
+      </w:r>
+      <w:r>
+        <w:rPr>
+          <w:rFonts w:ascii="Consolas" w:eastAsia="Times New Roman" w:hAnsi="Consolas" w:cs="Times New Roman"/>
+          <w:color w:val="FF0077"/>
+          <w:sz w:val="21"/>
+          <w:szCs w:val="21"/>
+        </w:rPr>
+        <w:t>head</w:t>
+      </w:r>
+      <w:r>
+        <w:rPr>
+          <w:rFonts w:ascii="Consolas" w:eastAsia="Times New Roman" w:hAnsi="Consolas" w:cs="Times New Roman"/>
+          <w:color w:val="FFFFFF"/>
+          <w:sz w:val="21"/>
+          <w:szCs w:val="21"/>
+        </w:rPr>
+        <w:t>&gt;</w:t>
+      </w:r>
+    </w:p>
+    <w:p>
+      <w:pPr>
+        <w:shd w:val="clear" w:color="auto" w:fill="00002C"/>
+        <w:spacing w:line="285" w:lineRule="atLeast"/>
+        <w:rPr>
+          <w:rFonts w:ascii="Consolas" w:eastAsia="Times New Roman" w:hAnsi="Consolas" w:cs="Times New Roman"/>
+          <w:color w:val="FFFFFF"/>
+          <w:sz w:val="21"/>
+          <w:szCs w:val="21"/>
+        </w:rPr>
+      </w:pPr>
+      <w:r>
+        <w:rPr>
+          <w:rFonts w:ascii="Consolas" w:eastAsia="Times New Roman" w:hAnsi="Consolas" w:cs="Times New Roman"/>
+          <w:color w:val="FFFFFF"/>
+          <w:sz w:val="21"/>
+          <w:szCs w:val="21"/>
+        </w:rPr>
+        <w:t>&lt;</w:t>
+      </w:r>
+      <w:proofErr w:type="gramStart"/>
+      <w:r>
+        <w:rPr>
+          <w:rFonts w:ascii="Consolas" w:eastAsia="Times New Roman" w:hAnsi="Consolas" w:cs="Times New Roman"/>
+          <w:color w:val="FF0077"/>
+          <w:sz w:val="21"/>
+          <w:szCs w:val="21"/>
+        </w:rPr>
+        <w:t>body</w:t>
+      </w:r>
+      <w:proofErr w:type="gramEnd"/>
+      <w:r>
+        <w:rPr>
+          <w:rFonts w:ascii="Consolas" w:eastAsia="Times New Roman" w:hAnsi="Consolas" w:cs="Times New Roman"/>
+          <w:color w:val="FFFFFF"/>
+          <w:sz w:val="21"/>
+          <w:szCs w:val="21"/>
+        </w:rPr>
+        <w:t>&gt;</w:t>
+      </w:r>
+    </w:p>
+    <w:p>
+      <w:pPr>
+        <w:shd w:val="clear" w:color="auto" w:fill="00002C"/>
+        <w:spacing w:line="285" w:lineRule="atLeast"/>
+        <w:rPr>
+          <w:rFonts w:ascii="Consolas" w:eastAsia="Times New Roman" w:hAnsi="Consolas" w:cs="Times New Roman"/>
+          <w:color w:val="FFFFFF"/>
+          <w:sz w:val="21"/>
+          <w:szCs w:val="21"/>
+        </w:rPr>
+      </w:pPr>
+      <w:r>
+        <w:rPr>
+          <w:rFonts w:ascii="Consolas" w:eastAsia="Times New Roman" w:hAnsi="Consolas" w:cs="Times New Roman"/>
+          <w:color w:val="FFFFFF"/>
+          <w:sz w:val="21"/>
+          <w:szCs w:val="21"/>
+        </w:rPr>
+        <w:t>    &lt;</w:t>
+      </w:r>
+      <w:r>
+        <w:rPr>
+          <w:rFonts w:ascii="Consolas" w:eastAsia="Times New Roman" w:hAnsi="Consolas" w:cs="Times New Roman"/>
+          <w:color w:val="FF0077"/>
+          <w:sz w:val="21"/>
+          <w:szCs w:val="21"/>
+        </w:rPr>
+        <w:t>h1</w:t>
+      </w:r>
+      <w:r>
+        <w:rPr>
+          <w:rFonts w:ascii="Consolas" w:eastAsia="Times New Roman" w:hAnsi="Consolas" w:cs="Times New Roman"/>
+          <w:color w:val="FFFFFF"/>
+          <w:sz w:val="21"/>
+          <w:szCs w:val="21"/>
+        </w:rPr>
+        <w:t xml:space="preserve"> </w:t>
+      </w:r>
+      <w:r>
+        <w:rPr>
+          <w:rFonts w:ascii="Consolas" w:eastAsia="Times New Roman" w:hAnsi="Consolas" w:cs="Times New Roman"/>
+          <w:color w:val="00FFF2"/>
+          <w:sz w:val="21"/>
+          <w:szCs w:val="21"/>
+        </w:rPr>
+        <w:t>style</w:t>
+      </w:r>
+      <w:r>
+        <w:rPr>
+          <w:rFonts w:ascii="Consolas" w:eastAsia="Times New Roman" w:hAnsi="Consolas" w:cs="Times New Roman"/>
+          <w:color w:val="FFFFFF"/>
+          <w:sz w:val="21"/>
+          <w:szCs w:val="21"/>
+        </w:rPr>
+        <w:t>="</w:t>
+      </w:r>
+      <w:r>
+        <w:rPr>
+          <w:rFonts w:ascii="Consolas" w:eastAsia="Times New Roman" w:hAnsi="Consolas" w:cs="Times New Roman"/>
+          <w:color w:val="EEFF00"/>
+          <w:sz w:val="21"/>
+          <w:szCs w:val="21"/>
+        </w:rPr>
+        <w:t>color: purple;</w:t>
+      </w:r>
+      <w:r>
+        <w:rPr>
+          <w:rFonts w:ascii="Consolas" w:eastAsia="Times New Roman" w:hAnsi="Consolas" w:cs="Times New Roman"/>
+          <w:color w:val="FFFFFF"/>
+          <w:sz w:val="21"/>
+          <w:szCs w:val="21"/>
+        </w:rPr>
+        <w:t xml:space="preserve">" </w:t>
+      </w:r>
+      <w:r>
+        <w:rPr>
+          <w:rFonts w:ascii="Consolas" w:eastAsia="Times New Roman" w:hAnsi="Consolas" w:cs="Times New Roman"/>
+          <w:color w:val="00FFF2"/>
+          <w:sz w:val="21"/>
+          <w:szCs w:val="21"/>
+        </w:rPr>
+        <w:t>class</w:t>
+      </w:r>
+      <w:r>
+        <w:rPr>
+          <w:rFonts w:ascii="Consolas" w:eastAsia="Times New Roman" w:hAnsi="Consolas" w:cs="Times New Roman"/>
+          <w:color w:val="FFFFFF"/>
+          <w:sz w:val="21"/>
+          <w:szCs w:val="21"/>
+        </w:rPr>
+        <w:t>="</w:t>
+      </w:r>
+      <w:proofErr w:type="gramStart"/>
+      <w:r>
+        <w:rPr>
+          <w:rFonts w:ascii="Consolas" w:eastAsia="Times New Roman" w:hAnsi="Consolas" w:cs="Times New Roman"/>
+          <w:color w:val="EEFF00"/>
+          <w:sz w:val="21"/>
+          <w:szCs w:val="21"/>
+        </w:rPr>
+        <w:t>red  </w:t>
+      </w:r>
+      <w:proofErr w:type="spellStart"/>
+      <w:r>
+        <w:rPr>
+          <w:rFonts w:ascii="Consolas" w:eastAsia="Times New Roman" w:hAnsi="Consolas" w:cs="Times New Roman"/>
+          <w:color w:val="EEFF00"/>
+          <w:sz w:val="21"/>
+          <w:szCs w:val="21"/>
+        </w:rPr>
+        <w:t>vblue</w:t>
+      </w:r>
+      <w:proofErr w:type="spellEnd"/>
+      <w:proofErr w:type="gramEnd"/>
+      <w:r>
+        <w:rPr>
+          <w:rFonts w:ascii="Consolas" w:eastAsia="Times New Roman" w:hAnsi="Consolas" w:cs="Times New Roman"/>
+          <w:color w:val="EEFF00"/>
+          <w:sz w:val="21"/>
+          <w:szCs w:val="21"/>
+        </w:rPr>
+        <w:t xml:space="preserve"> </w:t>
+      </w:r>
+      <w:proofErr w:type="spellStart"/>
+      <w:r>
+        <w:rPr>
+          <w:rFonts w:ascii="Consolas" w:eastAsia="Times New Roman" w:hAnsi="Consolas" w:cs="Times New Roman"/>
+          <w:color w:val="EEFF00"/>
+          <w:sz w:val="21"/>
+          <w:szCs w:val="21"/>
+        </w:rPr>
+        <w:t>tpurple</w:t>
+      </w:r>
+      <w:proofErr w:type="spellEnd"/>
+      <w:r>
+        <w:rPr>
+          <w:rFonts w:ascii="Consolas" w:eastAsia="Times New Roman" w:hAnsi="Consolas" w:cs="Times New Roman"/>
+          <w:color w:val="EEFF00"/>
+          <w:sz w:val="21"/>
+          <w:szCs w:val="21"/>
+        </w:rPr>
+        <w:t xml:space="preserve"> </w:t>
+      </w:r>
+      <w:proofErr w:type="spellStart"/>
+      <w:r>
+        <w:rPr>
+          <w:rFonts w:ascii="Consolas" w:eastAsia="Times New Roman" w:hAnsi="Consolas" w:cs="Times New Roman"/>
+          <w:color w:val="EEFF00"/>
+          <w:sz w:val="21"/>
+          <w:szCs w:val="21"/>
+        </w:rPr>
+        <w:t>mgrey</w:t>
+      </w:r>
+      <w:proofErr w:type="spellEnd"/>
+      <w:r>
+        <w:rPr>
+          <w:rFonts w:ascii="Consolas" w:eastAsia="Times New Roman" w:hAnsi="Consolas" w:cs="Times New Roman"/>
+          <w:color w:val="EEFF00"/>
+          <w:sz w:val="21"/>
+          <w:szCs w:val="21"/>
+        </w:rPr>
+        <w:t xml:space="preserve"> </w:t>
+      </w:r>
+      <w:r>
+        <w:rPr>
+          <w:rFonts w:ascii="Consolas" w:eastAsia="Times New Roman" w:hAnsi="Consolas" w:cs="Times New Roman"/>
+          <w:color w:val="FFFFFF"/>
+          <w:sz w:val="21"/>
+          <w:szCs w:val="21"/>
+        </w:rPr>
+        <w:t>"&gt;</w:t>
+      </w:r>
+      <w:proofErr w:type="spellStart"/>
+      <w:r>
+        <w:rPr>
+          <w:rFonts w:ascii="Consolas" w:eastAsia="Times New Roman" w:hAnsi="Consolas" w:cs="Times New Roman"/>
+          <w:color w:val="FFFFFF"/>
+          <w:sz w:val="21"/>
+          <w:szCs w:val="21"/>
+        </w:rPr>
+        <w:t>css</w:t>
+      </w:r>
+      <w:proofErr w:type="spellEnd"/>
+      <w:r>
+        <w:rPr>
+          <w:rFonts w:ascii="Consolas" w:eastAsia="Times New Roman" w:hAnsi="Consolas" w:cs="Times New Roman"/>
+          <w:color w:val="FFFFFF"/>
+          <w:sz w:val="21"/>
+          <w:szCs w:val="21"/>
+        </w:rPr>
+        <w:t xml:space="preserve"> Specificity and Cascade&lt;/</w:t>
+      </w:r>
+      <w:r>
+        <w:rPr>
+          <w:rFonts w:ascii="Consolas" w:eastAsia="Times New Roman" w:hAnsi="Consolas" w:cs="Times New Roman"/>
+          <w:color w:val="FF0077"/>
+          <w:sz w:val="21"/>
+          <w:szCs w:val="21"/>
+        </w:rPr>
+        <w:t>h1</w:t>
+      </w:r>
+      <w:r>
+        <w:rPr>
+          <w:rFonts w:ascii="Consolas" w:eastAsia="Times New Roman" w:hAnsi="Consolas" w:cs="Times New Roman"/>
+          <w:color w:val="FFFFFF"/>
+          <w:sz w:val="21"/>
+          <w:szCs w:val="21"/>
+        </w:rPr>
+        <w:t>&gt;</w:t>
+      </w:r>
+    </w:p>
+    <w:p>
+      <w:pPr>
+        <w:shd w:val="clear" w:color="auto" w:fill="00002C"/>
+        <w:spacing w:line="285" w:lineRule="atLeast"/>
+        <w:rPr>
+          <w:rFonts w:ascii="Consolas" w:eastAsia="Times New Roman" w:hAnsi="Consolas" w:cs="Times New Roman"/>
+          <w:color w:val="FFFFFF"/>
+          <w:sz w:val="21"/>
+          <w:szCs w:val="21"/>
+        </w:rPr>
+      </w:pPr>
+      <w:r>
+        <w:rPr>
+          <w:rFonts w:ascii="Consolas" w:eastAsia="Times New Roman" w:hAnsi="Consolas" w:cs="Times New Roman"/>
+          <w:color w:val="FFFFFF"/>
+          <w:sz w:val="21"/>
+          <w:szCs w:val="21"/>
+        </w:rPr>
+        <w:t>&lt;/</w:t>
+      </w:r>
+      <w:r>
+        <w:rPr>
+          <w:rFonts w:ascii="Consolas" w:eastAsia="Times New Roman" w:hAnsi="Consolas" w:cs="Times New Roman"/>
+          <w:color w:val="FF0077"/>
+          <w:sz w:val="21"/>
+          <w:szCs w:val="21"/>
+        </w:rPr>
+        <w:t>body</w:t>
+      </w:r>
+      <w:r>
+        <w:rPr>
+          <w:rFonts w:ascii="Consolas" w:eastAsia="Times New Roman" w:hAnsi="Consolas" w:cs="Times New Roman"/>
+          <w:color w:val="FFFFFF"/>
+          <w:sz w:val="21"/>
+          <w:szCs w:val="21"/>
+        </w:rPr>
+        <w:t>&gt;</w:t>
+      </w:r>
+    </w:p>
+    <w:p>
+      <w:pPr>
+        <w:shd w:val="clear" w:color="auto" w:fill="00002C"/>
+        <w:spacing w:line="285" w:lineRule="atLeast"/>
+        <w:rPr>
+          <w:rFonts w:ascii="Consolas" w:eastAsia="Times New Roman" w:hAnsi="Consolas" w:cs="Times New Roman"/>
+          <w:color w:val="FFFFFF"/>
+          <w:sz w:val="21"/>
+          <w:szCs w:val="21"/>
+        </w:rPr>
+      </w:pPr>
+      <w:r>
+        <w:rPr>
+          <w:rFonts w:ascii="Consolas" w:eastAsia="Times New Roman" w:hAnsi="Consolas" w:cs="Times New Roman"/>
+          <w:color w:val="FFFFFF"/>
+          <w:sz w:val="21"/>
+          <w:szCs w:val="21"/>
+        </w:rPr>
+        <w:t>&lt;/</w:t>
+      </w:r>
+      <w:r>
+        <w:rPr>
+          <w:rFonts w:ascii="Consolas" w:eastAsia="Times New Roman" w:hAnsi="Consolas" w:cs="Times New Roman"/>
+          <w:color w:val="FF0077"/>
+          <w:sz w:val="21"/>
+          <w:szCs w:val="21"/>
+        </w:rPr>
+        <w:t>html</w:t>
+      </w:r>
+      <w:r>
+        <w:rPr>
+          <w:rFonts w:ascii="Consolas" w:eastAsia="Times New Roman" w:hAnsi="Consolas" w:cs="Times New Roman"/>
+          <w:color w:val="FFFFFF"/>
+          <w:sz w:val="21"/>
+          <w:szCs w:val="21"/>
+        </w:rPr>
+        <w:t>&gt;</w:t>
+      </w:r>
+    </w:p>
+    <w:p>
+      <w:pPr>
+        <w:tabs>
+          <w:tab w:val="left" w:pos="1920"/>
+        </w:tabs>
+      </w:pPr>
+      <w:r>
+        <w:t xml:space="preserve">The best example of the specificity is above here I apply the style in the h1 and give purple color by ignoring </w:t>
+      </w:r>
+      <w:proofErr w:type="spellStart"/>
+      <w:r>
+        <w:t>whatelse</w:t>
+      </w:r>
+      <w:proofErr w:type="spellEnd"/>
+      <w:r>
+        <w:t xml:space="preserve"> I write in the </w:t>
+      </w:r>
+      <w:proofErr w:type="spellStart"/>
+      <w:proofErr w:type="gramStart"/>
+      <w:r>
+        <w:t>css</w:t>
+      </w:r>
+      <w:proofErr w:type="spellEnd"/>
+      <w:r>
+        <w:t xml:space="preserve"> .</w:t>
+      </w:r>
+      <w:proofErr w:type="gramEnd"/>
+      <w:r>
+        <w:t xml:space="preserve"> </w:t>
+      </w:r>
+      <w:proofErr w:type="gramStart"/>
+      <w:r>
+        <w:t>means</w:t>
+      </w:r>
+      <w:proofErr w:type="gramEnd"/>
+      <w:r>
+        <w:t xml:space="preserve"> to say some are </w:t>
+      </w:r>
+      <w:proofErr w:type="spellStart"/>
+      <w:r>
+        <w:t>specificied</w:t>
+      </w:r>
+      <w:proofErr w:type="spellEnd"/>
+      <w:r>
+        <w:t xml:space="preserve"> to provide them priority.</w:t>
+      </w:r>
+    </w:p>
+    <w:p>
+      <w:pPr>
+        <w:tabs>
+          <w:tab w:val="left" w:pos="1920"/>
+        </w:tabs>
+      </w:pPr>
+    </w:p>
+    <w:p>
+      <w:pPr>
+        <w:tabs>
+          <w:tab w:val="left" w:pos="1920"/>
+        </w:tabs>
+      </w:pPr>
+      <w:proofErr w:type="gramStart"/>
+      <w:r>
+        <w:t>3.origin</w:t>
+      </w:r>
+      <w:proofErr w:type="gramEnd"/>
+      <w:r>
+        <w:t xml:space="preserve"> is the order in which </w:t>
+      </w:r>
+      <w:proofErr w:type="spellStart"/>
+      <w:r>
+        <w:t>css</w:t>
+      </w:r>
+      <w:proofErr w:type="spellEnd"/>
+      <w:r>
+        <w:t xml:space="preserve"> appear and where it comes </w:t>
+      </w:r>
+      <w:proofErr w:type="spellStart"/>
+      <w:r>
+        <w:t>from,wheather</w:t>
+      </w:r>
+      <w:proofErr w:type="spellEnd"/>
+      <w:r>
+        <w:t xml:space="preserve"> that it is a browser style ,</w:t>
+      </w:r>
+      <w:proofErr w:type="spellStart"/>
+      <w:r>
+        <w:t>css</w:t>
+      </w:r>
+      <w:proofErr w:type="spellEnd"/>
+      <w:r>
+        <w:t xml:space="preserve"> form from browser </w:t>
+      </w:r>
+      <w:proofErr w:type="spellStart"/>
+      <w:r>
+        <w:t>extention</w:t>
+      </w:r>
+      <w:proofErr w:type="spellEnd"/>
+      <w:r>
+        <w:t xml:space="preserve"> or your </w:t>
+      </w:r>
+      <w:proofErr w:type="spellStart"/>
+      <w:r>
+        <w:t>authoured</w:t>
+      </w:r>
+      <w:proofErr w:type="spellEnd"/>
+      <w:r>
+        <w:t xml:space="preserve"> </w:t>
+      </w:r>
+      <w:proofErr w:type="spellStart"/>
+      <w:r>
+        <w:t>css</w:t>
+      </w:r>
+      <w:proofErr w:type="spellEnd"/>
+      <w:r>
+        <w:t>.</w:t>
+      </w:r>
+    </w:p>
+    <w:p>
+      <w:pPr>
+        <w:tabs>
+          <w:tab w:val="left" w:pos="1920"/>
+        </w:tabs>
+      </w:pPr>
+      <w:proofErr w:type="gramStart"/>
+      <w:r>
+        <w:t>4.important</w:t>
+      </w:r>
+      <w:proofErr w:type="gramEnd"/>
+      <w:r>
+        <w:t xml:space="preserve"> is the another tag if we use it anywhere so that place would be much important even </w:t>
+      </w:r>
+      <w:proofErr w:type="spellStart"/>
+      <w:r>
+        <w:t>overwriter</w:t>
+      </w:r>
+      <w:proofErr w:type="spellEnd"/>
+      <w:r>
+        <w:t xml:space="preserve"> the inline </w:t>
+      </w:r>
+      <w:proofErr w:type="spellStart"/>
+      <w:r>
+        <w:t>css</w:t>
+      </w:r>
+      <w:proofErr w:type="spellEnd"/>
+      <w:r>
+        <w:t>.</w:t>
+      </w:r>
+    </w:p>
+    <w:p>
+      <w:pPr>
+        <w:shd w:val="clear" w:color="auto" w:fill="00002C"/>
+        <w:spacing w:line="285" w:lineRule="atLeast"/>
+        <w:rPr>
+          <w:rFonts w:ascii="Consolas" w:eastAsia="Times New Roman" w:hAnsi="Consolas" w:cs="Times New Roman"/>
+          <w:color w:val="FFFFFF"/>
+          <w:sz w:val="21"/>
+          <w:szCs w:val="21"/>
+        </w:rPr>
+      </w:pPr>
+      <w:r>
+        <w:rPr>
+          <w:rFonts w:ascii="Consolas" w:eastAsia="Times New Roman" w:hAnsi="Consolas" w:cs="Times New Roman"/>
+          <w:color w:val="FFFFFF"/>
+          <w:sz w:val="21"/>
+          <w:szCs w:val="21"/>
+        </w:rPr>
+        <w:t>   &lt;</w:t>
+      </w:r>
+      <w:proofErr w:type="gramStart"/>
+      <w:r>
+        <w:rPr>
+          <w:rFonts w:ascii="Consolas" w:eastAsia="Times New Roman" w:hAnsi="Consolas" w:cs="Times New Roman"/>
+          <w:color w:val="FF0077"/>
+          <w:sz w:val="21"/>
+          <w:szCs w:val="21"/>
+        </w:rPr>
+        <w:t>style</w:t>
+      </w:r>
+      <w:proofErr w:type="gramEnd"/>
+      <w:r>
+        <w:rPr>
+          <w:rFonts w:ascii="Consolas" w:eastAsia="Times New Roman" w:hAnsi="Consolas" w:cs="Times New Roman"/>
+          <w:color w:val="FFFFFF"/>
+          <w:sz w:val="21"/>
+          <w:szCs w:val="21"/>
+        </w:rPr>
+        <w:t>&gt;</w:t>
+      </w:r>
+    </w:p>
+    <w:p>
+      <w:pPr>
+        <w:shd w:val="clear" w:color="auto" w:fill="00002C"/>
+        <w:spacing w:line="285" w:lineRule="atLeast"/>
+        <w:rPr>
+          <w:rFonts w:ascii="Consolas" w:eastAsia="Times New Roman" w:hAnsi="Consolas" w:cs="Times New Roman"/>
+          <w:color w:val="FFFFFF"/>
+          <w:sz w:val="21"/>
+          <w:szCs w:val="21"/>
+        </w:rPr>
+      </w:pPr>
+      <w:r>
+        <w:rPr>
+          <w:rFonts w:ascii="Consolas" w:eastAsia="Times New Roman" w:hAnsi="Consolas" w:cs="Times New Roman"/>
+          <w:color w:val="FFFFFF"/>
+          <w:sz w:val="21"/>
+          <w:szCs w:val="21"/>
+        </w:rPr>
+        <w:t xml:space="preserve">        </w:t>
+      </w:r>
+      <w:proofErr w:type="gramStart"/>
+      <w:r>
+        <w:rPr>
+          <w:rFonts w:ascii="Consolas" w:eastAsia="Times New Roman" w:hAnsi="Consolas" w:cs="Times New Roman"/>
+          <w:color w:val="FF0077"/>
+          <w:sz w:val="21"/>
+          <w:szCs w:val="21"/>
+        </w:rPr>
+        <w:t>h1</w:t>
+      </w:r>
+      <w:r>
+        <w:rPr>
+          <w:rFonts w:ascii="Consolas" w:eastAsia="Times New Roman" w:hAnsi="Consolas" w:cs="Times New Roman"/>
+          <w:color w:val="FFFFFF"/>
+          <w:sz w:val="21"/>
+          <w:szCs w:val="21"/>
+        </w:rPr>
+        <w:t>{</w:t>
+      </w:r>
+      <w:proofErr w:type="gramEnd"/>
+    </w:p>
+    <w:p>
+      <w:pPr>
+        <w:shd w:val="clear" w:color="auto" w:fill="00002C"/>
+        <w:spacing w:line="285" w:lineRule="atLeast"/>
+        <w:rPr>
+          <w:rFonts w:ascii="Consolas" w:eastAsia="Times New Roman" w:hAnsi="Consolas" w:cs="Times New Roman"/>
+          <w:color w:val="FFFFFF"/>
+          <w:sz w:val="21"/>
+          <w:szCs w:val="21"/>
+        </w:rPr>
+      </w:pPr>
+      <w:r>
+        <w:rPr>
+          <w:rFonts w:ascii="Consolas" w:eastAsia="Times New Roman" w:hAnsi="Consolas" w:cs="Times New Roman"/>
+          <w:color w:val="FFFFFF"/>
+          <w:sz w:val="21"/>
+          <w:szCs w:val="21"/>
+        </w:rPr>
+        <w:t xml:space="preserve">            </w:t>
+      </w:r>
+      <w:proofErr w:type="gramStart"/>
+      <w:r>
+        <w:rPr>
+          <w:rFonts w:ascii="Consolas" w:eastAsia="Times New Roman" w:hAnsi="Consolas" w:cs="Times New Roman"/>
+          <w:color w:val="FFFFFF"/>
+          <w:sz w:val="21"/>
+          <w:szCs w:val="21"/>
+        </w:rPr>
+        <w:t>color</w:t>
+      </w:r>
+      <w:proofErr w:type="gramEnd"/>
+      <w:r>
+        <w:rPr>
+          <w:rFonts w:ascii="Consolas" w:eastAsia="Times New Roman" w:hAnsi="Consolas" w:cs="Times New Roman"/>
+          <w:color w:val="FFFFFF"/>
+          <w:sz w:val="21"/>
+          <w:szCs w:val="21"/>
+        </w:rPr>
+        <w:t xml:space="preserve">: </w:t>
+      </w:r>
+      <w:proofErr w:type="spellStart"/>
+      <w:r>
+        <w:rPr>
+          <w:rFonts w:ascii="Consolas" w:eastAsia="Times New Roman" w:hAnsi="Consolas" w:cs="Times New Roman"/>
+          <w:color w:val="00FFFF"/>
+          <w:sz w:val="21"/>
+          <w:szCs w:val="21"/>
+        </w:rPr>
+        <w:t>rgb</w:t>
+      </w:r>
+      <w:proofErr w:type="spellEnd"/>
+      <w:r>
+        <w:rPr>
+          <w:rFonts w:ascii="Consolas" w:eastAsia="Times New Roman" w:hAnsi="Consolas" w:cs="Times New Roman"/>
+          <w:color w:val="FFFFFF"/>
+          <w:sz w:val="21"/>
+          <w:szCs w:val="21"/>
+        </w:rPr>
+        <w:t>(</w:t>
+      </w:r>
+      <w:r>
+        <w:rPr>
+          <w:rFonts w:ascii="Consolas" w:eastAsia="Times New Roman" w:hAnsi="Consolas" w:cs="Times New Roman"/>
+          <w:color w:val="FF7E34"/>
+          <w:sz w:val="21"/>
+          <w:szCs w:val="21"/>
+        </w:rPr>
+        <w:t>0</w:t>
+      </w:r>
+      <w:r>
+        <w:rPr>
+          <w:rFonts w:ascii="Consolas" w:eastAsia="Times New Roman" w:hAnsi="Consolas" w:cs="Times New Roman"/>
+          <w:color w:val="FFFFFF"/>
+          <w:sz w:val="21"/>
+          <w:szCs w:val="21"/>
+        </w:rPr>
+        <w:t xml:space="preserve">, </w:t>
+      </w:r>
+      <w:r>
+        <w:rPr>
+          <w:rFonts w:ascii="Consolas" w:eastAsia="Times New Roman" w:hAnsi="Consolas" w:cs="Times New Roman"/>
+          <w:color w:val="FF7E34"/>
+          <w:sz w:val="21"/>
+          <w:szCs w:val="21"/>
+        </w:rPr>
+        <w:t>255</w:t>
+      </w:r>
+      <w:r>
+        <w:rPr>
+          <w:rFonts w:ascii="Consolas" w:eastAsia="Times New Roman" w:hAnsi="Consolas" w:cs="Times New Roman"/>
+          <w:color w:val="FFFFFF"/>
+          <w:sz w:val="21"/>
+          <w:szCs w:val="21"/>
+        </w:rPr>
+        <w:t xml:space="preserve">, </w:t>
+      </w:r>
+      <w:r>
+        <w:rPr>
+          <w:rFonts w:ascii="Consolas" w:eastAsia="Times New Roman" w:hAnsi="Consolas" w:cs="Times New Roman"/>
+          <w:color w:val="FF7E34"/>
+          <w:sz w:val="21"/>
+          <w:szCs w:val="21"/>
+        </w:rPr>
+        <w:t>98</w:t>
+      </w:r>
+      <w:r>
+        <w:rPr>
+          <w:rFonts w:ascii="Consolas" w:eastAsia="Times New Roman" w:hAnsi="Consolas" w:cs="Times New Roman"/>
+          <w:color w:val="FFFFFF"/>
+          <w:sz w:val="21"/>
+          <w:szCs w:val="21"/>
+        </w:rPr>
+        <w:t>);}</w:t>
+      </w:r>
+    </w:p>
+    <w:p>
+      <w:pPr>
+        <w:shd w:val="clear" w:color="auto" w:fill="00002C"/>
+        <w:spacing w:line="285" w:lineRule="atLeast"/>
+        <w:rPr>
+          <w:rFonts w:ascii="Consolas" w:eastAsia="Times New Roman" w:hAnsi="Consolas" w:cs="Times New Roman"/>
+          <w:color w:val="FFFFFF"/>
+          <w:sz w:val="21"/>
+          <w:szCs w:val="21"/>
+        </w:rPr>
+      </w:pPr>
+      <w:r>
+        <w:rPr>
+          <w:rFonts w:ascii="Consolas" w:eastAsia="Times New Roman" w:hAnsi="Consolas" w:cs="Times New Roman"/>
+          <w:color w:val="FFFFFF"/>
+          <w:sz w:val="21"/>
+          <w:szCs w:val="21"/>
+        </w:rPr>
+        <w:t>            .</w:t>
+      </w:r>
+      <w:proofErr w:type="spellStart"/>
+      <w:proofErr w:type="gramStart"/>
+      <w:r>
+        <w:rPr>
+          <w:rFonts w:ascii="Consolas" w:eastAsia="Times New Roman" w:hAnsi="Consolas" w:cs="Times New Roman"/>
+          <w:color w:val="FFCB6B"/>
+          <w:sz w:val="21"/>
+          <w:szCs w:val="21"/>
+        </w:rPr>
+        <w:t>vblue</w:t>
+      </w:r>
+      <w:proofErr w:type="spellEnd"/>
+      <w:r>
+        <w:rPr>
+          <w:rFonts w:ascii="Consolas" w:eastAsia="Times New Roman" w:hAnsi="Consolas" w:cs="Times New Roman"/>
+          <w:color w:val="FFFFFF"/>
+          <w:sz w:val="21"/>
+          <w:szCs w:val="21"/>
+        </w:rPr>
+        <w:t>{</w:t>
+      </w:r>
+      <w:proofErr w:type="gramEnd"/>
+    </w:p>
+    <w:p>
+      <w:pPr>
+        <w:shd w:val="clear" w:color="auto" w:fill="00002C"/>
+        <w:spacing w:line="285" w:lineRule="atLeast"/>
+        <w:rPr>
+          <w:rFonts w:ascii="Consolas" w:eastAsia="Times New Roman" w:hAnsi="Consolas" w:cs="Times New Roman"/>
+          <w:color w:val="FFFFFF"/>
+          <w:sz w:val="21"/>
+          <w:szCs w:val="21"/>
+        </w:rPr>
+      </w:pPr>
+      <w:r>
+        <w:rPr>
+          <w:rFonts w:ascii="Consolas" w:eastAsia="Times New Roman" w:hAnsi="Consolas" w:cs="Times New Roman"/>
+          <w:color w:val="FFFFFF"/>
+          <w:sz w:val="21"/>
+          <w:szCs w:val="21"/>
+        </w:rPr>
+        <w:t xml:space="preserve">                </w:t>
+      </w:r>
+      <w:proofErr w:type="gramStart"/>
+      <w:r>
+        <w:rPr>
+          <w:rFonts w:ascii="Consolas" w:eastAsia="Times New Roman" w:hAnsi="Consolas" w:cs="Times New Roman"/>
+          <w:color w:val="FFFFFF"/>
+          <w:sz w:val="21"/>
+          <w:szCs w:val="21"/>
+        </w:rPr>
+        <w:t>color</w:t>
+      </w:r>
+      <w:proofErr w:type="gramEnd"/>
+      <w:r>
+        <w:rPr>
+          <w:rFonts w:ascii="Consolas" w:eastAsia="Times New Roman" w:hAnsi="Consolas" w:cs="Times New Roman"/>
+          <w:color w:val="FFFFFF"/>
+          <w:sz w:val="21"/>
+          <w:szCs w:val="21"/>
+        </w:rPr>
+        <w:t xml:space="preserve">: </w:t>
+      </w:r>
+      <w:r>
+        <w:rPr>
+          <w:rFonts w:ascii="Consolas" w:eastAsia="Times New Roman" w:hAnsi="Consolas" w:cs="Times New Roman"/>
+          <w:color w:val="FF7E34"/>
+          <w:sz w:val="21"/>
+          <w:szCs w:val="21"/>
+        </w:rPr>
+        <w:t>blue</w:t>
+      </w:r>
+      <w:r>
+        <w:rPr>
+          <w:rFonts w:ascii="Consolas" w:eastAsia="Times New Roman" w:hAnsi="Consolas" w:cs="Times New Roman"/>
+          <w:color w:val="FFFFFF"/>
+          <w:sz w:val="21"/>
+          <w:szCs w:val="21"/>
+        </w:rPr>
+        <w:t>;}</w:t>
+      </w:r>
+    </w:p>
+    <w:p>
+      <w:pPr>
+        <w:shd w:val="clear" w:color="auto" w:fill="00002C"/>
+        <w:spacing w:line="285" w:lineRule="atLeast"/>
+        <w:rPr>
+          <w:rFonts w:ascii="Consolas" w:eastAsia="Times New Roman" w:hAnsi="Consolas" w:cs="Times New Roman"/>
+          <w:color w:val="FFFFFF"/>
+          <w:sz w:val="21"/>
+          <w:szCs w:val="21"/>
+        </w:rPr>
+      </w:pPr>
+      <w:r>
+        <w:rPr>
+          <w:rFonts w:ascii="Consolas" w:eastAsia="Times New Roman" w:hAnsi="Consolas" w:cs="Times New Roman"/>
+          <w:color w:val="FFFFFF"/>
+          <w:sz w:val="21"/>
+          <w:szCs w:val="21"/>
+        </w:rPr>
+        <w:t>            .</w:t>
+      </w:r>
+      <w:proofErr w:type="spellStart"/>
+      <w:proofErr w:type="gramStart"/>
+      <w:r>
+        <w:rPr>
+          <w:rFonts w:ascii="Consolas" w:eastAsia="Times New Roman" w:hAnsi="Consolas" w:cs="Times New Roman"/>
+          <w:color w:val="FFCB6B"/>
+          <w:sz w:val="21"/>
+          <w:szCs w:val="21"/>
+        </w:rPr>
+        <w:t>tpurple</w:t>
+      </w:r>
+      <w:proofErr w:type="spellEnd"/>
+      <w:r>
+        <w:rPr>
+          <w:rFonts w:ascii="Consolas" w:eastAsia="Times New Roman" w:hAnsi="Consolas" w:cs="Times New Roman"/>
+          <w:color w:val="FFFFFF"/>
+          <w:sz w:val="21"/>
+          <w:szCs w:val="21"/>
+        </w:rPr>
+        <w:t>{</w:t>
+      </w:r>
+      <w:proofErr w:type="gramEnd"/>
+    </w:p>
+    <w:p>
+      <w:pPr>
+        <w:shd w:val="clear" w:color="auto" w:fill="00002C"/>
+        <w:spacing w:line="285" w:lineRule="atLeast"/>
+        <w:rPr>
+          <w:rFonts w:ascii="Consolas" w:eastAsia="Times New Roman" w:hAnsi="Consolas" w:cs="Times New Roman"/>
+          <w:color w:val="FFFFFF"/>
+          <w:sz w:val="21"/>
+          <w:szCs w:val="21"/>
+        </w:rPr>
+      </w:pPr>
+      <w:r>
+        <w:rPr>
+          <w:rFonts w:ascii="Consolas" w:eastAsia="Times New Roman" w:hAnsi="Consolas" w:cs="Times New Roman"/>
+          <w:color w:val="FFFFFF"/>
+          <w:sz w:val="21"/>
+          <w:szCs w:val="21"/>
+        </w:rPr>
+        <w:t xml:space="preserve">                </w:t>
+      </w:r>
+      <w:proofErr w:type="gramStart"/>
+      <w:r>
+        <w:rPr>
+          <w:rFonts w:ascii="Consolas" w:eastAsia="Times New Roman" w:hAnsi="Consolas" w:cs="Times New Roman"/>
+          <w:color w:val="FFFFFF"/>
+          <w:sz w:val="21"/>
+          <w:szCs w:val="21"/>
+        </w:rPr>
+        <w:t>color</w:t>
+      </w:r>
+      <w:proofErr w:type="gramEnd"/>
+      <w:r>
+        <w:rPr>
+          <w:rFonts w:ascii="Consolas" w:eastAsia="Times New Roman" w:hAnsi="Consolas" w:cs="Times New Roman"/>
+          <w:color w:val="FFFFFF"/>
+          <w:sz w:val="21"/>
+          <w:szCs w:val="21"/>
+        </w:rPr>
+        <w:t xml:space="preserve">: </w:t>
+      </w:r>
+      <w:r>
+        <w:rPr>
+          <w:rFonts w:ascii="Consolas" w:eastAsia="Times New Roman" w:hAnsi="Consolas" w:cs="Times New Roman"/>
+          <w:color w:val="FF7E34"/>
+          <w:sz w:val="21"/>
+          <w:szCs w:val="21"/>
+        </w:rPr>
+        <w:t>firebrick</w:t>
+      </w:r>
+      <w:r>
+        <w:rPr>
+          <w:rFonts w:ascii="Consolas" w:eastAsia="Times New Roman" w:hAnsi="Consolas" w:cs="Times New Roman"/>
+          <w:color w:val="FFFFFF"/>
+          <w:sz w:val="21"/>
+          <w:szCs w:val="21"/>
+        </w:rPr>
+        <w:t xml:space="preserve"> </w:t>
+      </w:r>
+      <w:r>
+        <w:rPr>
+          <w:rFonts w:ascii="Consolas" w:eastAsia="Times New Roman" w:hAnsi="Consolas" w:cs="Times New Roman"/>
+          <w:color w:val="82FBFF"/>
+          <w:sz w:val="21"/>
+          <w:szCs w:val="21"/>
+        </w:rPr>
+        <w:t>!important</w:t>
+      </w:r>
+      <w:r>
+        <w:rPr>
+          <w:rFonts w:ascii="Consolas" w:eastAsia="Times New Roman" w:hAnsi="Consolas" w:cs="Times New Roman"/>
+          <w:color w:val="FFFFFF"/>
+          <w:sz w:val="21"/>
+          <w:szCs w:val="21"/>
+        </w:rPr>
+        <w:t>;</w:t>
+      </w:r>
+    </w:p>
+    <w:p>
+      <w:pPr>
+        <w:shd w:val="clear" w:color="auto" w:fill="00002C"/>
+        <w:spacing w:line="285" w:lineRule="atLeast"/>
+        <w:rPr>
+          <w:rFonts w:ascii="Consolas" w:eastAsia="Times New Roman" w:hAnsi="Consolas" w:cs="Times New Roman"/>
+          <w:color w:val="FFFFFF"/>
+          <w:sz w:val="21"/>
+          <w:szCs w:val="21"/>
+        </w:rPr>
+      </w:pPr>
+      <w:r>
+        <w:rPr>
+          <w:rFonts w:ascii="Consolas" w:eastAsia="Times New Roman" w:hAnsi="Consolas" w:cs="Times New Roman"/>
+          <w:color w:val="FFFFFF"/>
+          <w:sz w:val="21"/>
+          <w:szCs w:val="21"/>
+        </w:rPr>
+        <w:t>            }</w:t>
+      </w:r>
+    </w:p>
+    <w:p>
+      <w:pPr>
+        <w:shd w:val="clear" w:color="auto" w:fill="00002C"/>
+        <w:spacing w:line="285" w:lineRule="atLeast"/>
+        <w:rPr>
+          <w:rFonts w:ascii="Consolas" w:eastAsia="Times New Roman" w:hAnsi="Consolas" w:cs="Times New Roman"/>
+          <w:color w:val="FFFFFF"/>
+          <w:sz w:val="21"/>
+          <w:szCs w:val="21"/>
+        </w:rPr>
+      </w:pPr>
+      <w:r>
+        <w:rPr>
+          <w:rFonts w:ascii="Consolas" w:eastAsia="Times New Roman" w:hAnsi="Consolas" w:cs="Times New Roman"/>
+          <w:color w:val="FFFFFF"/>
+          <w:sz w:val="21"/>
+          <w:szCs w:val="21"/>
+        </w:rPr>
+        <w:t>            .</w:t>
+      </w:r>
+      <w:proofErr w:type="spellStart"/>
+      <w:proofErr w:type="gramStart"/>
+      <w:r>
+        <w:rPr>
+          <w:rFonts w:ascii="Consolas" w:eastAsia="Times New Roman" w:hAnsi="Consolas" w:cs="Times New Roman"/>
+          <w:color w:val="FFCB6B"/>
+          <w:sz w:val="21"/>
+          <w:szCs w:val="21"/>
+        </w:rPr>
+        <w:t>mgrey</w:t>
+      </w:r>
+      <w:proofErr w:type="spellEnd"/>
+      <w:r>
+        <w:rPr>
+          <w:rFonts w:ascii="Consolas" w:eastAsia="Times New Roman" w:hAnsi="Consolas" w:cs="Times New Roman"/>
+          <w:color w:val="FFFFFF"/>
+          <w:sz w:val="21"/>
+          <w:szCs w:val="21"/>
+        </w:rPr>
+        <w:t>{</w:t>
+      </w:r>
+      <w:proofErr w:type="gramEnd"/>
+    </w:p>
+    <w:p>
+      <w:pPr>
+        <w:shd w:val="clear" w:color="auto" w:fill="00002C"/>
+        <w:spacing w:line="285" w:lineRule="atLeast"/>
+        <w:rPr>
+          <w:rFonts w:ascii="Consolas" w:eastAsia="Times New Roman" w:hAnsi="Consolas" w:cs="Times New Roman"/>
+          <w:color w:val="FFFFFF"/>
+          <w:sz w:val="21"/>
+          <w:szCs w:val="21"/>
+        </w:rPr>
+      </w:pPr>
+      <w:r>
+        <w:rPr>
+          <w:rFonts w:ascii="Consolas" w:eastAsia="Times New Roman" w:hAnsi="Consolas" w:cs="Times New Roman"/>
+          <w:color w:val="FFFFFF"/>
+          <w:sz w:val="21"/>
+          <w:szCs w:val="21"/>
+        </w:rPr>
+        <w:t xml:space="preserve">                </w:t>
+      </w:r>
+      <w:proofErr w:type="gramStart"/>
+      <w:r>
+        <w:rPr>
+          <w:rFonts w:ascii="Consolas" w:eastAsia="Times New Roman" w:hAnsi="Consolas" w:cs="Times New Roman"/>
+          <w:color w:val="FFFFFF"/>
+          <w:sz w:val="21"/>
+          <w:szCs w:val="21"/>
+        </w:rPr>
+        <w:t>color</w:t>
+      </w:r>
+      <w:proofErr w:type="gramEnd"/>
+      <w:r>
+        <w:rPr>
+          <w:rFonts w:ascii="Consolas" w:eastAsia="Times New Roman" w:hAnsi="Consolas" w:cs="Times New Roman"/>
+          <w:color w:val="FFFFFF"/>
+          <w:sz w:val="21"/>
+          <w:szCs w:val="21"/>
+        </w:rPr>
+        <w:t xml:space="preserve">: </w:t>
+      </w:r>
+      <w:r>
+        <w:rPr>
+          <w:rFonts w:ascii="Consolas" w:eastAsia="Times New Roman" w:hAnsi="Consolas" w:cs="Times New Roman"/>
+          <w:color w:val="FF7E34"/>
+          <w:sz w:val="21"/>
+          <w:szCs w:val="21"/>
+        </w:rPr>
+        <w:t>green</w:t>
+      </w:r>
+      <w:r>
+        <w:rPr>
+          <w:rFonts w:ascii="Consolas" w:eastAsia="Times New Roman" w:hAnsi="Consolas" w:cs="Times New Roman"/>
+          <w:color w:val="FFFFFF"/>
+          <w:sz w:val="21"/>
+          <w:szCs w:val="21"/>
+        </w:rPr>
+        <w:t>;</w:t>
+      </w:r>
+    </w:p>
+    <w:p>
+      <w:pPr>
+        <w:shd w:val="clear" w:color="auto" w:fill="00002C"/>
+        <w:spacing w:line="285" w:lineRule="atLeast"/>
+        <w:rPr>
+          <w:rFonts w:ascii="Consolas" w:eastAsia="Times New Roman" w:hAnsi="Consolas" w:cs="Times New Roman"/>
+          <w:color w:val="FFFFFF"/>
+          <w:sz w:val="21"/>
+          <w:szCs w:val="21"/>
+        </w:rPr>
+      </w:pPr>
+      <w:r>
+        <w:rPr>
+          <w:rFonts w:ascii="Consolas" w:eastAsia="Times New Roman" w:hAnsi="Consolas" w:cs="Times New Roman"/>
+          <w:color w:val="FFFFFF"/>
+          <w:sz w:val="21"/>
+          <w:szCs w:val="21"/>
+        </w:rPr>
+        <w:t>            }</w:t>
+      </w:r>
+    </w:p>
+    <w:p>
+      <w:pPr>
+        <w:shd w:val="clear" w:color="auto" w:fill="00002C"/>
+        <w:spacing w:line="285" w:lineRule="atLeast"/>
+        <w:rPr>
+          <w:rFonts w:ascii="Consolas" w:eastAsia="Times New Roman" w:hAnsi="Consolas" w:cs="Times New Roman"/>
+          <w:color w:val="FFFFFF"/>
+          <w:sz w:val="21"/>
+          <w:szCs w:val="21"/>
+        </w:rPr>
+      </w:pPr>
+      <w:r>
+        <w:rPr>
+          <w:rFonts w:ascii="Consolas" w:eastAsia="Times New Roman" w:hAnsi="Consolas" w:cs="Times New Roman"/>
+          <w:color w:val="FFFFFF"/>
+          <w:sz w:val="21"/>
+          <w:szCs w:val="21"/>
+        </w:rPr>
+        <w:t xml:space="preserve">        </w:t>
+      </w:r>
+    </w:p>
+    <w:p>
+      <w:pPr>
+        <w:shd w:val="clear" w:color="auto" w:fill="00002C"/>
+        <w:spacing w:line="285" w:lineRule="atLeast"/>
+        <w:rPr>
+          <w:rFonts w:ascii="Consolas" w:eastAsia="Times New Roman" w:hAnsi="Consolas" w:cs="Times New Roman"/>
+          <w:color w:val="FFFFFF"/>
+          <w:sz w:val="21"/>
+          <w:szCs w:val="21"/>
+        </w:rPr>
+      </w:pPr>
+      <w:r>
+        <w:rPr>
+          <w:rFonts w:ascii="Consolas" w:eastAsia="Times New Roman" w:hAnsi="Consolas" w:cs="Times New Roman"/>
+          <w:color w:val="FFFFFF"/>
+          <w:sz w:val="21"/>
+          <w:szCs w:val="21"/>
+        </w:rPr>
+        <w:t>    &lt;/</w:t>
+      </w:r>
+      <w:r>
+        <w:rPr>
+          <w:rFonts w:ascii="Consolas" w:eastAsia="Times New Roman" w:hAnsi="Consolas" w:cs="Times New Roman"/>
+          <w:color w:val="FF0077"/>
+          <w:sz w:val="21"/>
+          <w:szCs w:val="21"/>
+        </w:rPr>
+        <w:t>style</w:t>
+      </w:r>
+      <w:r>
+        <w:rPr>
+          <w:rFonts w:ascii="Consolas" w:eastAsia="Times New Roman" w:hAnsi="Consolas" w:cs="Times New Roman"/>
+          <w:color w:val="FFFFFF"/>
+          <w:sz w:val="21"/>
+          <w:szCs w:val="21"/>
+        </w:rPr>
+        <w:t>&gt;</w:t>
+      </w:r>
+    </w:p>
+    <w:p>
+      <w:pPr>
+        <w:tabs>
+          <w:tab w:val="left" w:pos="1920"/>
+        </w:tabs>
+      </w:pPr>
+      <w:r>
+        <w:t xml:space="preserve">As here in the above </w:t>
+      </w:r>
+      <w:proofErr w:type="spellStart"/>
+      <w:r>
+        <w:t>ss</w:t>
+      </w:r>
+      <w:proofErr w:type="spellEnd"/>
+      <w:r>
+        <w:t xml:space="preserve"> I use the </w:t>
+      </w:r>
+      <w:proofErr w:type="spellStart"/>
+      <w:r>
+        <w:t>importatant</w:t>
+      </w:r>
+      <w:proofErr w:type="spellEnd"/>
+      <w:r>
+        <w:t xml:space="preserve"> with the firebrick color so it give the firebrick color means that          </w:t>
+      </w:r>
+    </w:p>
+    <w:p>
+      <w:pPr>
+        <w:tabs>
+          <w:tab w:val="left" w:pos="1920"/>
+        </w:tabs>
+      </w:pPr>
+      <w:proofErr w:type="gramStart"/>
+      <w:r>
+        <w:t>important&gt;</w:t>
+      </w:r>
+      <w:proofErr w:type="gramEnd"/>
+      <w:r>
+        <w:t xml:space="preserve">inline </w:t>
+      </w:r>
+      <w:proofErr w:type="spellStart"/>
+      <w:r>
+        <w:t>css</w:t>
+      </w:r>
+      <w:proofErr w:type="spellEnd"/>
+      <w:r>
+        <w:t>&gt;then other specificity element</w:t>
+      </w:r>
+    </w:p>
+    <w:p>
+      <w:pPr>
+        <w:tabs>
+          <w:tab w:val="left" w:pos="1920"/>
+        </w:tabs>
+      </w:pPr>
+    </w:p>
+    <w:p>
+      <w:pPr>
+        <w:tabs>
+          <w:tab w:val="left" w:pos="1920"/>
+        </w:tabs>
+      </w:pPr>
+    </w:p>
+    <w:p>
+      <w:pPr>
+        <w:tabs>
+          <w:tab w:val="left" w:pos="1920"/>
+        </w:tabs>
+        <w:rPr>
+          <w:b/>
+        </w:rPr>
+      </w:pPr>
+      <w:r>
+        <w:rPr>
+          <w:b/>
+        </w:rPr>
+        <w:t xml:space="preserve">How to calculate </w:t>
+      </w:r>
+      <w:proofErr w:type="gramStart"/>
+      <w:r>
+        <w:rPr>
+          <w:b/>
+        </w:rPr>
+        <w:t xml:space="preserve">any </w:t>
+      </w:r>
+      <w:r>
+        <w:rPr>
+          <w:b/>
+        </w:rPr>
+        <w:t xml:space="preserve"> particular</w:t>
+      </w:r>
+      <w:proofErr w:type="gramEnd"/>
+      <w:r>
+        <w:rPr>
+          <w:b/>
+        </w:rPr>
+        <w:t xml:space="preserve"> </w:t>
+      </w:r>
+      <w:r>
+        <w:rPr>
+          <w:b/>
+        </w:rPr>
+        <w:t>element specificity calculation?</w:t>
+      </w:r>
+    </w:p>
+    <w:p>
+      <w:pPr>
+        <w:tabs>
+          <w:tab w:val="left" w:pos="1920"/>
+        </w:tabs>
+        <w:rPr>
+          <w:b/>
+        </w:rPr>
+      </w:pPr>
+    </w:p>
+    <w:p>
+      <w:pPr>
+        <w:tabs>
+          <w:tab w:val="left" w:pos="1920"/>
+        </w:tabs>
+      </w:pPr>
+      <w:r>
+        <w:t xml:space="preserve">Means that the element we use for </w:t>
+      </w:r>
+      <w:proofErr w:type="spellStart"/>
+      <w:r>
+        <w:t>anypurpose</w:t>
+      </w:r>
+      <w:proofErr w:type="spellEnd"/>
+      <w:r>
+        <w:t xml:space="preserve"> suppose we use the </w:t>
+      </w:r>
+      <w:proofErr w:type="spellStart"/>
+      <w:r>
+        <w:t>anyof</w:t>
+      </w:r>
+      <w:proofErr w:type="spellEnd"/>
+      <w:r>
+        <w:t xml:space="preserve"> the element for the color providence and also use many other element to give the </w:t>
+      </w:r>
+      <w:proofErr w:type="gramStart"/>
+      <w:r>
+        <w:t>color .</w:t>
+      </w:r>
+      <w:proofErr w:type="gramEnd"/>
+      <w:r>
+        <w:t xml:space="preserve"> </w:t>
+      </w:r>
+      <w:proofErr w:type="gramStart"/>
+      <w:r>
+        <w:t>but</w:t>
+      </w:r>
+      <w:proofErr w:type="gramEnd"/>
+      <w:r>
+        <w:t xml:space="preserve"> any one of the element property is </w:t>
+      </w:r>
+      <w:proofErr w:type="spellStart"/>
+      <w:r>
+        <w:t>appliead</w:t>
+      </w:r>
+      <w:proofErr w:type="spellEnd"/>
+      <w:r>
+        <w:t xml:space="preserve"> so its depend upon the specificity of that element so here we </w:t>
+      </w:r>
+      <w:proofErr w:type="spellStart"/>
+      <w:r>
+        <w:t>disscuss</w:t>
+      </w:r>
+      <w:proofErr w:type="spellEnd"/>
+      <w:r>
+        <w:t xml:space="preserve"> the specificity of the elements</w:t>
+      </w:r>
+    </w:p>
+    <w:p>
+      <w:pPr>
+        <w:shd w:val="clear" w:color="auto" w:fill="00002C"/>
+        <w:spacing w:line="285" w:lineRule="atLeast"/>
+        <w:rPr>
+          <w:rFonts w:ascii="Consolas" w:eastAsia="Times New Roman" w:hAnsi="Consolas" w:cs="Times New Roman"/>
+          <w:color w:val="FFFFFF"/>
+          <w:sz w:val="21"/>
+          <w:szCs w:val="21"/>
+        </w:rPr>
+      </w:pPr>
+      <w:r>
+        <w:rPr>
+          <w:rFonts w:ascii="Consolas" w:eastAsia="Times New Roman" w:hAnsi="Consolas" w:cs="Times New Roman"/>
+          <w:color w:val="FFFFFF"/>
+          <w:sz w:val="21"/>
+          <w:szCs w:val="21"/>
+        </w:rPr>
+        <w:t>&lt;</w:t>
+      </w:r>
+      <w:proofErr w:type="gramStart"/>
+      <w:r>
+        <w:rPr>
+          <w:rFonts w:ascii="Consolas" w:eastAsia="Times New Roman" w:hAnsi="Consolas" w:cs="Times New Roman"/>
+          <w:color w:val="FF0077"/>
+          <w:sz w:val="21"/>
+          <w:szCs w:val="21"/>
+        </w:rPr>
+        <w:t>html</w:t>
+      </w:r>
+      <w:proofErr w:type="gramEnd"/>
+      <w:r>
+        <w:rPr>
+          <w:rFonts w:ascii="Consolas" w:eastAsia="Times New Roman" w:hAnsi="Consolas" w:cs="Times New Roman"/>
+          <w:color w:val="FFFFFF"/>
+          <w:sz w:val="21"/>
+          <w:szCs w:val="21"/>
+        </w:rPr>
+        <w:t>&gt;</w:t>
+      </w:r>
+    </w:p>
+    <w:p>
+      <w:pPr>
+        <w:shd w:val="clear" w:color="auto" w:fill="00002C"/>
+        <w:spacing w:line="285" w:lineRule="atLeast"/>
+        <w:rPr>
+          <w:rFonts w:ascii="Consolas" w:eastAsia="Times New Roman" w:hAnsi="Consolas" w:cs="Times New Roman"/>
+          <w:color w:val="FFFFFF"/>
+          <w:sz w:val="21"/>
+          <w:szCs w:val="21"/>
+        </w:rPr>
+      </w:pPr>
+      <w:r>
+        <w:rPr>
+          <w:rFonts w:ascii="Consolas" w:eastAsia="Times New Roman" w:hAnsi="Consolas" w:cs="Times New Roman"/>
+          <w:color w:val="FFFFFF"/>
+          <w:sz w:val="21"/>
+          <w:szCs w:val="21"/>
+        </w:rPr>
+        <w:t>&lt;</w:t>
+      </w:r>
+      <w:proofErr w:type="gramStart"/>
+      <w:r>
+        <w:rPr>
+          <w:rFonts w:ascii="Consolas" w:eastAsia="Times New Roman" w:hAnsi="Consolas" w:cs="Times New Roman"/>
+          <w:color w:val="FF0077"/>
+          <w:sz w:val="21"/>
+          <w:szCs w:val="21"/>
+        </w:rPr>
+        <w:t>head</w:t>
+      </w:r>
+      <w:proofErr w:type="gramEnd"/>
+      <w:r>
+        <w:rPr>
+          <w:rFonts w:ascii="Consolas" w:eastAsia="Times New Roman" w:hAnsi="Consolas" w:cs="Times New Roman"/>
+          <w:color w:val="FFFFFF"/>
+          <w:sz w:val="21"/>
+          <w:szCs w:val="21"/>
+        </w:rPr>
+        <w:t>&gt;</w:t>
+      </w:r>
+    </w:p>
+    <w:p>
+      <w:pPr>
+        <w:shd w:val="clear" w:color="auto" w:fill="00002C"/>
+        <w:spacing w:line="285" w:lineRule="atLeast"/>
+        <w:rPr>
+          <w:rFonts w:ascii="Consolas" w:eastAsia="Times New Roman" w:hAnsi="Consolas" w:cs="Times New Roman"/>
+          <w:color w:val="FFFFFF"/>
+          <w:sz w:val="21"/>
+          <w:szCs w:val="21"/>
+        </w:rPr>
+      </w:pPr>
+      <w:r>
+        <w:rPr>
+          <w:rFonts w:ascii="Consolas" w:eastAsia="Times New Roman" w:hAnsi="Consolas" w:cs="Times New Roman"/>
+          <w:color w:val="FFFFFF"/>
+          <w:sz w:val="21"/>
+          <w:szCs w:val="21"/>
+        </w:rPr>
+        <w:t>    &lt;</w:t>
+      </w:r>
+      <w:proofErr w:type="gramStart"/>
+      <w:r>
+        <w:rPr>
+          <w:rFonts w:ascii="Consolas" w:eastAsia="Times New Roman" w:hAnsi="Consolas" w:cs="Times New Roman"/>
+          <w:color w:val="FF0077"/>
+          <w:sz w:val="21"/>
+          <w:szCs w:val="21"/>
+        </w:rPr>
+        <w:t>style</w:t>
+      </w:r>
+      <w:proofErr w:type="gramEnd"/>
+      <w:r>
+        <w:rPr>
+          <w:rFonts w:ascii="Consolas" w:eastAsia="Times New Roman" w:hAnsi="Consolas" w:cs="Times New Roman"/>
+          <w:color w:val="FFFFFF"/>
+          <w:sz w:val="21"/>
+          <w:szCs w:val="21"/>
+        </w:rPr>
+        <w:t>&gt;</w:t>
+      </w:r>
+    </w:p>
+    <w:p>
+      <w:pPr>
+        <w:shd w:val="clear" w:color="auto" w:fill="00002C"/>
+        <w:spacing w:line="285" w:lineRule="atLeast"/>
+        <w:rPr>
+          <w:rFonts w:ascii="Consolas" w:eastAsia="Times New Roman" w:hAnsi="Consolas" w:cs="Times New Roman"/>
+          <w:color w:val="FFFFFF"/>
+          <w:sz w:val="21"/>
+          <w:szCs w:val="21"/>
+        </w:rPr>
+      </w:pPr>
+      <w:r>
+        <w:rPr>
+          <w:rFonts w:ascii="Consolas" w:eastAsia="Times New Roman" w:hAnsi="Consolas" w:cs="Times New Roman"/>
+          <w:color w:val="FFFFFF"/>
+          <w:sz w:val="21"/>
+          <w:szCs w:val="21"/>
+        </w:rPr>
+        <w:t xml:space="preserve">        </w:t>
+      </w:r>
+      <w:r>
+        <w:rPr>
+          <w:rFonts w:ascii="Consolas" w:eastAsia="Times New Roman" w:hAnsi="Consolas" w:cs="Times New Roman"/>
+          <w:color w:val="FF0077"/>
+          <w:sz w:val="21"/>
+          <w:szCs w:val="21"/>
+        </w:rPr>
+        <w:t>*</w:t>
+      </w:r>
+      <w:r>
+        <w:rPr>
+          <w:rFonts w:ascii="Consolas" w:eastAsia="Times New Roman" w:hAnsi="Consolas" w:cs="Times New Roman"/>
+          <w:color w:val="FFFFFF"/>
+          <w:sz w:val="21"/>
+          <w:szCs w:val="21"/>
+        </w:rPr>
+        <w:t>{</w:t>
+      </w:r>
+    </w:p>
+    <w:p>
+      <w:pPr>
+        <w:shd w:val="clear" w:color="auto" w:fill="00002C"/>
+        <w:spacing w:line="285" w:lineRule="atLeast"/>
+        <w:rPr>
+          <w:rFonts w:ascii="Consolas" w:eastAsia="Times New Roman" w:hAnsi="Consolas" w:cs="Times New Roman"/>
+          <w:color w:val="FFFFFF"/>
+          <w:sz w:val="21"/>
+          <w:szCs w:val="21"/>
+        </w:rPr>
+      </w:pPr>
+      <w:r>
+        <w:rPr>
+          <w:rFonts w:ascii="Consolas" w:eastAsia="Times New Roman" w:hAnsi="Consolas" w:cs="Times New Roman"/>
+          <w:color w:val="FFFFFF"/>
+          <w:sz w:val="21"/>
+          <w:szCs w:val="21"/>
+        </w:rPr>
+        <w:t xml:space="preserve">            </w:t>
+      </w:r>
+      <w:proofErr w:type="gramStart"/>
+      <w:r>
+        <w:rPr>
+          <w:rFonts w:ascii="Consolas" w:eastAsia="Times New Roman" w:hAnsi="Consolas" w:cs="Times New Roman"/>
+          <w:color w:val="FFFFFF"/>
+          <w:sz w:val="21"/>
+          <w:szCs w:val="21"/>
+        </w:rPr>
+        <w:t>color</w:t>
+      </w:r>
+      <w:proofErr w:type="gramEnd"/>
+      <w:r>
+        <w:rPr>
+          <w:rFonts w:ascii="Consolas" w:eastAsia="Times New Roman" w:hAnsi="Consolas" w:cs="Times New Roman"/>
+          <w:color w:val="FFFFFF"/>
+          <w:sz w:val="21"/>
+          <w:szCs w:val="21"/>
+        </w:rPr>
+        <w:t xml:space="preserve">: </w:t>
+      </w:r>
+      <w:r>
+        <w:rPr>
+          <w:rFonts w:ascii="Consolas" w:eastAsia="Times New Roman" w:hAnsi="Consolas" w:cs="Times New Roman"/>
+          <w:color w:val="FF7E34"/>
+          <w:sz w:val="21"/>
+          <w:szCs w:val="21"/>
+        </w:rPr>
+        <w:t>gray</w:t>
+      </w:r>
+      <w:r>
+        <w:rPr>
+          <w:rFonts w:ascii="Consolas" w:eastAsia="Times New Roman" w:hAnsi="Consolas" w:cs="Times New Roman"/>
+          <w:color w:val="FFFFFF"/>
+          <w:sz w:val="21"/>
+          <w:szCs w:val="21"/>
+        </w:rPr>
+        <w:t>;</w:t>
+      </w:r>
+    </w:p>
+    <w:p>
+      <w:pPr>
+        <w:shd w:val="clear" w:color="auto" w:fill="00002C"/>
+        <w:spacing w:line="285" w:lineRule="atLeast"/>
+        <w:rPr>
+          <w:rFonts w:ascii="Consolas" w:eastAsia="Times New Roman" w:hAnsi="Consolas" w:cs="Times New Roman"/>
+          <w:color w:val="FFFFFF"/>
+          <w:sz w:val="21"/>
+          <w:szCs w:val="21"/>
+        </w:rPr>
+      </w:pPr>
+      <w:r>
+        <w:rPr>
+          <w:rFonts w:ascii="Consolas" w:eastAsia="Times New Roman" w:hAnsi="Consolas" w:cs="Times New Roman"/>
+          <w:color w:val="FFFFFF"/>
+          <w:sz w:val="21"/>
+          <w:szCs w:val="21"/>
+        </w:rPr>
+        <w:t>        }</w:t>
+      </w:r>
+    </w:p>
+    <w:p>
+      <w:pPr>
+        <w:shd w:val="clear" w:color="auto" w:fill="00002C"/>
+        <w:spacing w:line="285" w:lineRule="atLeast"/>
+        <w:rPr>
+          <w:rFonts w:ascii="Consolas" w:eastAsia="Times New Roman" w:hAnsi="Consolas" w:cs="Times New Roman"/>
+          <w:color w:val="FFFFFF"/>
+          <w:sz w:val="21"/>
+          <w:szCs w:val="21"/>
+        </w:rPr>
+      </w:pPr>
+      <w:r>
+        <w:rPr>
+          <w:rFonts w:ascii="Consolas" w:eastAsia="Times New Roman" w:hAnsi="Consolas" w:cs="Times New Roman"/>
+          <w:color w:val="FFFFFF"/>
+          <w:sz w:val="21"/>
+          <w:szCs w:val="21"/>
+        </w:rPr>
+        <w:t>        #</w:t>
+      </w:r>
+      <w:proofErr w:type="gramStart"/>
+      <w:r>
+        <w:rPr>
+          <w:rFonts w:ascii="Consolas" w:eastAsia="Times New Roman" w:hAnsi="Consolas" w:cs="Times New Roman"/>
+          <w:color w:val="00FFF2"/>
+          <w:sz w:val="21"/>
+          <w:szCs w:val="21"/>
+        </w:rPr>
+        <w:t>title</w:t>
+      </w:r>
+      <w:r>
+        <w:rPr>
+          <w:rFonts w:ascii="Consolas" w:eastAsia="Times New Roman" w:hAnsi="Consolas" w:cs="Times New Roman"/>
+          <w:color w:val="FFFFFF"/>
+          <w:sz w:val="21"/>
+          <w:szCs w:val="21"/>
+        </w:rPr>
+        <w:t>{</w:t>
+      </w:r>
+      <w:proofErr w:type="gramEnd"/>
+    </w:p>
+    <w:p>
+      <w:pPr>
+        <w:shd w:val="clear" w:color="auto" w:fill="00002C"/>
+        <w:spacing w:line="285" w:lineRule="atLeast"/>
+        <w:rPr>
+          <w:rFonts w:ascii="Consolas" w:eastAsia="Times New Roman" w:hAnsi="Consolas" w:cs="Times New Roman"/>
+          <w:color w:val="FFFFFF"/>
+          <w:sz w:val="21"/>
+          <w:szCs w:val="21"/>
+        </w:rPr>
+      </w:pPr>
+      <w:r>
+        <w:rPr>
+          <w:rFonts w:ascii="Consolas" w:eastAsia="Times New Roman" w:hAnsi="Consolas" w:cs="Times New Roman"/>
+          <w:color w:val="FFFFFF"/>
+          <w:sz w:val="21"/>
+          <w:szCs w:val="21"/>
+        </w:rPr>
+        <w:t xml:space="preserve">            </w:t>
+      </w:r>
+      <w:proofErr w:type="gramStart"/>
+      <w:r>
+        <w:rPr>
+          <w:rFonts w:ascii="Consolas" w:eastAsia="Times New Roman" w:hAnsi="Consolas" w:cs="Times New Roman"/>
+          <w:color w:val="FFFFFF"/>
+          <w:sz w:val="21"/>
+          <w:szCs w:val="21"/>
+        </w:rPr>
+        <w:t>color</w:t>
+      </w:r>
+      <w:proofErr w:type="gramEnd"/>
+      <w:r>
+        <w:rPr>
+          <w:rFonts w:ascii="Consolas" w:eastAsia="Times New Roman" w:hAnsi="Consolas" w:cs="Times New Roman"/>
+          <w:color w:val="FFFFFF"/>
+          <w:sz w:val="21"/>
+          <w:szCs w:val="21"/>
+        </w:rPr>
+        <w:t xml:space="preserve">: </w:t>
+      </w:r>
+      <w:r>
+        <w:rPr>
+          <w:rFonts w:ascii="Consolas" w:eastAsia="Times New Roman" w:hAnsi="Consolas" w:cs="Times New Roman"/>
+          <w:color w:val="FF7E34"/>
+          <w:sz w:val="21"/>
+          <w:szCs w:val="21"/>
+        </w:rPr>
+        <w:t>red</w:t>
+      </w:r>
+      <w:r>
+        <w:rPr>
+          <w:rFonts w:ascii="Consolas" w:eastAsia="Times New Roman" w:hAnsi="Consolas" w:cs="Times New Roman"/>
+          <w:color w:val="FFFFFF"/>
+          <w:sz w:val="21"/>
+          <w:szCs w:val="21"/>
+        </w:rPr>
+        <w:t>;</w:t>
+      </w:r>
+    </w:p>
+    <w:p>
+      <w:pPr>
+        <w:shd w:val="clear" w:color="auto" w:fill="00002C"/>
+        <w:spacing w:line="285" w:lineRule="atLeast"/>
+        <w:rPr>
+          <w:rFonts w:ascii="Consolas" w:eastAsia="Times New Roman" w:hAnsi="Consolas" w:cs="Times New Roman"/>
+          <w:color w:val="FFFFFF"/>
+          <w:sz w:val="21"/>
+          <w:szCs w:val="21"/>
+        </w:rPr>
+      </w:pPr>
+      <w:r>
+        <w:rPr>
+          <w:rFonts w:ascii="Consolas" w:eastAsia="Times New Roman" w:hAnsi="Consolas" w:cs="Times New Roman"/>
+          <w:color w:val="FFFFFF"/>
+          <w:sz w:val="21"/>
+          <w:szCs w:val="21"/>
+        </w:rPr>
+        <w:t>        }</w:t>
+      </w:r>
+    </w:p>
+    <w:p>
+      <w:pPr>
+        <w:shd w:val="clear" w:color="auto" w:fill="00002C"/>
+        <w:spacing w:line="285" w:lineRule="atLeast"/>
+        <w:rPr>
+          <w:rFonts w:ascii="Consolas" w:eastAsia="Times New Roman" w:hAnsi="Consolas" w:cs="Times New Roman"/>
+          <w:color w:val="FFFFFF"/>
+          <w:sz w:val="21"/>
+          <w:szCs w:val="21"/>
+        </w:rPr>
+      </w:pPr>
+      <w:r>
+        <w:rPr>
+          <w:rFonts w:ascii="Consolas" w:eastAsia="Times New Roman" w:hAnsi="Consolas" w:cs="Times New Roman"/>
+          <w:color w:val="FFFFFF"/>
+          <w:sz w:val="21"/>
+          <w:szCs w:val="21"/>
+        </w:rPr>
+        <w:t>        .</w:t>
+      </w:r>
+      <w:proofErr w:type="gramStart"/>
+      <w:r>
+        <w:rPr>
+          <w:rFonts w:ascii="Consolas" w:eastAsia="Times New Roman" w:hAnsi="Consolas" w:cs="Times New Roman"/>
+          <w:color w:val="FFCB6B"/>
+          <w:sz w:val="21"/>
+          <w:szCs w:val="21"/>
+        </w:rPr>
+        <w:t>h1</w:t>
+      </w:r>
+      <w:r>
+        <w:rPr>
+          <w:rFonts w:ascii="Consolas" w:eastAsia="Times New Roman" w:hAnsi="Consolas" w:cs="Times New Roman"/>
+          <w:color w:val="FFFFFF"/>
+          <w:sz w:val="21"/>
+          <w:szCs w:val="21"/>
+        </w:rPr>
+        <w:t>{</w:t>
+      </w:r>
+      <w:proofErr w:type="gramEnd"/>
+    </w:p>
+    <w:p>
+      <w:pPr>
+        <w:shd w:val="clear" w:color="auto" w:fill="00002C"/>
+        <w:spacing w:line="285" w:lineRule="atLeast"/>
+        <w:rPr>
+          <w:rFonts w:ascii="Consolas" w:eastAsia="Times New Roman" w:hAnsi="Consolas" w:cs="Times New Roman"/>
+          <w:color w:val="FFFFFF"/>
+          <w:sz w:val="21"/>
+          <w:szCs w:val="21"/>
+        </w:rPr>
+      </w:pPr>
+      <w:r>
+        <w:rPr>
+          <w:rFonts w:ascii="Consolas" w:eastAsia="Times New Roman" w:hAnsi="Consolas" w:cs="Times New Roman"/>
+          <w:color w:val="FFFFFF"/>
+          <w:sz w:val="21"/>
+          <w:szCs w:val="21"/>
+        </w:rPr>
+        <w:lastRenderedPageBreak/>
+        <w:t xml:space="preserve">            </w:t>
+      </w:r>
+      <w:proofErr w:type="gramStart"/>
+      <w:r>
+        <w:rPr>
+          <w:rFonts w:ascii="Consolas" w:eastAsia="Times New Roman" w:hAnsi="Consolas" w:cs="Times New Roman"/>
+          <w:color w:val="FFFFFF"/>
+          <w:sz w:val="21"/>
+          <w:szCs w:val="21"/>
+        </w:rPr>
+        <w:t>color</w:t>
+      </w:r>
+      <w:proofErr w:type="gramEnd"/>
+      <w:r>
+        <w:rPr>
+          <w:rFonts w:ascii="Consolas" w:eastAsia="Times New Roman" w:hAnsi="Consolas" w:cs="Times New Roman"/>
+          <w:color w:val="FFFFFF"/>
+          <w:sz w:val="21"/>
+          <w:szCs w:val="21"/>
+        </w:rPr>
+        <w:t xml:space="preserve">: </w:t>
+      </w:r>
+      <w:r>
+        <w:rPr>
+          <w:rFonts w:ascii="Consolas" w:eastAsia="Times New Roman" w:hAnsi="Consolas" w:cs="Times New Roman"/>
+          <w:color w:val="FF7E34"/>
+          <w:sz w:val="21"/>
+          <w:szCs w:val="21"/>
+        </w:rPr>
+        <w:t>blue</w:t>
+      </w:r>
+      <w:r>
+        <w:rPr>
+          <w:rFonts w:ascii="Consolas" w:eastAsia="Times New Roman" w:hAnsi="Consolas" w:cs="Times New Roman"/>
+          <w:color w:val="FFFFFF"/>
+          <w:sz w:val="21"/>
+          <w:szCs w:val="21"/>
+        </w:rPr>
+        <w:t>;</w:t>
+      </w:r>
+    </w:p>
+    <w:p>
+      <w:pPr>
+        <w:shd w:val="clear" w:color="auto" w:fill="00002C"/>
+        <w:spacing w:line="285" w:lineRule="atLeast"/>
+        <w:rPr>
+          <w:rFonts w:ascii="Consolas" w:eastAsia="Times New Roman" w:hAnsi="Consolas" w:cs="Times New Roman"/>
+          <w:color w:val="FFFFFF"/>
+          <w:sz w:val="21"/>
+          <w:szCs w:val="21"/>
+        </w:rPr>
+      </w:pPr>
+      <w:r>
+        <w:rPr>
+          <w:rFonts w:ascii="Consolas" w:eastAsia="Times New Roman" w:hAnsi="Consolas" w:cs="Times New Roman"/>
+          <w:color w:val="FFFFFF"/>
+          <w:sz w:val="21"/>
+          <w:szCs w:val="21"/>
+        </w:rPr>
+        <w:t>        }</w:t>
+      </w:r>
+    </w:p>
+    <w:p>
+      <w:pPr>
+        <w:shd w:val="clear" w:color="auto" w:fill="00002C"/>
+        <w:spacing w:line="285" w:lineRule="atLeast"/>
+        <w:rPr>
+          <w:rFonts w:ascii="Consolas" w:eastAsia="Times New Roman" w:hAnsi="Consolas" w:cs="Times New Roman"/>
+          <w:color w:val="FFFFFF"/>
+          <w:sz w:val="21"/>
+          <w:szCs w:val="21"/>
+        </w:rPr>
+      </w:pPr>
+      <w:r>
+        <w:rPr>
+          <w:rFonts w:ascii="Consolas" w:eastAsia="Times New Roman" w:hAnsi="Consolas" w:cs="Times New Roman"/>
+          <w:color w:val="FFFFFF"/>
+          <w:sz w:val="21"/>
+          <w:szCs w:val="21"/>
+        </w:rPr>
+        <w:t xml:space="preserve">        </w:t>
+      </w:r>
+      <w:proofErr w:type="gramStart"/>
+      <w:r>
+        <w:rPr>
+          <w:rFonts w:ascii="Consolas" w:eastAsia="Times New Roman" w:hAnsi="Consolas" w:cs="Times New Roman"/>
+          <w:color w:val="FF0077"/>
+          <w:sz w:val="21"/>
+          <w:szCs w:val="21"/>
+        </w:rPr>
+        <w:t>h1</w:t>
+      </w:r>
+      <w:r>
+        <w:rPr>
+          <w:rFonts w:ascii="Consolas" w:eastAsia="Times New Roman" w:hAnsi="Consolas" w:cs="Times New Roman"/>
+          <w:color w:val="FFFFFF"/>
+          <w:sz w:val="21"/>
+          <w:szCs w:val="21"/>
+        </w:rPr>
+        <w:t>{</w:t>
+      </w:r>
+      <w:proofErr w:type="gramEnd"/>
+    </w:p>
+    <w:p>
+      <w:pPr>
+        <w:shd w:val="clear" w:color="auto" w:fill="00002C"/>
+        <w:spacing w:line="285" w:lineRule="atLeast"/>
+        <w:rPr>
+          <w:rFonts w:ascii="Consolas" w:eastAsia="Times New Roman" w:hAnsi="Consolas" w:cs="Times New Roman"/>
+          <w:color w:val="FFFFFF"/>
+          <w:sz w:val="21"/>
+          <w:szCs w:val="21"/>
+        </w:rPr>
+      </w:pPr>
+      <w:r>
+        <w:rPr>
+          <w:rFonts w:ascii="Consolas" w:eastAsia="Times New Roman" w:hAnsi="Consolas" w:cs="Times New Roman"/>
+          <w:color w:val="FFFFFF"/>
+          <w:sz w:val="21"/>
+          <w:szCs w:val="21"/>
+        </w:rPr>
+        <w:t xml:space="preserve">            </w:t>
+      </w:r>
+      <w:proofErr w:type="gramStart"/>
+      <w:r>
+        <w:rPr>
+          <w:rFonts w:ascii="Consolas" w:eastAsia="Times New Roman" w:hAnsi="Consolas" w:cs="Times New Roman"/>
+          <w:color w:val="FFFFFF"/>
+          <w:sz w:val="21"/>
+          <w:szCs w:val="21"/>
+        </w:rPr>
+        <w:t>color</w:t>
+      </w:r>
+      <w:proofErr w:type="gramEnd"/>
+      <w:r>
+        <w:rPr>
+          <w:rFonts w:ascii="Consolas" w:eastAsia="Times New Roman" w:hAnsi="Consolas" w:cs="Times New Roman"/>
+          <w:color w:val="FFFFFF"/>
+          <w:sz w:val="21"/>
+          <w:szCs w:val="21"/>
+        </w:rPr>
+        <w:t xml:space="preserve">: </w:t>
+      </w:r>
+      <w:r>
+        <w:rPr>
+          <w:rFonts w:ascii="Consolas" w:eastAsia="Times New Roman" w:hAnsi="Consolas" w:cs="Times New Roman"/>
+          <w:color w:val="FF7E34"/>
+          <w:sz w:val="21"/>
+          <w:szCs w:val="21"/>
+        </w:rPr>
+        <w:t>pink</w:t>
+      </w:r>
+      <w:r>
+        <w:rPr>
+          <w:rFonts w:ascii="Consolas" w:eastAsia="Times New Roman" w:hAnsi="Consolas" w:cs="Times New Roman"/>
+          <w:color w:val="FFFFFF"/>
+          <w:sz w:val="21"/>
+          <w:szCs w:val="21"/>
+        </w:rPr>
+        <w:t>;</w:t>
+      </w:r>
+    </w:p>
+    <w:p>
+      <w:pPr>
+        <w:shd w:val="clear" w:color="auto" w:fill="00002C"/>
+        <w:spacing w:line="285" w:lineRule="atLeast"/>
+        <w:rPr>
+          <w:rFonts w:ascii="Consolas" w:eastAsia="Times New Roman" w:hAnsi="Consolas" w:cs="Times New Roman"/>
+          <w:color w:val="FFFFFF"/>
+          <w:sz w:val="21"/>
+          <w:szCs w:val="21"/>
+        </w:rPr>
+      </w:pPr>
+      <w:r>
+        <w:rPr>
+          <w:rFonts w:ascii="Consolas" w:eastAsia="Times New Roman" w:hAnsi="Consolas" w:cs="Times New Roman"/>
+          <w:color w:val="FFFFFF"/>
+          <w:sz w:val="21"/>
+          <w:szCs w:val="21"/>
+        </w:rPr>
+        <w:t>        }</w:t>
+      </w:r>
+    </w:p>
+    <w:p>
+      <w:pPr>
+        <w:shd w:val="clear" w:color="auto" w:fill="00002C"/>
+        <w:spacing w:line="285" w:lineRule="atLeast"/>
+        <w:rPr>
+          <w:rFonts w:ascii="Consolas" w:eastAsia="Times New Roman" w:hAnsi="Consolas" w:cs="Times New Roman"/>
+          <w:color w:val="FFFFFF"/>
+          <w:sz w:val="21"/>
+          <w:szCs w:val="21"/>
+        </w:rPr>
+      </w:pPr>
+      <w:r>
+        <w:rPr>
+          <w:rFonts w:ascii="Consolas" w:eastAsia="Times New Roman" w:hAnsi="Consolas" w:cs="Times New Roman"/>
+          <w:color w:val="FFFFFF"/>
+          <w:sz w:val="21"/>
+          <w:szCs w:val="21"/>
+        </w:rPr>
+        <w:t>    &lt;/</w:t>
+      </w:r>
+      <w:r>
+        <w:rPr>
+          <w:rFonts w:ascii="Consolas" w:eastAsia="Times New Roman" w:hAnsi="Consolas" w:cs="Times New Roman"/>
+          <w:color w:val="FF0077"/>
+          <w:sz w:val="21"/>
+          <w:szCs w:val="21"/>
+        </w:rPr>
+        <w:t>style</w:t>
+      </w:r>
+      <w:r>
+        <w:rPr>
+          <w:rFonts w:ascii="Consolas" w:eastAsia="Times New Roman" w:hAnsi="Consolas" w:cs="Times New Roman"/>
+          <w:color w:val="FFFFFF"/>
+          <w:sz w:val="21"/>
+          <w:szCs w:val="21"/>
+        </w:rPr>
+        <w:t>&gt;</w:t>
+      </w:r>
+    </w:p>
+    <w:p>
+      <w:pPr>
+        <w:shd w:val="clear" w:color="auto" w:fill="00002C"/>
+        <w:spacing w:line="285" w:lineRule="atLeast"/>
+        <w:rPr>
+          <w:rFonts w:ascii="Consolas" w:eastAsia="Times New Roman" w:hAnsi="Consolas" w:cs="Times New Roman"/>
+          <w:color w:val="FFFFFF"/>
+          <w:sz w:val="21"/>
+          <w:szCs w:val="21"/>
+        </w:rPr>
+      </w:pPr>
+      <w:r>
+        <w:rPr>
+          <w:rFonts w:ascii="Consolas" w:eastAsia="Times New Roman" w:hAnsi="Consolas" w:cs="Times New Roman"/>
+          <w:color w:val="FFFFFF"/>
+          <w:sz w:val="21"/>
+          <w:szCs w:val="21"/>
+        </w:rPr>
+        <w:t>&lt;/</w:t>
+      </w:r>
+      <w:r>
+        <w:rPr>
+          <w:rFonts w:ascii="Consolas" w:eastAsia="Times New Roman" w:hAnsi="Consolas" w:cs="Times New Roman"/>
+          <w:color w:val="FF0077"/>
+          <w:sz w:val="21"/>
+          <w:szCs w:val="21"/>
+        </w:rPr>
+        <w:t>head</w:t>
+      </w:r>
+      <w:r>
+        <w:rPr>
+          <w:rFonts w:ascii="Consolas" w:eastAsia="Times New Roman" w:hAnsi="Consolas" w:cs="Times New Roman"/>
+          <w:color w:val="FFFFFF"/>
+          <w:sz w:val="21"/>
+          <w:szCs w:val="21"/>
+        </w:rPr>
+        <w:t>&gt;</w:t>
+      </w:r>
+    </w:p>
+    <w:p>
+      <w:pPr>
+        <w:shd w:val="clear" w:color="auto" w:fill="00002C"/>
+        <w:spacing w:line="285" w:lineRule="atLeast"/>
+        <w:rPr>
+          <w:rFonts w:ascii="Consolas" w:eastAsia="Times New Roman" w:hAnsi="Consolas" w:cs="Times New Roman"/>
+          <w:color w:val="FFFFFF"/>
+          <w:sz w:val="21"/>
+          <w:szCs w:val="21"/>
+        </w:rPr>
+      </w:pPr>
+      <w:r>
+        <w:rPr>
+          <w:rFonts w:ascii="Consolas" w:eastAsia="Times New Roman" w:hAnsi="Consolas" w:cs="Times New Roman"/>
+          <w:color w:val="FFFFFF"/>
+          <w:sz w:val="21"/>
+          <w:szCs w:val="21"/>
+        </w:rPr>
+        <w:t>&lt;</w:t>
+      </w:r>
+      <w:proofErr w:type="gramStart"/>
+      <w:r>
+        <w:rPr>
+          <w:rFonts w:ascii="Consolas" w:eastAsia="Times New Roman" w:hAnsi="Consolas" w:cs="Times New Roman"/>
+          <w:color w:val="FF0077"/>
+          <w:sz w:val="21"/>
+          <w:szCs w:val="21"/>
+        </w:rPr>
+        <w:t>body</w:t>
+      </w:r>
+      <w:proofErr w:type="gramEnd"/>
+      <w:r>
+        <w:rPr>
+          <w:rFonts w:ascii="Consolas" w:eastAsia="Times New Roman" w:hAnsi="Consolas" w:cs="Times New Roman"/>
+          <w:color w:val="FFFFFF"/>
+          <w:sz w:val="21"/>
+          <w:szCs w:val="21"/>
+        </w:rPr>
+        <w:t>&gt;</w:t>
+      </w:r>
+    </w:p>
+    <w:p>
+      <w:pPr>
+        <w:shd w:val="clear" w:color="auto" w:fill="00002C"/>
+        <w:spacing w:line="285" w:lineRule="atLeast"/>
+        <w:rPr>
+          <w:rFonts w:ascii="Consolas" w:eastAsia="Times New Roman" w:hAnsi="Consolas" w:cs="Times New Roman"/>
+          <w:color w:val="FFFFFF"/>
+          <w:sz w:val="21"/>
+          <w:szCs w:val="21"/>
+        </w:rPr>
+      </w:pPr>
+      <w:r>
+        <w:rPr>
+          <w:rFonts w:ascii="Consolas" w:eastAsia="Times New Roman" w:hAnsi="Consolas" w:cs="Times New Roman"/>
+          <w:color w:val="FFFFFF"/>
+          <w:sz w:val="21"/>
+          <w:szCs w:val="21"/>
+        </w:rPr>
+        <w:t>    &lt;</w:t>
+      </w:r>
+      <w:r>
+        <w:rPr>
+          <w:rFonts w:ascii="Consolas" w:eastAsia="Times New Roman" w:hAnsi="Consolas" w:cs="Times New Roman"/>
+          <w:color w:val="FF0077"/>
+          <w:sz w:val="21"/>
+          <w:szCs w:val="21"/>
+        </w:rPr>
+        <w:t>h1</w:t>
+      </w:r>
+      <w:r>
+        <w:rPr>
+          <w:rFonts w:ascii="Consolas" w:eastAsia="Times New Roman" w:hAnsi="Consolas" w:cs="Times New Roman"/>
+          <w:color w:val="FFFFFF"/>
+          <w:sz w:val="21"/>
+          <w:szCs w:val="21"/>
+        </w:rPr>
+        <w:t xml:space="preserve"> </w:t>
+      </w:r>
+      <w:r>
+        <w:rPr>
+          <w:rFonts w:ascii="Consolas" w:eastAsia="Times New Roman" w:hAnsi="Consolas" w:cs="Times New Roman"/>
+          <w:color w:val="00FFF2"/>
+          <w:sz w:val="21"/>
+          <w:szCs w:val="21"/>
+        </w:rPr>
+        <w:t>id</w:t>
+      </w:r>
+      <w:r>
+        <w:rPr>
+          <w:rFonts w:ascii="Consolas" w:eastAsia="Times New Roman" w:hAnsi="Consolas" w:cs="Times New Roman"/>
+          <w:color w:val="FFFFFF"/>
+          <w:sz w:val="21"/>
+          <w:szCs w:val="21"/>
+        </w:rPr>
+        <w:t>="</w:t>
+      </w:r>
+      <w:r>
+        <w:rPr>
+          <w:rFonts w:ascii="Consolas" w:eastAsia="Times New Roman" w:hAnsi="Consolas" w:cs="Times New Roman"/>
+          <w:color w:val="EEFF00"/>
+          <w:sz w:val="21"/>
+          <w:szCs w:val="21"/>
+        </w:rPr>
+        <w:t>title</w:t>
+      </w:r>
+      <w:r>
+        <w:rPr>
+          <w:rFonts w:ascii="Consolas" w:eastAsia="Times New Roman" w:hAnsi="Consolas" w:cs="Times New Roman"/>
+          <w:color w:val="FFFFFF"/>
+          <w:sz w:val="21"/>
+          <w:szCs w:val="21"/>
+        </w:rPr>
+        <w:t xml:space="preserve">" </w:t>
+      </w:r>
+      <w:r>
+        <w:rPr>
+          <w:rFonts w:ascii="Consolas" w:eastAsia="Times New Roman" w:hAnsi="Consolas" w:cs="Times New Roman"/>
+          <w:color w:val="00FFF2"/>
+          <w:sz w:val="21"/>
+          <w:szCs w:val="21"/>
+        </w:rPr>
+        <w:t>class</w:t>
+      </w:r>
+      <w:r>
+        <w:rPr>
+          <w:rFonts w:ascii="Consolas" w:eastAsia="Times New Roman" w:hAnsi="Consolas" w:cs="Times New Roman"/>
+          <w:color w:val="FFFFFF"/>
+          <w:sz w:val="21"/>
+          <w:szCs w:val="21"/>
+        </w:rPr>
+        <w:t>="</w:t>
+      </w:r>
+      <w:r>
+        <w:rPr>
+          <w:rFonts w:ascii="Consolas" w:eastAsia="Times New Roman" w:hAnsi="Consolas" w:cs="Times New Roman"/>
+          <w:color w:val="EEFF00"/>
+          <w:sz w:val="21"/>
+          <w:szCs w:val="21"/>
+        </w:rPr>
+        <w:t>h1</w:t>
+      </w:r>
+      <w:r>
+        <w:rPr>
+          <w:rFonts w:ascii="Consolas" w:eastAsia="Times New Roman" w:hAnsi="Consolas" w:cs="Times New Roman"/>
+          <w:color w:val="FFFFFF"/>
+          <w:sz w:val="21"/>
+          <w:szCs w:val="21"/>
+        </w:rPr>
+        <w:t xml:space="preserve">" </w:t>
+      </w:r>
+      <w:r>
+        <w:rPr>
+          <w:rFonts w:ascii="Consolas" w:eastAsia="Times New Roman" w:hAnsi="Consolas" w:cs="Times New Roman"/>
+          <w:color w:val="00FFF2"/>
+          <w:sz w:val="21"/>
+          <w:szCs w:val="21"/>
+        </w:rPr>
+        <w:t>style</w:t>
+      </w:r>
+      <w:r>
+        <w:rPr>
+          <w:rFonts w:ascii="Consolas" w:eastAsia="Times New Roman" w:hAnsi="Consolas" w:cs="Times New Roman"/>
+          <w:color w:val="FFFFFF"/>
+          <w:sz w:val="21"/>
+          <w:szCs w:val="21"/>
+        </w:rPr>
+        <w:t>="</w:t>
+      </w:r>
+      <w:proofErr w:type="spellStart"/>
+      <w:r>
+        <w:rPr>
+          <w:rFonts w:ascii="Consolas" w:eastAsia="Times New Roman" w:hAnsi="Consolas" w:cs="Times New Roman"/>
+          <w:color w:val="EEFF00"/>
+          <w:sz w:val="21"/>
+          <w:szCs w:val="21"/>
+        </w:rPr>
+        <w:t>color</w:t>
+      </w:r>
+      <w:proofErr w:type="gramStart"/>
+      <w:r>
+        <w:rPr>
+          <w:rFonts w:ascii="Consolas" w:eastAsia="Times New Roman" w:hAnsi="Consolas" w:cs="Times New Roman"/>
+          <w:color w:val="EEFF00"/>
+          <w:sz w:val="21"/>
+          <w:szCs w:val="21"/>
+        </w:rPr>
+        <w:t>:purple</w:t>
+      </w:r>
+      <w:proofErr w:type="spellEnd"/>
+      <w:proofErr w:type="gramEnd"/>
+      <w:r>
+        <w:rPr>
+          <w:rFonts w:ascii="Consolas" w:eastAsia="Times New Roman" w:hAnsi="Consolas" w:cs="Times New Roman"/>
+          <w:color w:val="FFFFFF"/>
+          <w:sz w:val="21"/>
+          <w:szCs w:val="21"/>
+        </w:rPr>
+        <w:t>"&gt;</w:t>
+      </w:r>
+      <w:proofErr w:type="spellStart"/>
+      <w:r>
+        <w:rPr>
+          <w:rFonts w:ascii="Consolas" w:eastAsia="Times New Roman" w:hAnsi="Consolas" w:cs="Times New Roman"/>
+          <w:color w:val="FFFFFF"/>
+          <w:sz w:val="21"/>
+          <w:szCs w:val="21"/>
+        </w:rPr>
+        <w:t>CodeWithHarry</w:t>
+      </w:r>
+      <w:proofErr w:type="spellEnd"/>
+      <w:r>
+        <w:rPr>
+          <w:rFonts w:ascii="Consolas" w:eastAsia="Times New Roman" w:hAnsi="Consolas" w:cs="Times New Roman"/>
+          <w:color w:val="FFFFFF"/>
+          <w:sz w:val="21"/>
+          <w:szCs w:val="21"/>
+        </w:rPr>
+        <w:t>&lt;/</w:t>
+      </w:r>
+      <w:r>
+        <w:rPr>
+          <w:rFonts w:ascii="Consolas" w:eastAsia="Times New Roman" w:hAnsi="Consolas" w:cs="Times New Roman"/>
+          <w:color w:val="FF0077"/>
+          <w:sz w:val="21"/>
+          <w:szCs w:val="21"/>
+        </w:rPr>
+        <w:t>h1</w:t>
+      </w:r>
+      <w:r>
+        <w:rPr>
+          <w:rFonts w:ascii="Consolas" w:eastAsia="Times New Roman" w:hAnsi="Consolas" w:cs="Times New Roman"/>
+          <w:color w:val="FFFFFF"/>
+          <w:sz w:val="21"/>
+          <w:szCs w:val="21"/>
+        </w:rPr>
+        <w:t>&gt;</w:t>
+      </w:r>
+    </w:p>
+    <w:p>
+      <w:pPr>
+        <w:shd w:val="clear" w:color="auto" w:fill="00002C"/>
+        <w:spacing w:line="285" w:lineRule="atLeast"/>
+        <w:rPr>
+          <w:rFonts w:ascii="Consolas" w:eastAsia="Times New Roman" w:hAnsi="Consolas" w:cs="Times New Roman"/>
+          <w:color w:val="FFFFFF"/>
+          <w:sz w:val="21"/>
+          <w:szCs w:val="21"/>
+        </w:rPr>
+      </w:pPr>
+      <w:r>
+        <w:rPr>
+          <w:rFonts w:ascii="Consolas" w:eastAsia="Times New Roman" w:hAnsi="Consolas" w:cs="Times New Roman"/>
+          <w:color w:val="FFFFFF"/>
+          <w:sz w:val="21"/>
+          <w:szCs w:val="21"/>
+        </w:rPr>
+        <w:t>&lt;/</w:t>
+      </w:r>
+      <w:r>
+        <w:rPr>
+          <w:rFonts w:ascii="Consolas" w:eastAsia="Times New Roman" w:hAnsi="Consolas" w:cs="Times New Roman"/>
+          <w:color w:val="FF0077"/>
+          <w:sz w:val="21"/>
+          <w:szCs w:val="21"/>
+        </w:rPr>
+        <w:t>body</w:t>
+      </w:r>
+      <w:r>
+        <w:rPr>
+          <w:rFonts w:ascii="Consolas" w:eastAsia="Times New Roman" w:hAnsi="Consolas" w:cs="Times New Roman"/>
+          <w:color w:val="FFFFFF"/>
+          <w:sz w:val="21"/>
+          <w:szCs w:val="21"/>
+        </w:rPr>
+        <w:t>&gt;</w:t>
+      </w:r>
+    </w:p>
+    <w:p>
+      <w:pPr>
+        <w:shd w:val="clear" w:color="auto" w:fill="00002C"/>
+        <w:tabs>
+          <w:tab w:val="right" w:pos="8910"/>
+        </w:tabs>
+        <w:spacing w:line="285" w:lineRule="atLeast"/>
+        <w:rPr>
+          <w:rFonts w:ascii="Consolas" w:eastAsia="Times New Roman" w:hAnsi="Consolas" w:cs="Times New Roman"/>
+          <w:color w:val="FFFFFF"/>
+          <w:sz w:val="21"/>
+          <w:szCs w:val="21"/>
+        </w:rPr>
+      </w:pPr>
+      <w:r>
+        <w:rPr>
+          <w:rFonts w:ascii="Consolas" w:eastAsia="Times New Roman" w:hAnsi="Consolas" w:cs="Times New Roman"/>
+          <w:color w:val="FFFFFF"/>
+          <w:sz w:val="21"/>
+          <w:szCs w:val="21"/>
+        </w:rPr>
+        <w:t>&lt;/</w:t>
+      </w:r>
+      <w:r>
+        <w:rPr>
+          <w:rFonts w:ascii="Consolas" w:eastAsia="Times New Roman" w:hAnsi="Consolas" w:cs="Times New Roman"/>
+          <w:color w:val="FF0077"/>
+          <w:sz w:val="21"/>
+          <w:szCs w:val="21"/>
+        </w:rPr>
+        <w:t>html</w:t>
+      </w:r>
+      <w:r>
+        <w:rPr>
+          <w:rFonts w:ascii="Consolas" w:eastAsia="Times New Roman" w:hAnsi="Consolas" w:cs="Times New Roman"/>
+          <w:color w:val="FFFFFF"/>
+          <w:sz w:val="21"/>
+          <w:szCs w:val="21"/>
+        </w:rPr>
+        <w:t>&gt;</w:t>
+      </w:r>
+      <w:r>
+        <w:rPr>
+          <w:rFonts w:ascii="Consolas" w:eastAsia="Times New Roman" w:hAnsi="Consolas" w:cs="Times New Roman"/>
+          <w:color w:val="FFFFFF"/>
+          <w:sz w:val="21"/>
+          <w:szCs w:val="21"/>
+        </w:rPr>
+        <w:tab/>
+      </w:r>
+    </w:p>
+    <w:p>
+      <w:pPr>
+        <w:shd w:val="clear" w:color="auto" w:fill="00002C"/>
+        <w:tabs>
+          <w:tab w:val="right" w:pos="8910"/>
+        </w:tabs>
+        <w:spacing w:line="285" w:lineRule="atLeast"/>
+        <w:rPr>
+          <w:rFonts w:ascii="Consolas" w:eastAsia="Times New Roman" w:hAnsi="Consolas" w:cs="Times New Roman"/>
+          <w:color w:val="FFFFFF"/>
+          <w:sz w:val="21"/>
+          <w:szCs w:val="21"/>
+        </w:rPr>
+      </w:pPr>
+    </w:p>
+    <w:p>
+      <w:pPr>
+        <w:tabs>
+          <w:tab w:val="left" w:pos="1920"/>
+        </w:tabs>
+      </w:pPr>
+      <w:r>
+        <w:rPr>
+          <w:color w:val="B6BCC9"/>
+          <w:sz w:val="27"/>
+          <w:szCs w:val="27"/>
+          <w:shd w:val="clear" w:color="auto" w:fill="0E121B"/>
+        </w:rPr>
+        <w:t>Here the question is, what color will h1 be assigned to? This is calculated based on the selector's components which we will discuss in this tutorial.</w:t>
+      </w:r>
+    </w:p>
+    <w:p>
+      <w:pPr>
+        <w:tabs>
+          <w:tab w:val="left" w:pos="1920"/>
+        </w:tabs>
+      </w:pPr>
+    </w:p>
+    <w:p>
+      <w:pPr>
+        <w:pStyle w:val="Heading4"/>
+        <w:pBdr>
+          <w:top w:val="single" w:sz="2" w:space="0" w:color="222A39"/>
+          <w:left w:val="single" w:sz="2" w:space="0" w:color="222A39"/>
+          <w:bottom w:val="single" w:sz="2" w:space="0" w:color="222A39"/>
+          <w:right w:val="single" w:sz="2" w:space="0" w:color="222A39"/>
+        </w:pBdr>
+        <w:shd w:val="clear" w:color="auto" w:fill="0E121B"/>
+        <w:spacing w:before="426" w:after="107"/>
+        <w:rPr>
+          <w:color w:val="F9FAFB"/>
+          <w:sz w:val="27"/>
+          <w:szCs w:val="27"/>
+        </w:rPr>
+      </w:pPr>
+      <w:r>
+        <w:rPr>
+          <w:color w:val="F9FAFB"/>
+          <w:sz w:val="27"/>
+          <w:szCs w:val="27"/>
+        </w:rPr>
+        <w:t>Specificity Calculation</w:t>
+      </w:r>
+    </w:p>
+    <w:p>
+      <w:pPr>
+        <w:pStyle w:val="NormalWeb"/>
+        <w:pBdr>
+          <w:top w:val="single" w:sz="2" w:space="0" w:color="222A39"/>
+          <w:left w:val="single" w:sz="2" w:space="0" w:color="222A39"/>
+          <w:bottom w:val="single" w:sz="2" w:space="0" w:color="222A39"/>
+          <w:right w:val="single" w:sz="2" w:space="0" w:color="222A39"/>
+        </w:pBdr>
+        <w:shd w:val="clear" w:color="auto" w:fill="0E121B"/>
+        <w:spacing w:before="0" w:beforeAutospacing="0" w:after="320" w:afterAutospacing="0"/>
+        <w:rPr>
+          <w:rFonts w:ascii="Arial" w:hAnsi="Arial" w:cs="Arial"/>
+          <w:color w:val="B6BCC9"/>
+          <w:sz w:val="27"/>
+          <w:szCs w:val="27"/>
+        </w:rPr>
+      </w:pPr>
+      <w:r>
+        <w:rPr>
+          <w:rFonts w:ascii="Arial" w:hAnsi="Arial" w:cs="Arial"/>
+          <w:color w:val="B6BCC9"/>
+          <w:sz w:val="27"/>
+          <w:szCs w:val="27"/>
+        </w:rPr>
+        <w:t>To calculate specificity, assign a value to each part of the selector:</w:t>
+      </w:r>
+    </w:p>
+    <w:p>
+      <w:pPr>
+        <w:numPr>
+          <w:ilvl w:val="0"/>
+          <w:numId w:val="17"/>
+        </w:numPr>
+        <w:pBdr>
+          <w:top w:val="single" w:sz="2" w:space="0" w:color="222A39"/>
+          <w:left w:val="single" w:sz="2" w:space="0" w:color="222A39"/>
+          <w:bottom w:val="single" w:sz="2" w:space="0" w:color="222A39"/>
+          <w:right w:val="single" w:sz="2" w:space="0" w:color="222A39"/>
+        </w:pBdr>
+        <w:shd w:val="clear" w:color="auto" w:fill="0E121B"/>
+        <w:spacing w:before="160" w:after="160" w:line="240" w:lineRule="auto"/>
+        <w:ind w:left="0"/>
+        <w:rPr>
+          <w:color w:val="D1D5DB"/>
+          <w:sz w:val="27"/>
+          <w:szCs w:val="27"/>
+        </w:rPr>
+      </w:pPr>
+      <w:r>
+        <w:rPr>
+          <w:color w:val="D1D5DB"/>
+          <w:sz w:val="27"/>
+          <w:szCs w:val="27"/>
+        </w:rPr>
+        <w:t>Universal Selector: 0</w:t>
+      </w:r>
+    </w:p>
+    <w:p>
+      <w:pPr>
+        <w:numPr>
+          <w:ilvl w:val="0"/>
+          <w:numId w:val="17"/>
+        </w:numPr>
+        <w:pBdr>
+          <w:top w:val="single" w:sz="2" w:space="0" w:color="222A39"/>
+          <w:left w:val="single" w:sz="2" w:space="0" w:color="222A39"/>
+          <w:bottom w:val="single" w:sz="2" w:space="0" w:color="222A39"/>
+          <w:right w:val="single" w:sz="2" w:space="0" w:color="222A39"/>
+        </w:pBdr>
+        <w:shd w:val="clear" w:color="auto" w:fill="0E121B"/>
+        <w:spacing w:before="160" w:after="160" w:line="240" w:lineRule="auto"/>
+        <w:ind w:left="0"/>
+        <w:rPr>
+          <w:color w:val="D1D5DB"/>
+          <w:sz w:val="27"/>
+          <w:szCs w:val="27"/>
+        </w:rPr>
+      </w:pPr>
+      <w:r>
+        <w:rPr>
+          <w:color w:val="D1D5DB"/>
+          <w:sz w:val="27"/>
+          <w:szCs w:val="27"/>
+        </w:rPr>
+        <w:t>Element selectors and pseudo-elements: 1</w:t>
+      </w:r>
+    </w:p>
+    <w:p>
+      <w:pPr>
+        <w:numPr>
+          <w:ilvl w:val="0"/>
+          <w:numId w:val="17"/>
+        </w:numPr>
+        <w:pBdr>
+          <w:top w:val="single" w:sz="2" w:space="0" w:color="222A39"/>
+          <w:left w:val="single" w:sz="2" w:space="0" w:color="222A39"/>
+          <w:bottom w:val="single" w:sz="2" w:space="0" w:color="222A39"/>
+          <w:right w:val="single" w:sz="2" w:space="0" w:color="222A39"/>
+        </w:pBdr>
+        <w:shd w:val="clear" w:color="auto" w:fill="0E121B"/>
+        <w:spacing w:before="160" w:after="160" w:line="240" w:lineRule="auto"/>
+        <w:ind w:left="0"/>
+        <w:rPr>
+          <w:color w:val="D1D5DB"/>
+          <w:sz w:val="27"/>
+          <w:szCs w:val="27"/>
+        </w:rPr>
+      </w:pPr>
+      <w:r>
+        <w:rPr>
+          <w:color w:val="D1D5DB"/>
+          <w:sz w:val="27"/>
+          <w:szCs w:val="27"/>
+        </w:rPr>
+        <w:t>Class selectors, attribute selectors, and pseudo-classes: 10</w:t>
+      </w:r>
+    </w:p>
+    <w:p>
+      <w:pPr>
+        <w:numPr>
+          <w:ilvl w:val="0"/>
+          <w:numId w:val="17"/>
+        </w:numPr>
+        <w:pBdr>
+          <w:top w:val="single" w:sz="2" w:space="0" w:color="222A39"/>
+          <w:left w:val="single" w:sz="2" w:space="0" w:color="222A39"/>
+          <w:bottom w:val="single" w:sz="2" w:space="0" w:color="222A39"/>
+          <w:right w:val="single" w:sz="2" w:space="0" w:color="222A39"/>
+        </w:pBdr>
+        <w:shd w:val="clear" w:color="auto" w:fill="0E121B"/>
+        <w:spacing w:before="160" w:after="160" w:line="240" w:lineRule="auto"/>
+        <w:ind w:left="0"/>
+        <w:rPr>
+          <w:color w:val="D1D5DB"/>
+          <w:sz w:val="27"/>
+          <w:szCs w:val="27"/>
+        </w:rPr>
+      </w:pPr>
+      <w:r>
+        <w:rPr>
+          <w:color w:val="D1D5DB"/>
+          <w:sz w:val="27"/>
+          <w:szCs w:val="27"/>
+        </w:rPr>
+        <w:t>ID selectors: 100</w:t>
+      </w:r>
+    </w:p>
+    <w:p>
+      <w:pPr>
+        <w:numPr>
+          <w:ilvl w:val="0"/>
+          <w:numId w:val="17"/>
+        </w:numPr>
+        <w:pBdr>
+          <w:top w:val="single" w:sz="2" w:space="0" w:color="222A39"/>
+          <w:left w:val="single" w:sz="2" w:space="0" w:color="222A39"/>
+          <w:bottom w:val="single" w:sz="2" w:space="0" w:color="222A39"/>
+          <w:right w:val="single" w:sz="2" w:space="0" w:color="222A39"/>
+        </w:pBdr>
+        <w:shd w:val="clear" w:color="auto" w:fill="0E121B"/>
+        <w:spacing w:before="160" w:after="160" w:line="240" w:lineRule="auto"/>
+        <w:ind w:left="0"/>
+        <w:rPr>
+          <w:color w:val="D1D5DB"/>
+          <w:sz w:val="27"/>
+          <w:szCs w:val="27"/>
+        </w:rPr>
+      </w:pPr>
+      <w:r>
+        <w:rPr>
+          <w:color w:val="D1D5DB"/>
+          <w:sz w:val="27"/>
+          <w:szCs w:val="27"/>
+        </w:rPr>
+        <w:t>Inline styles: 1000</w:t>
+      </w:r>
+    </w:p>
+    <w:p>
+      <w:pPr>
+        <w:pStyle w:val="NormalWeb"/>
+        <w:pBdr>
+          <w:top w:val="single" w:sz="2" w:space="0" w:color="222A39"/>
+          <w:left w:val="single" w:sz="2" w:space="0" w:color="222A39"/>
+          <w:bottom w:val="single" w:sz="2" w:space="0" w:color="222A39"/>
+          <w:right w:val="single" w:sz="2" w:space="0" w:color="222A39"/>
+        </w:pBdr>
+        <w:shd w:val="clear" w:color="auto" w:fill="0E121B"/>
+        <w:spacing w:before="320" w:beforeAutospacing="0" w:after="320" w:afterAutospacing="0"/>
+        <w:rPr>
+          <w:rFonts w:ascii="Arial" w:hAnsi="Arial" w:cs="Arial"/>
+          <w:color w:val="B6BCC9"/>
+          <w:sz w:val="27"/>
+          <w:szCs w:val="27"/>
+        </w:rPr>
+      </w:pPr>
+      <w:r>
+        <w:rPr>
+          <w:rFonts w:ascii="Arial" w:hAnsi="Arial" w:cs="Arial"/>
+          <w:color w:val="B6BCC9"/>
+          <w:sz w:val="27"/>
+          <w:szCs w:val="27"/>
+        </w:rPr>
+        <w:t>Then, add up the values of all the parts in the selector.</w:t>
+      </w:r>
+    </w:p>
+    <w:p>
+      <w:pPr>
+        <w:tabs>
+          <w:tab w:val="left" w:pos="1920"/>
+        </w:tabs>
+      </w:pPr>
+      <w:r>
+        <w:t>For example</w:t>
+      </w:r>
+    </w:p>
+    <w:p>
+      <w:pPr>
+        <w:tabs>
+          <w:tab w:val="left" w:pos="1920"/>
+        </w:tabs>
+      </w:pPr>
+      <w:r>
+        <w:t>&lt;h1 id="title" class="h1"&gt;</w:t>
+      </w:r>
+      <w:proofErr w:type="spellStart"/>
+      <w:r>
+        <w:t>CodeWithHarry</w:t>
+      </w:r>
+      <w:proofErr w:type="spellEnd"/>
+      <w:r>
+        <w:t>&lt;/h1&gt;</w:t>
+      </w:r>
+      <w:r>
+        <w:t>b</w:t>
+      </w:r>
+    </w:p>
+    <w:p>
+      <w:pPr>
+        <w:pBdr>
+          <w:top w:val="single" w:sz="2" w:space="0" w:color="222A39"/>
+          <w:left w:val="single" w:sz="2" w:space="0" w:color="222A39"/>
+          <w:bottom w:val="single" w:sz="2" w:space="0" w:color="222A39"/>
+          <w:right w:val="single" w:sz="2" w:space="0" w:color="222A39"/>
+        </w:pBdr>
+        <w:shd w:val="clear" w:color="auto" w:fill="0E121B"/>
+        <w:spacing w:before="320" w:after="320" w:line="240" w:lineRule="auto"/>
+        <w:rPr>
+          <w:rFonts w:eastAsia="Times New Roman"/>
+          <w:color w:val="B6BCC9"/>
+          <w:sz w:val="27"/>
+          <w:szCs w:val="27"/>
+        </w:rPr>
+      </w:pPr>
+      <w:r>
+        <w:rPr>
+          <w:rFonts w:eastAsia="Times New Roman"/>
+          <w:color w:val="B6BCC9"/>
+          <w:sz w:val="27"/>
+          <w:szCs w:val="27"/>
+        </w:rPr>
+        <w:t xml:space="preserve">Here, the specificity value will be </w:t>
+      </w:r>
+      <w:r>
+        <w:rPr>
+          <w:rFonts w:eastAsia="Times New Roman"/>
+          <w:b/>
+          <w:bCs/>
+          <w:color w:val="FFFFFF"/>
+          <w:sz w:val="27"/>
+          <w:szCs w:val="27"/>
+          <w:bdr w:val="single" w:sz="2" w:space="0" w:color="222A39" w:frame="1"/>
+        </w:rPr>
+        <w:t>111</w:t>
+      </w:r>
+      <w:r>
+        <w:rPr>
+          <w:rFonts w:eastAsia="Times New Roman"/>
+          <w:color w:val="B6BCC9"/>
+          <w:sz w:val="27"/>
+          <w:szCs w:val="27"/>
+        </w:rPr>
+        <w:t xml:space="preserve"> because ID has a specificity of 100, the class has a specificity of 10, and the h1 element has a specificity of 1.</w:t>
+      </w:r>
+    </w:p>
+    <w:p>
+      <w:pPr>
+        <w:pBdr>
+          <w:top w:val="single" w:sz="2" w:space="0" w:color="222A39"/>
+          <w:left w:val="single" w:sz="2" w:space="0" w:color="222A39"/>
+          <w:bottom w:val="single" w:sz="2" w:space="0" w:color="222A39"/>
+          <w:right w:val="single" w:sz="2" w:space="0" w:color="222A39"/>
+        </w:pBdr>
+        <w:shd w:val="clear" w:color="auto" w:fill="0E121B"/>
+        <w:spacing w:before="320" w:after="320" w:line="240" w:lineRule="auto"/>
+        <w:rPr>
+          <w:rFonts w:eastAsia="Times New Roman"/>
+          <w:color w:val="B6BCC9"/>
+          <w:sz w:val="27"/>
+          <w:szCs w:val="27"/>
+        </w:rPr>
+      </w:pPr>
+      <w:r>
+        <w:rPr>
+          <w:rFonts w:eastAsia="Times New Roman"/>
+          <w:color w:val="B6BCC9"/>
+          <w:sz w:val="27"/>
+          <w:szCs w:val="27"/>
+        </w:rPr>
+        <w:t>In the case of a specificity tie, the rule that appears last in the CSS is applied.</w:t>
+      </w:r>
+    </w:p>
+    <w:p>
+      <w:pPr>
+        <w:tabs>
+          <w:tab w:val="left" w:pos="1920"/>
+        </w:tabs>
+      </w:pPr>
       <w:bookmarkStart w:id="5" w:name="_GoBack"/>
       <w:bookmarkEnd w:id="5"/>
     </w:p>
@@ -19567,6 +23494,155 @@
     </w:lvl>
   </w:abstractNum>
   <w:abstractNum w:abstractNumId="1">
+    <w:nsid w:val="09930D68"/>
+    <w:multiLevelType w:val="multilevel"/>
+    <w:tmpl w:val="17740200"/>
+    <w:lvl w:ilvl="0">
+      <w:start w:val="1"/>
+      <w:numFmt w:val="bullet"/>
+      <w:lvlText w:val=""/>
+      <w:lvlJc w:val="left"/>
+      <w:pPr>
+        <w:tabs>
+          <w:tab w:val="num" w:pos="720"/>
+        </w:tabs>
+        <w:ind w:left="720" w:hanging="360"/>
+      </w:pPr>
+      <w:rPr>
+        <w:rFonts w:ascii="Symbol" w:hAnsi="Symbol" w:hint="default"/>
+        <w:sz w:val="20"/>
+      </w:rPr>
+    </w:lvl>
+    <w:lvl w:ilvl="1" w:tentative="1">
+      <w:start w:val="1"/>
+      <w:numFmt w:val="bullet"/>
+      <w:lvlText w:val=""/>
+      <w:lvlJc w:val="left"/>
+      <w:pPr>
+        <w:tabs>
+          <w:tab w:val="num" w:pos="1440"/>
+        </w:tabs>
+        <w:ind w:left="1440" w:hanging="360"/>
+      </w:pPr>
+      <w:rPr>
+        <w:rFonts w:ascii="Symbol" w:hAnsi="Symbol" w:hint="default"/>
+        <w:sz w:val="20"/>
+      </w:rPr>
+    </w:lvl>
+    <w:lvl w:ilvl="2" w:tentative="1">
+      <w:start w:val="1"/>
+      <w:numFmt w:val="bullet"/>
+      <w:lvlText w:val=""/>
+      <w:lvlJc w:val="left"/>
+      <w:pPr>
+        <w:tabs>
+          <w:tab w:val="num" w:pos="2160"/>
+        </w:tabs>
+        <w:ind w:left="2160" w:hanging="360"/>
+      </w:pPr>
+      <w:rPr>
+        <w:rFonts w:ascii="Symbol" w:hAnsi="Symbol" w:hint="default"/>
+        <w:sz w:val="20"/>
+      </w:rPr>
+    </w:lvl>
+    <w:lvl w:ilvl="3" w:tentative="1">
+      <w:start w:val="1"/>
+      <w:numFmt w:val="bullet"/>
+      <w:lvlText w:val=""/>
+      <w:lvlJc w:val="left"/>
+      <w:pPr>
+        <w:tabs>
+          <w:tab w:val="num" w:pos="2880"/>
+        </w:tabs>
+        <w:ind w:left="2880" w:hanging="360"/>
+      </w:pPr>
+      <w:rPr>
+        <w:rFonts w:ascii="Symbol" w:hAnsi="Symbol" w:hint="default"/>
+        <w:sz w:val="20"/>
+      </w:rPr>
+    </w:lvl>
+    <w:lvl w:ilvl="4" w:tentative="1">
+      <w:start w:val="1"/>
+      <w:numFmt w:val="bullet"/>
+      <w:lvlText w:val=""/>
+      <w:lvlJc w:val="left"/>
+      <w:pPr>
+        <w:tabs>
+          <w:tab w:val="num" w:pos="3600"/>
+        </w:tabs>
+        <w:ind w:left="3600" w:hanging="360"/>
+      </w:pPr>
+      <w:rPr>
+        <w:rFonts w:ascii="Symbol" w:hAnsi="Symbol" w:hint="default"/>
+        <w:sz w:val="20"/>
+      </w:rPr>
+    </w:lvl>
+    <w:lvl w:ilvl="5" w:tentative="1">
+      <w:start w:val="1"/>
+      <w:numFmt w:val="bullet"/>
+      <w:lvlText w:val=""/>
+      <w:lvlJc w:val="left"/>
+      <w:pPr>
+        <w:tabs>
+          <w:tab w:val="num" w:pos="4320"/>
+        </w:tabs>
+        <w:ind w:left="4320" w:hanging="360"/>
+      </w:pPr>
+      <w:rPr>
+        <w:rFonts w:ascii="Symbol" w:hAnsi="Symbol" w:hint="default"/>
+        <w:sz w:val="20"/>
+      </w:rPr>
+    </w:lvl>
+    <w:lvl w:ilvl="6" w:tentative="1">
+      <w:start w:val="1"/>
+      <w:numFmt w:val="bullet"/>
+      <w:lvlText w:val=""/>
+      <w:lvlJc w:val="left"/>
+      <w:pPr>
+        <w:tabs>
+          <w:tab w:val="num" w:pos="5040"/>
+        </w:tabs>
+        <w:ind w:left="5040" w:hanging="360"/>
+      </w:pPr>
+      <w:rPr>
+        <w:rFonts w:ascii="Symbol" w:hAnsi="Symbol" w:hint="default"/>
+        <w:sz w:val="20"/>
+      </w:rPr>
+    </w:lvl>
+    <w:lvl w:ilvl="7" w:tentative="1">
+      <w:start w:val="1"/>
+      <w:numFmt w:val="bullet"/>
+      <w:lvlText w:val=""/>
+      <w:lvlJc w:val="left"/>
+      <w:pPr>
+        <w:tabs>
+          <w:tab w:val="num" w:pos="5760"/>
+        </w:tabs>
+        <w:ind w:left="5760" w:hanging="360"/>
+      </w:pPr>
+      <w:rPr>
+        <w:rFonts w:ascii="Symbol" w:hAnsi="Symbol" w:hint="default"/>
+        <w:sz w:val="20"/>
+      </w:rPr>
+    </w:lvl>
+    <w:lvl w:ilvl="8" w:tentative="1">
+      <w:start w:val="1"/>
+      <w:numFmt w:val="bullet"/>
+      <w:lvlText w:val=""/>
+      <w:lvlJc w:val="left"/>
+      <w:pPr>
+        <w:tabs>
+          <w:tab w:val="num" w:pos="6480"/>
+        </w:tabs>
+        <w:ind w:left="6480" w:hanging="360"/>
+      </w:pPr>
+      <w:rPr>
+        <w:rFonts w:ascii="Symbol" w:hAnsi="Symbol" w:hint="default"/>
+        <w:sz w:val="20"/>
+      </w:rPr>
+    </w:lvl>
+  </w:abstractNum>
+  <w:abstractNum w:abstractNumId="2">
     <w:nsid w:val="12BF663A"/>
     <w:multiLevelType w:val="hybridMultilevel"/>
     <w:tmpl w:val="1E40D938"/>
@@ -19679,7 +23755,7 @@
       </w:rPr>
     </w:lvl>
   </w:abstractNum>
-  <w:abstractNum w:abstractNumId="2">
+  <w:abstractNum w:abstractNumId="3">
     <w:nsid w:val="15144208"/>
     <w:multiLevelType w:val="multilevel"/>
     <w:tmpl w:val="DB6C3B8C"/>
@@ -19792,7 +23868,7 @@
       </w:rPr>
     </w:lvl>
   </w:abstractNum>
-  <w:abstractNum w:abstractNumId="3">
+  <w:abstractNum w:abstractNumId="4">
     <w:nsid w:val="1A282A27"/>
     <w:multiLevelType w:val="multilevel"/>
     <w:tmpl w:val="CE58B6E4"/>
@@ -19906,7 +23982,7 @@
       </w:rPr>
     </w:lvl>
   </w:abstractNum>
-  <w:abstractNum w:abstractNumId="4">
+  <w:abstractNum w:abstractNumId="5">
     <w:nsid w:val="1A782602"/>
     <w:multiLevelType w:val="multilevel"/>
     <w:tmpl w:val="C14E637C"/>
@@ -20019,7 +24095,7 @@
       </w:rPr>
     </w:lvl>
   </w:abstractNum>
-  <w:abstractNum w:abstractNumId="5">
+  <w:abstractNum w:abstractNumId="6">
     <w:nsid w:val="26072703"/>
     <w:multiLevelType w:val="multilevel"/>
     <w:tmpl w:val="9BE0886C"/>
@@ -20132,7 +24208,7 @@
       </w:rPr>
     </w:lvl>
   </w:abstractNum>
-  <w:abstractNum w:abstractNumId="6">
+  <w:abstractNum w:abstractNumId="7">
     <w:nsid w:val="3E447CA3"/>
     <w:multiLevelType w:val="hybridMultilevel"/>
     <w:tmpl w:val="EE7EF708"/>
@@ -20245,7 +24321,7 @@
       </w:rPr>
     </w:lvl>
   </w:abstractNum>
-  <w:abstractNum w:abstractNumId="7">
+  <w:abstractNum w:abstractNumId="8">
     <w:nsid w:val="3EE0655E"/>
     <w:multiLevelType w:val="hybridMultilevel"/>
     <w:tmpl w:val="32AC3DC6"/>
@@ -20358,7 +24434,7 @@
       </w:rPr>
     </w:lvl>
   </w:abstractNum>
-  <w:abstractNum w:abstractNumId="8">
+  <w:abstractNum w:abstractNumId="9">
     <w:nsid w:val="4CDB3C01"/>
     <w:multiLevelType w:val="multilevel"/>
     <w:tmpl w:val="51A45056"/>
@@ -20471,7 +24547,7 @@
       </w:rPr>
     </w:lvl>
   </w:abstractNum>
-  <w:abstractNum w:abstractNumId="9">
+  <w:abstractNum w:abstractNumId="10">
     <w:nsid w:val="5C986B95"/>
     <w:multiLevelType w:val="hybridMultilevel"/>
     <w:tmpl w:val="2864D4CE"/>
@@ -20584,7 +24660,7 @@
       </w:rPr>
     </w:lvl>
   </w:abstractNum>
-  <w:abstractNum w:abstractNumId="10">
+  <w:abstractNum w:abstractNumId="11">
     <w:nsid w:val="5EFC3C1D"/>
     <w:multiLevelType w:val="multilevel"/>
     <w:tmpl w:val="BD3AC96E"/>
@@ -20697,7 +24773,7 @@
       </w:rPr>
     </w:lvl>
   </w:abstractNum>
-  <w:abstractNum w:abstractNumId="11">
+  <w:abstractNum w:abstractNumId="12">
     <w:nsid w:val="60420524"/>
     <w:multiLevelType w:val="multilevel"/>
     <w:tmpl w:val="EBAA55D6"/>
@@ -20846,7 +24922,7 @@
       </w:rPr>
     </w:lvl>
   </w:abstractNum>
-  <w:abstractNum w:abstractNumId="12">
+  <w:abstractNum w:abstractNumId="13">
     <w:nsid w:val="619C6B19"/>
     <w:multiLevelType w:val="multilevel"/>
     <w:tmpl w:val="F006DA10"/>
@@ -20959,7 +25035,7 @@
       </w:rPr>
     </w:lvl>
   </w:abstractNum>
-  <w:abstractNum w:abstractNumId="13">
+  <w:abstractNum w:abstractNumId="14">
     <w:nsid w:val="645F5E6A"/>
     <w:multiLevelType w:val="multilevel"/>
     <w:tmpl w:val="A832295A"/>
@@ -21072,7 +25148,7 @@
       </w:rPr>
     </w:lvl>
   </w:abstractNum>
-  <w:abstractNum w:abstractNumId="14">
+  <w:abstractNum w:abstractNumId="15">
     <w:nsid w:val="72295ECD"/>
     <w:multiLevelType w:val="multilevel"/>
     <w:tmpl w:val="41BE6136"/>
@@ -21185,7 +25261,7 @@
       </w:rPr>
     </w:lvl>
   </w:abstractNum>
-  <w:abstractNum w:abstractNumId="15">
+  <w:abstractNum w:abstractNumId="16">
     <w:nsid w:val="72E931F1"/>
     <w:multiLevelType w:val="multilevel"/>
     <w:tmpl w:val="3578B664"/>
@@ -21299,52 +25375,55 @@
     </w:lvl>
   </w:abstractNum>
   <w:num w:numId="1">
+    <w:abstractNumId w:val="14"/>
+  </w:num>
+  <w:num w:numId="2">
     <w:abstractNumId w:val="13"/>
   </w:num>
-  <w:num w:numId="2">
-    <w:abstractNumId w:val="12"/>
-  </w:num>
   <w:num w:numId="3">
-    <w:abstractNumId w:val="2"/>
+    <w:abstractNumId w:val="3"/>
   </w:num>
   <w:num w:numId="4">
-    <w:abstractNumId w:val="14"/>
+    <w:abstractNumId w:val="15"/>
   </w:num>
   <w:num w:numId="5">
-    <w:abstractNumId w:val="15"/>
+    <w:abstractNumId w:val="16"/>
   </w:num>
   <w:num w:numId="6">
-    <w:abstractNumId w:val="8"/>
+    <w:abstractNumId w:val="9"/>
   </w:num>
   <w:num w:numId="7">
-    <w:abstractNumId w:val="5"/>
+    <w:abstractNumId w:val="6"/>
   </w:num>
   <w:num w:numId="8">
-    <w:abstractNumId w:val="4"/>
+    <w:abstractNumId w:val="5"/>
   </w:num>
   <w:num w:numId="9">
     <w:abstractNumId w:val="0"/>
   </w:num>
   <w:num w:numId="10">
-    <w:abstractNumId w:val="3"/>
+    <w:abstractNumId w:val="4"/>
   </w:num>
   <w:num w:numId="11">
+    <w:abstractNumId w:val="11"/>
+  </w:num>
+  <w:num w:numId="12">
+    <w:abstractNumId w:val="2"/>
+  </w:num>
+  <w:num w:numId="13">
+    <w:abstractNumId w:val="7"/>
+  </w:num>
+  <w:num w:numId="14">
     <w:abstractNumId w:val="10"/>
   </w:num>
-  <w:num w:numId="12">
-    <w:abstractNumId w:val="1"/>
-  </w:num>
-  <w:num w:numId="13">
-    <w:abstractNumId w:val="6"/>
-  </w:num>
-  <w:num w:numId="14">
-    <w:abstractNumId w:val="9"/>
-  </w:num>
   <w:num w:numId="15">
-    <w:abstractNumId w:val="7"/>
+    <w:abstractNumId w:val="8"/>
   </w:num>
   <w:num w:numId="16">
-    <w:abstractNumId w:val="11"/>
+    <w:abstractNumId w:val="12"/>
+  </w:num>
+  <w:num w:numId="17">
+    <w:abstractNumId w:val="1"/>
   </w:num>
 </w:numbering>
 </file>
@@ -22453,7 +26532,7 @@
 </file>
 
 <file path=customXml/itemProps1.xml><?xml version="1.0" encoding="utf-8"?>
-<ds:datastoreItem xmlns:ds="http://schemas.openxmlformats.org/officeDocument/2006/customXml" ds:itemID="{14B45C6D-102C-48CF-BDF6-88F09E52D1A7}">
+<ds:datastoreItem xmlns:ds="http://schemas.openxmlformats.org/officeDocument/2006/customXml" ds:itemID="{7F9E17B2-45BF-4455-8390-0966A73113F3}">
   <ds:schemaRefs>
     <ds:schemaRef ds:uri="http://schemas.openxmlformats.org/officeDocument/2006/bibliography"/>
   </ds:schemaRefs>

--- a/Web_Development Notes Scratch to pro.docx
+++ b/Web_Development Notes Scratch to pro.docx
@@ -24198,6 +24198,9 @@
         <w:pStyle w:val="NoSpacing"/>
       </w:pPr>
       <w:r>
+        <w:rPr>
+          <w:noProof/>
+        </w:rPr>
         <w:drawing>
           <wp:inline distT="0" distB="0" distL="0" distR="0" wp14:anchorId="370E81B7" wp14:editId="69975CB6">
             <wp:extent cx="4601217" cy="3057952"/>
@@ -24442,6 +24445,9 @@
         </w:tabs>
       </w:pPr>
       <w:r>
+        <w:rPr>
+          <w:noProof/>
+        </w:rPr>
         <w:drawing>
           <wp:inline distT="0" distB="0" distL="0" distR="0" wp14:anchorId="28D300ED" wp14:editId="7B27F54B">
             <wp:extent cx="4229690" cy="2305372"/>
@@ -24722,16 +24728,232 @@
         <w:tabs>
           <w:tab w:val="left" w:pos="2760"/>
         </w:tabs>
+      </w:pPr>
+      <w:r>
         <w:rPr>
           <w:b/>
         </w:rPr>
-      </w:pPr>
+        <w:t xml:space="preserve"> </w:t>
+      </w:r>
       <w:r>
         <w:rPr>
           <w:b/>
         </w:rPr>
-        <w:t xml:space="preserve"> </w:t>
-      </w:r>
+        <w:t xml:space="preserve">Css </w:t>
+      </w:r>
+      <w:r>
+        <w:t xml:space="preserve">position property is used for the giving the positon to any of the element any picture or any of the thing for its movement . </w:t>
+      </w:r>
+    </w:p>
+    <w:p>
+      <w:pPr>
+        <w:tabs>
+          <w:tab w:val="left" w:pos="2760"/>
+        </w:tabs>
+      </w:pPr>
+      <w:r>
+        <w:t>Means to say to move it from one place to the other.</w:t>
+      </w:r>
+    </w:p>
+    <w:p>
+      <w:pPr>
+        <w:shd w:val="clear" w:color="auto" w:fill="00002C"/>
+        <w:spacing w:line="300" w:lineRule="atLeast"/>
+      </w:pPr>
+      <w:r>
+        <w:t>In the css position property we give the position to the any box or thing with help of the   positon relative property</w:t>
+      </w:r>
+    </w:p>
+    <w:p>
+      <w:pPr>
+        <w:shd w:val="clear" w:color="auto" w:fill="00002C"/>
+        <w:spacing w:line="300" w:lineRule="atLeast"/>
+        <w:rPr>
+          <w:rFonts w:ascii="Consolas" w:eastAsia="Times New Roman" w:hAnsi="Consolas" w:cs="Times New Roman"/>
+          <w:color w:val="FFFFFF"/>
+          <w:sz w:val="23"/>
+          <w:szCs w:val="23"/>
+        </w:rPr>
+      </w:pPr>
+      <w:r>
+        <w:rPr>
+          <w:rFonts w:ascii="Consolas" w:eastAsia="Times New Roman" w:hAnsi="Consolas" w:cs="Times New Roman"/>
+          <w:color w:val="FFFFFF"/>
+          <w:sz w:val="23"/>
+          <w:szCs w:val="23"/>
+        </w:rPr>
+        <w:t xml:space="preserve">background-color: </w:t>
+      </w:r>
+      <w:r>
+        <w:rPr>
+          <w:rFonts w:ascii="Consolas" w:eastAsia="Times New Roman" w:hAnsi="Consolas" w:cs="Times New Roman"/>
+          <w:color w:val="FF7E34"/>
+          <w:sz w:val="23"/>
+          <w:szCs w:val="23"/>
+        </w:rPr>
+        <w:t>blueviolet</w:t>
+      </w:r>
+      <w:r>
+        <w:rPr>
+          <w:rFonts w:ascii="Consolas" w:eastAsia="Times New Roman" w:hAnsi="Consolas" w:cs="Times New Roman"/>
+          <w:color w:val="FFFFFF"/>
+          <w:sz w:val="23"/>
+          <w:szCs w:val="23"/>
+        </w:rPr>
+        <w:t>;</w:t>
+      </w:r>
+    </w:p>
+    <w:p>
+      <w:pPr>
+        <w:shd w:val="clear" w:color="auto" w:fill="00002C"/>
+        <w:spacing w:line="300" w:lineRule="atLeast"/>
+        <w:rPr>
+          <w:rFonts w:ascii="Consolas" w:eastAsia="Times New Roman" w:hAnsi="Consolas" w:cs="Times New Roman"/>
+          <w:color w:val="FFFFFF"/>
+          <w:sz w:val="23"/>
+          <w:szCs w:val="23"/>
+        </w:rPr>
+      </w:pPr>
+      <w:r>
+        <w:rPr>
+          <w:rFonts w:ascii="Consolas" w:eastAsia="Times New Roman" w:hAnsi="Consolas" w:cs="Times New Roman"/>
+          <w:color w:val="FFFFFF"/>
+          <w:sz w:val="23"/>
+          <w:szCs w:val="23"/>
+        </w:rPr>
+        <w:t xml:space="preserve">    position: </w:t>
+      </w:r>
+      <w:r>
+        <w:rPr>
+          <w:rFonts w:ascii="Consolas" w:eastAsia="Times New Roman" w:hAnsi="Consolas" w:cs="Times New Roman"/>
+          <w:color w:val="FF7E34"/>
+          <w:sz w:val="23"/>
+          <w:szCs w:val="23"/>
+        </w:rPr>
+        <w:t>relative</w:t>
+      </w:r>
+      <w:r>
+        <w:rPr>
+          <w:rFonts w:ascii="Consolas" w:eastAsia="Times New Roman" w:hAnsi="Consolas" w:cs="Times New Roman"/>
+          <w:color w:val="FFFFFF"/>
+          <w:sz w:val="23"/>
+          <w:szCs w:val="23"/>
+        </w:rPr>
+        <w:t>;</w:t>
+      </w:r>
+    </w:p>
+    <w:p>
+      <w:pPr>
+        <w:shd w:val="clear" w:color="auto" w:fill="00002C"/>
+        <w:spacing w:line="300" w:lineRule="atLeast"/>
+        <w:rPr>
+          <w:rFonts w:ascii="Consolas" w:eastAsia="Times New Roman" w:hAnsi="Consolas" w:cs="Times New Roman"/>
+          <w:color w:val="FFFFFF"/>
+          <w:sz w:val="23"/>
+          <w:szCs w:val="23"/>
+        </w:rPr>
+      </w:pPr>
+      <w:r>
+        <w:rPr>
+          <w:rFonts w:ascii="Consolas" w:eastAsia="Times New Roman" w:hAnsi="Consolas" w:cs="Times New Roman"/>
+          <w:color w:val="FFFFFF"/>
+          <w:sz w:val="23"/>
+          <w:szCs w:val="23"/>
+        </w:rPr>
+        <w:t xml:space="preserve">    top: </w:t>
+      </w:r>
+      <w:r>
+        <w:rPr>
+          <w:rFonts w:ascii="Consolas" w:eastAsia="Times New Roman" w:hAnsi="Consolas" w:cs="Times New Roman"/>
+          <w:color w:val="FF7E34"/>
+          <w:sz w:val="23"/>
+          <w:szCs w:val="23"/>
+        </w:rPr>
+        <w:t>34</w:t>
+      </w:r>
+      <w:r>
+        <w:rPr>
+          <w:rFonts w:ascii="Consolas" w:eastAsia="Times New Roman" w:hAnsi="Consolas" w:cs="Times New Roman"/>
+          <w:color w:val="82FBFF"/>
+          <w:sz w:val="23"/>
+          <w:szCs w:val="23"/>
+        </w:rPr>
+        <w:t>px</w:t>
+      </w:r>
+      <w:r>
+        <w:rPr>
+          <w:rFonts w:ascii="Consolas" w:eastAsia="Times New Roman" w:hAnsi="Consolas" w:cs="Times New Roman"/>
+          <w:color w:val="FFFFFF"/>
+          <w:sz w:val="23"/>
+          <w:szCs w:val="23"/>
+        </w:rPr>
+        <w:t>;</w:t>
+      </w:r>
+    </w:p>
+    <w:p>
+      <w:pPr>
+        <w:shd w:val="clear" w:color="auto" w:fill="00002C"/>
+        <w:spacing w:line="300" w:lineRule="atLeast"/>
+        <w:rPr>
+          <w:rFonts w:ascii="Consolas" w:eastAsia="Times New Roman" w:hAnsi="Consolas" w:cs="Times New Roman"/>
+          <w:color w:val="FFFFFF"/>
+          <w:sz w:val="23"/>
+          <w:szCs w:val="23"/>
+        </w:rPr>
+      </w:pPr>
+      <w:r>
+        <w:rPr>
+          <w:rFonts w:ascii="Consolas" w:eastAsia="Times New Roman" w:hAnsi="Consolas" w:cs="Times New Roman"/>
+          <w:color w:val="FFFFFF"/>
+          <w:sz w:val="23"/>
+          <w:szCs w:val="23"/>
+        </w:rPr>
+        <w:t xml:space="preserve">    left: </w:t>
+      </w:r>
+      <w:r>
+        <w:rPr>
+          <w:rFonts w:ascii="Consolas" w:eastAsia="Times New Roman" w:hAnsi="Consolas" w:cs="Times New Roman"/>
+          <w:color w:val="FF7E34"/>
+          <w:sz w:val="23"/>
+          <w:szCs w:val="23"/>
+        </w:rPr>
+        <w:t>56</w:t>
+      </w:r>
+      <w:r>
+        <w:rPr>
+          <w:rFonts w:ascii="Consolas" w:eastAsia="Times New Roman" w:hAnsi="Consolas" w:cs="Times New Roman"/>
+          <w:color w:val="82FBFF"/>
+          <w:sz w:val="23"/>
+          <w:szCs w:val="23"/>
+        </w:rPr>
+        <w:t>px</w:t>
+      </w:r>
+      <w:r>
+        <w:rPr>
+          <w:rFonts w:ascii="Consolas" w:eastAsia="Times New Roman" w:hAnsi="Consolas" w:cs="Times New Roman"/>
+          <w:color w:val="FFFFFF"/>
+          <w:sz w:val="23"/>
+          <w:szCs w:val="23"/>
+        </w:rPr>
+        <w:t>;</w:t>
+      </w:r>
+    </w:p>
+    <w:p>
+      <w:pPr>
+        <w:tabs>
+          <w:tab w:val="left" w:pos="2760"/>
+        </w:tabs>
+      </w:pPr>
+      <w:r>
+        <w:t xml:space="preserve">we use this for the giving the size from top bottom left right </w:t>
+      </w:r>
+    </w:p>
+    <w:p>
+      <w:pPr>
+        <w:tabs>
+          <w:tab w:val="left" w:pos="2760"/>
+        </w:tabs>
+      </w:pPr>
       <w:bookmarkStart w:id="5" w:name="_GoBack"/>
       <w:bookmarkEnd w:id="5"/>
     </w:p>
@@ -28452,7 +28674,7 @@
 </file>
 
 <file path=customXml/itemProps1.xml><?xml version="1.0" encoding="utf-8"?>
-<ds:datastoreItem xmlns:ds="http://schemas.openxmlformats.org/officeDocument/2006/customXml" ds:itemID="{D077788D-4A66-4726-8C86-6CC324E011AE}">
+<ds:datastoreItem xmlns:ds="http://schemas.openxmlformats.org/officeDocument/2006/customXml" ds:itemID="{DEF10A85-5E20-4AAF-833A-A1B83F8F3199}">
   <ds:schemaRefs>
     <ds:schemaRef ds:uri="http://schemas.openxmlformats.org/officeDocument/2006/bibliography"/>
   </ds:schemaRefs>

--- a/Web_Development Notes Scratch to pro.docx
+++ b/Web_Development Notes Scratch to pro.docx
@@ -50,6 +50,9 @@
       <w:r>
         <w:t xml:space="preserve"> </w:t>
       </w:r>
+      <w:r>
+        <w:t xml:space="preserve"> One thing that in the start I want to made clear that the css and html are the not a programming languages bcz the programming languages are set of the instruction that perform some task . but the css and html are makeup languages means to say are use to design and color the webpages.</w:t>
+      </w:r>
     </w:p>
     <w:p/>
     <w:p>
@@ -97,7 +100,12 @@
         <w:ind w:left="-141"/>
       </w:pPr>
       <w:r>
-        <w:t>And the components that are used to design the structure of  website are called the HTML tags</w:t>
+        <w:t>And the components that are used to design the structure of  website are cal</w:t>
+      </w:r>
+      <w:bookmarkStart w:id="0" w:name="_GoBack"/>
+      <w:bookmarkEnd w:id="0"/>
+      <w:r>
+        <w:t>led the HTML tags</w:t>
       </w:r>
     </w:p>
     <w:p>
@@ -422,8 +430,8 @@
           <w:szCs w:val="34"/>
         </w:rPr>
       </w:pPr>
-      <w:bookmarkStart w:id="0" w:name="_y9mzdsyfcrwc" w:colFirst="0" w:colLast="0"/>
-      <w:bookmarkEnd w:id="0"/>
+      <w:bookmarkStart w:id="1" w:name="_y9mzdsyfcrwc" w:colFirst="0" w:colLast="0"/>
+      <w:bookmarkEnd w:id="1"/>
       <w:r>
         <w:rPr>
           <w:rFonts w:ascii="Times New Roman" w:eastAsia="Times New Roman" w:hAnsi="Times New Roman" w:cs="Times New Roman"/>
@@ -456,8 +464,8 @@
           <w:szCs w:val="26"/>
         </w:rPr>
       </w:pPr>
-      <w:bookmarkStart w:id="1" w:name="_sve1thniop04" w:colFirst="0" w:colLast="0"/>
-      <w:bookmarkEnd w:id="1"/>
+      <w:bookmarkStart w:id="2" w:name="_sve1thniop04" w:colFirst="0" w:colLast="0"/>
+      <w:bookmarkEnd w:id="2"/>
       <w:r>
         <w:rPr>
           <w:rFonts w:ascii="Times New Roman" w:eastAsia="Times New Roman" w:hAnsi="Times New Roman" w:cs="Times New Roman"/>
@@ -490,8 +498,8 @@
           <w:color w:val="000000"/>
         </w:rPr>
       </w:pPr>
-      <w:bookmarkStart w:id="2" w:name="_2pyo9tb4dpfu" w:colFirst="0" w:colLast="0"/>
-      <w:bookmarkEnd w:id="2"/>
+      <w:bookmarkStart w:id="3" w:name="_2pyo9tb4dpfu" w:colFirst="0" w:colLast="0"/>
+      <w:bookmarkEnd w:id="3"/>
       <w:r>
         <w:rPr>
           <w:rFonts w:ascii="Times New Roman" w:eastAsia="Times New Roman" w:hAnsi="Times New Roman" w:cs="Times New Roman"/>
@@ -522,8 +530,8 @@
           <w:szCs w:val="20"/>
         </w:rPr>
       </w:pPr>
-      <w:bookmarkStart w:id="3" w:name="_3jfjscjec8qj" w:colFirst="0" w:colLast="0"/>
-      <w:bookmarkEnd w:id="3"/>
+      <w:bookmarkStart w:id="4" w:name="_3jfjscjec8qj" w:colFirst="0" w:colLast="0"/>
+      <w:bookmarkEnd w:id="4"/>
       <w:r>
         <w:rPr>
           <w:rFonts w:ascii="Times New Roman" w:eastAsia="Times New Roman" w:hAnsi="Times New Roman" w:cs="Times New Roman"/>
@@ -560,8 +568,8 @@
           <w:szCs w:val="18"/>
         </w:rPr>
       </w:pPr>
-      <w:bookmarkStart w:id="4" w:name="_b3bvm94c9aer" w:colFirst="0" w:colLast="0"/>
-      <w:bookmarkEnd w:id="4"/>
+      <w:bookmarkStart w:id="5" w:name="_b3bvm94c9aer" w:colFirst="0" w:colLast="0"/>
+      <w:bookmarkEnd w:id="5"/>
       <w:r>
         <w:rPr>
           <w:rFonts w:ascii="Times New Roman" w:eastAsia="Times New Roman" w:hAnsi="Times New Roman" w:cs="Times New Roman"/>
@@ -24954,8 +24962,211 @@
           <w:tab w:val="left" w:pos="2760"/>
         </w:tabs>
       </w:pPr>
-      <w:bookmarkStart w:id="5" w:name="_GoBack"/>
-      <w:bookmarkEnd w:id="5"/>
+    </w:p>
+    <w:p>
+      <w:pPr>
+        <w:shd w:val="clear" w:color="auto" w:fill="00002C"/>
+        <w:spacing w:line="285" w:lineRule="atLeast"/>
+        <w:rPr>
+          <w:rFonts w:ascii="Consolas" w:eastAsia="Times New Roman" w:hAnsi="Consolas" w:cs="Times New Roman"/>
+          <w:color w:val="FFFFFF"/>
+          <w:sz w:val="21"/>
+          <w:szCs w:val="21"/>
+        </w:rPr>
+      </w:pPr>
+      <w:r>
+        <w:rPr>
+          <w:rFonts w:ascii="Consolas" w:eastAsia="Times New Roman" w:hAnsi="Consolas" w:cs="Times New Roman"/>
+          <w:color w:val="FFFFFF"/>
+          <w:sz w:val="21"/>
+          <w:szCs w:val="21"/>
+        </w:rPr>
+        <w:t xml:space="preserve">  position: </w:t>
+      </w:r>
+      <w:r>
+        <w:rPr>
+          <w:rFonts w:ascii="Consolas" w:eastAsia="Times New Roman" w:hAnsi="Consolas" w:cs="Times New Roman"/>
+          <w:color w:val="FF7E34"/>
+          <w:sz w:val="21"/>
+          <w:szCs w:val="21"/>
+        </w:rPr>
+        <w:t>absolute</w:t>
+      </w:r>
+      <w:r>
+        <w:rPr>
+          <w:rFonts w:ascii="Consolas" w:eastAsia="Times New Roman" w:hAnsi="Consolas" w:cs="Times New Roman"/>
+          <w:color w:val="FFFFFF"/>
+          <w:sz w:val="21"/>
+          <w:szCs w:val="21"/>
+        </w:rPr>
+        <w:t>;</w:t>
+      </w:r>
+    </w:p>
+    <w:p>
+      <w:pPr>
+        <w:tabs>
+          <w:tab w:val="left" w:pos="2760"/>
+        </w:tabs>
+      </w:pPr>
+      <w:r>
+        <w:t>position absolute is the tag which is used to set the position . position absolute take the instruction from the nearest ancestor.</w:t>
+      </w:r>
+    </w:p>
+    <w:p>
+      <w:pPr>
+        <w:shd w:val="clear" w:color="auto" w:fill="00002C"/>
+        <w:spacing w:line="285" w:lineRule="atLeast"/>
+        <w:rPr>
+          <w:rFonts w:ascii="Consolas" w:eastAsia="Times New Roman" w:hAnsi="Consolas" w:cs="Times New Roman"/>
+          <w:color w:val="FFFFFF"/>
+          <w:sz w:val="21"/>
+          <w:szCs w:val="21"/>
+        </w:rPr>
+      </w:pPr>
+      <w:r>
+        <w:rPr>
+          <w:rFonts w:ascii="Consolas" w:eastAsia="Times New Roman" w:hAnsi="Consolas" w:cs="Times New Roman"/>
+          <w:color w:val="FFFFFF"/>
+          <w:sz w:val="21"/>
+          <w:szCs w:val="21"/>
+        </w:rPr>
+        <w:lastRenderedPageBreak/>
+        <w:t>p</w:t>
+      </w:r>
+      <w:r>
+        <w:rPr>
+          <w:rFonts w:ascii="Consolas" w:eastAsia="Times New Roman" w:hAnsi="Consolas" w:cs="Times New Roman"/>
+          <w:color w:val="FFFFFF"/>
+          <w:sz w:val="21"/>
+          <w:szCs w:val="21"/>
+        </w:rPr>
+        <w:t xml:space="preserve">osition: </w:t>
+      </w:r>
+      <w:r>
+        <w:rPr>
+          <w:rFonts w:ascii="Consolas" w:eastAsia="Times New Roman" w:hAnsi="Consolas" w:cs="Times New Roman"/>
+          <w:color w:val="FF7E34"/>
+          <w:sz w:val="21"/>
+          <w:szCs w:val="21"/>
+        </w:rPr>
+        <w:t>fixed</w:t>
+      </w:r>
+      <w:r>
+        <w:rPr>
+          <w:rFonts w:ascii="Consolas" w:eastAsia="Times New Roman" w:hAnsi="Consolas" w:cs="Times New Roman"/>
+          <w:color w:val="FFFFFF"/>
+          <w:sz w:val="21"/>
+          <w:szCs w:val="21"/>
+        </w:rPr>
+        <w:t>;</w:t>
+      </w:r>
+    </w:p>
+    <w:p>
+      <w:pPr>
+        <w:tabs>
+          <w:tab w:val="left" w:pos="2760"/>
+        </w:tabs>
+      </w:pPr>
+      <w:r>
+        <w:t>this is also a type of the tag that we use to fixed the any box or the any thing. E</w:t>
+      </w:r>
+      <w:r>
+        <w:t>,g  the three boxes I fixed the box 1 and scroll the other boxes to see them full but the other boxes scrolled and this one cannot be scrolled.</w:t>
+      </w:r>
+    </w:p>
+    <w:p>
+      <w:pPr>
+        <w:shd w:val="clear" w:color="auto" w:fill="00002C"/>
+        <w:spacing w:line="285" w:lineRule="atLeast"/>
+        <w:rPr>
+          <w:rFonts w:ascii="Consolas" w:eastAsia="Times New Roman" w:hAnsi="Consolas" w:cs="Times New Roman"/>
+          <w:color w:val="FFFFFF"/>
+          <w:sz w:val="21"/>
+          <w:szCs w:val="21"/>
+        </w:rPr>
+      </w:pPr>
+      <w:r>
+        <w:rPr>
+          <w:rFonts w:ascii="Consolas" w:eastAsia="Times New Roman" w:hAnsi="Consolas" w:cs="Times New Roman"/>
+          <w:color w:val="FFFFFF"/>
+          <w:sz w:val="21"/>
+          <w:szCs w:val="21"/>
+        </w:rPr>
+        <w:t xml:space="preserve"> position: </w:t>
+      </w:r>
+      <w:r>
+        <w:rPr>
+          <w:rFonts w:ascii="Consolas" w:eastAsia="Times New Roman" w:hAnsi="Consolas" w:cs="Times New Roman"/>
+          <w:color w:val="FF7E34"/>
+          <w:sz w:val="21"/>
+          <w:szCs w:val="21"/>
+        </w:rPr>
+        <w:t>sticky</w:t>
+      </w:r>
+      <w:r>
+        <w:rPr>
+          <w:rFonts w:ascii="Consolas" w:eastAsia="Times New Roman" w:hAnsi="Consolas" w:cs="Times New Roman"/>
+          <w:color w:val="FFFFFF"/>
+          <w:sz w:val="21"/>
+          <w:szCs w:val="21"/>
+        </w:rPr>
+        <w:t>;</w:t>
+      </w:r>
+    </w:p>
+    <w:p>
+      <w:pPr>
+        <w:tabs>
+          <w:tab w:val="left" w:pos="2760"/>
+        </w:tabs>
+      </w:pPr>
+      <w:r>
+        <w:t>this is the another type of the tag that is used to fixed same means like to stick on the place but the fixed some other type but have the some similarity.</w:t>
+      </w:r>
+    </w:p>
+    <w:p>
+      <w:pPr>
+        <w:tabs>
+          <w:tab w:val="left" w:pos="2760"/>
+        </w:tabs>
+      </w:pPr>
+      <w:r>
+        <w:t>But the difference is that without scrolling is in the normal position but when we scroll then it stick at the place but in the fixed tag it in start appear as frontward like to fixed.</w:t>
+      </w:r>
+    </w:p>
+    <w:p>
+      <w:pPr>
+        <w:tabs>
+          <w:tab w:val="left" w:pos="2760"/>
+        </w:tabs>
+        <w:rPr>
+          <w:b/>
+        </w:rPr>
+      </w:pPr>
+      <w:r>
+        <w:rPr>
+          <w:b/>
+        </w:rPr>
+        <w:t>CSS Variables:</w:t>
+      </w:r>
+    </w:p>
+    <w:p>
+      <w:pPr>
+        <w:pStyle w:val="NoSpacing"/>
+      </w:pPr>
+      <w:r>
+        <w:t>Css variables are those in which you can changes the color by the single change in the values . e.g in the website the background theme is the  blue and you want to change it to the red so you at the place of the variables changes the single color from blue to red</w:t>
+      </w:r>
+    </w:p>
+    <w:p>
+      <w:pPr>
+        <w:pStyle w:val="NoSpacing"/>
+      </w:pPr>
+      <w:r>
+        <w:t xml:space="preserve">Now we discus about </w:t>
+      </w:r>
+      <w:r>
+        <w:t>that how we use them and where to use them.</w:t>
+      </w:r>
     </w:p>
     <w:sectPr>
       <w:pgSz w:w="11909" w:h="16834"/>
@@ -28674,7 +28885,7 @@
 </file>
 
 <file path=customXml/itemProps1.xml><?xml version="1.0" encoding="utf-8"?>
-<ds:datastoreItem xmlns:ds="http://schemas.openxmlformats.org/officeDocument/2006/customXml" ds:itemID="{DEF10A85-5E20-4AAF-833A-A1B83F8F3199}">
+<ds:datastoreItem xmlns:ds="http://schemas.openxmlformats.org/officeDocument/2006/customXml" ds:itemID="{86965639-CC0E-446A-871B-F1198C691CE8}">
   <ds:schemaRefs>
     <ds:schemaRef ds:uri="http://schemas.openxmlformats.org/officeDocument/2006/bibliography"/>
   </ds:schemaRefs>

--- a/Web_Development Notes Scratch to pro.docx
+++ b/Web_Development Notes Scratch to pro.docx
@@ -100,12 +100,7 @@
         <w:ind w:left="-141"/>
       </w:pPr>
       <w:r>
-        <w:t>And the components that are used to design the structure of  website are cal</w:t>
-      </w:r>
-      <w:bookmarkStart w:id="0" w:name="_GoBack"/>
-      <w:bookmarkEnd w:id="0"/>
-      <w:r>
-        <w:t>led the HTML tags</w:t>
+        <w:t>And the components that are used to design the structure of  website are called the HTML tags</w:t>
       </w:r>
     </w:p>
     <w:p>
@@ -430,8 +425,8 @@
           <w:szCs w:val="34"/>
         </w:rPr>
       </w:pPr>
-      <w:bookmarkStart w:id="1" w:name="_y9mzdsyfcrwc" w:colFirst="0" w:colLast="0"/>
-      <w:bookmarkEnd w:id="1"/>
+      <w:bookmarkStart w:id="0" w:name="_y9mzdsyfcrwc" w:colFirst="0" w:colLast="0"/>
+      <w:bookmarkEnd w:id="0"/>
       <w:r>
         <w:rPr>
           <w:rFonts w:ascii="Times New Roman" w:eastAsia="Times New Roman" w:hAnsi="Times New Roman" w:cs="Times New Roman"/>
@@ -464,8 +459,8 @@
           <w:szCs w:val="26"/>
         </w:rPr>
       </w:pPr>
-      <w:bookmarkStart w:id="2" w:name="_sve1thniop04" w:colFirst="0" w:colLast="0"/>
-      <w:bookmarkEnd w:id="2"/>
+      <w:bookmarkStart w:id="1" w:name="_sve1thniop04" w:colFirst="0" w:colLast="0"/>
+      <w:bookmarkEnd w:id="1"/>
       <w:r>
         <w:rPr>
           <w:rFonts w:ascii="Times New Roman" w:eastAsia="Times New Roman" w:hAnsi="Times New Roman" w:cs="Times New Roman"/>
@@ -498,8 +493,8 @@
           <w:color w:val="000000"/>
         </w:rPr>
       </w:pPr>
-      <w:bookmarkStart w:id="3" w:name="_2pyo9tb4dpfu" w:colFirst="0" w:colLast="0"/>
-      <w:bookmarkEnd w:id="3"/>
+      <w:bookmarkStart w:id="2" w:name="_2pyo9tb4dpfu" w:colFirst="0" w:colLast="0"/>
+      <w:bookmarkEnd w:id="2"/>
       <w:r>
         <w:rPr>
           <w:rFonts w:ascii="Times New Roman" w:eastAsia="Times New Roman" w:hAnsi="Times New Roman" w:cs="Times New Roman"/>
@@ -530,8 +525,8 @@
           <w:szCs w:val="20"/>
         </w:rPr>
       </w:pPr>
-      <w:bookmarkStart w:id="4" w:name="_3jfjscjec8qj" w:colFirst="0" w:colLast="0"/>
-      <w:bookmarkEnd w:id="4"/>
+      <w:bookmarkStart w:id="3" w:name="_3jfjscjec8qj" w:colFirst="0" w:colLast="0"/>
+      <w:bookmarkEnd w:id="3"/>
       <w:r>
         <w:rPr>
           <w:rFonts w:ascii="Times New Roman" w:eastAsia="Times New Roman" w:hAnsi="Times New Roman" w:cs="Times New Roman"/>
@@ -568,8 +563,8 @@
           <w:szCs w:val="18"/>
         </w:rPr>
       </w:pPr>
-      <w:bookmarkStart w:id="5" w:name="_b3bvm94c9aer" w:colFirst="0" w:colLast="0"/>
-      <w:bookmarkEnd w:id="5"/>
+      <w:bookmarkStart w:id="4" w:name="_b3bvm94c9aer" w:colFirst="0" w:colLast="0"/>
+      <w:bookmarkEnd w:id="4"/>
       <w:r>
         <w:rPr>
           <w:rFonts w:ascii="Times New Roman" w:eastAsia="Times New Roman" w:hAnsi="Times New Roman" w:cs="Times New Roman"/>
@@ -25167,6 +25162,761 @@
       <w:r>
         <w:t>that how we use them and where to use them.</w:t>
       </w:r>
+    </w:p>
+    <w:p>
+      <w:pPr>
+        <w:shd w:val="clear" w:color="auto" w:fill="00002C"/>
+        <w:spacing w:line="285" w:lineRule="atLeast"/>
+        <w:rPr>
+          <w:rFonts w:ascii="Consolas" w:eastAsia="Times New Roman" w:hAnsi="Consolas" w:cs="Times New Roman"/>
+          <w:color w:val="FFFFFF"/>
+          <w:sz w:val="21"/>
+          <w:szCs w:val="21"/>
+        </w:rPr>
+      </w:pPr>
+      <w:r>
+        <w:rPr>
+          <w:rFonts w:ascii="Consolas" w:eastAsia="Times New Roman" w:hAnsi="Consolas" w:cs="Times New Roman"/>
+          <w:color w:val="FFFFFF"/>
+          <w:sz w:val="21"/>
+          <w:szCs w:val="21"/>
+        </w:rPr>
+        <w:t>     </w:t>
+      </w:r>
+      <w:r>
+        <w:rPr>
+          <w:rFonts w:ascii="Consolas" w:eastAsia="Times New Roman" w:hAnsi="Consolas" w:cs="Times New Roman"/>
+          <w:i/>
+          <w:iCs/>
+          <w:color w:val="838383"/>
+          <w:sz w:val="21"/>
+          <w:szCs w:val="21"/>
+        </w:rPr>
+        <w:t>/* Local variable */</w:t>
+      </w:r>
+    </w:p>
+    <w:p>
+      <w:pPr>
+        <w:shd w:val="clear" w:color="auto" w:fill="00002C"/>
+        <w:spacing w:line="285" w:lineRule="atLeast"/>
+        <w:rPr>
+          <w:rFonts w:ascii="Consolas" w:eastAsia="Times New Roman" w:hAnsi="Consolas" w:cs="Times New Roman"/>
+          <w:color w:val="FFFFFF"/>
+          <w:sz w:val="21"/>
+          <w:szCs w:val="21"/>
+        </w:rPr>
+      </w:pPr>
+      <w:r>
+        <w:rPr>
+          <w:rFonts w:ascii="Consolas" w:eastAsia="Times New Roman" w:hAnsi="Consolas" w:cs="Times New Roman"/>
+          <w:color w:val="FFFFFF"/>
+          <w:sz w:val="21"/>
+          <w:szCs w:val="21"/>
+        </w:rPr>
+        <w:t xml:space="preserve">        </w:t>
+      </w:r>
+      <w:r>
+        <w:rPr>
+          <w:rFonts w:ascii="Consolas" w:eastAsia="Times New Roman" w:hAnsi="Consolas" w:cs="Times New Roman"/>
+          <w:color w:val="FF0077"/>
+          <w:sz w:val="21"/>
+          <w:szCs w:val="21"/>
+        </w:rPr>
+        <w:t>ul</w:t>
+      </w:r>
+      <w:r>
+        <w:rPr>
+          <w:rFonts w:ascii="Consolas" w:eastAsia="Times New Roman" w:hAnsi="Consolas" w:cs="Times New Roman"/>
+          <w:color w:val="FFFFFF"/>
+          <w:sz w:val="21"/>
+          <w:szCs w:val="21"/>
+        </w:rPr>
+        <w:t xml:space="preserve"> </w:t>
+      </w:r>
+      <w:r>
+        <w:rPr>
+          <w:rFonts w:ascii="Consolas" w:eastAsia="Times New Roman" w:hAnsi="Consolas" w:cs="Times New Roman"/>
+          <w:color w:val="FF0062"/>
+          <w:sz w:val="21"/>
+          <w:szCs w:val="21"/>
+        </w:rPr>
+        <w:t>&gt;</w:t>
+      </w:r>
+      <w:r>
+        <w:rPr>
+          <w:rFonts w:ascii="Consolas" w:eastAsia="Times New Roman" w:hAnsi="Consolas" w:cs="Times New Roman"/>
+          <w:color w:val="FFFFFF"/>
+          <w:sz w:val="21"/>
+          <w:szCs w:val="21"/>
+        </w:rPr>
+        <w:t xml:space="preserve"> </w:t>
+      </w:r>
+      <w:r>
+        <w:rPr>
+          <w:rFonts w:ascii="Consolas" w:eastAsia="Times New Roman" w:hAnsi="Consolas" w:cs="Times New Roman"/>
+          <w:color w:val="FF0077"/>
+          <w:sz w:val="21"/>
+          <w:szCs w:val="21"/>
+        </w:rPr>
+        <w:t>li</w:t>
+      </w:r>
+      <w:r>
+        <w:rPr>
+          <w:rFonts w:ascii="Consolas" w:eastAsia="Times New Roman" w:hAnsi="Consolas" w:cs="Times New Roman"/>
+          <w:color w:val="FFFFFF"/>
+          <w:sz w:val="21"/>
+          <w:szCs w:val="21"/>
+        </w:rPr>
+        <w:t>:</w:t>
+      </w:r>
+      <w:r>
+        <w:rPr>
+          <w:rFonts w:ascii="Consolas" w:eastAsia="Times New Roman" w:hAnsi="Consolas" w:cs="Times New Roman"/>
+          <w:color w:val="00FFF2"/>
+          <w:sz w:val="21"/>
+          <w:szCs w:val="21"/>
+        </w:rPr>
+        <w:t>first-child</w:t>
+      </w:r>
+      <w:r>
+        <w:rPr>
+          <w:rFonts w:ascii="Consolas" w:eastAsia="Times New Roman" w:hAnsi="Consolas" w:cs="Times New Roman"/>
+          <w:color w:val="FFFFFF"/>
+          <w:sz w:val="21"/>
+          <w:szCs w:val="21"/>
+        </w:rPr>
+        <w:t xml:space="preserve"> {</w:t>
+      </w:r>
+    </w:p>
+    <w:p>
+      <w:pPr>
+        <w:shd w:val="clear" w:color="auto" w:fill="00002C"/>
+        <w:spacing w:line="285" w:lineRule="atLeast"/>
+        <w:rPr>
+          <w:rFonts w:ascii="Consolas" w:eastAsia="Times New Roman" w:hAnsi="Consolas" w:cs="Times New Roman"/>
+          <w:color w:val="FFFFFF"/>
+          <w:sz w:val="21"/>
+          <w:szCs w:val="21"/>
+        </w:rPr>
+      </w:pPr>
+      <w:r>
+        <w:rPr>
+          <w:rFonts w:ascii="Consolas" w:eastAsia="Times New Roman" w:hAnsi="Consolas" w:cs="Times New Roman"/>
+          <w:color w:val="FFFFFF"/>
+          <w:sz w:val="21"/>
+          <w:szCs w:val="21"/>
+        </w:rPr>
+        <w:t xml:space="preserve">            </w:t>
+      </w:r>
+      <w:r>
+        <w:rPr>
+          <w:rFonts w:ascii="Consolas" w:eastAsia="Times New Roman" w:hAnsi="Consolas" w:cs="Times New Roman"/>
+          <w:color w:val="EEFFFF"/>
+          <w:sz w:val="21"/>
+          <w:szCs w:val="21"/>
+        </w:rPr>
+        <w:t>--color</w:t>
+      </w:r>
+      <w:r>
+        <w:rPr>
+          <w:rFonts w:ascii="Consolas" w:eastAsia="Times New Roman" w:hAnsi="Consolas" w:cs="Times New Roman"/>
+          <w:color w:val="FFFFFF"/>
+          <w:sz w:val="21"/>
+          <w:szCs w:val="21"/>
+        </w:rPr>
+        <w:t xml:space="preserve">: </w:t>
+      </w:r>
+      <w:r>
+        <w:rPr>
+          <w:rFonts w:ascii="Consolas" w:eastAsia="Times New Roman" w:hAnsi="Consolas" w:cs="Times New Roman"/>
+          <w:color w:val="00FFFF"/>
+          <w:sz w:val="21"/>
+          <w:szCs w:val="21"/>
+        </w:rPr>
+        <w:t>rgb</w:t>
+      </w:r>
+      <w:r>
+        <w:rPr>
+          <w:rFonts w:ascii="Consolas" w:eastAsia="Times New Roman" w:hAnsi="Consolas" w:cs="Times New Roman"/>
+          <w:color w:val="FFFFFF"/>
+          <w:sz w:val="21"/>
+          <w:szCs w:val="21"/>
+        </w:rPr>
+        <w:t>(</w:t>
+      </w:r>
+      <w:r>
+        <w:rPr>
+          <w:rFonts w:ascii="Consolas" w:eastAsia="Times New Roman" w:hAnsi="Consolas" w:cs="Times New Roman"/>
+          <w:color w:val="FF7E34"/>
+          <w:sz w:val="21"/>
+          <w:szCs w:val="21"/>
+        </w:rPr>
+        <w:t>92</w:t>
+      </w:r>
+      <w:r>
+        <w:rPr>
+          <w:rFonts w:ascii="Consolas" w:eastAsia="Times New Roman" w:hAnsi="Consolas" w:cs="Times New Roman"/>
+          <w:color w:val="FFFFFF"/>
+          <w:sz w:val="21"/>
+          <w:szCs w:val="21"/>
+        </w:rPr>
+        <w:t xml:space="preserve">, </w:t>
+      </w:r>
+      <w:r>
+        <w:rPr>
+          <w:rFonts w:ascii="Consolas" w:eastAsia="Times New Roman" w:hAnsi="Consolas" w:cs="Times New Roman"/>
+          <w:color w:val="FF7E34"/>
+          <w:sz w:val="21"/>
+          <w:szCs w:val="21"/>
+        </w:rPr>
+        <w:t>82</w:t>
+      </w:r>
+      <w:r>
+        <w:rPr>
+          <w:rFonts w:ascii="Consolas" w:eastAsia="Times New Roman" w:hAnsi="Consolas" w:cs="Times New Roman"/>
+          <w:color w:val="FFFFFF"/>
+          <w:sz w:val="21"/>
+          <w:szCs w:val="21"/>
+        </w:rPr>
+        <w:t xml:space="preserve">, </w:t>
+      </w:r>
+      <w:r>
+        <w:rPr>
+          <w:rFonts w:ascii="Consolas" w:eastAsia="Times New Roman" w:hAnsi="Consolas" w:cs="Times New Roman"/>
+          <w:color w:val="FF7E34"/>
+          <w:sz w:val="21"/>
+          <w:szCs w:val="21"/>
+        </w:rPr>
+        <w:t>66</w:t>
+      </w:r>
+      <w:r>
+        <w:rPr>
+          <w:rFonts w:ascii="Consolas" w:eastAsia="Times New Roman" w:hAnsi="Consolas" w:cs="Times New Roman"/>
+          <w:color w:val="FFFFFF"/>
+          <w:sz w:val="21"/>
+          <w:szCs w:val="21"/>
+        </w:rPr>
+        <w:t>);</w:t>
+      </w:r>
+    </w:p>
+    <w:p>
+      <w:pPr>
+        <w:shd w:val="clear" w:color="auto" w:fill="00002C"/>
+        <w:spacing w:line="285" w:lineRule="atLeast"/>
+        <w:rPr>
+          <w:rFonts w:ascii="Consolas" w:eastAsia="Times New Roman" w:hAnsi="Consolas" w:cs="Times New Roman"/>
+          <w:color w:val="FFFFFF"/>
+          <w:sz w:val="21"/>
+          <w:szCs w:val="21"/>
+        </w:rPr>
+      </w:pPr>
+      <w:r>
+        <w:rPr>
+          <w:rFonts w:ascii="Consolas" w:eastAsia="Times New Roman" w:hAnsi="Consolas" w:cs="Times New Roman"/>
+          <w:color w:val="FFFFFF"/>
+          <w:sz w:val="21"/>
+          <w:szCs w:val="21"/>
+        </w:rPr>
+        <w:t xml:space="preserve">            background-color: </w:t>
+      </w:r>
+      <w:r>
+        <w:rPr>
+          <w:rFonts w:ascii="Consolas" w:eastAsia="Times New Roman" w:hAnsi="Consolas" w:cs="Times New Roman"/>
+          <w:color w:val="00FFFF"/>
+          <w:sz w:val="21"/>
+          <w:szCs w:val="21"/>
+        </w:rPr>
+        <w:t>var</w:t>
+      </w:r>
+      <w:r>
+        <w:rPr>
+          <w:rFonts w:ascii="Consolas" w:eastAsia="Times New Roman" w:hAnsi="Consolas" w:cs="Times New Roman"/>
+          <w:color w:val="FFFFFF"/>
+          <w:sz w:val="21"/>
+          <w:szCs w:val="21"/>
+        </w:rPr>
+        <w:t>(</w:t>
+      </w:r>
+      <w:r>
+        <w:rPr>
+          <w:rFonts w:ascii="Consolas" w:eastAsia="Times New Roman" w:hAnsi="Consolas" w:cs="Times New Roman"/>
+          <w:color w:val="EEFFFF"/>
+          <w:sz w:val="21"/>
+          <w:szCs w:val="21"/>
+        </w:rPr>
+        <w:t>--color</w:t>
+      </w:r>
+      <w:r>
+        <w:rPr>
+          <w:rFonts w:ascii="Consolas" w:eastAsia="Times New Roman" w:hAnsi="Consolas" w:cs="Times New Roman"/>
+          <w:color w:val="FFFFFF"/>
+          <w:sz w:val="21"/>
+          <w:szCs w:val="21"/>
+        </w:rPr>
+        <w:t>);</w:t>
+      </w:r>
+    </w:p>
+    <w:p>
+      <w:pPr>
+        <w:shd w:val="clear" w:color="auto" w:fill="00002C"/>
+        <w:spacing w:line="285" w:lineRule="atLeast"/>
+        <w:rPr>
+          <w:rFonts w:ascii="Consolas" w:eastAsia="Times New Roman" w:hAnsi="Consolas" w:cs="Times New Roman"/>
+          <w:color w:val="FFFFFF"/>
+          <w:sz w:val="21"/>
+          <w:szCs w:val="21"/>
+        </w:rPr>
+      </w:pPr>
+      <w:r>
+        <w:rPr>
+          <w:rFonts w:ascii="Consolas" w:eastAsia="Times New Roman" w:hAnsi="Consolas" w:cs="Times New Roman"/>
+          <w:color w:val="FFFFFF"/>
+          <w:sz w:val="21"/>
+          <w:szCs w:val="21"/>
+        </w:rPr>
+        <w:t xml:space="preserve">            border: </w:t>
+      </w:r>
+      <w:r>
+        <w:rPr>
+          <w:rFonts w:ascii="Consolas" w:eastAsia="Times New Roman" w:hAnsi="Consolas" w:cs="Times New Roman"/>
+          <w:color w:val="FF7E34"/>
+          <w:sz w:val="21"/>
+          <w:szCs w:val="21"/>
+        </w:rPr>
+        <w:t>2</w:t>
+      </w:r>
+      <w:r>
+        <w:rPr>
+          <w:rFonts w:ascii="Consolas" w:eastAsia="Times New Roman" w:hAnsi="Consolas" w:cs="Times New Roman"/>
+          <w:color w:val="82FBFF"/>
+          <w:sz w:val="21"/>
+          <w:szCs w:val="21"/>
+        </w:rPr>
+        <w:t>px</w:t>
+      </w:r>
+      <w:r>
+        <w:rPr>
+          <w:rFonts w:ascii="Consolas" w:eastAsia="Times New Roman" w:hAnsi="Consolas" w:cs="Times New Roman"/>
+          <w:color w:val="FFFFFF"/>
+          <w:sz w:val="21"/>
+          <w:szCs w:val="21"/>
+        </w:rPr>
+        <w:t xml:space="preserve"> </w:t>
+      </w:r>
+      <w:r>
+        <w:rPr>
+          <w:rFonts w:ascii="Consolas" w:eastAsia="Times New Roman" w:hAnsi="Consolas" w:cs="Times New Roman"/>
+          <w:color w:val="FF7E34"/>
+          <w:sz w:val="21"/>
+          <w:szCs w:val="21"/>
+        </w:rPr>
+        <w:t>solid</w:t>
+      </w:r>
+      <w:r>
+        <w:rPr>
+          <w:rFonts w:ascii="Consolas" w:eastAsia="Times New Roman" w:hAnsi="Consolas" w:cs="Times New Roman"/>
+          <w:color w:val="FFFFFF"/>
+          <w:sz w:val="21"/>
+          <w:szCs w:val="21"/>
+        </w:rPr>
+        <w:t xml:space="preserve"> </w:t>
+      </w:r>
+      <w:r>
+        <w:rPr>
+          <w:rFonts w:ascii="Consolas" w:eastAsia="Times New Roman" w:hAnsi="Consolas" w:cs="Times New Roman"/>
+          <w:color w:val="00FFFF"/>
+          <w:sz w:val="21"/>
+          <w:szCs w:val="21"/>
+        </w:rPr>
+        <w:t>var</w:t>
+      </w:r>
+      <w:r>
+        <w:rPr>
+          <w:rFonts w:ascii="Consolas" w:eastAsia="Times New Roman" w:hAnsi="Consolas" w:cs="Times New Roman"/>
+          <w:color w:val="FFFFFF"/>
+          <w:sz w:val="21"/>
+          <w:szCs w:val="21"/>
+        </w:rPr>
+        <w:t>(</w:t>
+      </w:r>
+      <w:r>
+        <w:rPr>
+          <w:rFonts w:ascii="Consolas" w:eastAsia="Times New Roman" w:hAnsi="Consolas" w:cs="Times New Roman"/>
+          <w:color w:val="EEFFFF"/>
+          <w:sz w:val="21"/>
+          <w:szCs w:val="21"/>
+        </w:rPr>
+        <w:t>--seccolor</w:t>
+      </w:r>
+      <w:r>
+        <w:rPr>
+          <w:rFonts w:ascii="Consolas" w:eastAsia="Times New Roman" w:hAnsi="Consolas" w:cs="Times New Roman"/>
+          <w:color w:val="FFFFFF"/>
+          <w:sz w:val="21"/>
+          <w:szCs w:val="21"/>
+        </w:rPr>
+        <w:t>);</w:t>
+      </w:r>
+    </w:p>
+    <w:p>
+      <w:pPr>
+        <w:shd w:val="clear" w:color="auto" w:fill="00002C"/>
+        <w:spacing w:line="285" w:lineRule="atLeast"/>
+        <w:rPr>
+          <w:rFonts w:ascii="Consolas" w:eastAsia="Times New Roman" w:hAnsi="Consolas" w:cs="Times New Roman"/>
+          <w:color w:val="FFFFFF"/>
+          <w:sz w:val="21"/>
+          <w:szCs w:val="21"/>
+        </w:rPr>
+      </w:pPr>
+      <w:r>
+        <w:rPr>
+          <w:rFonts w:ascii="Consolas" w:eastAsia="Times New Roman" w:hAnsi="Consolas" w:cs="Times New Roman"/>
+          <w:color w:val="FFFFFF"/>
+          <w:sz w:val="21"/>
+          <w:szCs w:val="21"/>
+        </w:rPr>
+        <w:t>        }</w:t>
+      </w:r>
+    </w:p>
+    <w:p>
+      <w:pPr>
+        <w:pStyle w:val="NoSpacing"/>
+      </w:pPr>
+      <w:r>
+        <w:t xml:space="preserve">This is the local variable that we made here we mention that the li first child means the first box give the color and border but not that border that is apply by the gloabal var so here inside the global variable we made another variable called local variable. </w:t>
+      </w:r>
+    </w:p>
+    <w:p>
+      <w:pPr>
+        <w:pStyle w:val="NoSpacing"/>
+      </w:pPr>
+      <w:r>
+        <w:t xml:space="preserve"> </w:t>
+      </w:r>
+    </w:p>
+    <w:p>
+      <w:pPr>
+        <w:pStyle w:val="NoSpacing"/>
+      </w:pPr>
+    </w:p>
+    <w:p>
+      <w:pPr>
+        <w:pStyle w:val="NoSpacing"/>
+        <w:rPr>
+          <w:b/>
+        </w:rPr>
+      </w:pPr>
+      <w:r>
+        <w:rPr>
+          <w:b/>
+        </w:rPr>
+        <w:t>Media Quiries:</w:t>
+      </w:r>
+    </w:p>
+    <w:p>
+      <w:pPr>
+        <w:pStyle w:val="NoSpacing"/>
+      </w:pPr>
+    </w:p>
+    <w:p>
+      <w:pPr>
+        <w:pStyle w:val="NoSpacing"/>
+      </w:pPr>
+      <w:r>
+        <w:t>Media quiries are use to make the responsive website in the phone after in the system. We use the media quiries for that.</w:t>
+      </w:r>
+    </w:p>
+    <w:p>
+      <w:pPr>
+        <w:shd w:val="clear" w:color="auto" w:fill="00002C"/>
+        <w:spacing w:line="285" w:lineRule="atLeast"/>
+        <w:rPr>
+          <w:rFonts w:ascii="Consolas" w:eastAsia="Times New Roman" w:hAnsi="Consolas" w:cs="Times New Roman"/>
+          <w:color w:val="FFFFFF"/>
+          <w:sz w:val="21"/>
+          <w:szCs w:val="21"/>
+        </w:rPr>
+      </w:pPr>
+    </w:p>
+    <w:p>
+      <w:pPr>
+        <w:shd w:val="clear" w:color="auto" w:fill="00002C"/>
+        <w:spacing w:line="285" w:lineRule="atLeast"/>
+        <w:rPr>
+          <w:rFonts w:ascii="Consolas" w:eastAsia="Times New Roman" w:hAnsi="Consolas" w:cs="Times New Roman"/>
+          <w:color w:val="FFFFFF"/>
+          <w:sz w:val="21"/>
+          <w:szCs w:val="21"/>
+        </w:rPr>
+      </w:pPr>
+      <w:r>
+        <w:rPr>
+          <w:rFonts w:ascii="Consolas" w:eastAsia="Times New Roman" w:hAnsi="Consolas" w:cs="Times New Roman"/>
+          <w:color w:val="FFFFFF"/>
+          <w:sz w:val="21"/>
+          <w:szCs w:val="21"/>
+        </w:rPr>
+        <w:t>@</w:t>
+      </w:r>
+      <w:r>
+        <w:rPr>
+          <w:rFonts w:ascii="Consolas" w:eastAsia="Times New Roman" w:hAnsi="Consolas" w:cs="Times New Roman"/>
+          <w:color w:val="FF006A"/>
+          <w:sz w:val="21"/>
+          <w:szCs w:val="21"/>
+        </w:rPr>
+        <w:t>media</w:t>
+      </w:r>
+      <w:r>
+        <w:rPr>
+          <w:rFonts w:ascii="Consolas" w:eastAsia="Times New Roman" w:hAnsi="Consolas" w:cs="Times New Roman"/>
+          <w:color w:val="FFFFFF"/>
+          <w:sz w:val="21"/>
+          <w:szCs w:val="21"/>
+        </w:rPr>
+        <w:t xml:space="preserve"> </w:t>
+      </w:r>
+      <w:r>
+        <w:rPr>
+          <w:rFonts w:ascii="Consolas" w:eastAsia="Times New Roman" w:hAnsi="Consolas" w:cs="Times New Roman"/>
+          <w:color w:val="FF0062"/>
+          <w:sz w:val="21"/>
+          <w:szCs w:val="21"/>
+        </w:rPr>
+        <w:t>only</w:t>
+      </w:r>
+      <w:r>
+        <w:rPr>
+          <w:rFonts w:ascii="Consolas" w:eastAsia="Times New Roman" w:hAnsi="Consolas" w:cs="Times New Roman"/>
+          <w:color w:val="FFFFFF"/>
+          <w:sz w:val="21"/>
+          <w:szCs w:val="21"/>
+        </w:rPr>
+        <w:t xml:space="preserve">  </w:t>
+      </w:r>
+      <w:r>
+        <w:rPr>
+          <w:rFonts w:ascii="Consolas" w:eastAsia="Times New Roman" w:hAnsi="Consolas" w:cs="Times New Roman"/>
+          <w:color w:val="FF7E34"/>
+          <w:sz w:val="21"/>
+          <w:szCs w:val="21"/>
+        </w:rPr>
+        <w:t>screen</w:t>
+      </w:r>
+      <w:r>
+        <w:rPr>
+          <w:rFonts w:ascii="Consolas" w:eastAsia="Times New Roman" w:hAnsi="Consolas" w:cs="Times New Roman"/>
+          <w:color w:val="FFFFFF"/>
+          <w:sz w:val="21"/>
+          <w:szCs w:val="21"/>
+        </w:rPr>
+        <w:t xml:space="preserve">  </w:t>
+      </w:r>
+      <w:r>
+        <w:rPr>
+          <w:rFonts w:ascii="Consolas" w:eastAsia="Times New Roman" w:hAnsi="Consolas" w:cs="Times New Roman"/>
+          <w:color w:val="FF0062"/>
+          <w:sz w:val="21"/>
+          <w:szCs w:val="21"/>
+        </w:rPr>
+        <w:t>and</w:t>
+      </w:r>
+      <w:r>
+        <w:rPr>
+          <w:rFonts w:ascii="Consolas" w:eastAsia="Times New Roman" w:hAnsi="Consolas" w:cs="Times New Roman"/>
+          <w:color w:val="FFFFFF"/>
+          <w:sz w:val="21"/>
+          <w:szCs w:val="21"/>
+        </w:rPr>
+        <w:t xml:space="preserve"> (max-width: </w:t>
+      </w:r>
+      <w:r>
+        <w:rPr>
+          <w:rFonts w:ascii="Consolas" w:eastAsia="Times New Roman" w:hAnsi="Consolas" w:cs="Times New Roman"/>
+          <w:color w:val="FF7E34"/>
+          <w:sz w:val="21"/>
+          <w:szCs w:val="21"/>
+        </w:rPr>
+        <w:t>467</w:t>
+      </w:r>
+      <w:r>
+        <w:rPr>
+          <w:rFonts w:ascii="Consolas" w:eastAsia="Times New Roman" w:hAnsi="Consolas" w:cs="Times New Roman"/>
+          <w:color w:val="82FBFF"/>
+          <w:sz w:val="21"/>
+          <w:szCs w:val="21"/>
+        </w:rPr>
+        <w:t>px</w:t>
+      </w:r>
+      <w:r>
+        <w:rPr>
+          <w:rFonts w:ascii="Consolas" w:eastAsia="Times New Roman" w:hAnsi="Consolas" w:cs="Times New Roman"/>
+          <w:color w:val="FFFFFF"/>
+          <w:sz w:val="21"/>
+          <w:szCs w:val="21"/>
+        </w:rPr>
+        <w:t>)</w:t>
+      </w:r>
+    </w:p>
+    <w:p>
+      <w:pPr>
+        <w:shd w:val="clear" w:color="auto" w:fill="00002C"/>
+        <w:spacing w:line="285" w:lineRule="atLeast"/>
+        <w:rPr>
+          <w:rFonts w:ascii="Consolas" w:eastAsia="Times New Roman" w:hAnsi="Consolas" w:cs="Times New Roman"/>
+          <w:color w:val="FFFFFF"/>
+          <w:sz w:val="21"/>
+          <w:szCs w:val="21"/>
+        </w:rPr>
+      </w:pPr>
+      <w:r>
+        <w:rPr>
+          <w:rFonts w:ascii="Consolas" w:eastAsia="Times New Roman" w:hAnsi="Consolas" w:cs="Times New Roman"/>
+          <w:color w:val="FFFFFF"/>
+          <w:sz w:val="21"/>
+          <w:szCs w:val="21"/>
+        </w:rPr>
+        <w:t>{</w:t>
+      </w:r>
+    </w:p>
+    <w:p>
+      <w:pPr>
+        <w:shd w:val="clear" w:color="auto" w:fill="00002C"/>
+        <w:spacing w:line="285" w:lineRule="atLeast"/>
+        <w:rPr>
+          <w:rFonts w:ascii="Consolas" w:eastAsia="Times New Roman" w:hAnsi="Consolas" w:cs="Times New Roman"/>
+          <w:color w:val="FFFFFF"/>
+          <w:sz w:val="21"/>
+          <w:szCs w:val="21"/>
+        </w:rPr>
+      </w:pPr>
+      <w:r>
+        <w:rPr>
+          <w:rFonts w:ascii="Consolas" w:eastAsia="Times New Roman" w:hAnsi="Consolas" w:cs="Times New Roman"/>
+          <w:color w:val="FFFFFF"/>
+          <w:sz w:val="21"/>
+          <w:szCs w:val="21"/>
+        </w:rPr>
+        <w:t xml:space="preserve">    </w:t>
+      </w:r>
+      <w:r>
+        <w:rPr>
+          <w:rFonts w:ascii="Consolas" w:eastAsia="Times New Roman" w:hAnsi="Consolas" w:cs="Times New Roman"/>
+          <w:color w:val="FF0077"/>
+          <w:sz w:val="21"/>
+          <w:szCs w:val="21"/>
+        </w:rPr>
+        <w:t>body</w:t>
+      </w:r>
+      <w:r>
+        <w:rPr>
+          <w:rFonts w:ascii="Consolas" w:eastAsia="Times New Roman" w:hAnsi="Consolas" w:cs="Times New Roman"/>
+          <w:color w:val="FFFFFF"/>
+          <w:sz w:val="21"/>
+          <w:szCs w:val="21"/>
+        </w:rPr>
+        <w:t>{</w:t>
+      </w:r>
+    </w:p>
+    <w:p>
+      <w:pPr>
+        <w:shd w:val="clear" w:color="auto" w:fill="00002C"/>
+        <w:spacing w:line="285" w:lineRule="atLeast"/>
+        <w:rPr>
+          <w:rFonts w:ascii="Consolas" w:eastAsia="Times New Roman" w:hAnsi="Consolas" w:cs="Times New Roman"/>
+          <w:color w:val="FFFFFF"/>
+          <w:sz w:val="21"/>
+          <w:szCs w:val="21"/>
+        </w:rPr>
+      </w:pPr>
+      <w:r>
+        <w:rPr>
+          <w:rFonts w:ascii="Consolas" w:eastAsia="Times New Roman" w:hAnsi="Consolas" w:cs="Times New Roman"/>
+          <w:color w:val="FFFFFF"/>
+          <w:sz w:val="21"/>
+          <w:szCs w:val="21"/>
+        </w:rPr>
+        <w:t xml:space="preserve">        background-color: </w:t>
+      </w:r>
+      <w:r>
+        <w:rPr>
+          <w:rFonts w:ascii="Consolas" w:eastAsia="Times New Roman" w:hAnsi="Consolas" w:cs="Times New Roman"/>
+          <w:color w:val="FF7E34"/>
+          <w:sz w:val="21"/>
+          <w:szCs w:val="21"/>
+        </w:rPr>
+        <w:t>blueviolet</w:t>
+      </w:r>
+      <w:r>
+        <w:rPr>
+          <w:rFonts w:ascii="Consolas" w:eastAsia="Times New Roman" w:hAnsi="Consolas" w:cs="Times New Roman"/>
+          <w:color w:val="FFFFFF"/>
+          <w:sz w:val="21"/>
+          <w:szCs w:val="21"/>
+        </w:rPr>
+        <w:t>;</w:t>
+      </w:r>
+    </w:p>
+    <w:p>
+      <w:pPr>
+        <w:shd w:val="clear" w:color="auto" w:fill="00002C"/>
+        <w:spacing w:line="285" w:lineRule="atLeast"/>
+        <w:rPr>
+          <w:rFonts w:ascii="Consolas" w:eastAsia="Times New Roman" w:hAnsi="Consolas" w:cs="Times New Roman"/>
+          <w:color w:val="FFFFFF"/>
+          <w:sz w:val="21"/>
+          <w:szCs w:val="21"/>
+        </w:rPr>
+      </w:pPr>
+      <w:r>
+        <w:rPr>
+          <w:rFonts w:ascii="Consolas" w:eastAsia="Times New Roman" w:hAnsi="Consolas" w:cs="Times New Roman"/>
+          <w:color w:val="FFFFFF"/>
+          <w:sz w:val="21"/>
+          <w:szCs w:val="21"/>
+        </w:rPr>
+        <w:t>    }</w:t>
+      </w:r>
+    </w:p>
+    <w:p>
+      <w:pPr>
+        <w:shd w:val="clear" w:color="auto" w:fill="00002C"/>
+        <w:spacing w:line="285" w:lineRule="atLeast"/>
+        <w:rPr>
+          <w:rFonts w:ascii="Consolas" w:eastAsia="Times New Roman" w:hAnsi="Consolas" w:cs="Times New Roman"/>
+          <w:color w:val="FFFFFF"/>
+          <w:sz w:val="21"/>
+          <w:szCs w:val="21"/>
+        </w:rPr>
+      </w:pPr>
+      <w:r>
+        <w:rPr>
+          <w:rFonts w:ascii="Consolas" w:eastAsia="Times New Roman" w:hAnsi="Consolas" w:cs="Times New Roman"/>
+          <w:color w:val="FFFFFF"/>
+          <w:sz w:val="21"/>
+          <w:szCs w:val="21"/>
+        </w:rPr>
+        <w:t>}</w:t>
+      </w:r>
+    </w:p>
+    <w:p>
+      <w:pPr>
+        <w:pStyle w:val="NoSpacing"/>
+      </w:pPr>
+      <w:r>
+        <w:t>This is the syntax for using the media quiry this means that if the size or width of the screen is 467 or less then the body color is the blueviolet other wise I mentioned in the main code that is the red. So media quiry is used to provide different type of the responsiveness</w:t>
+      </w:r>
+    </w:p>
+    <w:p>
+      <w:pPr>
+        <w:pStyle w:val="NoSpacing"/>
+      </w:pPr>
+      <w:r>
+        <w:t>If use the min-width then the blueviolet color is apply when the size exceed from the 467 .</w:t>
+      </w:r>
+      <w:bookmarkStart w:id="5" w:name="_GoBack"/>
+      <w:bookmarkEnd w:id="5"/>
     </w:p>
     <w:sectPr>
       <w:pgSz w:w="11909" w:h="16834"/>
@@ -28885,7 +29635,7 @@
 </file>
 
 <file path=customXml/itemProps1.xml><?xml version="1.0" encoding="utf-8"?>
-<ds:datastoreItem xmlns:ds="http://schemas.openxmlformats.org/officeDocument/2006/customXml" ds:itemID="{86965639-CC0E-446A-871B-F1198C691CE8}">
+<ds:datastoreItem xmlns:ds="http://schemas.openxmlformats.org/officeDocument/2006/customXml" ds:itemID="{2473606D-AF46-407E-ABF1-00B7733C87A7}">
   <ds:schemaRefs>
     <ds:schemaRef ds:uri="http://schemas.openxmlformats.org/officeDocument/2006/bibliography"/>
   </ds:schemaRefs>
